--- a/documents/Efe_Obukohwo_Portfolio.docx
+++ b/documents/Efe_Obukohwo_Portfolio.docx
@@ -874,7 +874,7 @@
           <w:szCs w:val="20"/>
           <w:rFonts w:ascii="Times New Roman" w:cs="Times New Roman" w:eastAsia="Times New Roman" w:hAnsi="Times New Roman"/>
         </w:rPr>
-        <w:t xml:space="preserve"> (2026 – Present)</w:t>
+        <w:t xml:space="preserve"> (April 2026 – Present)</w:t>
       </w:r>
     </w:p>
     <w:p>

--- a/documents/Efe_Obukohwo_Portfolio.docx
+++ b/documents/Efe_Obukohwo_Portfolio.docx
@@ -1760,6 +1760,76 @@
           <w:rFonts w:ascii="Times New Roman" w:cs="Times New Roman" w:eastAsia="Times New Roman" w:hAnsi="Times New Roman"/>
         </w:rPr>
         <w:t xml:space="preserve">  Technologies: Java, Java Swing, PostgreSQL, JDBC, SHA-256, Web Server</w:t>
+      </w:r>
+    </w:p>
+    <w:p>
+      <w:pPr>
+        <w:spacing w:before="150"/>
+      </w:pPr>
+      <w:r>
+        <w:rPr>
+          <w:b/>
+          <w:bCs/>
+          <w:sz w:val="22"/>
+          <w:szCs w:val="22"/>
+          <w:rFonts w:ascii="Times New Roman" w:cs="Times New Roman" w:eastAsia="Times New Roman" w:hAnsi="Times New Roman"/>
+        </w:rPr>
+        <w:t xml:space="preserve">Online Retail SQL Analysis</w:t>
+      </w:r>
+      <w:r>
+        <w:rPr>
+          <w:i/>
+          <w:iCs/>
+          <w:sz w:val="20"/>
+          <w:szCs w:val="20"/>
+          <w:rFonts w:ascii="Times New Roman" w:cs="Times New Roman" w:eastAsia="Times New Roman" w:hAnsi="Times New Roman"/>
+        </w:rPr>
+        <w:t xml:space="preserve"> (Jul 2026)</w:t>
+      </w:r>
+    </w:p>
+    <w:p>
+      <w:pPr>
+        <w:spacing w:after="50"/>
+        <w:ind w:left="360"/>
+      </w:pPr>
+      <w:r>
+        <w:rPr>
+          <w:sz w:val="20"/>
+          <w:szCs w:val="20"/>
+          <w:rFonts w:ascii="Times New Roman" w:cs="Times New Roman" w:eastAsia="Times New Roman" w:hAnsi="Times New Roman"/>
+        </w:rPr>
+        <w:t xml:space="preserve">• Designed a normalized PostgreSQL database (5 tables + 1 staging table, 3NF, indexed foreign keys) for a 500,000+ row UK e-commerce transaction dataset, then wrote 30 production-ready SQL queries covering customer segmentation (RFM, LTV, cohort retention), product performance and cross-sell analysis, temporal trends, and anomaly detection using window functions (RANK, LAG, SUM OVER, NTILE, PERCENTILE_CONT), CTEs, and statistical aggregation. Surfaced that £8.91M in revenue from 4,339 customers is 82% UK-concentrated, that the top 10% of customers drive 61% of revenue, and that sub-£5 budget products generate 71% of revenue despite being a volume rather than margin business. Went further than reporting results: audited the query outputs themselves and documented real data-quality findings, including a CURRENT_DATE bug that silently mislabeled 100% of customers as "Inactive" and a cohort query that only ever returned month zero — the kind of self-auditing that separates production analysis from a one-off script.</w:t>
+      </w:r>
+    </w:p>
+    <w:p>
+      <w:pPr>
+        <w:spacing w:after="50"/>
+        <w:ind w:left="360"/>
+      </w:pPr>
+      <w:r>
+        <w:rPr>
+          <w:color w:val="0066CC"/>
+          <w:sz w:val="18"/>
+          <w:szCs w:val="18"/>
+          <w:rFonts w:ascii="Times New Roman" w:cs="Times New Roman" w:eastAsia="Times New Roman" w:hAnsi="Times New Roman"/>
+        </w:rPr>
+        <w:t xml:space="preserve">  GitHub: https://github.com/EfeObus/Online-Retail-SQL-Analysis</w:t>
+      </w:r>
+    </w:p>
+    <w:p>
+      <w:pPr>
+        <w:spacing w:after="100"/>
+        <w:ind w:left="360"/>
+      </w:pPr>
+      <w:r>
+        <w:rPr>
+          <w:i/>
+          <w:iCs/>
+          <w:sz w:val="18"/>
+          <w:szCs w:val="18"/>
+          <w:rFonts w:ascii="Times New Roman" w:cs="Times New Roman" w:eastAsia="Times New Roman" w:hAnsi="Times New Roman"/>
+        </w:rPr>
+        <w:t xml:space="preserve">  Technologies: PostgreSQL, SQL, Window Functions, CTEs, RFM Segmentation, Cohort Analysis, Database Design</w:t>
       </w:r>
     </w:p>
     <w:p>

--- a/documents/Efe_Obukohwo_Portfolio.docx
+++ b/documents/Efe_Obukohwo_Portfolio.docx
@@ -92,7 +92,7 @@
           <w:szCs w:val="22"/>
           <w:rFonts w:ascii="Times New Roman" w:cs="Times New Roman" w:eastAsia="Times New Roman" w:hAnsi="Times New Roman"/>
         </w:rPr>
-        <w:t xml:space="preserve">Full Stack Developer and Python Developer with 5+ years of expertise in backend development, database engineering, and machine learning. Proven track record of architecting production-ready platforms (FastAPI, Flask, Node.js, React) with 88.3% ML prediction accuracy and 500+ API routes. Specialized in Python, PostgreSQL, JavaScript/TypeScript, and cloud technologies (AWS, Docker). Strong experience building enterprise-grade systems with XGBoost, Scikit-learn, and real-time data pipelines. Demonstrated ability to lead development teams, optimize database systems (25% efficiency improvements), and deploy scalable infrastructure with 99.9% uptime.</w:t>
+        <w:t xml:space="preserve">Full Stack Developer with 5+ years of experience architecting production platforms across web, cloud, and native mobile. Shipped full-stack applications (FastAPI, Flask, Node.js/Express, React) with 500+ API routes and 88.3% ML prediction accuracy, plus cross-platform mobile apps (Kotlin Multiplatform, Capacitor) running natively on iOS, Android, and Web from a single codebase. Experienced across AWS and Google Cloud Run, integrating both OpenAI and Vertex AI (Gemini) into production features, with engineering practices spanning CI/CD pipelines, JWT/biometric authentication architecture, and observability (Prometheus, Sentry). Demonstrated ability to lead development teams, optimize database systems (25% efficiency improvements), and deploy scalable infrastructure with 99.9% uptime.</w:t>
       </w:r>
     </w:p>
     <w:p>
@@ -124,7 +124,7 @@
           <w:szCs w:val="20"/>
           <w:rFonts w:ascii="Times New Roman" w:cs="Times New Roman" w:eastAsia="Times New Roman" w:hAnsi="Times New Roman"/>
         </w:rPr>
-        <w:t xml:space="preserve">Python • JavaScript • TypeScript • HTML5 • CSS3 • SQL • Java • React • Tailwind CSS • Bootstrap • Vite • Responsive Design • Flask • FastAPI • Node.js • Express.js • RESTful APIs • JWT • Docker • Git • Scikit-learn • XGBoost • LightGBM • Random Forest • AutoML • OpenAI API • Pandas • Tableau • Power BI • Excel • SPSS • Apache Spark • Apache Hive • PostgreSQL • MySQL • Oracle • SQLAlchemy • Sequelize • Drizzle ORM • Prisma • Airtable</w:t>
+        <w:t xml:space="preserve">Python • JavaScript • TypeScript • Kotlin • HTML5 • CSS3 • SQL • Java • React • Zustand • Tailwind CSS • Bootstrap • Vite • Responsive Design • Flask • FastAPI • Node.js • Express.js • Ktor • RESTful APIs • JWT • Plaid API • Docker • Git • Kotlin Multiplatform • Compose Multiplatform • Capacitor (Android/iOS) • SQLDelight • Koin (DI) • Biometric Auth • Push Notifications (FCM/APNs) • Google Cloud Run • Cloud SQL • Secret Manager • AWS • GitHub Actions (CI/CD) • Firebase • Prometheus/Micrometer • Sentry • Scikit-learn • XGBoost • LightGBM • Random Forest • AutoML • OpenAI API • Gemini (Vertex AI) • Pandas • Tableau • Power BI • Excel • SPSS • Apache Spark • Apache Hive • PostgreSQL • MySQL • Oracle • SQLAlchemy • Sequelize • Drizzle ORM • Prisma • Airtable</w:t>
       </w:r>
     </w:p>
     <w:p>
@@ -958,7 +958,7 @@
           <w:szCs w:val="20"/>
           <w:rFonts w:ascii="Times New Roman" w:cs="Times New Roman" w:eastAsia="Times New Roman" w:hAnsi="Times New Roman"/>
         </w:rPr>
-        <w:t xml:space="preserve">• Professional AI career suite built with Kotlin Multiplatform, delivering native experiences for iOS, Android, and Web from a single codebase. Powered by Gemini 2.0 Flash, it provides comprehensive job search optimization including ATS resume scoring with keyword gap analysis, AI-powered contextual resume rewriting using X-Y-Z impact framework, tailored cover letter generation, and resume version control. Features tough AI recruiter mock interviews with STAR method coaching, Canadian salary intelligence with NOC code matching and negotiation strategies, and LinkedIn profile optimization. Built for the Canadian market with full PIPEDA compliance, Canadian data residency (Montreal), and bilingual support. Includes subscription tiers (Free/Pro/Premium) with Stripe, Apple IAP, and Google Play Billing integration, plus enterprise SSO support (SAML, OIDC, Azure AD, Okta).</w:t>
+        <w:t xml:space="preserve">• Professional AI career suite built with Kotlin Multiplatform, delivering native experiences for iOS, Android, and Web from a single codebase with Koin dependency injection and a clean data/domain/presentation architecture shared across all three targets. Powered by Gemini 2.0 Flash, it provides comprehensive job search optimization including ATS resume scoring with keyword gap analysis, AI-powered contextual resume rewriting using X-Y-Z impact framework, tailored cover letter generation, and full resume version control. Features tough AI recruiter mock interviews with STAR method coaching, Canadian salary intelligence with NOC code matching and negotiation strategies, and LinkedIn profile optimization. Built production-grade: encrypted on-device persistence (SQLDelight), offline-first support with automatic cross-device sync and conflict resolution, and observability via Firebase Crashlytics, Sentry, and Prometheus/Micrometer metrics on the Ktor backend. Built for the Canadian market with full PIPEDA compliance and Canadian data residency (Montreal), with subscription tiers (Free/Pro/Premium) via Stripe, Apple IAP, and Google Play Billing, plus enterprise SSO support (SAML, OIDC, Azure AD, Okta).</w:t>
       </w:r>
     </w:p>
     <w:p>
@@ -989,7 +989,7 @@
           <w:szCs w:val="18"/>
           <w:rFonts w:ascii="Times New Roman" w:cs="Times New Roman" w:eastAsia="Times New Roman" w:hAnsi="Times New Roman"/>
         </w:rPr>
-        <w:t xml:space="preserve">  Technologies: Kotlin, Compose Multiplatform, Gemini 2.0 Flash, Ktor, PostgreSQL, SQLDelight, Firebase, Stripe, Railway</w:t>
+        <w:t xml:space="preserve">  Technologies: Kotlin Multiplatform, Compose Multiplatform, Gemini 2.0 Flash, Ktor, Koin, PostgreSQL, SQLDelight, Firebase, Sentry, Stripe, Railway</w:t>
       </w:r>
     </w:p>
     <w:p>
@@ -1284,7 +1284,7 @@
           <w:szCs w:val="22"/>
           <w:rFonts w:ascii="Times New Roman" w:cs="Times New Roman" w:eastAsia="Times New Roman" w:hAnsi="Times New Roman"/>
         </w:rPr>
-        <w:t xml:space="preserve">TekVwarho Analysis Platform</w:t>
+        <w:t xml:space="preserve">Tekvwa Analysis Platform</w:t>
       </w:r>
       <w:r>
         <w:rPr>
@@ -1308,7 +1308,7 @@
           <w:szCs w:val="20"/>
           <w:rFonts w:ascii="Times New Roman" w:cs="Times New Roman" w:eastAsia="Times New Roman" w:hAnsi="Times New Roman"/>
         </w:rPr>
-        <w:t xml:space="preserve">• Comprehensive web-based statistical analysis platform (v4.2.1) with AI-powered report generation. Features 17 analysis types including Bayesian analysis, survival analysis, power analysis, and time series forecasting. Includes complete data management tools (merge, append, split, filter, sort, transform), WCAG 2.1 AA accessibility compliance, GDPR-compliant user authentication, and multi-format export (SPSS, Stata, SAS). Built with Flask, PostgreSQL, and OpenAI GPT-4 integration for intelligent result interpretation. Features health endpoints for container orchestration, keyboard shortcuts for power users, and professional report generation in DOCX/PDF formats. Available globally with Canadian PIPEDA compliance.</w:t>
+        <w:t xml:space="preserve">• Tekvwa Analysis (v4.4.0, rebranded from TekVwarho Analysis) is a comprehensive statistical analysis platform with AI-powered reporting, migrated from Railway to Google Cloud Run (Cloud SQL, Secret Manager, Artifact Registry) with AI generation moved from the OpenAI API to Vertex AI (Gemini) authenticated via Application Default Credentials, eliminating any API key to store or rotate. Built around five core capabilities: an Excel-like data-entry grid for direct spreadsheet input, a deterministic auto-analysis engine that profiles uploaded data and recommends the statistically appropriate test with a plain-language rationale, plain-language interpretation panels (headline, key findings, caveats, glossary) on every one of 17 analysis pages, interactive drag/resize dashboards with per-chart pinning that persist per user, and AI reports that embed real chart images alongside Gemini-narrated analysis with a deterministic fallback so reports are never empty. Hardened app-wide login enforcement across every page and API call, and debugged a real data-type-detection bug that crashed the upload pipeline on fully-populated numeric columns, reproduced and fixed against a live 536,000-row dataset.</w:t>
       </w:r>
     </w:p>
     <w:p>
@@ -1323,23 +1323,23 @@
           <w:szCs w:val="18"/>
           <w:rFonts w:ascii="Times New Roman" w:cs="Times New Roman" w:eastAsia="Times New Roman" w:hAnsi="Times New Roman"/>
         </w:rPr>
-        <w:t xml:space="preserve">  Live: https://tekvwarho-analysis-production.up.railway.app/ | GitHub: https://github.com/EfeObus/TekVwarho-Analysis</w:t>
-      </w:r>
-    </w:p>
-    <w:p>
-      <w:pPr>
-        <w:spacing w:after="100"/>
-        <w:ind w:left="360"/>
-      </w:pPr>
-      <w:r>
-        <w:rPr>
-          <w:i/>
-          <w:iCs/>
-          <w:sz w:val="18"/>
-          <w:szCs w:val="18"/>
-          <w:rFonts w:ascii="Times New Roman" w:cs="Times New Roman" w:eastAsia="Times New Roman" w:hAnsi="Times New Roman"/>
-        </w:rPr>
-        <w:t xml:space="preserve">  Technologies: Flask, PostgreSQL, OpenAI API, Plotly.js, Bootstrap, Python</w:t>
+        <w:t xml:space="preserve">  Live: https://tekvwarho-analysis-551794668026.northamerica-northeast1.run.app/ | GitHub: https://github.com/EfeObus/TekVwarho-Analysis</w:t>
+      </w:r>
+    </w:p>
+    <w:p>
+      <w:pPr>
+        <w:spacing w:after="100"/>
+        <w:ind w:left="360"/>
+      </w:pPr>
+      <w:r>
+        <w:rPr>
+          <w:i/>
+          <w:iCs/>
+          <w:sz w:val="18"/>
+          <w:szCs w:val="18"/>
+          <w:rFonts w:ascii="Times New Roman" w:cs="Times New Roman" w:eastAsia="Times New Roman" w:hAnsi="Times New Roman"/>
+        </w:rPr>
+        <w:t xml:space="preserve">  Technologies: Flask, PostgreSQL, Google Cloud Run, Vertex AI (Gemini), Cloud SQL, Plotly.js, Bootstrap, Python</w:t>
       </w:r>
     </w:p>
     <w:p>
@@ -1868,7 +1868,7 @@
           <w:szCs w:val="20"/>
           <w:rFonts w:ascii="Times New Roman" w:cs="Times New Roman" w:eastAsia="Times New Roman" w:hAnsi="Times New Roman"/>
         </w:rPr>
-        <w:t xml:space="preserve">• Engineered a raw, unstructured municipal housing dataset of 56,636 rows into a verified, stakeholder-ready business intelligence solution using advanced Excel. De-duplicated 168 exact-duplicate sales records, designed defensive null-value routing that classified 30,619 unvalued records as "N/A" instead of zero to prevent market-tier skew, and engineered derived time-dimension and boolean flag columns. Built a dynamic formula engine combining VLOOKUP, XLOOKUP, and INDEX/MATCH for record retrieval with SUMIFS/COUNTIFS/AVERAGEIFS for localized statistics, and replaced standard aggregations with SUBTOTAL and SUMPRODUCT logic so every metric recalculates safely under live filters. Delivered a BI dashboard with 9 pivot tables, 5 KPI indicators, and a slicer-driven 2x3 matrix chart layout. Uncovered $18.50B in verified transaction value across 56,468 sales, a 52% volume surge to a $6.71B peak in 2015, ~80% capital concentration in Nashville proper, and a 2016 cooling trend — insights translated into geographic allocation, seasonal listing timing, and risk-monitoring recommendations for stakeholders.</w:t>
+        <w:t xml:space="preserve">• Engineered a raw, unstructured municipal housing dataset of 56,636 rows into a verified, stakeholder-ready business intelligence solution using advanced Excel. De-duplicated 168 exact-duplicate sales records, designed defensive null-value routing that classified 30,619 unvalued records as "N/A" instead of zero to prevent market-tier skew, and engineered derived time-dimension and boolean flag columns. Built a dynamic formula engine combining VLOOKUP, XLOOKUP, and INDEX/MATCH for record retrieval with SUMIFS/COUNTIFS/AVERAGEIFS for localized statistics, and replaced standard aggregations with SUBTOTAL and SUMPRODUCT logic so every metric recalculates safely under live filters. Delivered a BI dashboard with 9 pivot tables, 5 KPI indicators, and a slicer-driven 2x3 matrix chart layout. Uncovered $18.50B in verified transaction value across 56,468 sales — a $327,581 average against a $205,838 median sale price, flagging significant high-value outlier skew — progressing from 11,338 sales ($2.78B) in 2013 to a 16,794-sale, $6.71B peak in 2015 (52% dollar-volume growth) before cooling to 14,055 sales ($4.23B) in 2016. Also surfaced ~80% capital concentration in Nashville proper and an 8.6% vacant-property sale rate — insights translated into geographic allocation, seasonal listing timing, and risk-monitoring recommendations for stakeholders.</w:t>
       </w:r>
     </w:p>
     <w:p>

--- a/documents/Efe_Obukohwo_Portfolio.docx
+++ b/documents/Efe_Obukohwo_Portfolio.docx
@@ -60,7 +60,7 @@
           <w:szCs w:val="18"/>
           <w:rFonts w:ascii="Times New Roman" w:cs="Times New Roman" w:eastAsia="Times New Roman" w:hAnsi="Times New Roman"/>
         </w:rPr>
-        <w:t xml:space="preserve">LinkedIn: linkedin.com/in/efe-obukohwo | GitHub: github.com/EfeObus</w:t>
+        <w:t xml:space="preserve">Portfolio: efeobus.github.io/Efe-Obukohwo | LinkedIn: linkedin.com/in/efe-obukohwo | GitHub: github.com/EfeObus</w:t>
       </w:r>
     </w:p>
     <w:p>

--- a/documents/Efe_Obukohwo_Portfolio.docx
+++ b/documents/Efe_Obukohwo_Portfolio.docx
@@ -506,86 +506,6 @@
           <w:szCs w:val="22"/>
           <w:rFonts w:ascii="Times New Roman" w:cs="Times New Roman" w:eastAsia="Times New Roman" w:hAnsi="Times New Roman"/>
         </w:rPr>
-        <w:t xml:space="preserve">IT Consultant</w:t>
-      </w:r>
-      <w:r>
-        <w:rPr>
-          <w:sz w:val="22"/>
-          <w:szCs w:val="22"/>
-          <w:rFonts w:ascii="Times New Roman" w:cs="Times New Roman" w:eastAsia="Times New Roman" w:hAnsi="Times New Roman"/>
-        </w:rPr>
-        <w:t xml:space="preserve"> | Finecare Diagnostic Limited</w:t>
-      </w:r>
-    </w:p>
-    <w:p>
-      <w:pPr>
-        <w:spacing w:after="100"/>
-      </w:pPr>
-      <w:r>
-        <w:rPr>
-          <w:i/>
-          <w:iCs/>
-          <w:sz w:val="20"/>
-          <w:szCs w:val="20"/>
-          <w:rFonts w:ascii="Times New Roman" w:cs="Times New Roman" w:eastAsia="Times New Roman" w:hAnsi="Times New Roman"/>
-        </w:rPr>
-        <w:t xml:space="preserve">Sapele, Nigeria | Oct 2020 – Oct 2021</w:t>
-      </w:r>
-    </w:p>
-    <w:p>
-      <w:pPr>
-        <w:spacing w:after="50"/>
-        <w:ind w:left="360"/>
-      </w:pPr>
-      <w:r>
-        <w:rPr>
-          <w:sz w:val="20"/>
-          <w:szCs w:val="20"/>
-          <w:rFonts w:ascii="Times New Roman" w:cs="Times New Roman" w:eastAsia="Times New Roman" w:hAnsi="Times New Roman"/>
-        </w:rPr>
-        <w:t xml:space="preserve">• Devised and executed IT infrastructure solutions, including network setup and maintenance, boosting operational efficiency</w:t>
-      </w:r>
-    </w:p>
-    <w:p>
-      <w:pPr>
-        <w:spacing w:after="50"/>
-        <w:ind w:left="360"/>
-      </w:pPr>
-      <w:r>
-        <w:rPr>
-          <w:sz w:val="20"/>
-          <w:szCs w:val="20"/>
-          <w:rFonts w:ascii="Times New Roman" w:cs="Times New Roman" w:eastAsia="Times New Roman" w:hAnsi="Times New Roman"/>
-        </w:rPr>
-        <w:t xml:space="preserve">• Achieved a 65% increase in accounting accuracy by introducing invoicing software for receipts generation</w:t>
-      </w:r>
-    </w:p>
-    <w:p>
-      <w:pPr>
-        <w:spacing w:after="50"/>
-        <w:ind w:left="360"/>
-      </w:pPr>
-      <w:r>
-        <w:rPr>
-          <w:sz w:val="20"/>
-          <w:szCs w:val="20"/>
-          <w:rFonts w:ascii="Times New Roman" w:cs="Times New Roman" w:eastAsia="Times New Roman" w:hAnsi="Times New Roman"/>
-        </w:rPr>
-        <w:t xml:space="preserve">• Conducted market research and customer surveys to identify business expansion opportunities</w:t>
-      </w:r>
-    </w:p>
-    <w:p>
-      <w:pPr>
-        <w:spacing w:before="150"/>
-      </w:pPr>
-      <w:r>
-        <w:rPr>
-          <w:b/>
-          <w:bCs/>
-          <w:sz w:val="22"/>
-          <w:szCs w:val="22"/>
-          <w:rFonts w:ascii="Times New Roman" w:cs="Times New Roman" w:eastAsia="Times New Roman" w:hAnsi="Times New Roman"/>
-        </w:rPr>
         <w:t xml:space="preserve">IT Support Specialist</w:t>
       </w:r>
       <w:r>
@@ -609,7 +529,7 @@
           <w:szCs w:val="20"/>
           <w:rFonts w:ascii="Times New Roman" w:cs="Times New Roman" w:eastAsia="Times New Roman" w:hAnsi="Times New Roman"/>
         </w:rPr>
-        <w:t xml:space="preserve">Mosogar, Nigeria | Nov 2018 – Oct 2020</w:t>
+        <w:t xml:space="preserve">Mosogar, Nigeria | Nov 2017 – Oct 2019</w:t>
       </w:r>
     </w:p>
     <w:p>
@@ -944,7 +864,7 @@
           <w:szCs w:val="20"/>
           <w:rFonts w:ascii="Times New Roman" w:cs="Times New Roman" w:eastAsia="Times New Roman" w:hAnsi="Times New Roman"/>
         </w:rPr>
-        <w:t xml:space="preserve"> (Feb 2026 – Present)</w:t>
+        <w:t xml:space="preserve"> (Nov 2024 – Present)</w:t>
       </w:r>
     </w:p>
     <w:p>
@@ -1014,7 +934,7 @@
           <w:szCs w:val="20"/>
           <w:rFonts w:ascii="Times New Roman" w:cs="Times New Roman" w:eastAsia="Times New Roman" w:hAnsi="Times New Roman"/>
         </w:rPr>
-        <w:t xml:space="preserve"> (Jan 2026 – Present)</w:t>
+        <w:t xml:space="preserve"> (Jan 2024 – Present)</w:t>
       </w:r>
     </w:p>
     <w:p>
@@ -1154,6 +1074,76 @@
           <w:szCs w:val="20"/>
           <w:rFonts w:ascii="Times New Roman" w:cs="Times New Roman" w:eastAsia="Times New Roman" w:hAnsi="Times New Roman"/>
         </w:rPr>
+        <w:t xml:space="preserve"> (Jan 2023 – Nov 2023)</w:t>
+      </w:r>
+    </w:p>
+    <w:p>
+      <w:pPr>
+        <w:spacing w:after="50"/>
+        <w:ind w:left="360"/>
+      </w:pPr>
+      <w:r>
+        <w:rPr>
+          <w:sz w:val="20"/>
+          <w:szCs w:val="20"/>
+          <w:rFonts w:ascii="Times New Roman" w:cs="Times New Roman" w:eastAsia="Times New Roman" w:hAnsi="Times New Roman"/>
+        </w:rPr>
+        <w:t xml:space="preserve">• Research-driven adaptive early-childhood learning platform for ages 2–8, blending cognitive science, early-years pedagogy, and game design. Features a multi-domain curriculum covering literacy (letter formation, phonemic awareness, reading fluency), numeracy (subitizing, counting, early arithmetic), and social-emotional learning. Uses Item Response Theory (Rasch Model) for real-time personalization maintaining ~75% success probability. Includes multi-sensory SVG stroke tracing, on-device offline speech recognition, narrative game worlds with mascot-guided progression, and a parent dashboard with progress tracking. COPPA and GDPR-K compliant with offline-first architecture for low-connectivity environments. Achieves 60 FPS across mobile and web.</w:t>
+      </w:r>
+    </w:p>
+    <w:p>
+      <w:pPr>
+        <w:spacing w:after="50"/>
+        <w:ind w:left="360"/>
+      </w:pPr>
+      <w:r>
+        <w:rPr>
+          <w:color w:val="0066CC"/>
+          <w:sz w:val="18"/>
+          <w:szCs w:val="18"/>
+          <w:rFonts w:ascii="Times New Roman" w:cs="Times New Roman" w:eastAsia="Times New Roman" w:hAnsi="Times New Roman"/>
+        </w:rPr>
+        <w:t xml:space="preserve">  GitHub: https://github.com/EfeObus/WonderWorld-Learning-Adventure</w:t>
+      </w:r>
+    </w:p>
+    <w:p>
+      <w:pPr>
+        <w:spacing w:after="100"/>
+        <w:ind w:left="360"/>
+      </w:pPr>
+      <w:r>
+        <w:rPr>
+          <w:i/>
+          <w:iCs/>
+          <w:sz w:val="18"/>
+          <w:szCs w:val="18"/>
+          <w:rFonts w:ascii="Times New Roman" w:cs="Times New Roman" w:eastAsia="Times New Roman" w:hAnsi="Times New Roman"/>
+        </w:rPr>
+        <w:t xml:space="preserve">  Technologies: Flutter, Dart, Flame Engine, Python, FastAPI, PostgreSQL, Redis, NumPy, Speech-to-Text, Adaptive Learning</w:t>
+      </w:r>
+    </w:p>
+    <w:p>
+      <w:pPr>
+        <w:spacing w:before="150"/>
+      </w:pPr>
+      <w:r>
+        <w:rPr>
+          <w:b/>
+          <w:bCs/>
+          <w:sz w:val="22"/>
+          <w:szCs w:val="22"/>
+          <w:rFonts w:ascii="Times New Roman" w:cs="Times New Roman" w:eastAsia="Times New Roman" w:hAnsi="Times New Roman"/>
+        </w:rPr>
+        <w:t xml:space="preserve">TekVwa Life</w:t>
+      </w:r>
+      <w:r>
+        <w:rPr>
+          <w:i/>
+          <w:iCs/>
+          <w:sz w:val="20"/>
+          <w:szCs w:val="20"/>
+          <w:rFonts w:ascii="Times New Roman" w:cs="Times New Roman" w:eastAsia="Times New Roman" w:hAnsi="Times New Roman"/>
+        </w:rPr>
         <w:t xml:space="preserve"> (Dec 2025 – Present)</w:t>
       </w:r>
     </w:p>
@@ -1168,7 +1158,7 @@
           <w:szCs w:val="20"/>
           <w:rFonts w:ascii="Times New Roman" w:cs="Times New Roman" w:eastAsia="Times New Roman" w:hAnsi="Times New Roman"/>
         </w:rPr>
-        <w:t xml:space="preserve">• Research-driven adaptive early-childhood learning platform for ages 2–8, blending cognitive science, early-years pedagogy, and game design. Features a multi-domain curriculum covering literacy (letter formation, phonemic awareness, reading fluency), numeracy (subitizing, counting, early arithmetic), and social-emotional learning. Uses Item Response Theory (Rasch Model) for real-time personalization maintaining ~75% success probability. Includes multi-sensory SVG stroke tracing, on-device offline speech recognition, narrative game worlds with mascot-guided progression, and a parent dashboard with progress tracking. COPPA and GDPR-K compliant with offline-first architecture for low-connectivity environments. Achieves 60 FPS across mobile and web.</w:t>
+        <w:t xml:space="preserve">• Secure digital autobiography and legacy-preservation platform that enables users to write, organize, and protect their life stories using a professionally structured 28-chapter framework. TekVwa Life combines narrative creation, life-event and achievement tracking, and post-death legacy access into a single privacy-first system. Built with enterprise-grade security, Canadian data residency, and professional PDF/DOCX export, the platform transforms personal history into a permanent, transferable digital asset for families, historians, and estate planning purposes.</w:t>
       </w:r>
     </w:p>
     <w:p>
@@ -1183,23 +1173,23 @@
           <w:szCs w:val="18"/>
           <w:rFonts w:ascii="Times New Roman" w:cs="Times New Roman" w:eastAsia="Times New Roman" w:hAnsi="Times New Roman"/>
         </w:rPr>
-        <w:t xml:space="preserve">  GitHub: https://github.com/EfeObus/WonderWorld-Learning-Adventure</w:t>
-      </w:r>
-    </w:p>
-    <w:p>
-      <w:pPr>
-        <w:spacing w:after="100"/>
-        <w:ind w:left="360"/>
-      </w:pPr>
-      <w:r>
-        <w:rPr>
-          <w:i/>
-          <w:iCs/>
-          <w:sz w:val="18"/>
-          <w:szCs w:val="18"/>
-          <w:rFonts w:ascii="Times New Roman" w:cs="Times New Roman" w:eastAsia="Times New Roman" w:hAnsi="Times New Roman"/>
-        </w:rPr>
-        <w:t xml:space="preserve">  Technologies: Flutter, Dart, Flame Engine, Python, FastAPI, PostgreSQL, Redis, NumPy, Speech-to-Text, Adaptive Learning</w:t>
+        <w:t xml:space="preserve">  Live: https://tekvwa-life-production.up.railway.app/ | GitHub: https://github.com/EfeObus/TekVwa-Life</w:t>
+      </w:r>
+    </w:p>
+    <w:p>
+      <w:pPr>
+        <w:spacing w:after="100"/>
+        <w:ind w:left="360"/>
+      </w:pPr>
+      <w:r>
+        <w:rPr>
+          <w:i/>
+          <w:iCs/>
+          <w:sz w:val="18"/>
+          <w:szCs w:val="18"/>
+          <w:rFonts w:ascii="Times New Roman" w:cs="Times New Roman" w:eastAsia="Times New Roman" w:hAnsi="Times New Roman"/>
+        </w:rPr>
+        <w:t xml:space="preserve">  Technologies: Node.js, Express.js, PostgreSQL (AWS RDS), Prisma ORM, React, Material UI, JWT Authentication</w:t>
       </w:r>
     </w:p>
     <w:p>
@@ -1214,31 +1204,31 @@
           <w:szCs w:val="22"/>
           <w:rFonts w:ascii="Times New Roman" w:cs="Times New Roman" w:eastAsia="Times New Roman" w:hAnsi="Times New Roman"/>
         </w:rPr>
-        <w:t xml:space="preserve">TekVwa Life</w:t>
-      </w:r>
-      <w:r>
-        <w:rPr>
-          <w:i/>
-          <w:iCs/>
-          <w:sz w:val="20"/>
-          <w:szCs w:val="20"/>
-          <w:rFonts w:ascii="Times New Roman" w:cs="Times New Roman" w:eastAsia="Times New Roman" w:hAnsi="Times New Roman"/>
-        </w:rPr>
-        <w:t xml:space="preserve"> (Dec 2025 – Present)</w:t>
-      </w:r>
-    </w:p>
-    <w:p>
-      <w:pPr>
-        <w:spacing w:after="50"/>
-        <w:ind w:left="360"/>
-      </w:pPr>
-      <w:r>
-        <w:rPr>
-          <w:sz w:val="20"/>
-          <w:szCs w:val="20"/>
-          <w:rFonts w:ascii="Times New Roman" w:cs="Times New Roman" w:eastAsia="Times New Roman" w:hAnsi="Times New Roman"/>
-        </w:rPr>
-        <w:t xml:space="preserve">• Secure digital autobiography and legacy-preservation platform that enables users to write, organize, and protect their life stories using a professionally structured 28-chapter framework. TekVwa Life combines narrative creation, life-event and achievement tracking, and post-death legacy access into a single privacy-first system. Built with enterprise-grade security, Canadian data residency, and professional PDF/DOCX export, the platform transforms personal history into a permanent, transferable digital asset for families, historians, and estate planning purposes.</w:t>
+        <w:t xml:space="preserve">Tekvwa Analysis Platform</w:t>
+      </w:r>
+      <w:r>
+        <w:rPr>
+          <w:i/>
+          <w:iCs/>
+          <w:sz w:val="20"/>
+          <w:szCs w:val="20"/>
+          <w:rFonts w:ascii="Times New Roman" w:cs="Times New Roman" w:eastAsia="Times New Roman" w:hAnsi="Times New Roman"/>
+        </w:rPr>
+        <w:t xml:space="preserve"> (Jan 2025 – Present)</w:t>
+      </w:r>
+    </w:p>
+    <w:p>
+      <w:pPr>
+        <w:spacing w:after="50"/>
+        <w:ind w:left="360"/>
+      </w:pPr>
+      <w:r>
+        <w:rPr>
+          <w:sz w:val="20"/>
+          <w:szCs w:val="20"/>
+          <w:rFonts w:ascii="Times New Roman" w:cs="Times New Roman" w:eastAsia="Times New Roman" w:hAnsi="Times New Roman"/>
+        </w:rPr>
+        <w:t xml:space="preserve">• Tekvwa Analysis (v4.4.0, rebranded from TekVwarho Analysis) is a comprehensive statistical analysis platform with AI-powered reporting, migrated from Railway to Google Cloud Run (Cloud SQL, Secret Manager, Artifact Registry) with AI generation moved from the OpenAI API to Vertex AI (Gemini) authenticated via Application Default Credentials, eliminating any API key to store or rotate. Built around five core capabilities: an Excel-like data-entry grid for direct spreadsheet input, a deterministic auto-analysis engine that profiles uploaded data and recommends the statistically appropriate test with a plain-language rationale, plain-language interpretation panels (headline, key findings, caveats, glossary) on every one of 17 analysis pages, interactive drag/resize dashboards with per-chart pinning that persist per user, and AI reports that embed real chart images alongside Gemini-narrated analysis with a deterministic fallback so reports are never empty. Hardened app-wide login enforcement across every page and API call, and debugged a real data-type-detection bug that crashed the upload pipeline on fully-populated numeric columns, reproduced and fixed against a live 536,000-row dataset.</w:t>
       </w:r>
     </w:p>
     <w:p>
@@ -1253,23 +1243,23 @@
           <w:szCs w:val="18"/>
           <w:rFonts w:ascii="Times New Roman" w:cs="Times New Roman" w:eastAsia="Times New Roman" w:hAnsi="Times New Roman"/>
         </w:rPr>
-        <w:t xml:space="preserve">  Live: https://tekvwa-life-production.up.railway.app/ | GitHub: https://github.com/EfeObus/TekVwa-Life</w:t>
-      </w:r>
-    </w:p>
-    <w:p>
-      <w:pPr>
-        <w:spacing w:after="100"/>
-        <w:ind w:left="360"/>
-      </w:pPr>
-      <w:r>
-        <w:rPr>
-          <w:i/>
-          <w:iCs/>
-          <w:sz w:val="18"/>
-          <w:szCs w:val="18"/>
-          <w:rFonts w:ascii="Times New Roman" w:cs="Times New Roman" w:eastAsia="Times New Roman" w:hAnsi="Times New Roman"/>
-        </w:rPr>
-        <w:t xml:space="preserve">  Technologies: Node.js, Express.js, PostgreSQL (AWS RDS), Prisma ORM, React, Material UI, JWT Authentication</w:t>
+        <w:t xml:space="preserve">  Live: https://tekvwarho-analysis-551794668026.northamerica-northeast1.run.app/ | GitHub: https://github.com/EfeObus/TekVwarho-Analysis</w:t>
+      </w:r>
+    </w:p>
+    <w:p>
+      <w:pPr>
+        <w:spacing w:after="100"/>
+        <w:ind w:left="360"/>
+      </w:pPr>
+      <w:r>
+        <w:rPr>
+          <w:i/>
+          <w:iCs/>
+          <w:sz w:val="18"/>
+          <w:szCs w:val="18"/>
+          <w:rFonts w:ascii="Times New Roman" w:cs="Times New Roman" w:eastAsia="Times New Roman" w:hAnsi="Times New Roman"/>
+        </w:rPr>
+        <w:t xml:space="preserve">  Technologies: Flask, PostgreSQL, Google Cloud Run, Vertex AI (Gemini), Cloud SQL, Plotly.js, Bootstrap, Python</w:t>
       </w:r>
     </w:p>
     <w:p>
@@ -1284,31 +1274,31 @@
           <w:szCs w:val="22"/>
           <w:rFonts w:ascii="Times New Roman" w:cs="Times New Roman" w:eastAsia="Times New Roman" w:hAnsi="Times New Roman"/>
         </w:rPr>
-        <w:t xml:space="preserve">Tekvwa Analysis Platform</w:t>
-      </w:r>
-      <w:r>
-        <w:rPr>
-          <w:i/>
-          <w:iCs/>
-          <w:sz w:val="20"/>
-          <w:szCs w:val="20"/>
-          <w:rFonts w:ascii="Times New Roman" w:cs="Times New Roman" w:eastAsia="Times New Roman" w:hAnsi="Times New Roman"/>
-        </w:rPr>
-        <w:t xml:space="preserve"> (Jan 2025 – Present)</w:t>
-      </w:r>
-    </w:p>
-    <w:p>
-      <w:pPr>
-        <w:spacing w:after="50"/>
-        <w:ind w:left="360"/>
-      </w:pPr>
-      <w:r>
-        <w:rPr>
-          <w:sz w:val="20"/>
-          <w:szCs w:val="20"/>
-          <w:rFonts w:ascii="Times New Roman" w:cs="Times New Roman" w:eastAsia="Times New Roman" w:hAnsi="Times New Roman"/>
-        </w:rPr>
-        <w:t xml:space="preserve">• Tekvwa Analysis (v4.4.0, rebranded from TekVwarho Analysis) is a comprehensive statistical analysis platform with AI-powered reporting, migrated from Railway to Google Cloud Run (Cloud SQL, Secret Manager, Artifact Registry) with AI generation moved from the OpenAI API to Vertex AI (Gemini) authenticated via Application Default Credentials, eliminating any API key to store or rotate. Built around five core capabilities: an Excel-like data-entry grid for direct spreadsheet input, a deterministic auto-analysis engine that profiles uploaded data and recommends the statistically appropriate test with a plain-language rationale, plain-language interpretation panels (headline, key findings, caveats, glossary) on every one of 17 analysis pages, interactive drag/resize dashboards with per-chart pinning that persist per user, and AI reports that embed real chart images alongside Gemini-narrated analysis with a deterministic fallback so reports are never empty. Hardened app-wide login enforcement across every page and API call, and debugged a real data-type-detection bug that crashed the upload pipeline on fully-populated numeric columns, reproduced and fixed against a live 536,000-row dataset.</w:t>
+        <w:t xml:space="preserve">TK Reports - AI-Powered Data Analysis</w:t>
+      </w:r>
+      <w:r>
+        <w:rPr>
+          <w:i/>
+          <w:iCs/>
+          <w:sz w:val="20"/>
+          <w:szCs w:val="20"/>
+          <w:rFonts w:ascii="Times New Roman" w:cs="Times New Roman" w:eastAsia="Times New Roman" w:hAnsi="Times New Roman"/>
+        </w:rPr>
+        <w:t xml:space="preserve"> (Oct 2024)</w:t>
+      </w:r>
+    </w:p>
+    <w:p>
+      <w:pPr>
+        <w:spacing w:after="50"/>
+        <w:ind w:left="360"/>
+      </w:pPr>
+      <w:r>
+        <w:rPr>
+          <w:sz w:val="20"/>
+          <w:szCs w:val="20"/>
+          <w:rFonts w:ascii="Times New Roman" w:cs="Times New Roman" w:eastAsia="Times New Roman" w:hAnsi="Times New Roman"/>
+        </w:rPr>
+        <w:t xml:space="preserve">• Advanced AI-powered data analytics platform that transforms datasets into comprehensive, professional-grade analytical reports. Built with Flask and OpenAI GPT-4 Turbo, it combines statistical analysis (mean, median, mode, standard deviation, skewness, kurtosis, outlier detection), machine learning insights, correlation analysis, and natural language generation to produce executive-ready reports in DOCX and PDF formats. Features research objective-driven analysis, 5 professional visualizations with detailed interpretations, handles up to 100MB file uploads, supports CSV/XLSX/XLS/TSV formats, and delivers 15+ page comprehensive reports with AI-generated executive summaries, key findings, insights, and actionable recommendations.</w:t>
       </w:r>
     </w:p>
     <w:p>
@@ -1323,23 +1313,23 @@
           <w:szCs w:val="18"/>
           <w:rFonts w:ascii="Times New Roman" w:cs="Times New Roman" w:eastAsia="Times New Roman" w:hAnsi="Times New Roman"/>
         </w:rPr>
-        <w:t xml:space="preserve">  Live: https://tekvwarho-analysis-551794668026.northamerica-northeast1.run.app/ | GitHub: https://github.com/EfeObus/TekVwarho-Analysis</w:t>
-      </w:r>
-    </w:p>
-    <w:p>
-      <w:pPr>
-        <w:spacing w:after="100"/>
-        <w:ind w:left="360"/>
-      </w:pPr>
-      <w:r>
-        <w:rPr>
-          <w:i/>
-          <w:iCs/>
-          <w:sz w:val="18"/>
-          <w:szCs w:val="18"/>
-          <w:rFonts w:ascii="Times New Roman" w:cs="Times New Roman" w:eastAsia="Times New Roman" w:hAnsi="Times New Roman"/>
-        </w:rPr>
-        <w:t xml:space="preserve">  Technologies: Flask, PostgreSQL, Google Cloud Run, Vertex AI (Gemini), Cloud SQL, Plotly.js, Bootstrap, Python</w:t>
+        <w:t xml:space="preserve">  GitHub: https://github.com/EfeObus/TK-Reports</w:t>
+      </w:r>
+    </w:p>
+    <w:p>
+      <w:pPr>
+        <w:spacing w:after="100"/>
+        <w:ind w:left="360"/>
+      </w:pPr>
+      <w:r>
+        <w:rPr>
+          <w:i/>
+          <w:iCs/>
+          <w:sz w:val="18"/>
+          <w:szCs w:val="18"/>
+          <w:rFonts w:ascii="Times New Roman" w:cs="Times New Roman" w:eastAsia="Times New Roman" w:hAnsi="Times New Roman"/>
+        </w:rPr>
+        <w:t xml:space="preserve">  Technologies: Python, Flask, OpenAI GPT-4, Pandas, NumPy, SciPy, Matplotlib, Seaborn</w:t>
       </w:r>
     </w:p>
     <w:p>
@@ -1354,31 +1344,31 @@
           <w:szCs w:val="22"/>
           <w:rFonts w:ascii="Times New Roman" w:cs="Times New Roman" w:eastAsia="Times New Roman" w:hAnsi="Times New Roman"/>
         </w:rPr>
-        <w:t xml:space="preserve">TK Reports - AI-Powered Data Analysis</w:t>
-      </w:r>
-      <w:r>
-        <w:rPr>
-          <w:i/>
-          <w:iCs/>
-          <w:sz w:val="20"/>
-          <w:szCs w:val="20"/>
-          <w:rFonts w:ascii="Times New Roman" w:cs="Times New Roman" w:eastAsia="Times New Roman" w:hAnsi="Times New Roman"/>
-        </w:rPr>
-        <w:t xml:space="preserve"> (Oct 2024)</w:t>
-      </w:r>
-    </w:p>
-    <w:p>
-      <w:pPr>
-        <w:spacing w:after="50"/>
-        <w:ind w:left="360"/>
-      </w:pPr>
-      <w:r>
-        <w:rPr>
-          <w:sz w:val="20"/>
-          <w:szCs w:val="20"/>
-          <w:rFonts w:ascii="Times New Roman" w:cs="Times New Roman" w:eastAsia="Times New Roman" w:hAnsi="Times New Roman"/>
-        </w:rPr>
-        <w:t xml:space="preserve">• Advanced AI-powered data analytics platform that transforms datasets into comprehensive, professional-grade analytical reports. Built with Flask and OpenAI GPT-4 Turbo, it combines statistical analysis (mean, median, mode, standard deviation, skewness, kurtosis, outlier detection), machine learning insights, correlation analysis, and natural language generation to produce executive-ready reports in DOCX and PDF formats. Features research objective-driven analysis, 5 professional visualizations with detailed interpretations, handles up to 100MB file uploads, supports CSV/XLSX/XLS/TSV formats, and delivers 15+ page comprehensive reports with AI-generated executive summaries, key findings, insights, and actionable recommendations.</w:t>
+        <w:t xml:space="preserve">Zodiac Real Estate AI</w:t>
+      </w:r>
+      <w:r>
+        <w:rPr>
+          <w:i/>
+          <w:iCs/>
+          <w:sz w:val="20"/>
+          <w:szCs w:val="20"/>
+          <w:rFonts w:ascii="Times New Roman" w:cs="Times New Roman" w:eastAsia="Times New Roman" w:hAnsi="Times New Roman"/>
+        </w:rPr>
+        <w:t xml:space="preserve"> (May 2025 – Aug 2025)</w:t>
+      </w:r>
+    </w:p>
+    <w:p>
+      <w:pPr>
+        <w:spacing w:after="50"/>
+        <w:ind w:left="360"/>
+      </w:pPr>
+      <w:r>
+        <w:rPr>
+          <w:sz w:val="20"/>
+          <w:szCs w:val="20"/>
+          <w:rFonts w:ascii="Times New Roman" w:cs="Times New Roman" w:eastAsia="Times New Roman" w:hAnsi="Times New Roman"/>
+        </w:rPr>
+        <w:t xml:space="preserve">• Production-ready real estate analytics platform with 88.3% accuracy machine learning, combining real-time economic data for property valuations and market analysis across 49,551+ Canadian properties.</w:t>
       </w:r>
     </w:p>
     <w:p>
@@ -1393,23 +1383,23 @@
           <w:szCs w:val="18"/>
           <w:rFonts w:ascii="Times New Roman" w:cs="Times New Roman" w:eastAsia="Times New Roman" w:hAnsi="Times New Roman"/>
         </w:rPr>
-        <w:t xml:space="preserve">  GitHub: https://github.com/EfeObus/TK-Reports</w:t>
-      </w:r>
-    </w:p>
-    <w:p>
-      <w:pPr>
-        <w:spacing w:after="100"/>
-        <w:ind w:left="360"/>
-      </w:pPr>
-      <w:r>
-        <w:rPr>
-          <w:i/>
-          <w:iCs/>
-          <w:sz w:val="18"/>
-          <w:szCs w:val="18"/>
-          <w:rFonts w:ascii="Times New Roman" w:cs="Times New Roman" w:eastAsia="Times New Roman" w:hAnsi="Times New Roman"/>
-        </w:rPr>
-        <w:t xml:space="preserve">  Technologies: Python, Flask, OpenAI GPT-4, Pandas, NumPy, SciPy, Matplotlib, Seaborn</w:t>
+        <w:t xml:space="preserve">  GitHub: https://github.com/EfeObus/NextProperty</w:t>
+      </w:r>
+    </w:p>
+    <w:p>
+      <w:pPr>
+        <w:spacing w:after="100"/>
+        <w:ind w:left="360"/>
+      </w:pPr>
+      <w:r>
+        <w:rPr>
+          <w:i/>
+          <w:iCs/>
+          <w:sz w:val="18"/>
+          <w:szCs w:val="18"/>
+          <w:rFonts w:ascii="Times New Roman" w:cs="Times New Roman" w:eastAsia="Times New Roman" w:hAnsi="Times New Roman"/>
+        </w:rPr>
+        <w:t xml:space="preserve">  Technologies: Python, Flask, MySQL, Scikit-learn, XGBoost, Docker, JavaScript</w:t>
       </w:r>
     </w:p>
     <w:p>
@@ -1424,31 +1414,31 @@
           <w:szCs w:val="22"/>
           <w:rFonts w:ascii="Times New Roman" w:cs="Times New Roman" w:eastAsia="Times New Roman" w:hAnsi="Times New Roman"/>
         </w:rPr>
-        <w:t xml:space="preserve">Zodiac Real Estate AI</w:t>
-      </w:r>
-      <w:r>
-        <w:rPr>
-          <w:i/>
-          <w:iCs/>
-          <w:sz w:val="20"/>
-          <w:szCs w:val="20"/>
-          <w:rFonts w:ascii="Times New Roman" w:cs="Times New Roman" w:eastAsia="Times New Roman" w:hAnsi="Times New Roman"/>
-        </w:rPr>
-        <w:t xml:space="preserve"> (May 2025 – Aug 2025)</w:t>
-      </w:r>
-    </w:p>
-    <w:p>
-      <w:pPr>
-        <w:spacing w:after="50"/>
-        <w:ind w:left="360"/>
-      </w:pPr>
-      <w:r>
-        <w:rPr>
-          <w:sz w:val="20"/>
-          <w:szCs w:val="20"/>
-          <w:rFonts w:ascii="Times New Roman" w:cs="Times New Roman" w:eastAsia="Times New Roman" w:hAnsi="Times New Roman"/>
-        </w:rPr>
-        <w:t xml:space="preserve">• Production-ready real estate analytics platform with 88.3% accuracy machine learning, combining real-time economic data for property valuations and market analysis across 49,551+ Canadian properties.</w:t>
+        <w:t xml:space="preserve">IGNITE Sleep Lounge Automation</w:t>
+      </w:r>
+      <w:r>
+        <w:rPr>
+          <w:i/>
+          <w:iCs/>
+          <w:sz w:val="20"/>
+          <w:szCs w:val="20"/>
+          <w:rFonts w:ascii="Times New Roman" w:cs="Times New Roman" w:eastAsia="Times New Roman" w:hAnsi="Times New Roman"/>
+        </w:rPr>
+        <w:t xml:space="preserve"> (Sep 2024 – May 2025)</w:t>
+      </w:r>
+    </w:p>
+    <w:p>
+      <w:pPr>
+        <w:spacing w:after="50"/>
+        <w:ind w:left="360"/>
+      </w:pPr>
+      <w:r>
+        <w:rPr>
+          <w:sz w:val="20"/>
+          <w:szCs w:val="20"/>
+          <w:rFonts w:ascii="Times New Roman" w:cs="Times New Roman" w:eastAsia="Times New Roman" w:hAnsi="Times New Roman"/>
+        </w:rPr>
+        <w:t xml:space="preserve">• Digital check-in and waiver system for Humber College's IGNITE facilities, automating student registration, time tracking, and staff oversight with real-time functionality and admin dashboard.</w:t>
       </w:r>
     </w:p>
     <w:p>
@@ -1463,23 +1453,23 @@
           <w:szCs w:val="18"/>
           <w:rFonts w:ascii="Times New Roman" w:cs="Times New Roman" w:eastAsia="Times New Roman" w:hAnsi="Times New Roman"/>
         </w:rPr>
-        <w:t xml:space="preserve">  GitHub: https://github.com/EfeObus/NextProperty</w:t>
-      </w:r>
-    </w:p>
-    <w:p>
-      <w:pPr>
-        <w:spacing w:after="100"/>
-        <w:ind w:left="360"/>
-      </w:pPr>
-      <w:r>
-        <w:rPr>
-          <w:i/>
-          <w:iCs/>
-          <w:sz w:val="18"/>
-          <w:szCs w:val="18"/>
-          <w:rFonts w:ascii="Times New Roman" w:cs="Times New Roman" w:eastAsia="Times New Roman" w:hAnsi="Times New Roman"/>
-        </w:rPr>
-        <w:t xml:space="preserve">  Technologies: Python, Flask, MySQL, Scikit-learn, XGBoost, Docker, JavaScript</w:t>
+        <w:t xml:space="preserve">  GitHub: https://github.com/EfeObus/IGNITE-Sleep-Lounge-and-Zenzone</w:t>
+      </w:r>
+    </w:p>
+    <w:p>
+      <w:pPr>
+        <w:spacing w:after="100"/>
+        <w:ind w:left="360"/>
+      </w:pPr>
+      <w:r>
+        <w:rPr>
+          <w:i/>
+          <w:iCs/>
+          <w:sz w:val="18"/>
+          <w:szCs w:val="18"/>
+          <w:rFonts w:ascii="Times New Roman" w:cs="Times New Roman" w:eastAsia="Times New Roman" w:hAnsi="Times New Roman"/>
+        </w:rPr>
+        <w:t xml:space="preserve">  Technologies: Node.js, Express, PostgreSQL, JavaScript, JWT, HTML/CSS</w:t>
       </w:r>
     </w:p>
     <w:p>
@@ -1494,31 +1484,31 @@
           <w:szCs w:val="22"/>
           <w:rFonts w:ascii="Times New Roman" w:cs="Times New Roman" w:eastAsia="Times New Roman" w:hAnsi="Times New Roman"/>
         </w:rPr>
-        <w:t xml:space="preserve">IGNITE Sleep Lounge Automation</w:t>
-      </w:r>
-      <w:r>
-        <w:rPr>
-          <w:i/>
-          <w:iCs/>
-          <w:sz w:val="20"/>
-          <w:szCs w:val="20"/>
-          <w:rFonts w:ascii="Times New Roman" w:cs="Times New Roman" w:eastAsia="Times New Roman" w:hAnsi="Times New Roman"/>
-        </w:rPr>
-        <w:t xml:space="preserve"> (Sep 2024 – May 2025)</w:t>
-      </w:r>
-    </w:p>
-    <w:p>
-      <w:pPr>
-        <w:spacing w:after="50"/>
-        <w:ind w:left="360"/>
-      </w:pPr>
-      <w:r>
-        <w:rPr>
-          <w:sz w:val="20"/>
-          <w:szCs w:val="20"/>
-          <w:rFonts w:ascii="Times New Roman" w:cs="Times New Roman" w:eastAsia="Times New Roman" w:hAnsi="Times New Roman"/>
-        </w:rPr>
-        <w:t xml:space="preserve">• Digital check-in and waiver system for Humber College's IGNITE facilities, automating student registration, time tracking, and staff oversight with real-time functionality and admin dashboard.</w:t>
+        <w:t xml:space="preserve">Tekevwe LegalEagleAI</w:t>
+      </w:r>
+      <w:r>
+        <w:rPr>
+          <w:i/>
+          <w:iCs/>
+          <w:sz w:val="20"/>
+          <w:szCs w:val="20"/>
+          <w:rFonts w:ascii="Times New Roman" w:cs="Times New Roman" w:eastAsia="Times New Roman" w:hAnsi="Times New Roman"/>
+        </w:rPr>
+        <w:t xml:space="preserve"> (Nov 2022 – Present)</w:t>
+      </w:r>
+    </w:p>
+    <w:p>
+      <w:pPr>
+        <w:spacing w:after="50"/>
+        <w:ind w:left="360"/>
+      </w:pPr>
+      <w:r>
+        <w:rPr>
+          <w:sz w:val="20"/>
+          <w:szCs w:val="20"/>
+          <w:rFonts w:ascii="Times New Roman" w:cs="Times New Roman" w:eastAsia="Times New Roman" w:hAnsi="Times New Roman"/>
+        </w:rPr>
+        <w:t xml:space="preserve">• Web application designed to streamline legal document management and analysis. Provides features such as document generation, editing, and summarization, leveraging AI to assist users with legal research, contract creation, and risk analysis. The platform includes dashboards for activity tracking, quick actions, and recent documents, as well as collaboration tools with an AI chat assistant for insights and support.</w:t>
       </w:r>
     </w:p>
     <w:p>
@@ -1533,23 +1523,23 @@
           <w:szCs w:val="18"/>
           <w:rFonts w:ascii="Times New Roman" w:cs="Times New Roman" w:eastAsia="Times New Roman" w:hAnsi="Times New Roman"/>
         </w:rPr>
-        <w:t xml:space="preserve">  GitHub: https://github.com/EfeObus/IGNITE-Sleep-Lounge-and-Zenzone</w:t>
-      </w:r>
-    </w:p>
-    <w:p>
-      <w:pPr>
-        <w:spacing w:after="100"/>
-        <w:ind w:left="360"/>
-      </w:pPr>
-      <w:r>
-        <w:rPr>
-          <w:i/>
-          <w:iCs/>
-          <w:sz w:val="18"/>
-          <w:szCs w:val="18"/>
-          <w:rFonts w:ascii="Times New Roman" w:cs="Times New Roman" w:eastAsia="Times New Roman" w:hAnsi="Times New Roman"/>
-        </w:rPr>
-        <w:t xml:space="preserve">  Technologies: Node.js, Express, PostgreSQL, JavaScript, JWT, HTML/CSS</w:t>
+        <w:t xml:space="preserve">  GitHub: https://github.com/EfeObus/LegalEagleAI</w:t>
+      </w:r>
+    </w:p>
+    <w:p>
+      <w:pPr>
+        <w:spacing w:after="100"/>
+        <w:ind w:left="360"/>
+      </w:pPr>
+      <w:r>
+        <w:rPr>
+          <w:i/>
+          <w:iCs/>
+          <w:sz w:val="18"/>
+          <w:szCs w:val="18"/>
+          <w:rFonts w:ascii="Times New Roman" w:cs="Times New Roman" w:eastAsia="Times New Roman" w:hAnsi="Times New Roman"/>
+        </w:rPr>
+        <w:t xml:space="preserve">  Technologies: React, TypeScript, Vite, Tailwind CSS, Node.js, PostgreSQL, OpenAI API, Drizzle ORM</w:t>
       </w:r>
     </w:p>
     <w:p>
@@ -1564,76 +1554,6 @@
           <w:szCs w:val="22"/>
           <w:rFonts w:ascii="Times New Roman" w:cs="Times New Roman" w:eastAsia="Times New Roman" w:hAnsi="Times New Roman"/>
         </w:rPr>
-        <w:t xml:space="preserve">Tekevwe LegalEagleAI</w:t>
-      </w:r>
-      <w:r>
-        <w:rPr>
-          <w:i/>
-          <w:iCs/>
-          <w:sz w:val="20"/>
-          <w:szCs w:val="20"/>
-          <w:rFonts w:ascii="Times New Roman" w:cs="Times New Roman" w:eastAsia="Times New Roman" w:hAnsi="Times New Roman"/>
-        </w:rPr>
-        <w:t xml:space="preserve"> (Oct 2024 – Present)</w:t>
-      </w:r>
-    </w:p>
-    <w:p>
-      <w:pPr>
-        <w:spacing w:after="50"/>
-        <w:ind w:left="360"/>
-      </w:pPr>
-      <w:r>
-        <w:rPr>
-          <w:sz w:val="20"/>
-          <w:szCs w:val="20"/>
-          <w:rFonts w:ascii="Times New Roman" w:cs="Times New Roman" w:eastAsia="Times New Roman" w:hAnsi="Times New Roman"/>
-        </w:rPr>
-        <w:t xml:space="preserve">• Web application designed to streamline legal document management and analysis. Provides features such as document generation, editing, and summarization, leveraging AI to assist users with legal research, contract creation, and risk analysis. The platform includes dashboards for activity tracking, quick actions, and recent documents, as well as collaboration tools with an AI chat assistant for insights and support.</w:t>
-      </w:r>
-    </w:p>
-    <w:p>
-      <w:pPr>
-        <w:spacing w:after="50"/>
-        <w:ind w:left="360"/>
-      </w:pPr>
-      <w:r>
-        <w:rPr>
-          <w:color w:val="0066CC"/>
-          <w:sz w:val="18"/>
-          <w:szCs w:val="18"/>
-          <w:rFonts w:ascii="Times New Roman" w:cs="Times New Roman" w:eastAsia="Times New Roman" w:hAnsi="Times New Roman"/>
-        </w:rPr>
-        <w:t xml:space="preserve">  GitHub: https://github.com/EfeObus/LegalEagleAI</w:t>
-      </w:r>
-    </w:p>
-    <w:p>
-      <w:pPr>
-        <w:spacing w:after="100"/>
-        <w:ind w:left="360"/>
-      </w:pPr>
-      <w:r>
-        <w:rPr>
-          <w:i/>
-          <w:iCs/>
-          <w:sz w:val="18"/>
-          <w:szCs w:val="18"/>
-          <w:rFonts w:ascii="Times New Roman" w:cs="Times New Roman" w:eastAsia="Times New Roman" w:hAnsi="Times New Roman"/>
-        </w:rPr>
-        <w:t xml:space="preserve">  Technologies: React, TypeScript, Vite, Tailwind CSS, Node.js, PostgreSQL, OpenAI API, Drizzle ORM</w:t>
-      </w:r>
-    </w:p>
-    <w:p>
-      <w:pPr>
-        <w:spacing w:before="150"/>
-      </w:pPr>
-      <w:r>
-        <w:rPr>
-          <w:b/>
-          <w:bCs/>
-          <w:sz w:val="22"/>
-          <w:szCs w:val="22"/>
-          <w:rFonts w:ascii="Times New Roman" w:cs="Times New Roman" w:eastAsia="Times New Roman" w:hAnsi="Times New Roman"/>
-        </w:rPr>
         <w:t xml:space="preserve">TekVwarho Properties</w:t>
       </w:r>
       <w:r>
@@ -1644,7 +1564,7 @@
           <w:szCs w:val="20"/>
           <w:rFonts w:ascii="Times New Roman" w:cs="Times New Roman" w:eastAsia="Times New Roman" w:hAnsi="Times New Roman"/>
         </w:rPr>
-        <w:t xml:space="preserve"> (Feb 2025 – Present)</w:t>
+        <w:t xml:space="preserve"> (Feb 2022 – Present)</w:t>
       </w:r>
     </w:p>
     <w:p>

--- a/documents/Efe_Obukohwo_Portfolio.docx
+++ b/documents/Efe_Obukohwo_Portfolio.docx
@@ -854,6 +854,216 @@
           <w:szCs w:val="22"/>
           <w:rFonts w:ascii="Times New Roman" w:cs="Times New Roman" w:eastAsia="Times New Roman" w:hAnsi="Times New Roman"/>
         </w:rPr>
+        <w:t xml:space="preserve">TekVwa Life</w:t>
+      </w:r>
+      <w:r>
+        <w:rPr>
+          <w:i/>
+          <w:iCs/>
+          <w:sz w:val="20"/>
+          <w:szCs w:val="20"/>
+          <w:rFonts w:ascii="Times New Roman" w:cs="Times New Roman" w:eastAsia="Times New Roman" w:hAnsi="Times New Roman"/>
+        </w:rPr>
+        <w:t xml:space="preserve"> (Dec 2025 – Present)</w:t>
+      </w:r>
+    </w:p>
+    <w:p>
+      <w:pPr>
+        <w:spacing w:after="50"/>
+        <w:ind w:left="360"/>
+      </w:pPr>
+      <w:r>
+        <w:rPr>
+          <w:sz w:val="20"/>
+          <w:szCs w:val="20"/>
+          <w:rFonts w:ascii="Times New Roman" w:cs="Times New Roman" w:eastAsia="Times New Roman" w:hAnsi="Times New Roman"/>
+        </w:rPr>
+        <w:t xml:space="preserve">• Secure digital autobiography and legacy-preservation platform that enables users to write, organize, and protect their life stories using a professionally structured 28-chapter framework. TekVwa Life combines narrative creation, life-event and achievement tracking, and post-death legacy access into a single privacy-first system. Built with enterprise-grade security, Canadian data residency, and professional PDF/DOCX export, the platform transforms personal history into a permanent, transferable digital asset for families, historians, and estate planning purposes.</w:t>
+      </w:r>
+    </w:p>
+    <w:p>
+      <w:pPr>
+        <w:spacing w:after="50"/>
+        <w:ind w:left="360"/>
+      </w:pPr>
+      <w:r>
+        <w:rPr>
+          <w:color w:val="0066CC"/>
+          <w:sz w:val="18"/>
+          <w:szCs w:val="18"/>
+          <w:rFonts w:ascii="Times New Roman" w:cs="Times New Roman" w:eastAsia="Times New Roman" w:hAnsi="Times New Roman"/>
+        </w:rPr>
+        <w:t xml:space="preserve">  Live: https://tekvwa-life-production.up.railway.app/ | GitHub: https://github.com/EfeObus/TekVwa-Life</w:t>
+      </w:r>
+    </w:p>
+    <w:p>
+      <w:pPr>
+        <w:spacing w:after="100"/>
+        <w:ind w:left="360"/>
+      </w:pPr>
+      <w:r>
+        <w:rPr>
+          <w:i/>
+          <w:iCs/>
+          <w:sz w:val="18"/>
+          <w:szCs w:val="18"/>
+          <w:rFonts w:ascii="Times New Roman" w:cs="Times New Roman" w:eastAsia="Times New Roman" w:hAnsi="Times New Roman"/>
+        </w:rPr>
+        <w:t xml:space="preserve">  Technologies: Node.js, Express.js, PostgreSQL (AWS RDS), Prisma ORM, React, Material UI, JWT Authentication</w:t>
+      </w:r>
+    </w:p>
+    <w:p>
+      <w:pPr>
+        <w:spacing w:before="150"/>
+      </w:pPr>
+      <w:r>
+        <w:rPr>
+          <w:b/>
+          <w:bCs/>
+          <w:sz w:val="22"/>
+          <w:szCs w:val="22"/>
+          <w:rFonts w:ascii="Times New Roman" w:cs="Times New Roman" w:eastAsia="Times New Roman" w:hAnsi="Times New Roman"/>
+        </w:rPr>
+        <w:t xml:space="preserve">TekVwarho ProAudit</w:t>
+      </w:r>
+      <w:r>
+        <w:rPr>
+          <w:i/>
+          <w:iCs/>
+          <w:sz w:val="20"/>
+          <w:szCs w:val="20"/>
+          <w:rFonts w:ascii="Times New Roman" w:cs="Times New Roman" w:eastAsia="Times New Roman" w:hAnsi="Times New Roman"/>
+        </w:rPr>
+        <w:t xml:space="preserve"> (Oct 2025 – Present)</w:t>
+      </w:r>
+    </w:p>
+    <w:p>
+      <w:pPr>
+        <w:spacing w:after="50"/>
+        <w:ind w:left="360"/>
+      </w:pPr>
+      <w:r>
+        <w:rPr>
+          <w:sz w:val="20"/>
+          <w:szCs w:val="20"/>
+          <w:rFonts w:ascii="Times New Roman" w:cs="Times New Roman" w:eastAsia="Times New Roman" w:hAnsi="Times New Roman"/>
+        </w:rPr>
+        <w:t xml:space="preserve">• Nigeria's premier enterprise-grade tax compliance, payroll, and forensic audit platform built for the 2026 Nigerian Tax Reform. Automates complex statutory obligations—PAYE, VAT, CIT, WHT, pension, and NRS e-invoicing—while providing audit-ready records, immutable evidence, and regulator-friendly reports for FIRS and external auditors. Features include a 2026-compliant tax engine, full Nigerian payroll system with progressive PAYE bands, world-class forensic audit capabilities (Benford's Law fraud detection, Z-Score anomaly analysis, 3-way matching, hash-chain immutable ledger), and NDPA 2023 security compliance with AES-256-GCM encryption. Built with 500+ API routes, 80+ database models, and 400+ automated tests.</w:t>
+      </w:r>
+    </w:p>
+    <w:p>
+      <w:pPr>
+        <w:spacing w:after="50"/>
+        <w:ind w:left="360"/>
+      </w:pPr>
+      <w:r>
+        <w:rPr>
+          <w:color w:val="0066CC"/>
+          <w:sz w:val="18"/>
+          <w:szCs w:val="18"/>
+          <w:rFonts w:ascii="Times New Roman" w:cs="Times New Roman" w:eastAsia="Times New Roman" w:hAnsi="Times New Roman"/>
+        </w:rPr>
+        <w:t xml:space="preserve">  Live: https://ingenious-emotion-production-c3c3.up.railway.app/ | GitHub: https://github.com/EfeObus/TekVwarho-ProAudit</w:t>
+      </w:r>
+    </w:p>
+    <w:p>
+      <w:pPr>
+        <w:spacing w:after="100"/>
+        <w:ind w:left="360"/>
+      </w:pPr>
+      <w:r>
+        <w:rPr>
+          <w:i/>
+          <w:iCs/>
+          <w:sz w:val="18"/>
+          <w:szCs w:val="18"/>
+          <w:rFonts w:ascii="Times New Roman" w:cs="Times New Roman" w:eastAsia="Times New Roman" w:hAnsi="Times New Roman"/>
+        </w:rPr>
+        <w:t xml:space="preserve">  Technologies: Python, FastAPI, PostgreSQL, SQLAlchemy, Alembic, HTMX, TailwindCSS, Celery, Redis, Cryptography</w:t>
+      </w:r>
+    </w:p>
+    <w:p>
+      <w:pPr>
+        <w:spacing w:before="150"/>
+      </w:pPr>
+      <w:r>
+        <w:rPr>
+          <w:b/>
+          <w:bCs/>
+          <w:sz w:val="22"/>
+          <w:szCs w:val="22"/>
+          <w:rFonts w:ascii="Times New Roman" w:cs="Times New Roman" w:eastAsia="Times New Roman" w:hAnsi="Times New Roman"/>
+        </w:rPr>
+        <w:t xml:space="preserve">Tekvwa Analysis Platform</w:t>
+      </w:r>
+      <w:r>
+        <w:rPr>
+          <w:i/>
+          <w:iCs/>
+          <w:sz w:val="20"/>
+          <w:szCs w:val="20"/>
+          <w:rFonts w:ascii="Times New Roman" w:cs="Times New Roman" w:eastAsia="Times New Roman" w:hAnsi="Times New Roman"/>
+        </w:rPr>
+        <w:t xml:space="preserve"> (Jan 2025 – Present)</w:t>
+      </w:r>
+    </w:p>
+    <w:p>
+      <w:pPr>
+        <w:spacing w:after="50"/>
+        <w:ind w:left="360"/>
+      </w:pPr>
+      <w:r>
+        <w:rPr>
+          <w:sz w:val="20"/>
+          <w:szCs w:val="20"/>
+          <w:rFonts w:ascii="Times New Roman" w:cs="Times New Roman" w:eastAsia="Times New Roman" w:hAnsi="Times New Roman"/>
+        </w:rPr>
+        <w:t xml:space="preserve">• Tekvwa Analysis (v4.4.0, rebranded from TekVwarho Analysis) is a comprehensive statistical analysis platform with AI-powered reporting, migrated from Railway to Google Cloud Run (Cloud SQL, Secret Manager, Artifact Registry) with AI generation moved from the OpenAI API to Vertex AI (Gemini) authenticated via Application Default Credentials, eliminating any API key to store or rotate. Built around five core capabilities: an Excel-like data-entry grid for direct spreadsheet input, a deterministic auto-analysis engine that profiles uploaded data and recommends the statistically appropriate test with a plain-language rationale, plain-language interpretation panels (headline, key findings, caveats, glossary) on every one of 17 analysis pages, interactive drag/resize dashboards with per-chart pinning that persist per user, and AI reports that embed real chart images alongside Gemini-narrated analysis with a deterministic fallback so reports are never empty. Hardened app-wide login enforcement across every page and API call, and debugged a real data-type-detection bug that crashed the upload pipeline on fully-populated numeric columns, reproduced and fixed against a live 536,000-row dataset.</w:t>
+      </w:r>
+    </w:p>
+    <w:p>
+      <w:pPr>
+        <w:spacing w:after="50"/>
+        <w:ind w:left="360"/>
+      </w:pPr>
+      <w:r>
+        <w:rPr>
+          <w:color w:val="0066CC"/>
+          <w:sz w:val="18"/>
+          <w:szCs w:val="18"/>
+          <w:rFonts w:ascii="Times New Roman" w:cs="Times New Roman" w:eastAsia="Times New Roman" w:hAnsi="Times New Roman"/>
+        </w:rPr>
+        <w:t xml:space="preserve">  Live: https://tekvwarho-analysis-551794668026.northamerica-northeast1.run.app/ | GitHub: https://github.com/EfeObus/TekVwarho-Analysis</w:t>
+      </w:r>
+    </w:p>
+    <w:p>
+      <w:pPr>
+        <w:spacing w:after="100"/>
+        <w:ind w:left="360"/>
+      </w:pPr>
+      <w:r>
+        <w:rPr>
+          <w:i/>
+          <w:iCs/>
+          <w:sz w:val="18"/>
+          <w:szCs w:val="18"/>
+          <w:rFonts w:ascii="Times New Roman" w:cs="Times New Roman" w:eastAsia="Times New Roman" w:hAnsi="Times New Roman"/>
+        </w:rPr>
+        <w:t xml:space="preserve">  Technologies: Flask, PostgreSQL, Google Cloud Run, Vertex AI (Gemini), Cloud SQL, Plotly.js, Bootstrap, Python</w:t>
+      </w:r>
+    </w:p>
+    <w:p>
+      <w:pPr>
+        <w:spacing w:before="150"/>
+      </w:pPr>
+      <w:r>
+        <w:rPr>
+          <w:b/>
+          <w:bCs/>
+          <w:sz w:val="22"/>
+          <w:szCs w:val="22"/>
+          <w:rFonts w:ascii="Times New Roman" w:cs="Times New Roman" w:eastAsia="Times New Roman" w:hAnsi="Times New Roman"/>
+        </w:rPr>
         <w:t xml:space="preserve">VwaTek Apply</w:t>
       </w:r>
       <w:r>
@@ -994,31 +1204,31 @@
           <w:szCs w:val="22"/>
           <w:rFonts w:ascii="Times New Roman" w:cs="Times New Roman" w:eastAsia="Times New Roman" w:hAnsi="Times New Roman"/>
         </w:rPr>
-        <w:t xml:space="preserve">TekVwarho ProAudit</w:t>
-      </w:r>
-      <w:r>
-        <w:rPr>
-          <w:i/>
-          <w:iCs/>
-          <w:sz w:val="20"/>
-          <w:szCs w:val="20"/>
-          <w:rFonts w:ascii="Times New Roman" w:cs="Times New Roman" w:eastAsia="Times New Roman" w:hAnsi="Times New Roman"/>
-        </w:rPr>
-        <w:t xml:space="preserve"> (Oct 2025 – Present)</w:t>
-      </w:r>
-    </w:p>
-    <w:p>
-      <w:pPr>
-        <w:spacing w:after="50"/>
-        <w:ind w:left="360"/>
-      </w:pPr>
-      <w:r>
-        <w:rPr>
-          <w:sz w:val="20"/>
-          <w:szCs w:val="20"/>
-          <w:rFonts w:ascii="Times New Roman" w:cs="Times New Roman" w:eastAsia="Times New Roman" w:hAnsi="Times New Roman"/>
-        </w:rPr>
-        <w:t xml:space="preserve">• Nigeria's premier enterprise-grade tax compliance, payroll, and forensic audit platform built for the 2026 Nigerian Tax Reform. Automates complex statutory obligations—PAYE, VAT, CIT, WHT, pension, and NRS e-invoicing—while providing audit-ready records, immutable evidence, and regulator-friendly reports for FIRS and external auditors. Features include a 2026-compliant tax engine, full Nigerian payroll system with progressive PAYE bands, world-class forensic audit capabilities (Benford's Law fraud detection, Z-Score anomaly analysis, 3-way matching, hash-chain immutable ledger), and NDPA 2023 security compliance with AES-256-GCM encryption. Built with 500+ API routes, 80+ database models, and 400+ automated tests.</w:t>
+        <w:t xml:space="preserve">Tekevwe LegalEagleAI</w:t>
+      </w:r>
+      <w:r>
+        <w:rPr>
+          <w:i/>
+          <w:iCs/>
+          <w:sz w:val="20"/>
+          <w:szCs w:val="20"/>
+          <w:rFonts w:ascii="Times New Roman" w:cs="Times New Roman" w:eastAsia="Times New Roman" w:hAnsi="Times New Roman"/>
+        </w:rPr>
+        <w:t xml:space="preserve"> (Nov 2022 – Present)</w:t>
+      </w:r>
+    </w:p>
+    <w:p>
+      <w:pPr>
+        <w:spacing w:after="50"/>
+        <w:ind w:left="360"/>
+      </w:pPr>
+      <w:r>
+        <w:rPr>
+          <w:sz w:val="20"/>
+          <w:szCs w:val="20"/>
+          <w:rFonts w:ascii="Times New Roman" w:cs="Times New Roman" w:eastAsia="Times New Roman" w:hAnsi="Times New Roman"/>
+        </w:rPr>
+        <w:t xml:space="preserve">• Web application designed to streamline legal document management and analysis. Provides features such as document generation, editing, and summarization, leveraging AI to assist users with legal research, contract creation, and risk analysis. The platform includes dashboards for activity tracking, quick actions, and recent documents, as well as collaboration tools with an AI chat assistant for insights and support.</w:t>
       </w:r>
     </w:p>
     <w:p>
@@ -1033,23 +1243,23 @@
           <w:szCs w:val="18"/>
           <w:rFonts w:ascii="Times New Roman" w:cs="Times New Roman" w:eastAsia="Times New Roman" w:hAnsi="Times New Roman"/>
         </w:rPr>
-        <w:t xml:space="preserve">  Live: https://ingenious-emotion-production-c3c3.up.railway.app/ | GitHub: https://github.com/EfeObus/TekVwarho-ProAudit</w:t>
-      </w:r>
-    </w:p>
-    <w:p>
-      <w:pPr>
-        <w:spacing w:after="100"/>
-        <w:ind w:left="360"/>
-      </w:pPr>
-      <w:r>
-        <w:rPr>
-          <w:i/>
-          <w:iCs/>
-          <w:sz w:val="18"/>
-          <w:szCs w:val="18"/>
-          <w:rFonts w:ascii="Times New Roman" w:cs="Times New Roman" w:eastAsia="Times New Roman" w:hAnsi="Times New Roman"/>
-        </w:rPr>
-        <w:t xml:space="preserve">  Technologies: Python, FastAPI, PostgreSQL, SQLAlchemy, Alembic, HTMX, TailwindCSS, Celery, Redis, Cryptography</w:t>
+        <w:t xml:space="preserve">  GitHub: https://github.com/EfeObus/LegalEagleAI</w:t>
+      </w:r>
+    </w:p>
+    <w:p>
+      <w:pPr>
+        <w:spacing w:after="100"/>
+        <w:ind w:left="360"/>
+      </w:pPr>
+      <w:r>
+        <w:rPr>
+          <w:i/>
+          <w:iCs/>
+          <w:sz w:val="18"/>
+          <w:szCs w:val="18"/>
+          <w:rFonts w:ascii="Times New Roman" w:cs="Times New Roman" w:eastAsia="Times New Roman" w:hAnsi="Times New Roman"/>
+        </w:rPr>
+        <w:t xml:space="preserve">  Technologies: React, TypeScript, Vite, Tailwind CSS, Node.js, PostgreSQL, OpenAI API, Drizzle ORM</w:t>
       </w:r>
     </w:p>
     <w:p>
@@ -1064,6 +1274,496 @@
           <w:szCs w:val="22"/>
           <w:rFonts w:ascii="Times New Roman" w:cs="Times New Roman" w:eastAsia="Times New Roman" w:hAnsi="Times New Roman"/>
         </w:rPr>
+        <w:t xml:space="preserve">TekVwarho Properties</w:t>
+      </w:r>
+      <w:r>
+        <w:rPr>
+          <w:i/>
+          <w:iCs/>
+          <w:sz w:val="20"/>
+          <w:szCs w:val="20"/>
+          <w:rFonts w:ascii="Times New Roman" w:cs="Times New Roman" w:eastAsia="Times New Roman" w:hAnsi="Times New Roman"/>
+        </w:rPr>
+        <w:t xml:space="preserve"> (Feb 2022 – Present)</w:t>
+      </w:r>
+    </w:p>
+    <w:p>
+      <w:pPr>
+        <w:spacing w:after="50"/>
+        <w:ind w:left="360"/>
+      </w:pPr>
+      <w:r>
+        <w:rPr>
+          <w:sz w:val="20"/>
+          <w:szCs w:val="20"/>
+          <w:rFonts w:ascii="Times New Roman" w:cs="Times New Roman" w:eastAsia="Times New Roman" w:hAnsi="Times New Roman"/>
+        </w:rPr>
+        <w:t xml:space="preserve">• Nigerian property rental platform connecting landlords and tenants directly, eliminating middlemen to ensure transparency, security, and automation in rentals. Features ID verification, fraud detection, secure lease storage, and real-time communication. Landlords pay ₦10,000/year for unlimited listings and auto-generated legal agreements, while tenants pay ₦5,000/year for advanced search and agreement management.</w:t>
+      </w:r>
+    </w:p>
+    <w:p>
+      <w:pPr>
+        <w:spacing w:after="50"/>
+        <w:ind w:left="360"/>
+      </w:pPr>
+      <w:r>
+        <w:rPr>
+          <w:color w:val="0066CC"/>
+          <w:sz w:val="18"/>
+          <w:szCs w:val="18"/>
+          <w:rFonts w:ascii="Times New Roman" w:cs="Times New Roman" w:eastAsia="Times New Roman" w:hAnsi="Times New Roman"/>
+        </w:rPr>
+        <w:t xml:space="preserve">  Live: https://tekvwarho-properties-production.up.railway.app/ | GitHub: https://github.com/EfeObus/TekVwarho-Properties</w:t>
+      </w:r>
+    </w:p>
+    <w:p>
+      <w:pPr>
+        <w:spacing w:after="100"/>
+        <w:ind w:left="360"/>
+      </w:pPr>
+      <w:r>
+        <w:rPr>
+          <w:i/>
+          <w:iCs/>
+          <w:sz w:val="18"/>
+          <w:szCs w:val="18"/>
+          <w:rFonts w:ascii="Times New Roman" w:cs="Times New Roman" w:eastAsia="Times New Roman" w:hAnsi="Times New Roman"/>
+        </w:rPr>
+        <w:t xml:space="preserve">  Technologies: HTML5, CSS3, JavaScript, Node.js, Express.js, PostgreSQL, Paystack, WebSocket</w:t>
+      </w:r>
+    </w:p>
+    <w:p>
+      <w:pPr>
+        <w:spacing w:before="150"/>
+      </w:pPr>
+      <w:r>
+        <w:rPr>
+          <w:b/>
+          <w:bCs/>
+          <w:sz w:val="22"/>
+          <w:szCs w:val="22"/>
+          <w:rFonts w:ascii="Times New Roman" w:cs="Times New Roman" w:eastAsia="Times New Roman" w:hAnsi="Times New Roman"/>
+        </w:rPr>
+        <w:t xml:space="preserve">Online Retail SQL Analysis</w:t>
+      </w:r>
+      <w:r>
+        <w:rPr>
+          <w:i/>
+          <w:iCs/>
+          <w:sz w:val="20"/>
+          <w:szCs w:val="20"/>
+          <w:rFonts w:ascii="Times New Roman" w:cs="Times New Roman" w:eastAsia="Times New Roman" w:hAnsi="Times New Roman"/>
+        </w:rPr>
+        <w:t xml:space="preserve"> (Jul 2026)</w:t>
+      </w:r>
+    </w:p>
+    <w:p>
+      <w:pPr>
+        <w:spacing w:after="50"/>
+        <w:ind w:left="360"/>
+      </w:pPr>
+      <w:r>
+        <w:rPr>
+          <w:sz w:val="20"/>
+          <w:szCs w:val="20"/>
+          <w:rFonts w:ascii="Times New Roman" w:cs="Times New Roman" w:eastAsia="Times New Roman" w:hAnsi="Times New Roman"/>
+        </w:rPr>
+        <w:t xml:space="preserve">• Designed a normalized PostgreSQL database (5 tables + 1 staging table, 3NF, indexed foreign keys) for a 500,000+ row UK e-commerce transaction dataset, then wrote 30 production-ready SQL queries covering customer segmentation (RFM, LTV, cohort retention), product performance and cross-sell analysis, temporal trends, and anomaly detection using window functions (RANK, LAG, SUM OVER, NTILE, PERCENTILE_CONT), CTEs, and statistical aggregation. Surfaced that £8.91M in revenue from 4,339 customers is 82% UK-concentrated, that the top 10% of customers drive 61% of revenue, and that sub-£5 budget products generate 71% of revenue despite being a volume rather than margin business. Went further than reporting results: audited the query outputs themselves and documented real data-quality findings, including a CURRENT_DATE bug that silently mislabeled 100% of customers as "Inactive" and a cohort query that only ever returned month zero — the kind of self-auditing that separates production analysis from a one-off script.</w:t>
+      </w:r>
+    </w:p>
+    <w:p>
+      <w:pPr>
+        <w:spacing w:after="50"/>
+        <w:ind w:left="360"/>
+      </w:pPr>
+      <w:r>
+        <w:rPr>
+          <w:color w:val="0066CC"/>
+          <w:sz w:val="18"/>
+          <w:szCs w:val="18"/>
+          <w:rFonts w:ascii="Times New Roman" w:cs="Times New Roman" w:eastAsia="Times New Roman" w:hAnsi="Times New Roman"/>
+        </w:rPr>
+        <w:t xml:space="preserve">  GitHub: https://github.com/EfeObus/Online-Retail-SQL-Analysis</w:t>
+      </w:r>
+    </w:p>
+    <w:p>
+      <w:pPr>
+        <w:spacing w:after="100"/>
+        <w:ind w:left="360"/>
+      </w:pPr>
+      <w:r>
+        <w:rPr>
+          <w:i/>
+          <w:iCs/>
+          <w:sz w:val="18"/>
+          <w:szCs w:val="18"/>
+          <w:rFonts w:ascii="Times New Roman" w:cs="Times New Roman" w:eastAsia="Times New Roman" w:hAnsi="Times New Roman"/>
+        </w:rPr>
+        <w:t xml:space="preserve">  Technologies: PostgreSQL, SQL, Window Functions, CTEs, RFM Segmentation, Cohort Analysis, Database Design</w:t>
+      </w:r>
+    </w:p>
+    <w:p>
+      <w:pPr>
+        <w:spacing w:before="150"/>
+      </w:pPr>
+      <w:r>
+        <w:rPr>
+          <w:b/>
+          <w:bCs/>
+          <w:sz w:val="22"/>
+          <w:szCs w:val="22"/>
+          <w:rFonts w:ascii="Times New Roman" w:cs="Times New Roman" w:eastAsia="Times New Roman" w:hAnsi="Times New Roman"/>
+        </w:rPr>
+        <w:t xml:space="preserve">Nashville Housing Market Analysis</w:t>
+      </w:r>
+      <w:r>
+        <w:rPr>
+          <w:i/>
+          <w:iCs/>
+          <w:sz w:val="20"/>
+          <w:szCs w:val="20"/>
+          <w:rFonts w:ascii="Times New Roman" w:cs="Times New Roman" w:eastAsia="Times New Roman" w:hAnsi="Times New Roman"/>
+        </w:rPr>
+        <w:t xml:space="preserve"> (Jul 2026)</w:t>
+      </w:r>
+    </w:p>
+    <w:p>
+      <w:pPr>
+        <w:spacing w:after="50"/>
+        <w:ind w:left="360"/>
+      </w:pPr>
+      <w:r>
+        <w:rPr>
+          <w:sz w:val="20"/>
+          <w:szCs w:val="20"/>
+          <w:rFonts w:ascii="Times New Roman" w:cs="Times New Roman" w:eastAsia="Times New Roman" w:hAnsi="Times New Roman"/>
+        </w:rPr>
+        <w:t xml:space="preserve">• Engineered a raw, unstructured municipal housing dataset of 56,636 rows into a verified, stakeholder-ready business intelligence solution using advanced Excel. De-duplicated 168 exact-duplicate sales records, designed defensive null-value routing that classified 30,619 unvalued records as "N/A" instead of zero to prevent market-tier skew, and engineered derived time-dimension and boolean flag columns. Built a dynamic formula engine combining VLOOKUP, XLOOKUP, and INDEX/MATCH for record retrieval with SUMIFS/COUNTIFS/AVERAGEIFS for localized statistics, and replaced standard aggregations with SUBTOTAL and SUMPRODUCT logic so every metric recalculates safely under live filters. Delivered a BI dashboard with 9 pivot tables, 5 KPI indicators, and a slicer-driven 2x3 matrix chart layout. Uncovered $18.50B in verified transaction value across 56,468 sales — a $327,581 average against a $205,838 median sale price, flagging significant high-value outlier skew — progressing from 11,338 sales ($2.78B) in 2013 to a 16,794-sale, $6.71B peak in 2015 (52% dollar-volume growth) before cooling to 14,055 sales ($4.23B) in 2016. Also surfaced ~80% capital concentration in Nashville proper and an 8.6% vacant-property sale rate — insights translated into geographic allocation, seasonal listing timing, and risk-monitoring recommendations for stakeholders.</w:t>
+      </w:r>
+    </w:p>
+    <w:p>
+      <w:pPr>
+        <w:spacing w:after="50"/>
+        <w:ind w:left="360"/>
+      </w:pPr>
+      <w:r>
+        <w:rPr>
+          <w:color w:val="0066CC"/>
+          <w:sz w:val="18"/>
+          <w:szCs w:val="18"/>
+          <w:rFonts w:ascii="Times New Roman" w:cs="Times New Roman" w:eastAsia="Times New Roman" w:hAnsi="Times New Roman"/>
+        </w:rPr>
+        <w:t xml:space="preserve">  GitHub: https://github.com/EfeObus/Nashville-Housing</w:t>
+      </w:r>
+    </w:p>
+    <w:p>
+      <w:pPr>
+        <w:spacing w:after="100"/>
+        <w:ind w:left="360"/>
+      </w:pPr>
+      <w:r>
+        <w:rPr>
+          <w:i/>
+          <w:iCs/>
+          <w:sz w:val="18"/>
+          <w:szCs w:val="18"/>
+          <w:rFonts w:ascii="Times New Roman" w:cs="Times New Roman" w:eastAsia="Times New Roman" w:hAnsi="Times New Roman"/>
+        </w:rPr>
+        <w:t xml:space="preserve">  Technologies: Microsoft Excel, VLOOKUP/XLOOKUP, INDEX/MATCH, Pivot Tables, SUMPRODUCT, Data Cleaning, Business Intelligence</w:t>
+      </w:r>
+    </w:p>
+    <w:p>
+      <w:pPr>
+        <w:spacing w:before="150"/>
+      </w:pPr>
+      <w:r>
+        <w:rPr>
+          <w:b/>
+          <w:bCs/>
+          <w:sz w:val="22"/>
+          <w:szCs w:val="22"/>
+          <w:rFonts w:ascii="Times New Roman" w:cs="Times New Roman" w:eastAsia="Times New Roman" w:hAnsi="Times New Roman"/>
+        </w:rPr>
+        <w:t xml:space="preserve">Agho Hospital Management System</w:t>
+      </w:r>
+      <w:r>
+        <w:rPr>
+          <w:i/>
+          <w:iCs/>
+          <w:sz w:val="20"/>
+          <w:szCs w:val="20"/>
+          <w:rFonts w:ascii="Times New Roman" w:cs="Times New Roman" w:eastAsia="Times New Roman" w:hAnsi="Times New Roman"/>
+        </w:rPr>
+        <w:t xml:space="preserve"> (2025)</w:t>
+      </w:r>
+    </w:p>
+    <w:p>
+      <w:pPr>
+        <w:spacing w:after="50"/>
+        <w:ind w:left="360"/>
+      </w:pPr>
+      <w:r>
+        <w:rPr>
+          <w:sz w:val="20"/>
+          <w:szCs w:val="20"/>
+          <w:rFonts w:ascii="Times New Roman" w:cs="Times New Roman" w:eastAsia="Times New Roman" w:hAnsi="Times New Roman"/>
+        </w:rPr>
+        <w:t xml:space="preserve">• Comprehensive desktop and web application to streamline hospital operations with role-based access control. Features patient management, appointment scheduling, doctor management, and user administration. Includes both web interface (port 5140) and console mode with security features like password hashing, SQL injection prevention, and role-based permissions for administrators, doctors, receptionists, and nurses.</w:t>
+      </w:r>
+    </w:p>
+    <w:p>
+      <w:pPr>
+        <w:spacing w:after="50"/>
+        <w:ind w:left="360"/>
+      </w:pPr>
+      <w:r>
+        <w:rPr>
+          <w:color w:val="0066CC"/>
+          <w:sz w:val="18"/>
+          <w:szCs w:val="18"/>
+          <w:rFonts w:ascii="Times New Roman" w:cs="Times New Roman" w:eastAsia="Times New Roman" w:hAnsi="Times New Roman"/>
+        </w:rPr>
+        <w:t xml:space="preserve">  GitHub: https://github.com/EfeObus/Agho-Hospital-Management</w:t>
+      </w:r>
+    </w:p>
+    <w:p>
+      <w:pPr>
+        <w:spacing w:after="100"/>
+        <w:ind w:left="360"/>
+      </w:pPr>
+      <w:r>
+        <w:rPr>
+          <w:i/>
+          <w:iCs/>
+          <w:sz w:val="18"/>
+          <w:szCs w:val="18"/>
+          <w:rFonts w:ascii="Times New Roman" w:cs="Times New Roman" w:eastAsia="Times New Roman" w:hAnsi="Times New Roman"/>
+        </w:rPr>
+        <w:t xml:space="preserve">  Technologies: Java, Java Swing, PostgreSQL, JDBC, SHA-256, Web Server</w:t>
+      </w:r>
+    </w:p>
+    <w:p>
+      <w:pPr>
+        <w:spacing w:before="150"/>
+      </w:pPr>
+      <w:r>
+        <w:rPr>
+          <w:b/>
+          <w:bCs/>
+          <w:sz w:val="22"/>
+          <w:szCs w:val="22"/>
+          <w:rFonts w:ascii="Times New Roman" w:cs="Times New Roman" w:eastAsia="Times New Roman" w:hAnsi="Times New Roman"/>
+        </w:rPr>
+        <w:t xml:space="preserve">Zodiac Real Estate AI</w:t>
+      </w:r>
+      <w:r>
+        <w:rPr>
+          <w:i/>
+          <w:iCs/>
+          <w:sz w:val="20"/>
+          <w:szCs w:val="20"/>
+          <w:rFonts w:ascii="Times New Roman" w:cs="Times New Roman" w:eastAsia="Times New Roman" w:hAnsi="Times New Roman"/>
+        </w:rPr>
+        <w:t xml:space="preserve"> (May 2025 – Aug 2025)</w:t>
+      </w:r>
+    </w:p>
+    <w:p>
+      <w:pPr>
+        <w:spacing w:after="50"/>
+        <w:ind w:left="360"/>
+      </w:pPr>
+      <w:r>
+        <w:rPr>
+          <w:sz w:val="20"/>
+          <w:szCs w:val="20"/>
+          <w:rFonts w:ascii="Times New Roman" w:cs="Times New Roman" w:eastAsia="Times New Roman" w:hAnsi="Times New Roman"/>
+        </w:rPr>
+        <w:t xml:space="preserve">• Production-ready real estate analytics platform with 88.3% accuracy machine learning, combining real-time economic data for property valuations and market analysis across 49,551+ Canadian properties.</w:t>
+      </w:r>
+    </w:p>
+    <w:p>
+      <w:pPr>
+        <w:spacing w:after="50"/>
+        <w:ind w:left="360"/>
+      </w:pPr>
+      <w:r>
+        <w:rPr>
+          <w:color w:val="0066CC"/>
+          <w:sz w:val="18"/>
+          <w:szCs w:val="18"/>
+          <w:rFonts w:ascii="Times New Roman" w:cs="Times New Roman" w:eastAsia="Times New Roman" w:hAnsi="Times New Roman"/>
+        </w:rPr>
+        <w:t xml:space="preserve">  GitHub: https://github.com/EfeObus/NextProperty</w:t>
+      </w:r>
+    </w:p>
+    <w:p>
+      <w:pPr>
+        <w:spacing w:after="100"/>
+        <w:ind w:left="360"/>
+      </w:pPr>
+      <w:r>
+        <w:rPr>
+          <w:i/>
+          <w:iCs/>
+          <w:sz w:val="18"/>
+          <w:szCs w:val="18"/>
+          <w:rFonts w:ascii="Times New Roman" w:cs="Times New Roman" w:eastAsia="Times New Roman" w:hAnsi="Times New Roman"/>
+        </w:rPr>
+        <w:t xml:space="preserve">  Technologies: Python, Flask, MySQL, Scikit-learn, XGBoost, Docker, JavaScript</w:t>
+      </w:r>
+    </w:p>
+    <w:p>
+      <w:pPr>
+        <w:spacing w:before="150"/>
+      </w:pPr>
+      <w:r>
+        <w:rPr>
+          <w:b/>
+          <w:bCs/>
+          <w:sz w:val="22"/>
+          <w:szCs w:val="22"/>
+          <w:rFonts w:ascii="Times New Roman" w:cs="Times New Roman" w:eastAsia="Times New Roman" w:hAnsi="Times New Roman"/>
+        </w:rPr>
+        <w:t xml:space="preserve">TK Reports - AI-Powered Data Analysis</w:t>
+      </w:r>
+      <w:r>
+        <w:rPr>
+          <w:i/>
+          <w:iCs/>
+          <w:sz w:val="20"/>
+          <w:szCs w:val="20"/>
+          <w:rFonts w:ascii="Times New Roman" w:cs="Times New Roman" w:eastAsia="Times New Roman" w:hAnsi="Times New Roman"/>
+        </w:rPr>
+        <w:t xml:space="preserve"> (Oct 2024)</w:t>
+      </w:r>
+    </w:p>
+    <w:p>
+      <w:pPr>
+        <w:spacing w:after="50"/>
+        <w:ind w:left="360"/>
+      </w:pPr>
+      <w:r>
+        <w:rPr>
+          <w:sz w:val="20"/>
+          <w:szCs w:val="20"/>
+          <w:rFonts w:ascii="Times New Roman" w:cs="Times New Roman" w:eastAsia="Times New Roman" w:hAnsi="Times New Roman"/>
+        </w:rPr>
+        <w:t xml:space="preserve">• Advanced AI-powered data analytics platform that transforms datasets into comprehensive, professional-grade analytical reports. Built with Flask and OpenAI GPT-4 Turbo, it combines statistical analysis (mean, median, mode, standard deviation, skewness, kurtosis, outlier detection), machine learning insights, correlation analysis, and natural language generation to produce executive-ready reports in DOCX and PDF formats. Features research objective-driven analysis, 5 professional visualizations with detailed interpretations, handles up to 100MB file uploads, supports CSV/XLSX/XLS/TSV formats, and delivers 15+ page comprehensive reports with AI-generated executive summaries, key findings, insights, and actionable recommendations.</w:t>
+      </w:r>
+    </w:p>
+    <w:p>
+      <w:pPr>
+        <w:spacing w:after="50"/>
+        <w:ind w:left="360"/>
+      </w:pPr>
+      <w:r>
+        <w:rPr>
+          <w:color w:val="0066CC"/>
+          <w:sz w:val="18"/>
+          <w:szCs w:val="18"/>
+          <w:rFonts w:ascii="Times New Roman" w:cs="Times New Roman" w:eastAsia="Times New Roman" w:hAnsi="Times New Roman"/>
+        </w:rPr>
+        <w:t xml:space="preserve">  GitHub: https://github.com/EfeObus/TK-Reports</w:t>
+      </w:r>
+    </w:p>
+    <w:p>
+      <w:pPr>
+        <w:spacing w:after="100"/>
+        <w:ind w:left="360"/>
+      </w:pPr>
+      <w:r>
+        <w:rPr>
+          <w:i/>
+          <w:iCs/>
+          <w:sz w:val="18"/>
+          <w:szCs w:val="18"/>
+          <w:rFonts w:ascii="Times New Roman" w:cs="Times New Roman" w:eastAsia="Times New Roman" w:hAnsi="Times New Roman"/>
+        </w:rPr>
+        <w:t xml:space="preserve">  Technologies: Python, Flask, OpenAI GPT-4, Pandas, NumPy, SciPy, Matplotlib, Seaborn</w:t>
+      </w:r>
+    </w:p>
+    <w:p>
+      <w:pPr>
+        <w:spacing w:before="150"/>
+      </w:pPr>
+      <w:r>
+        <w:rPr>
+          <w:b/>
+          <w:bCs/>
+          <w:sz w:val="22"/>
+          <w:szCs w:val="22"/>
+          <w:rFonts w:ascii="Times New Roman" w:cs="Times New Roman" w:eastAsia="Times New Roman" w:hAnsi="Times New Roman"/>
+        </w:rPr>
+        <w:t xml:space="preserve">IGNITE Sleep Lounge Automation</w:t>
+      </w:r>
+      <w:r>
+        <w:rPr>
+          <w:i/>
+          <w:iCs/>
+          <w:sz w:val="20"/>
+          <w:szCs w:val="20"/>
+          <w:rFonts w:ascii="Times New Roman" w:cs="Times New Roman" w:eastAsia="Times New Roman" w:hAnsi="Times New Roman"/>
+        </w:rPr>
+        <w:t xml:space="preserve"> (Sep 2024 – May 2025)</w:t>
+      </w:r>
+    </w:p>
+    <w:p>
+      <w:pPr>
+        <w:spacing w:after="50"/>
+        <w:ind w:left="360"/>
+      </w:pPr>
+      <w:r>
+        <w:rPr>
+          <w:sz w:val="20"/>
+          <w:szCs w:val="20"/>
+          <w:rFonts w:ascii="Times New Roman" w:cs="Times New Roman" w:eastAsia="Times New Roman" w:hAnsi="Times New Roman"/>
+        </w:rPr>
+        <w:t xml:space="preserve">• Digital check-in and waiver system for Humber College's IGNITE facilities, automating student registration, time tracking, and staff oversight with real-time functionality and admin dashboard.</w:t>
+      </w:r>
+    </w:p>
+    <w:p>
+      <w:pPr>
+        <w:spacing w:after="50"/>
+        <w:ind w:left="360"/>
+      </w:pPr>
+      <w:r>
+        <w:rPr>
+          <w:color w:val="0066CC"/>
+          <w:sz w:val="18"/>
+          <w:szCs w:val="18"/>
+          <w:rFonts w:ascii="Times New Roman" w:cs="Times New Roman" w:eastAsia="Times New Roman" w:hAnsi="Times New Roman"/>
+        </w:rPr>
+        <w:t xml:space="preserve">  GitHub: https://github.com/EfeObus/IGNITE-Sleep-Lounge-and-Zenzone</w:t>
+      </w:r>
+    </w:p>
+    <w:p>
+      <w:pPr>
+        <w:spacing w:after="100"/>
+        <w:ind w:left="360"/>
+      </w:pPr>
+      <w:r>
+        <w:rPr>
+          <w:i/>
+          <w:iCs/>
+          <w:sz w:val="18"/>
+          <w:szCs w:val="18"/>
+          <w:rFonts w:ascii="Times New Roman" w:cs="Times New Roman" w:eastAsia="Times New Roman" w:hAnsi="Times New Roman"/>
+        </w:rPr>
+        <w:t xml:space="preserve">  Technologies: Node.js, Express, PostgreSQL, JavaScript, JWT, HTML/CSS</w:t>
+      </w:r>
+    </w:p>
+    <w:p>
+      <w:pPr>
+        <w:spacing w:before="150"/>
+      </w:pPr>
+      <w:r>
+        <w:rPr>
+          <w:b/>
+          <w:bCs/>
+          <w:sz w:val="22"/>
+          <w:szCs w:val="22"/>
+          <w:rFonts w:ascii="Times New Roman" w:cs="Times New Roman" w:eastAsia="Times New Roman" w:hAnsi="Times New Roman"/>
+        </w:rPr>
         <w:t xml:space="preserve">WonderWorld Learning Adventure</w:t>
       </w:r>
       <w:r>
@@ -1120,706 +1820,6 @@
           <w:rFonts w:ascii="Times New Roman" w:cs="Times New Roman" w:eastAsia="Times New Roman" w:hAnsi="Times New Roman"/>
         </w:rPr>
         <w:t xml:space="preserve">  Technologies: Flutter, Dart, Flame Engine, Python, FastAPI, PostgreSQL, Redis, NumPy, Speech-to-Text, Adaptive Learning</w:t>
-      </w:r>
-    </w:p>
-    <w:p>
-      <w:pPr>
-        <w:spacing w:before="150"/>
-      </w:pPr>
-      <w:r>
-        <w:rPr>
-          <w:b/>
-          <w:bCs/>
-          <w:sz w:val="22"/>
-          <w:szCs w:val="22"/>
-          <w:rFonts w:ascii="Times New Roman" w:cs="Times New Roman" w:eastAsia="Times New Roman" w:hAnsi="Times New Roman"/>
-        </w:rPr>
-        <w:t xml:space="preserve">TekVwa Life</w:t>
-      </w:r>
-      <w:r>
-        <w:rPr>
-          <w:i/>
-          <w:iCs/>
-          <w:sz w:val="20"/>
-          <w:szCs w:val="20"/>
-          <w:rFonts w:ascii="Times New Roman" w:cs="Times New Roman" w:eastAsia="Times New Roman" w:hAnsi="Times New Roman"/>
-        </w:rPr>
-        <w:t xml:space="preserve"> (Dec 2025 – Present)</w:t>
-      </w:r>
-    </w:p>
-    <w:p>
-      <w:pPr>
-        <w:spacing w:after="50"/>
-        <w:ind w:left="360"/>
-      </w:pPr>
-      <w:r>
-        <w:rPr>
-          <w:sz w:val="20"/>
-          <w:szCs w:val="20"/>
-          <w:rFonts w:ascii="Times New Roman" w:cs="Times New Roman" w:eastAsia="Times New Roman" w:hAnsi="Times New Roman"/>
-        </w:rPr>
-        <w:t xml:space="preserve">• Secure digital autobiography and legacy-preservation platform that enables users to write, organize, and protect their life stories using a professionally structured 28-chapter framework. TekVwa Life combines narrative creation, life-event and achievement tracking, and post-death legacy access into a single privacy-first system. Built with enterprise-grade security, Canadian data residency, and professional PDF/DOCX export, the platform transforms personal history into a permanent, transferable digital asset for families, historians, and estate planning purposes.</w:t>
-      </w:r>
-    </w:p>
-    <w:p>
-      <w:pPr>
-        <w:spacing w:after="50"/>
-        <w:ind w:left="360"/>
-      </w:pPr>
-      <w:r>
-        <w:rPr>
-          <w:color w:val="0066CC"/>
-          <w:sz w:val="18"/>
-          <w:szCs w:val="18"/>
-          <w:rFonts w:ascii="Times New Roman" w:cs="Times New Roman" w:eastAsia="Times New Roman" w:hAnsi="Times New Roman"/>
-        </w:rPr>
-        <w:t xml:space="preserve">  Live: https://tekvwa-life-production.up.railway.app/ | GitHub: https://github.com/EfeObus/TekVwa-Life</w:t>
-      </w:r>
-    </w:p>
-    <w:p>
-      <w:pPr>
-        <w:spacing w:after="100"/>
-        <w:ind w:left="360"/>
-      </w:pPr>
-      <w:r>
-        <w:rPr>
-          <w:i/>
-          <w:iCs/>
-          <w:sz w:val="18"/>
-          <w:szCs w:val="18"/>
-          <w:rFonts w:ascii="Times New Roman" w:cs="Times New Roman" w:eastAsia="Times New Roman" w:hAnsi="Times New Roman"/>
-        </w:rPr>
-        <w:t xml:space="preserve">  Technologies: Node.js, Express.js, PostgreSQL (AWS RDS), Prisma ORM, React, Material UI, JWT Authentication</w:t>
-      </w:r>
-    </w:p>
-    <w:p>
-      <w:pPr>
-        <w:spacing w:before="150"/>
-      </w:pPr>
-      <w:r>
-        <w:rPr>
-          <w:b/>
-          <w:bCs/>
-          <w:sz w:val="22"/>
-          <w:szCs w:val="22"/>
-          <w:rFonts w:ascii="Times New Roman" w:cs="Times New Roman" w:eastAsia="Times New Roman" w:hAnsi="Times New Roman"/>
-        </w:rPr>
-        <w:t xml:space="preserve">Tekvwa Analysis Platform</w:t>
-      </w:r>
-      <w:r>
-        <w:rPr>
-          <w:i/>
-          <w:iCs/>
-          <w:sz w:val="20"/>
-          <w:szCs w:val="20"/>
-          <w:rFonts w:ascii="Times New Roman" w:cs="Times New Roman" w:eastAsia="Times New Roman" w:hAnsi="Times New Roman"/>
-        </w:rPr>
-        <w:t xml:space="preserve"> (Jan 2025 – Present)</w:t>
-      </w:r>
-    </w:p>
-    <w:p>
-      <w:pPr>
-        <w:spacing w:after="50"/>
-        <w:ind w:left="360"/>
-      </w:pPr>
-      <w:r>
-        <w:rPr>
-          <w:sz w:val="20"/>
-          <w:szCs w:val="20"/>
-          <w:rFonts w:ascii="Times New Roman" w:cs="Times New Roman" w:eastAsia="Times New Roman" w:hAnsi="Times New Roman"/>
-        </w:rPr>
-        <w:t xml:space="preserve">• Tekvwa Analysis (v4.4.0, rebranded from TekVwarho Analysis) is a comprehensive statistical analysis platform with AI-powered reporting, migrated from Railway to Google Cloud Run (Cloud SQL, Secret Manager, Artifact Registry) with AI generation moved from the OpenAI API to Vertex AI (Gemini) authenticated via Application Default Credentials, eliminating any API key to store or rotate. Built around five core capabilities: an Excel-like data-entry grid for direct spreadsheet input, a deterministic auto-analysis engine that profiles uploaded data and recommends the statistically appropriate test with a plain-language rationale, plain-language interpretation panels (headline, key findings, caveats, glossary) on every one of 17 analysis pages, interactive drag/resize dashboards with per-chart pinning that persist per user, and AI reports that embed real chart images alongside Gemini-narrated analysis with a deterministic fallback so reports are never empty. Hardened app-wide login enforcement across every page and API call, and debugged a real data-type-detection bug that crashed the upload pipeline on fully-populated numeric columns, reproduced and fixed against a live 536,000-row dataset.</w:t>
-      </w:r>
-    </w:p>
-    <w:p>
-      <w:pPr>
-        <w:spacing w:after="50"/>
-        <w:ind w:left="360"/>
-      </w:pPr>
-      <w:r>
-        <w:rPr>
-          <w:color w:val="0066CC"/>
-          <w:sz w:val="18"/>
-          <w:szCs w:val="18"/>
-          <w:rFonts w:ascii="Times New Roman" w:cs="Times New Roman" w:eastAsia="Times New Roman" w:hAnsi="Times New Roman"/>
-        </w:rPr>
-        <w:t xml:space="preserve">  Live: https://tekvwarho-analysis-551794668026.northamerica-northeast1.run.app/ | GitHub: https://github.com/EfeObus/TekVwarho-Analysis</w:t>
-      </w:r>
-    </w:p>
-    <w:p>
-      <w:pPr>
-        <w:spacing w:after="100"/>
-        <w:ind w:left="360"/>
-      </w:pPr>
-      <w:r>
-        <w:rPr>
-          <w:i/>
-          <w:iCs/>
-          <w:sz w:val="18"/>
-          <w:szCs w:val="18"/>
-          <w:rFonts w:ascii="Times New Roman" w:cs="Times New Roman" w:eastAsia="Times New Roman" w:hAnsi="Times New Roman"/>
-        </w:rPr>
-        <w:t xml:space="preserve">  Technologies: Flask, PostgreSQL, Google Cloud Run, Vertex AI (Gemini), Cloud SQL, Plotly.js, Bootstrap, Python</w:t>
-      </w:r>
-    </w:p>
-    <w:p>
-      <w:pPr>
-        <w:spacing w:before="150"/>
-      </w:pPr>
-      <w:r>
-        <w:rPr>
-          <w:b/>
-          <w:bCs/>
-          <w:sz w:val="22"/>
-          <w:szCs w:val="22"/>
-          <w:rFonts w:ascii="Times New Roman" w:cs="Times New Roman" w:eastAsia="Times New Roman" w:hAnsi="Times New Roman"/>
-        </w:rPr>
-        <w:t xml:space="preserve">TK Reports - AI-Powered Data Analysis</w:t>
-      </w:r>
-      <w:r>
-        <w:rPr>
-          <w:i/>
-          <w:iCs/>
-          <w:sz w:val="20"/>
-          <w:szCs w:val="20"/>
-          <w:rFonts w:ascii="Times New Roman" w:cs="Times New Roman" w:eastAsia="Times New Roman" w:hAnsi="Times New Roman"/>
-        </w:rPr>
-        <w:t xml:space="preserve"> (Oct 2024)</w:t>
-      </w:r>
-    </w:p>
-    <w:p>
-      <w:pPr>
-        <w:spacing w:after="50"/>
-        <w:ind w:left="360"/>
-      </w:pPr>
-      <w:r>
-        <w:rPr>
-          <w:sz w:val="20"/>
-          <w:szCs w:val="20"/>
-          <w:rFonts w:ascii="Times New Roman" w:cs="Times New Roman" w:eastAsia="Times New Roman" w:hAnsi="Times New Roman"/>
-        </w:rPr>
-        <w:t xml:space="preserve">• Advanced AI-powered data analytics platform that transforms datasets into comprehensive, professional-grade analytical reports. Built with Flask and OpenAI GPT-4 Turbo, it combines statistical analysis (mean, median, mode, standard deviation, skewness, kurtosis, outlier detection), machine learning insights, correlation analysis, and natural language generation to produce executive-ready reports in DOCX and PDF formats. Features research objective-driven analysis, 5 professional visualizations with detailed interpretations, handles up to 100MB file uploads, supports CSV/XLSX/XLS/TSV formats, and delivers 15+ page comprehensive reports with AI-generated executive summaries, key findings, insights, and actionable recommendations.</w:t>
-      </w:r>
-    </w:p>
-    <w:p>
-      <w:pPr>
-        <w:spacing w:after="50"/>
-        <w:ind w:left="360"/>
-      </w:pPr>
-      <w:r>
-        <w:rPr>
-          <w:color w:val="0066CC"/>
-          <w:sz w:val="18"/>
-          <w:szCs w:val="18"/>
-          <w:rFonts w:ascii="Times New Roman" w:cs="Times New Roman" w:eastAsia="Times New Roman" w:hAnsi="Times New Roman"/>
-        </w:rPr>
-        <w:t xml:space="preserve">  GitHub: https://github.com/EfeObus/TK-Reports</w:t>
-      </w:r>
-    </w:p>
-    <w:p>
-      <w:pPr>
-        <w:spacing w:after="100"/>
-        <w:ind w:left="360"/>
-      </w:pPr>
-      <w:r>
-        <w:rPr>
-          <w:i/>
-          <w:iCs/>
-          <w:sz w:val="18"/>
-          <w:szCs w:val="18"/>
-          <w:rFonts w:ascii="Times New Roman" w:cs="Times New Roman" w:eastAsia="Times New Roman" w:hAnsi="Times New Roman"/>
-        </w:rPr>
-        <w:t xml:space="preserve">  Technologies: Python, Flask, OpenAI GPT-4, Pandas, NumPy, SciPy, Matplotlib, Seaborn</w:t>
-      </w:r>
-    </w:p>
-    <w:p>
-      <w:pPr>
-        <w:spacing w:before="150"/>
-      </w:pPr>
-      <w:r>
-        <w:rPr>
-          <w:b/>
-          <w:bCs/>
-          <w:sz w:val="22"/>
-          <w:szCs w:val="22"/>
-          <w:rFonts w:ascii="Times New Roman" w:cs="Times New Roman" w:eastAsia="Times New Roman" w:hAnsi="Times New Roman"/>
-        </w:rPr>
-        <w:t xml:space="preserve">Zodiac Real Estate AI</w:t>
-      </w:r>
-      <w:r>
-        <w:rPr>
-          <w:i/>
-          <w:iCs/>
-          <w:sz w:val="20"/>
-          <w:szCs w:val="20"/>
-          <w:rFonts w:ascii="Times New Roman" w:cs="Times New Roman" w:eastAsia="Times New Roman" w:hAnsi="Times New Roman"/>
-        </w:rPr>
-        <w:t xml:space="preserve"> (May 2025 – Aug 2025)</w:t>
-      </w:r>
-    </w:p>
-    <w:p>
-      <w:pPr>
-        <w:spacing w:after="50"/>
-        <w:ind w:left="360"/>
-      </w:pPr>
-      <w:r>
-        <w:rPr>
-          <w:sz w:val="20"/>
-          <w:szCs w:val="20"/>
-          <w:rFonts w:ascii="Times New Roman" w:cs="Times New Roman" w:eastAsia="Times New Roman" w:hAnsi="Times New Roman"/>
-        </w:rPr>
-        <w:t xml:space="preserve">• Production-ready real estate analytics platform with 88.3% accuracy machine learning, combining real-time economic data for property valuations and market analysis across 49,551+ Canadian properties.</w:t>
-      </w:r>
-    </w:p>
-    <w:p>
-      <w:pPr>
-        <w:spacing w:after="50"/>
-        <w:ind w:left="360"/>
-      </w:pPr>
-      <w:r>
-        <w:rPr>
-          <w:color w:val="0066CC"/>
-          <w:sz w:val="18"/>
-          <w:szCs w:val="18"/>
-          <w:rFonts w:ascii="Times New Roman" w:cs="Times New Roman" w:eastAsia="Times New Roman" w:hAnsi="Times New Roman"/>
-        </w:rPr>
-        <w:t xml:space="preserve">  GitHub: https://github.com/EfeObus/NextProperty</w:t>
-      </w:r>
-    </w:p>
-    <w:p>
-      <w:pPr>
-        <w:spacing w:after="100"/>
-        <w:ind w:left="360"/>
-      </w:pPr>
-      <w:r>
-        <w:rPr>
-          <w:i/>
-          <w:iCs/>
-          <w:sz w:val="18"/>
-          <w:szCs w:val="18"/>
-          <w:rFonts w:ascii="Times New Roman" w:cs="Times New Roman" w:eastAsia="Times New Roman" w:hAnsi="Times New Roman"/>
-        </w:rPr>
-        <w:t xml:space="preserve">  Technologies: Python, Flask, MySQL, Scikit-learn, XGBoost, Docker, JavaScript</w:t>
-      </w:r>
-    </w:p>
-    <w:p>
-      <w:pPr>
-        <w:spacing w:before="150"/>
-      </w:pPr>
-      <w:r>
-        <w:rPr>
-          <w:b/>
-          <w:bCs/>
-          <w:sz w:val="22"/>
-          <w:szCs w:val="22"/>
-          <w:rFonts w:ascii="Times New Roman" w:cs="Times New Roman" w:eastAsia="Times New Roman" w:hAnsi="Times New Roman"/>
-        </w:rPr>
-        <w:t xml:space="preserve">IGNITE Sleep Lounge Automation</w:t>
-      </w:r>
-      <w:r>
-        <w:rPr>
-          <w:i/>
-          <w:iCs/>
-          <w:sz w:val="20"/>
-          <w:szCs w:val="20"/>
-          <w:rFonts w:ascii="Times New Roman" w:cs="Times New Roman" w:eastAsia="Times New Roman" w:hAnsi="Times New Roman"/>
-        </w:rPr>
-        <w:t xml:space="preserve"> (Sep 2024 – May 2025)</w:t>
-      </w:r>
-    </w:p>
-    <w:p>
-      <w:pPr>
-        <w:spacing w:after="50"/>
-        <w:ind w:left="360"/>
-      </w:pPr>
-      <w:r>
-        <w:rPr>
-          <w:sz w:val="20"/>
-          <w:szCs w:val="20"/>
-          <w:rFonts w:ascii="Times New Roman" w:cs="Times New Roman" w:eastAsia="Times New Roman" w:hAnsi="Times New Roman"/>
-        </w:rPr>
-        <w:t xml:space="preserve">• Digital check-in and waiver system for Humber College's IGNITE facilities, automating student registration, time tracking, and staff oversight with real-time functionality and admin dashboard.</w:t>
-      </w:r>
-    </w:p>
-    <w:p>
-      <w:pPr>
-        <w:spacing w:after="50"/>
-        <w:ind w:left="360"/>
-      </w:pPr>
-      <w:r>
-        <w:rPr>
-          <w:color w:val="0066CC"/>
-          <w:sz w:val="18"/>
-          <w:szCs w:val="18"/>
-          <w:rFonts w:ascii="Times New Roman" w:cs="Times New Roman" w:eastAsia="Times New Roman" w:hAnsi="Times New Roman"/>
-        </w:rPr>
-        <w:t xml:space="preserve">  GitHub: https://github.com/EfeObus/IGNITE-Sleep-Lounge-and-Zenzone</w:t>
-      </w:r>
-    </w:p>
-    <w:p>
-      <w:pPr>
-        <w:spacing w:after="100"/>
-        <w:ind w:left="360"/>
-      </w:pPr>
-      <w:r>
-        <w:rPr>
-          <w:i/>
-          <w:iCs/>
-          <w:sz w:val="18"/>
-          <w:szCs w:val="18"/>
-          <w:rFonts w:ascii="Times New Roman" w:cs="Times New Roman" w:eastAsia="Times New Roman" w:hAnsi="Times New Roman"/>
-        </w:rPr>
-        <w:t xml:space="preserve">  Technologies: Node.js, Express, PostgreSQL, JavaScript, JWT, HTML/CSS</w:t>
-      </w:r>
-    </w:p>
-    <w:p>
-      <w:pPr>
-        <w:spacing w:before="150"/>
-      </w:pPr>
-      <w:r>
-        <w:rPr>
-          <w:b/>
-          <w:bCs/>
-          <w:sz w:val="22"/>
-          <w:szCs w:val="22"/>
-          <w:rFonts w:ascii="Times New Roman" w:cs="Times New Roman" w:eastAsia="Times New Roman" w:hAnsi="Times New Roman"/>
-        </w:rPr>
-        <w:t xml:space="preserve">Tekevwe LegalEagleAI</w:t>
-      </w:r>
-      <w:r>
-        <w:rPr>
-          <w:i/>
-          <w:iCs/>
-          <w:sz w:val="20"/>
-          <w:szCs w:val="20"/>
-          <w:rFonts w:ascii="Times New Roman" w:cs="Times New Roman" w:eastAsia="Times New Roman" w:hAnsi="Times New Roman"/>
-        </w:rPr>
-        <w:t xml:space="preserve"> (Nov 2022 – Present)</w:t>
-      </w:r>
-    </w:p>
-    <w:p>
-      <w:pPr>
-        <w:spacing w:after="50"/>
-        <w:ind w:left="360"/>
-      </w:pPr>
-      <w:r>
-        <w:rPr>
-          <w:sz w:val="20"/>
-          <w:szCs w:val="20"/>
-          <w:rFonts w:ascii="Times New Roman" w:cs="Times New Roman" w:eastAsia="Times New Roman" w:hAnsi="Times New Roman"/>
-        </w:rPr>
-        <w:t xml:space="preserve">• Web application designed to streamline legal document management and analysis. Provides features such as document generation, editing, and summarization, leveraging AI to assist users with legal research, contract creation, and risk analysis. The platform includes dashboards for activity tracking, quick actions, and recent documents, as well as collaboration tools with an AI chat assistant for insights and support.</w:t>
-      </w:r>
-    </w:p>
-    <w:p>
-      <w:pPr>
-        <w:spacing w:after="50"/>
-        <w:ind w:left="360"/>
-      </w:pPr>
-      <w:r>
-        <w:rPr>
-          <w:color w:val="0066CC"/>
-          <w:sz w:val="18"/>
-          <w:szCs w:val="18"/>
-          <w:rFonts w:ascii="Times New Roman" w:cs="Times New Roman" w:eastAsia="Times New Roman" w:hAnsi="Times New Roman"/>
-        </w:rPr>
-        <w:t xml:space="preserve">  GitHub: https://github.com/EfeObus/LegalEagleAI</w:t>
-      </w:r>
-    </w:p>
-    <w:p>
-      <w:pPr>
-        <w:spacing w:after="100"/>
-        <w:ind w:left="360"/>
-      </w:pPr>
-      <w:r>
-        <w:rPr>
-          <w:i/>
-          <w:iCs/>
-          <w:sz w:val="18"/>
-          <w:szCs w:val="18"/>
-          <w:rFonts w:ascii="Times New Roman" w:cs="Times New Roman" w:eastAsia="Times New Roman" w:hAnsi="Times New Roman"/>
-        </w:rPr>
-        <w:t xml:space="preserve">  Technologies: React, TypeScript, Vite, Tailwind CSS, Node.js, PostgreSQL, OpenAI API, Drizzle ORM</w:t>
-      </w:r>
-    </w:p>
-    <w:p>
-      <w:pPr>
-        <w:spacing w:before="150"/>
-      </w:pPr>
-      <w:r>
-        <w:rPr>
-          <w:b/>
-          <w:bCs/>
-          <w:sz w:val="22"/>
-          <w:szCs w:val="22"/>
-          <w:rFonts w:ascii="Times New Roman" w:cs="Times New Roman" w:eastAsia="Times New Roman" w:hAnsi="Times New Roman"/>
-        </w:rPr>
-        <w:t xml:space="preserve">TekVwarho Properties</w:t>
-      </w:r>
-      <w:r>
-        <w:rPr>
-          <w:i/>
-          <w:iCs/>
-          <w:sz w:val="20"/>
-          <w:szCs w:val="20"/>
-          <w:rFonts w:ascii="Times New Roman" w:cs="Times New Roman" w:eastAsia="Times New Roman" w:hAnsi="Times New Roman"/>
-        </w:rPr>
-        <w:t xml:space="preserve"> (Feb 2022 – Present)</w:t>
-      </w:r>
-    </w:p>
-    <w:p>
-      <w:pPr>
-        <w:spacing w:after="50"/>
-        <w:ind w:left="360"/>
-      </w:pPr>
-      <w:r>
-        <w:rPr>
-          <w:sz w:val="20"/>
-          <w:szCs w:val="20"/>
-          <w:rFonts w:ascii="Times New Roman" w:cs="Times New Roman" w:eastAsia="Times New Roman" w:hAnsi="Times New Roman"/>
-        </w:rPr>
-        <w:t xml:space="preserve">• Nigerian property rental platform connecting landlords and tenants directly, eliminating middlemen to ensure transparency, security, and automation in rentals. Features ID verification, fraud detection, secure lease storage, and real-time communication. Landlords pay ₦10,000/year for unlimited listings and auto-generated legal agreements, while tenants pay ₦5,000/year for advanced search and agreement management.</w:t>
-      </w:r>
-    </w:p>
-    <w:p>
-      <w:pPr>
-        <w:spacing w:after="50"/>
-        <w:ind w:left="360"/>
-      </w:pPr>
-      <w:r>
-        <w:rPr>
-          <w:color w:val="0066CC"/>
-          <w:sz w:val="18"/>
-          <w:szCs w:val="18"/>
-          <w:rFonts w:ascii="Times New Roman" w:cs="Times New Roman" w:eastAsia="Times New Roman" w:hAnsi="Times New Roman"/>
-        </w:rPr>
-        <w:t xml:space="preserve">  Live: https://tekvwarho-properties-production.up.railway.app/ | GitHub: https://github.com/EfeObus/TekVwarho-Properties</w:t>
-      </w:r>
-    </w:p>
-    <w:p>
-      <w:pPr>
-        <w:spacing w:after="100"/>
-        <w:ind w:left="360"/>
-      </w:pPr>
-      <w:r>
-        <w:rPr>
-          <w:i/>
-          <w:iCs/>
-          <w:sz w:val="18"/>
-          <w:szCs w:val="18"/>
-          <w:rFonts w:ascii="Times New Roman" w:cs="Times New Roman" w:eastAsia="Times New Roman" w:hAnsi="Times New Roman"/>
-        </w:rPr>
-        <w:t xml:space="preserve">  Technologies: HTML5, CSS3, JavaScript, Node.js, Express.js, PostgreSQL, Paystack, WebSocket</w:t>
-      </w:r>
-    </w:p>
-    <w:p>
-      <w:pPr>
-        <w:spacing w:before="150"/>
-      </w:pPr>
-      <w:r>
-        <w:rPr>
-          <w:b/>
-          <w:bCs/>
-          <w:sz w:val="22"/>
-          <w:szCs w:val="22"/>
-          <w:rFonts w:ascii="Times New Roman" w:cs="Times New Roman" w:eastAsia="Times New Roman" w:hAnsi="Times New Roman"/>
-        </w:rPr>
-        <w:t xml:space="preserve">Agho Hospital Management System</w:t>
-      </w:r>
-      <w:r>
-        <w:rPr>
-          <w:i/>
-          <w:iCs/>
-          <w:sz w:val="20"/>
-          <w:szCs w:val="20"/>
-          <w:rFonts w:ascii="Times New Roman" w:cs="Times New Roman" w:eastAsia="Times New Roman" w:hAnsi="Times New Roman"/>
-        </w:rPr>
-        <w:t xml:space="preserve"> (2025)</w:t>
-      </w:r>
-    </w:p>
-    <w:p>
-      <w:pPr>
-        <w:spacing w:after="50"/>
-        <w:ind w:left="360"/>
-      </w:pPr>
-      <w:r>
-        <w:rPr>
-          <w:sz w:val="20"/>
-          <w:szCs w:val="20"/>
-          <w:rFonts w:ascii="Times New Roman" w:cs="Times New Roman" w:eastAsia="Times New Roman" w:hAnsi="Times New Roman"/>
-        </w:rPr>
-        <w:t xml:space="preserve">• Comprehensive desktop and web application to streamline hospital operations with role-based access control. Features patient management, appointment scheduling, doctor management, and user administration. Includes both web interface (port 5140) and console mode with security features like password hashing, SQL injection prevention, and role-based permissions for administrators, doctors, receptionists, and nurses.</w:t>
-      </w:r>
-    </w:p>
-    <w:p>
-      <w:pPr>
-        <w:spacing w:after="50"/>
-        <w:ind w:left="360"/>
-      </w:pPr>
-      <w:r>
-        <w:rPr>
-          <w:color w:val="0066CC"/>
-          <w:sz w:val="18"/>
-          <w:szCs w:val="18"/>
-          <w:rFonts w:ascii="Times New Roman" w:cs="Times New Roman" w:eastAsia="Times New Roman" w:hAnsi="Times New Roman"/>
-        </w:rPr>
-        <w:t xml:space="preserve">  GitHub: https://github.com/EfeObus/Agho-Hospital-Management</w:t>
-      </w:r>
-    </w:p>
-    <w:p>
-      <w:pPr>
-        <w:spacing w:after="100"/>
-        <w:ind w:left="360"/>
-      </w:pPr>
-      <w:r>
-        <w:rPr>
-          <w:i/>
-          <w:iCs/>
-          <w:sz w:val="18"/>
-          <w:szCs w:val="18"/>
-          <w:rFonts w:ascii="Times New Roman" w:cs="Times New Roman" w:eastAsia="Times New Roman" w:hAnsi="Times New Roman"/>
-        </w:rPr>
-        <w:t xml:space="preserve">  Technologies: Java, Java Swing, PostgreSQL, JDBC, SHA-256, Web Server</w:t>
-      </w:r>
-    </w:p>
-    <w:p>
-      <w:pPr>
-        <w:spacing w:before="150"/>
-      </w:pPr>
-      <w:r>
-        <w:rPr>
-          <w:b/>
-          <w:bCs/>
-          <w:sz w:val="22"/>
-          <w:szCs w:val="22"/>
-          <w:rFonts w:ascii="Times New Roman" w:cs="Times New Roman" w:eastAsia="Times New Roman" w:hAnsi="Times New Roman"/>
-        </w:rPr>
-        <w:t xml:space="preserve">Online Retail SQL Analysis</w:t>
-      </w:r>
-      <w:r>
-        <w:rPr>
-          <w:i/>
-          <w:iCs/>
-          <w:sz w:val="20"/>
-          <w:szCs w:val="20"/>
-          <w:rFonts w:ascii="Times New Roman" w:cs="Times New Roman" w:eastAsia="Times New Roman" w:hAnsi="Times New Roman"/>
-        </w:rPr>
-        <w:t xml:space="preserve"> (Jul 2026)</w:t>
-      </w:r>
-    </w:p>
-    <w:p>
-      <w:pPr>
-        <w:spacing w:after="50"/>
-        <w:ind w:left="360"/>
-      </w:pPr>
-      <w:r>
-        <w:rPr>
-          <w:sz w:val="20"/>
-          <w:szCs w:val="20"/>
-          <w:rFonts w:ascii="Times New Roman" w:cs="Times New Roman" w:eastAsia="Times New Roman" w:hAnsi="Times New Roman"/>
-        </w:rPr>
-        <w:t xml:space="preserve">• Designed a normalized PostgreSQL database (5 tables + 1 staging table, 3NF, indexed foreign keys) for a 500,000+ row UK e-commerce transaction dataset, then wrote 30 production-ready SQL queries covering customer segmentation (RFM, LTV, cohort retention), product performance and cross-sell analysis, temporal trends, and anomaly detection using window functions (RANK, LAG, SUM OVER, NTILE, PERCENTILE_CONT), CTEs, and statistical aggregation. Surfaced that £8.91M in revenue from 4,339 customers is 82% UK-concentrated, that the top 10% of customers drive 61% of revenue, and that sub-£5 budget products generate 71% of revenue despite being a volume rather than margin business. Went further than reporting results: audited the query outputs themselves and documented real data-quality findings, including a CURRENT_DATE bug that silently mislabeled 100% of customers as "Inactive" and a cohort query that only ever returned month zero — the kind of self-auditing that separates production analysis from a one-off script.</w:t>
-      </w:r>
-    </w:p>
-    <w:p>
-      <w:pPr>
-        <w:spacing w:after="50"/>
-        <w:ind w:left="360"/>
-      </w:pPr>
-      <w:r>
-        <w:rPr>
-          <w:color w:val="0066CC"/>
-          <w:sz w:val="18"/>
-          <w:szCs w:val="18"/>
-          <w:rFonts w:ascii="Times New Roman" w:cs="Times New Roman" w:eastAsia="Times New Roman" w:hAnsi="Times New Roman"/>
-        </w:rPr>
-        <w:t xml:space="preserve">  GitHub: https://github.com/EfeObus/Online-Retail-SQL-Analysis</w:t>
-      </w:r>
-    </w:p>
-    <w:p>
-      <w:pPr>
-        <w:spacing w:after="100"/>
-        <w:ind w:left="360"/>
-      </w:pPr>
-      <w:r>
-        <w:rPr>
-          <w:i/>
-          <w:iCs/>
-          <w:sz w:val="18"/>
-          <w:szCs w:val="18"/>
-          <w:rFonts w:ascii="Times New Roman" w:cs="Times New Roman" w:eastAsia="Times New Roman" w:hAnsi="Times New Roman"/>
-        </w:rPr>
-        <w:t xml:space="preserve">  Technologies: PostgreSQL, SQL, Window Functions, CTEs, RFM Segmentation, Cohort Analysis, Database Design</w:t>
-      </w:r>
-    </w:p>
-    <w:p>
-      <w:pPr>
-        <w:spacing w:before="150"/>
-      </w:pPr>
-      <w:r>
-        <w:rPr>
-          <w:b/>
-          <w:bCs/>
-          <w:sz w:val="22"/>
-          <w:szCs w:val="22"/>
-          <w:rFonts w:ascii="Times New Roman" w:cs="Times New Roman" w:eastAsia="Times New Roman" w:hAnsi="Times New Roman"/>
-        </w:rPr>
-        <w:t xml:space="preserve">Nashville Housing Market Analysis</w:t>
-      </w:r>
-      <w:r>
-        <w:rPr>
-          <w:i/>
-          <w:iCs/>
-          <w:sz w:val="20"/>
-          <w:szCs w:val="20"/>
-          <w:rFonts w:ascii="Times New Roman" w:cs="Times New Roman" w:eastAsia="Times New Roman" w:hAnsi="Times New Roman"/>
-        </w:rPr>
-        <w:t xml:space="preserve"> (Jul 2026)</w:t>
-      </w:r>
-    </w:p>
-    <w:p>
-      <w:pPr>
-        <w:spacing w:after="50"/>
-        <w:ind w:left="360"/>
-      </w:pPr>
-      <w:r>
-        <w:rPr>
-          <w:sz w:val="20"/>
-          <w:szCs w:val="20"/>
-          <w:rFonts w:ascii="Times New Roman" w:cs="Times New Roman" w:eastAsia="Times New Roman" w:hAnsi="Times New Roman"/>
-        </w:rPr>
-        <w:t xml:space="preserve">• Engineered a raw, unstructured municipal housing dataset of 56,636 rows into a verified, stakeholder-ready business intelligence solution using advanced Excel. De-duplicated 168 exact-duplicate sales records, designed defensive null-value routing that classified 30,619 unvalued records as "N/A" instead of zero to prevent market-tier skew, and engineered derived time-dimension and boolean flag columns. Built a dynamic formula engine combining VLOOKUP, XLOOKUP, and INDEX/MATCH for record retrieval with SUMIFS/COUNTIFS/AVERAGEIFS for localized statistics, and replaced standard aggregations with SUBTOTAL and SUMPRODUCT logic so every metric recalculates safely under live filters. Delivered a BI dashboard with 9 pivot tables, 5 KPI indicators, and a slicer-driven 2x3 matrix chart layout. Uncovered $18.50B in verified transaction value across 56,468 sales — a $327,581 average against a $205,838 median sale price, flagging significant high-value outlier skew — progressing from 11,338 sales ($2.78B) in 2013 to a 16,794-sale, $6.71B peak in 2015 (52% dollar-volume growth) before cooling to 14,055 sales ($4.23B) in 2016. Also surfaced ~80% capital concentration in Nashville proper and an 8.6% vacant-property sale rate — insights translated into geographic allocation, seasonal listing timing, and risk-monitoring recommendations for stakeholders.</w:t>
-      </w:r>
-    </w:p>
-    <w:p>
-      <w:pPr>
-        <w:spacing w:after="50"/>
-        <w:ind w:left="360"/>
-      </w:pPr>
-      <w:r>
-        <w:rPr>
-          <w:color w:val="0066CC"/>
-          <w:sz w:val="18"/>
-          <w:szCs w:val="18"/>
-          <w:rFonts w:ascii="Times New Roman" w:cs="Times New Roman" w:eastAsia="Times New Roman" w:hAnsi="Times New Roman"/>
-        </w:rPr>
-        <w:t xml:space="preserve">  GitHub: https://github.com/EfeObus/Nashville-Housing</w:t>
-      </w:r>
-    </w:p>
-    <w:p>
-      <w:pPr>
-        <w:spacing w:after="100"/>
-        <w:ind w:left="360"/>
-      </w:pPr>
-      <w:r>
-        <w:rPr>
-          <w:i/>
-          <w:iCs/>
-          <w:sz w:val="18"/>
-          <w:szCs w:val="18"/>
-          <w:rFonts w:ascii="Times New Roman" w:cs="Times New Roman" w:eastAsia="Times New Roman" w:hAnsi="Times New Roman"/>
-        </w:rPr>
-        <w:t xml:space="preserve">  Technologies: Microsoft Excel, VLOOKUP/XLOOKUP, INDEX/MATCH, Pivot Tables, SUMPRODUCT, Data Cleaning, Business Intelligence</w:t>
       </w:r>
     </w:p>
     <w:p>

--- a/documents/Efe_Obukohwo_Portfolio.docx
+++ b/documents/Efe_Obukohwo_Portfolio.docx
@@ -29,7 +29,7 @@
           <w:szCs w:val="24"/>
           <w:rFonts w:ascii="Times New Roman" w:cs="Times New Roman" w:eastAsia="Times New Roman" w:hAnsi="Times New Roman"/>
         </w:rPr>
-        <w:t xml:space="preserve">Full Stack Developer | Python Developer | Data Engineer</w:t>
+        <w:t xml:space="preserve">Data Analyst | Business Intelligence &amp; Database Consultant</w:t>
       </w:r>
     </w:p>
     <w:p>
@@ -92,7 +92,7 @@
           <w:szCs w:val="22"/>
           <w:rFonts w:ascii="Times New Roman" w:cs="Times New Roman" w:eastAsia="Times New Roman" w:hAnsi="Times New Roman"/>
         </w:rPr>
-        <w:t xml:space="preserve">Full Stack Developer with 5+ years of experience architecting production platforms across web, cloud, and native mobile. Shipped full-stack applications (FastAPI, Flask, Node.js/Express, React) with 500+ API routes and 88.3% ML prediction accuracy, plus cross-platform mobile apps (Kotlin Multiplatform, Capacitor) running natively on iOS, Android, and Web from a single codebase. Experienced across AWS and Google Cloud Run, integrating both OpenAI and Vertex AI (Gemini) into production features, with engineering practices spanning CI/CD pipelines, JWT/biometric authentication architecture, and observability (Prometheus, Sentry). Demonstrated ability to lead development teams, optimize database systems (25% efficiency improvements), and deploy scalable infrastructure with 99.9% uptime.</w:t>
+        <w:t xml:space="preserve">Data Analyst with hands-on experience turning messy, high-volume datasets into stakeholder-ready business intelligence using advanced Excel, SQL, and Python. Engineered a 56,636-row municipal housing dataset into a verified $18.50B market analysis with a dynamic formula engine (VLOOKUP/XLOOKUP, SUMPRODUCT, 9 pivot tables) and a slicer-driven KPI dashboard. Background spans AML/fraud transaction monitoring (SQL, pivot tables, STR reporting), humanitarian database consulting (25% efficiency gains via Airtable/SQL optimization), and trend analysis with SPSS, Tableau, and Power BI. Also a full-stack developer at heart: completed a hands-on internship architecting a production Flask/MySQL real estate analytics platform (88.3% ML prediction accuracy, 20+ REST endpoints, Dockerized CI/CD), and independently designs, builds, and ships full-stack web and mobile projects end-to-end.</w:t>
       </w:r>
     </w:p>
     <w:p>
@@ -252,6 +252,86 @@
           <w:szCs w:val="22"/>
           <w:rFonts w:ascii="Times New Roman" w:cs="Times New Roman" w:eastAsia="Times New Roman" w:hAnsi="Times New Roman"/>
         </w:rPr>
+        <w:t xml:space="preserve">Customer Service Representative</w:t>
+      </w:r>
+      <w:r>
+        <w:rPr>
+          <w:sz w:val="22"/>
+          <w:szCs w:val="22"/>
+          <w:rFonts w:ascii="Times New Roman" w:cs="Times New Roman" w:eastAsia="Times New Roman" w:hAnsi="Times New Roman"/>
+        </w:rPr>
+        <w:t xml:space="preserve"> | IGNITE Student Life, Humber College</w:t>
+      </w:r>
+    </w:p>
+    <w:p>
+      <w:pPr>
+        <w:spacing w:after="100"/>
+      </w:pPr>
+      <w:r>
+        <w:rPr>
+          <w:i/>
+          <w:iCs/>
+          <w:sz w:val="20"/>
+          <w:szCs w:val="20"/>
+          <w:rFonts w:ascii="Times New Roman" w:cs="Times New Roman" w:eastAsia="Times New Roman" w:hAnsi="Times New Roman"/>
+        </w:rPr>
+        <w:t xml:space="preserve">Toronto, ON | Aug 2024 – May 2025</w:t>
+      </w:r>
+    </w:p>
+    <w:p>
+      <w:pPr>
+        <w:spacing w:after="50"/>
+        <w:ind w:left="360"/>
+      </w:pPr>
+      <w:r>
+        <w:rPr>
+          <w:sz w:val="20"/>
+          <w:szCs w:val="20"/>
+          <w:rFonts w:ascii="Times New Roman" w:cs="Times New Roman" w:eastAsia="Times New Roman" w:hAnsi="Times New Roman"/>
+        </w:rPr>
+        <w:t xml:space="preserve">• Automated a manual student registration and check-in workflow for the IGNITE Sleep Lounge, eliminating manual processing for 20,000+ students and cutting processing time by 90%</w:t>
+      </w:r>
+    </w:p>
+    <w:p>
+      <w:pPr>
+        <w:spacing w:after="50"/>
+        <w:ind w:left="360"/>
+      </w:pPr>
+      <w:r>
+        <w:rPr>
+          <w:sz w:val="20"/>
+          <w:szCs w:val="20"/>
+          <w:rFonts w:ascii="Times New Roman" w:cs="Times New Roman" w:eastAsia="Times New Roman" w:hAnsi="Times New Roman"/>
+        </w:rPr>
+        <w:t xml:space="preserve">• Led root-cause analysis on the insurance opt-in process, redesigning the workflow to cut processing time by 15%</w:t>
+      </w:r>
+    </w:p>
+    <w:p>
+      <w:pPr>
+        <w:spacing w:after="50"/>
+        <w:ind w:left="360"/>
+      </w:pPr>
+      <w:r>
+        <w:rPr>
+          <w:sz w:val="20"/>
+          <w:szCs w:val="20"/>
+          <w:rFonts w:ascii="Times New Roman" w:cs="Times New Roman" w:eastAsia="Times New Roman" w:hAnsi="Times New Roman"/>
+        </w:rPr>
+        <w:t xml:space="preserve">• Resolved billing issues and account discrepancies across a high volume of inbound student inquiries via phone, email, and live chat</w:t>
+      </w:r>
+    </w:p>
+    <w:p>
+      <w:pPr>
+        <w:spacing w:before="150"/>
+      </w:pPr>
+      <w:r>
+        <w:rPr>
+          <w:b/>
+          <w:bCs/>
+          <w:sz w:val="22"/>
+          <w:szCs w:val="22"/>
+          <w:rFonts w:ascii="Times New Roman" w:cs="Times New Roman" w:eastAsia="Times New Roman" w:hAnsi="Times New Roman"/>
+        </w:rPr>
         <w:t xml:space="preserve">Database Consultant</w:t>
       </w:r>
       <w:r>
@@ -346,58 +426,110 @@
           <w:szCs w:val="22"/>
           <w:rFonts w:ascii="Times New Roman" w:cs="Times New Roman" w:eastAsia="Times New Roman" w:hAnsi="Times New Roman"/>
         </w:rPr>
-        <w:t xml:space="preserve">Customer Service Representative</w:t>
-      </w:r>
-      <w:r>
-        <w:rPr>
-          <w:sz w:val="22"/>
-          <w:szCs w:val="22"/>
-          <w:rFonts w:ascii="Times New Roman" w:cs="Times New Roman" w:eastAsia="Times New Roman" w:hAnsi="Times New Roman"/>
-        </w:rPr>
-        <w:t xml:space="preserve"> | IGNITE Student Life, Humber College</w:t>
-      </w:r>
-    </w:p>
-    <w:p>
-      <w:pPr>
-        <w:spacing w:after="100"/>
-      </w:pPr>
-      <w:r>
-        <w:rPr>
-          <w:i/>
-          <w:iCs/>
-          <w:sz w:val="20"/>
-          <w:szCs w:val="20"/>
-          <w:rFonts w:ascii="Times New Roman" w:cs="Times New Roman" w:eastAsia="Times New Roman" w:hAnsi="Times New Roman"/>
-        </w:rPr>
-        <w:t xml:space="preserve">Toronto, ON | Aug 2024 – May 2025</w:t>
-      </w:r>
-    </w:p>
-    <w:p>
-      <w:pPr>
-        <w:spacing w:after="50"/>
-        <w:ind w:left="360"/>
-      </w:pPr>
-      <w:r>
-        <w:rPr>
-          <w:sz w:val="20"/>
-          <w:szCs w:val="20"/>
-          <w:rFonts w:ascii="Times New Roman" w:cs="Times New Roman" w:eastAsia="Times New Roman" w:hAnsi="Times New Roman"/>
-        </w:rPr>
-        <w:t xml:space="preserve">• Resolved billing issues and account discrepancies across a high volume of inbound student inquiries via phone, email, and live chat</w:t>
-      </w:r>
-    </w:p>
-    <w:p>
-      <w:pPr>
-        <w:spacing w:after="50"/>
-        <w:ind w:left="360"/>
-      </w:pPr>
-      <w:r>
-        <w:rPr>
-          <w:sz w:val="20"/>
-          <w:szCs w:val="20"/>
-          <w:rFonts w:ascii="Times New Roman" w:cs="Times New Roman" w:eastAsia="Times New Roman" w:hAnsi="Times New Roman"/>
-        </w:rPr>
-        <w:t xml:space="preserve">• Advised students on IGNITE services, wellness resources, and campus events while consistently meeting call-resolution and satisfaction targets</w:t>
+        <w:t xml:space="preserve">Research Analyst</w:t>
+      </w:r>
+      <w:r>
+        <w:rPr>
+          <w:sz w:val="22"/>
+          <w:szCs w:val="22"/>
+          <w:rFonts w:ascii="Times New Roman" w:cs="Times New Roman" w:eastAsia="Times New Roman" w:hAnsi="Times New Roman"/>
+        </w:rPr>
+        <w:t xml:space="preserve"> | Flip Foundation, Inc.</w:t>
+      </w:r>
+    </w:p>
+    <w:p>
+      <w:pPr>
+        <w:spacing w:after="100"/>
+      </w:pPr>
+      <w:r>
+        <w:rPr>
+          <w:i/>
+          <w:iCs/>
+          <w:sz w:val="20"/>
+          <w:szCs w:val="20"/>
+          <w:rFonts w:ascii="Times New Roman" w:cs="Times New Roman" w:eastAsia="Times New Roman" w:hAnsi="Times New Roman"/>
+        </w:rPr>
+        <w:t xml:space="preserve">Canada | May 2023 – Aug 2023 (Concurrent)</w:t>
+      </w:r>
+    </w:p>
+    <w:p>
+      <w:pPr>
+        <w:spacing w:after="50"/>
+        <w:ind w:left="360"/>
+      </w:pPr>
+      <w:r>
+        <w:rPr>
+          <w:sz w:val="20"/>
+          <w:szCs w:val="20"/>
+          <w:rFonts w:ascii="Times New Roman" w:cs="Times New Roman" w:eastAsia="Times New Roman" w:hAnsi="Times New Roman"/>
+        </w:rPr>
+        <w:t xml:space="preserve">• Conducted quantitative and qualitative analysis on leadership barriers among LGBTQ+ and BIPOC youth using SPSS, SQL, and Excel, then visualized findings in Power BI and Infogram for stakeholder presentations</w:t>
+      </w:r>
+    </w:p>
+    <w:p>
+      <w:pPr>
+        <w:spacing w:after="50"/>
+        <w:ind w:left="360"/>
+      </w:pPr>
+      <w:r>
+        <w:rPr>
+          <w:sz w:val="20"/>
+          <w:szCs w:val="20"/>
+          <w:rFonts w:ascii="Times New Roman" w:cs="Times New Roman" w:eastAsia="Times New Roman" w:hAnsi="Times New Roman"/>
+        </w:rPr>
+        <w:t xml:space="preserve">• Authored research reports synthesizing key trends and statistical findings, presenting outcomes directly to stakeholders to guide data-driven program decisions</w:t>
+      </w:r>
+    </w:p>
+    <w:p>
+      <w:pPr>
+        <w:spacing w:before="150"/>
+      </w:pPr>
+      <w:r>
+        <w:rPr>
+          <w:b/>
+          <w:bCs/>
+          <w:sz w:val="22"/>
+          <w:szCs w:val="22"/>
+          <w:rFonts w:ascii="Times New Roman" w:cs="Times New Roman" w:eastAsia="Times New Roman" w:hAnsi="Times New Roman"/>
+        </w:rPr>
+        <w:t xml:space="preserve">IT Department Lead</w:t>
+      </w:r>
+      <w:r>
+        <w:rPr>
+          <w:sz w:val="22"/>
+          <w:szCs w:val="22"/>
+          <w:rFonts w:ascii="Times New Roman" w:cs="Times New Roman" w:eastAsia="Times New Roman" w:hAnsi="Times New Roman"/>
+        </w:rPr>
+        <w:t xml:space="preserve"> | Our Lady of Nigeria Secondary School</w:t>
+      </w:r>
+    </w:p>
+    <w:p>
+      <w:pPr>
+        <w:spacing w:after="100"/>
+      </w:pPr>
+      <w:r>
+        <w:rPr>
+          <w:i/>
+          <w:iCs/>
+          <w:sz w:val="20"/>
+          <w:szCs w:val="20"/>
+          <w:rFonts w:ascii="Times New Roman" w:cs="Times New Roman" w:eastAsia="Times New Roman" w:hAnsi="Times New Roman"/>
+        </w:rPr>
+        <w:t xml:space="preserve">Oghara, Delta State, Nigeria | Jan 2021 – Aug 2021 (Part-time)</w:t>
+      </w:r>
+    </w:p>
+    <w:p>
+      <w:pPr>
+        <w:spacing w:after="50"/>
+        <w:ind w:left="360"/>
+      </w:pPr>
+      <w:r>
+        <w:rPr>
+          <w:sz w:val="20"/>
+          <w:szCs w:val="20"/>
+          <w:rFonts w:ascii="Times New Roman" w:cs="Times New Roman" w:eastAsia="Times New Roman" w:hAnsi="Times New Roman"/>
+        </w:rPr>
+        <w:t xml:space="preserve">• Led a departmental initiative to digitize lesson-plan creation and approval via the school website, increasing teacher collaboration and efficiency by 50%</w:t>
       </w:r>
     </w:p>
     <w:p>
@@ -435,7 +567,7 @@
           <w:szCs w:val="20"/>
           <w:rFonts w:ascii="Times New Roman" w:cs="Times New Roman" w:eastAsia="Times New Roman" w:hAnsi="Times New Roman"/>
         </w:rPr>
-        <w:t xml:space="preserve">Sapele, Nigeria | Nov 2019 – Aug 2022</w:t>
+        <w:t xml:space="preserve">Sapele, Nigeria | Nov 2019 – Aug 2022 (Third-Party Contract, Full-Time)</w:t>
       </w:r>
     </w:p>
     <w:p>
@@ -506,6 +638,58 @@
           <w:szCs w:val="22"/>
           <w:rFonts w:ascii="Times New Roman" w:cs="Times New Roman" w:eastAsia="Times New Roman" w:hAnsi="Times New Roman"/>
         </w:rPr>
+        <w:t xml:space="preserve">Data Processing Teacher</w:t>
+      </w:r>
+      <w:r>
+        <w:rPr>
+          <w:sz w:val="22"/>
+          <w:szCs w:val="22"/>
+          <w:rFonts w:ascii="Times New Roman" w:cs="Times New Roman" w:eastAsia="Times New Roman" w:hAnsi="Times New Roman"/>
+        </w:rPr>
+        <w:t xml:space="preserve"> | Our Lady of Nigeria Secondary School</w:t>
+      </w:r>
+    </w:p>
+    <w:p>
+      <w:pPr>
+        <w:spacing w:after="100"/>
+      </w:pPr>
+      <w:r>
+        <w:rPr>
+          <w:i/>
+          <w:iCs/>
+          <w:sz w:val="20"/>
+          <w:szCs w:val="20"/>
+          <w:rFonts w:ascii="Times New Roman" w:cs="Times New Roman" w:eastAsia="Times New Roman" w:hAnsi="Times New Roman"/>
+        </w:rPr>
+        <w:t xml:space="preserve">Oghara, Delta State, Nigeria | Sep 2019 – Aug 2021 (Part-time)</w:t>
+      </w:r>
+    </w:p>
+    <w:p>
+      <w:pPr>
+        <w:spacing w:after="50"/>
+        <w:ind w:left="360"/>
+      </w:pPr>
+      <w:r>
+        <w:rPr>
+          <w:sz w:val="20"/>
+          <w:szCs w:val="20"/>
+          <w:rFonts w:ascii="Times New Roman" w:cs="Times New Roman" w:eastAsia="Times New Roman" w:hAnsi="Times New Roman"/>
+        </w:rPr>
+        <w:t xml:space="preserve">• Pioneered the school's transition from manual to digital result computation, improving accuracy and cutting processing time by 75%, while applying data-driven teaching strategies that lifted average student grades by 20%</w:t>
+      </w:r>
+    </w:p>
+    <w:p>
+      <w:pPr>
+        <w:spacing w:before="150"/>
+      </w:pPr>
+      <w:r>
+        <w:rPr>
+          <w:b/>
+          <w:bCs/>
+          <w:sz w:val="22"/>
+          <w:szCs w:val="22"/>
+          <w:rFonts w:ascii="Times New Roman" w:cs="Times New Roman" w:eastAsia="Times New Roman" w:hAnsi="Times New Roman"/>
+        </w:rPr>
         <w:t xml:space="preserve">IT Support Specialist</w:t>
       </w:r>
       <w:r>
@@ -529,7 +713,7 @@
           <w:szCs w:val="20"/>
           <w:rFonts w:ascii="Times New Roman" w:cs="Times New Roman" w:eastAsia="Times New Roman" w:hAnsi="Times New Roman"/>
         </w:rPr>
-        <w:t xml:space="preserve">Mosogar, Nigeria | Nov 2017 – Oct 2019</w:t>
+        <w:t xml:space="preserve">Mosogar, Nigeria | Nov 2017 – Oct 2019 (Part-time)</w:t>
       </w:r>
     </w:p>
     <w:p>
@@ -572,6 +756,58 @@
           <w:rFonts w:ascii="Times New Roman" w:cs="Times New Roman" w:eastAsia="Times New Roman" w:hAnsi="Times New Roman"/>
         </w:rPr>
         <w:t xml:space="preserve">• Implemented a remote support system, streamlining registration and payment assistance for students</w:t>
+      </w:r>
+    </w:p>
+    <w:p>
+      <w:pPr>
+        <w:spacing w:before="150"/>
+      </w:pPr>
+      <w:r>
+        <w:rPr>
+          <w:b/>
+          <w:bCs/>
+          <w:sz w:val="22"/>
+          <w:szCs w:val="22"/>
+          <w:rFonts w:ascii="Times New Roman" w:cs="Times New Roman" w:eastAsia="Times New Roman" w:hAnsi="Times New Roman"/>
+        </w:rPr>
+        <w:t xml:space="preserve">Computer Science Teacher</w:t>
+      </w:r>
+      <w:r>
+        <w:rPr>
+          <w:sz w:val="22"/>
+          <w:szCs w:val="22"/>
+          <w:rFonts w:ascii="Times New Roman" w:cs="Times New Roman" w:eastAsia="Times New Roman" w:hAnsi="Times New Roman"/>
+        </w:rPr>
+        <w:t xml:space="preserve"> | Mosogar Model Secondary School</w:t>
+      </w:r>
+    </w:p>
+    <w:p>
+      <w:pPr>
+        <w:spacing w:after="100"/>
+      </w:pPr>
+      <w:r>
+        <w:rPr>
+          <w:i/>
+          <w:iCs/>
+          <w:sz w:val="20"/>
+          <w:szCs w:val="20"/>
+          <w:rFonts w:ascii="Times New Roman" w:cs="Times New Roman" w:eastAsia="Times New Roman" w:hAnsi="Times New Roman"/>
+        </w:rPr>
+        <w:t xml:space="preserve">Mosogar, Delta State, Nigeria | Sep 2016 – Aug 2018 (Part-time)</w:t>
+      </w:r>
+    </w:p>
+    <w:p>
+      <w:pPr>
+        <w:spacing w:after="50"/>
+        <w:ind w:left="360"/>
+      </w:pPr>
+      <w:r>
+        <w:rPr>
+          <w:sz w:val="20"/>
+          <w:szCs w:val="20"/>
+          <w:rFonts w:ascii="Times New Roman" w:cs="Times New Roman" w:eastAsia="Times New Roman" w:hAnsi="Times New Roman"/>
+        </w:rPr>
+        <w:t xml:space="preserve">• Designed a project-based computer science curriculum aligned with industry trends, driving a 30% increase in STEM extracurricular enrollment, and coached the school's coding team to a first-place regional competition win</w:t>
       </w:r>
     </w:p>
     <w:p>
@@ -1853,6 +2089,121 @@
           <w:szCs w:val="20"/>
           <w:rFonts w:ascii="Times New Roman" w:cs="Times New Roman" w:eastAsia="Times New Roman" w:hAnsi="Times New Roman"/>
         </w:rPr>
+        <w:t xml:space="preserve">• Programming Foundations: Fundamentals</w:t>
+      </w:r>
+      <w:r>
+        <w:rPr>
+          <w:sz w:val="20"/>
+          <w:szCs w:val="20"/>
+          <w:rFonts w:ascii="Times New Roman" w:cs="Times New Roman" w:eastAsia="Times New Roman" w:hAnsi="Times New Roman"/>
+        </w:rPr>
+        <w:t xml:space="preserve"> - LinkedIn Learning (Jan 2025)</w:t>
+      </w:r>
+    </w:p>
+    <w:p>
+      <w:pPr>
+        <w:spacing w:after="50"/>
+      </w:pPr>
+      <w:r>
+        <w:rPr>
+          <w:b/>
+          <w:bCs/>
+          <w:sz w:val="20"/>
+          <w:szCs w:val="20"/>
+          <w:rFonts w:ascii="Times New Roman" w:cs="Times New Roman" w:eastAsia="Times New Roman" w:hAnsi="Times New Roman"/>
+        </w:rPr>
+        <w:t xml:space="preserve">• Customer Service: Working in a Customer Contact Center</w:t>
+      </w:r>
+      <w:r>
+        <w:rPr>
+          <w:sz w:val="20"/>
+          <w:szCs w:val="20"/>
+          <w:rFonts w:ascii="Times New Roman" w:cs="Times New Roman" w:eastAsia="Times New Roman" w:hAnsi="Times New Roman"/>
+        </w:rPr>
+        <w:t xml:space="preserve"> - LinkedIn Learning (Apr 2023)</w:t>
+      </w:r>
+    </w:p>
+    <w:p>
+      <w:pPr>
+        <w:spacing w:after="50"/>
+      </w:pPr>
+      <w:r>
+        <w:rPr>
+          <w:b/>
+          <w:bCs/>
+          <w:sz w:val="20"/>
+          <w:szCs w:val="20"/>
+          <w:rFonts w:ascii="Times New Roman" w:cs="Times New Roman" w:eastAsia="Times New Roman" w:hAnsi="Times New Roman"/>
+        </w:rPr>
+        <w:t xml:space="preserve">• Phone-Based Customer Service</w:t>
+      </w:r>
+      <w:r>
+        <w:rPr>
+          <w:sz w:val="20"/>
+          <w:szCs w:val="20"/>
+          <w:rFonts w:ascii="Times New Roman" w:cs="Times New Roman" w:eastAsia="Times New Roman" w:hAnsi="Times New Roman"/>
+        </w:rPr>
+        <w:t xml:space="preserve"> - LinkedIn Learning (Apr 2023)</w:t>
+      </w:r>
+    </w:p>
+    <w:p>
+      <w:pPr>
+        <w:spacing w:after="50"/>
+      </w:pPr>
+      <w:r>
+        <w:rPr>
+          <w:b/>
+          <w:bCs/>
+          <w:sz w:val="20"/>
+          <w:szCs w:val="20"/>
+          <w:rFonts w:ascii="Times New Roman" w:cs="Times New Roman" w:eastAsia="Times New Roman" w:hAnsi="Times New Roman"/>
+        </w:rPr>
+        <w:t xml:space="preserve">• Learning C++</w:t>
+      </w:r>
+      <w:r>
+        <w:rPr>
+          <w:sz w:val="20"/>
+          <w:szCs w:val="20"/>
+          <w:rFonts w:ascii="Times New Roman" w:cs="Times New Roman" w:eastAsia="Times New Roman" w:hAnsi="Times New Roman"/>
+        </w:rPr>
+        <w:t xml:space="preserve"> - LinkedIn Learning (Mar 2023)</w:t>
+      </w:r>
+    </w:p>
+    <w:p>
+      <w:pPr>
+        <w:spacing w:after="50"/>
+      </w:pPr>
+      <w:r>
+        <w:rPr>
+          <w:b/>
+          <w:bCs/>
+          <w:sz w:val="20"/>
+          <w:szCs w:val="20"/>
+          <w:rFonts w:ascii="Times New Roman" w:cs="Times New Roman" w:eastAsia="Times New Roman" w:hAnsi="Times New Roman"/>
+        </w:rPr>
+        <w:t xml:space="preserve">• NVivo 2018 Essential Training</w:t>
+      </w:r>
+      <w:r>
+        <w:rPr>
+          <w:sz w:val="20"/>
+          <w:szCs w:val="20"/>
+          <w:rFonts w:ascii="Times New Roman" w:cs="Times New Roman" w:eastAsia="Times New Roman" w:hAnsi="Times New Roman"/>
+        </w:rPr>
+        <w:t xml:space="preserve"> - LinkedIn Learning (Feb 2023)</w:t>
+      </w:r>
+    </w:p>
+    <w:p>
+      <w:pPr>
+        <w:spacing w:after="50"/>
+      </w:pPr>
+      <w:r>
+        <w:rPr>
+          <w:b/>
+          <w:bCs/>
+          <w:sz w:val="20"/>
+          <w:szCs w:val="20"/>
+          <w:rFonts w:ascii="Times New Roman" w:cs="Times New Roman" w:eastAsia="Times New Roman" w:hAnsi="Times New Roman"/>
+        </w:rPr>
         <w:t xml:space="preserve">• Hands-On Introduction SQL</w:t>
       </w:r>
       <w:r>
@@ -1861,30 +2212,7 @@
           <w:szCs w:val="20"/>
           <w:rFonts w:ascii="Times New Roman" w:cs="Times New Roman" w:eastAsia="Times New Roman" w:hAnsi="Times New Roman"/>
         </w:rPr>
-        <w:t xml:space="preserve"> - LinkedIn Learning (Dec 2023)</w:t>
-      </w:r>
-    </w:p>
-    <w:p>
-      <w:pPr>
-        <w:spacing w:after="50"/>
-      </w:pPr>
-      <w:r>
-        <w:rPr>
-          <w:b/>
-          <w:bCs/>
-          <w:sz w:val="20"/>
-          <w:szCs w:val="20"/>
-          <w:rFonts w:ascii="Times New Roman" w:cs="Times New Roman" w:eastAsia="Times New Roman" w:hAnsi="Times New Roman"/>
-        </w:rPr>
-        <w:t xml:space="preserve">• NVivo 2018 Essential Training</w:t>
-      </w:r>
-      <w:r>
-        <w:rPr>
-          <w:sz w:val="20"/>
-          <w:szCs w:val="20"/>
-          <w:rFonts w:ascii="Times New Roman" w:cs="Times New Roman" w:eastAsia="Times New Roman" w:hAnsi="Times New Roman"/>
-        </w:rPr>
-        <w:t xml:space="preserve"> - LinkedIn Learning (Feb 2023)</w:t>
+        <w:t xml:space="preserve"> - LinkedIn Learning (Dec 2022)</w:t>
       </w:r>
     </w:p>
     <w:p>
@@ -1953,7 +2281,7 @@
           <w:szCs w:val="20"/>
           <w:rFonts w:ascii="Times New Roman" w:cs="Times New Roman" w:eastAsia="Times New Roman" w:hAnsi="Times New Roman"/>
         </w:rPr>
-        <w:t xml:space="preserve"> - Jobberman (Feb 2022)</w:t>
+        <w:t xml:space="preserve"> - Jobberman (Mar 2022)</w:t>
       </w:r>
     </w:p>
     <w:p>

--- a/documents/Efe_Obukohwo_Portfolio.docx
+++ b/documents/Efe_Obukohwo_Portfolio.docx
@@ -529,7 +529,21 @@
           <w:szCs w:val="20"/>
           <w:rFonts w:ascii="Times New Roman" w:cs="Times New Roman" w:eastAsia="Times New Roman" w:hAnsi="Times New Roman"/>
         </w:rPr>
-        <w:t xml:space="preserve">• Led a departmental initiative to digitize lesson-plan creation and approval via the school website, increasing teacher collaboration and efficiency by 50%</w:t>
+        <w:t xml:space="preserve">• Led a departmental initiative to digitize lesson-plan creation and approval through the school website, replacing a fully manual, paper-based process</w:t>
+      </w:r>
+    </w:p>
+    <w:p>
+      <w:pPr>
+        <w:spacing w:after="50"/>
+        <w:ind w:left="360"/>
+      </w:pPr>
+      <w:r>
+        <w:rPr>
+          <w:sz w:val="20"/>
+          <w:szCs w:val="20"/>
+          <w:rFonts w:ascii="Times New Roman" w:cs="Times New Roman" w:eastAsia="Times New Roman" w:hAnsi="Times New Roman"/>
+        </w:rPr>
+        <w:t xml:space="preserve">• Streamlined lesson-plan review and approval turnaround for the department, increasing teacher collaboration and operational efficiency by 50%</w:t>
       </w:r>
     </w:p>
     <w:p>
@@ -661,21 +675,35 @@
           <w:szCs w:val="20"/>
           <w:rFonts w:ascii="Times New Roman" w:cs="Times New Roman" w:eastAsia="Times New Roman" w:hAnsi="Times New Roman"/>
         </w:rPr>
-        <w:t xml:space="preserve">Oghara, Delta State, Nigeria | Sep 2019 – Aug 2021 (Part-time)</w:t>
-      </w:r>
-    </w:p>
-    <w:p>
-      <w:pPr>
-        <w:spacing w:after="50"/>
-        <w:ind w:left="360"/>
-      </w:pPr>
-      <w:r>
-        <w:rPr>
-          <w:sz w:val="20"/>
-          <w:szCs w:val="20"/>
-          <w:rFonts w:ascii="Times New Roman" w:cs="Times New Roman" w:eastAsia="Times New Roman" w:hAnsi="Times New Roman"/>
-        </w:rPr>
-        <w:t xml:space="preserve">• Pioneered the school's transition from manual to digital result computation, improving accuracy and cutting processing time by 75%, while applying data-driven teaching strategies that lifted average student grades by 20%</w:t>
+        <w:t xml:space="preserve">Oghara, Delta State, Nigeria | Sep 2019 – Aug 2021 (Full-time)</w:t>
+      </w:r>
+    </w:p>
+    <w:p>
+      <w:pPr>
+        <w:spacing w:after="50"/>
+        <w:ind w:left="360"/>
+      </w:pPr>
+      <w:r>
+        <w:rPr>
+          <w:sz w:val="20"/>
+          <w:szCs w:val="20"/>
+          <w:rFonts w:ascii="Times New Roman" w:cs="Times New Roman" w:eastAsia="Times New Roman" w:hAnsi="Times New Roman"/>
+        </w:rPr>
+        <w:t xml:space="preserve">• Pioneered the school's transition from manual to digital result computation, improving grading accuracy and cutting processing time by 75%</w:t>
+      </w:r>
+    </w:p>
+    <w:p>
+      <w:pPr>
+        <w:spacing w:after="50"/>
+        <w:ind w:left="360"/>
+      </w:pPr>
+      <w:r>
+        <w:rPr>
+          <w:sz w:val="20"/>
+          <w:szCs w:val="20"/>
+          <w:rFonts w:ascii="Times New Roman" w:cs="Times New Roman" w:eastAsia="Times New Roman" w:hAnsi="Times New Roman"/>
+        </w:rPr>
+        <w:t xml:space="preserve">• Applied data-driven teaching strategies informed by student performance trends, lifting average student grades by 20%</w:t>
       </w:r>
     </w:p>
     <w:p>
@@ -807,7 +835,21 @@
           <w:szCs w:val="20"/>
           <w:rFonts w:ascii="Times New Roman" w:cs="Times New Roman" w:eastAsia="Times New Roman" w:hAnsi="Times New Roman"/>
         </w:rPr>
-        <w:t xml:space="preserve">• Designed a project-based computer science curriculum aligned with industry trends, driving a 30% increase in STEM extracurricular enrollment, and coached the school's coding team to a first-place regional competition win</w:t>
+        <w:t xml:space="preserve">• Designed and delivered a project-based computer science curriculum aligned with industry trends, driving a 30% increase in STEM extracurricular enrollment</w:t>
+      </w:r>
+    </w:p>
+    <w:p>
+      <w:pPr>
+        <w:spacing w:after="50"/>
+        <w:ind w:left="360"/>
+      </w:pPr>
+      <w:r>
+        <w:rPr>
+          <w:sz w:val="20"/>
+          <w:szCs w:val="20"/>
+          <w:rFonts w:ascii="Times New Roman" w:cs="Times New Roman" w:eastAsia="Times New Roman" w:hAnsi="Times New Roman"/>
+        </w:rPr>
+        <w:t xml:space="preserve">• Coached the school's coding team through a competitive programming curriculum, leading them to a first-place win at a regional competition</w:t>
       </w:r>
     </w:p>
     <w:p>

--- a/documents/Efe_Obukohwo_Portfolio.docx
+++ b/documents/Efe_Obukohwo_Portfolio.docx
@@ -515,7 +515,7 @@
           <w:szCs w:val="20"/>
           <w:rFonts w:ascii="Times New Roman" w:cs="Times New Roman" w:eastAsia="Times New Roman" w:hAnsi="Times New Roman"/>
         </w:rPr>
-        <w:t xml:space="preserve">Oghara, Delta State, Nigeria | Jan 2021 – Aug 2021 (Part-time)</w:t>
+        <w:t xml:space="preserve">Oghara, Delta State, Nigeria | Jan 2021 – Aug 2021 (Full-time)</w:t>
       </w:r>
     </w:p>
     <w:p>

--- a/documents/Efe_Obukohwo_Portfolio.docx
+++ b/documents/Efe_Obukohwo_Portfolio.docx
@@ -124,7 +124,7 @@
           <w:szCs w:val="20"/>
           <w:rFonts w:ascii="Times New Roman" w:cs="Times New Roman" w:eastAsia="Times New Roman" w:hAnsi="Times New Roman"/>
         </w:rPr>
-        <w:t xml:space="preserve">Python • JavaScript • TypeScript • Kotlin • HTML5 • CSS3 • SQL • Java • React • Zustand • Tailwind CSS • Bootstrap • Vite • Responsive Design • Flask • FastAPI • Node.js • Express.js • Ktor • RESTful APIs • JWT • Plaid API • Docker • Git • Kotlin Multiplatform • Compose Multiplatform • Capacitor (Android/iOS) • SQLDelight • Koin (DI) • Biometric Auth • Push Notifications (FCM/APNs) • Google Cloud Run • Cloud SQL • Secret Manager • AWS • GitHub Actions (CI/CD) • Firebase • Prometheus/Micrometer • Sentry • Scikit-learn • XGBoost • LightGBM • Random Forest • AutoML • OpenAI API • Gemini (Vertex AI) • Pandas • Tableau • Power BI • Excel • SPSS • Apache Spark • Apache Hive • PostgreSQL • MySQL • Oracle • SQLAlchemy • Sequelize • Drizzle ORM • Prisma • Airtable</w:t>
+        <w:t xml:space="preserve">Python • JavaScript • TypeScript • Kotlin • HTML5 • CSS3 • SQL • Java • React • Zustand • Tailwind CSS • Bootstrap • Vite • Responsive Design • Flask • FastAPI • Node.js • Express.js • Ktor • RESTful APIs • JWT • Plaid API • Docker • Git • Kotlin Multiplatform • Compose Multiplatform • Capacitor (Android/iOS) • SQLDelight • Koin (DI) • Biometric Auth • Push Notifications (FCM/APNs) • Google Cloud Run • Cloud SQL • Secret Manager • AWS • GitHub Actions (CI/CD) • Firebase • Prometheus/Micrometer • Sentry • Scikit-learn • XGBoost • LightGBM • Random Forest • AutoML • OpenAI API • Gemini (Vertex AI) • Pandas • Tableau • Power BI • Excel • SPSS • Apache Spark • Apache Hive • PostgreSQL • MySQL • Oracle • SQLAlchemy • Sequelize • Drizzle ORM • Prisma • Airtable • Curriculum Design • Classroom Instruction • Data-Driven Instruction • Lesson-Plan Digitization • Student Coaching &amp; Mentorship • Instructional Technology</w:t>
       </w:r>
     </w:p>
     <w:p>
@@ -1086,7 +1086,7 @@
           <w:szCs w:val="20"/>
           <w:rFonts w:ascii="Times New Roman" w:cs="Times New Roman" w:eastAsia="Times New Roman" w:hAnsi="Times New Roman"/>
         </w:rPr>
-        <w:t xml:space="preserve">• TEKVWA Money is a full-stack personal finance tracking application solving financial leakage — the silent loss of money through small, unnoticed expenses. Built with React, Express.js, PostgreSQL, Zustand, and Tailwind CSS, and shipped as a website plus native Android and iOS apps (Capacitor) from a single codebase. Features real bank-account linking via Plaid (live in Production on web, Android, and iOS), Gemini/Vertex AI-narrated spending insights, automated PDF/CSV/XLSX bank statement import with self-learning auto-categorization across 24+ Canadian banks and credit unions, budget-driven spending alerts, biometric app lock (Face ID/fingerprint), push notifications, and exportable PDF/Excel/CSV reports. Includes a full RBAC system (Customer/Staff/Admin/Super Admin) with a Super Admin operations dashboard for audit logging, security history, and maintenance mode, backed by a real automated test suite and 16 tracked database migrations.</w:t>
+        <w:t xml:space="preserve">• Built and launched a full-stack personal finance platform (web, Android, iOS) from a single Capacitor/React codebase, integrating live Plaid bank-linking, Gemini AI-narrated insights, and automated statement import across 24+ Canadian banks</w:t>
       </w:r>
     </w:p>
     <w:p>
@@ -1156,7 +1156,7 @@
           <w:szCs w:val="20"/>
           <w:rFonts w:ascii="Times New Roman" w:cs="Times New Roman" w:eastAsia="Times New Roman" w:hAnsi="Times New Roman"/>
         </w:rPr>
-        <w:t xml:space="preserve">• Secure digital autobiography and legacy-preservation platform that enables users to write, organize, and protect their life stories using a professionally structured 28-chapter framework. TekVwa Life combines narrative creation, life-event and achievement tracking, and post-death legacy access into a single privacy-first system. Built with enterprise-grade security, Canadian data residency, and professional PDF/DOCX export, the platform transforms personal history into a permanent, transferable digital asset for families, historians, and estate planning purposes.</w:t>
+        <w:t xml:space="preserve">• Built a digital autobiography and legacy-preservation platform around a 28-chapter framework, with enterprise-grade security, Canadian data residency, and professional PDF/DOCX export</w:t>
       </w:r>
     </w:p>
     <w:p>
@@ -1226,7 +1226,7 @@
           <w:szCs w:val="20"/>
           <w:rFonts w:ascii="Times New Roman" w:cs="Times New Roman" w:eastAsia="Times New Roman" w:hAnsi="Times New Roman"/>
         </w:rPr>
-        <w:t xml:space="preserve">• Nigeria's premier enterprise-grade tax compliance, payroll, and forensic audit platform built for the 2026 Nigerian Tax Reform. Automates complex statutory obligations—PAYE, VAT, CIT, WHT, pension, and NRS e-invoicing—while providing audit-ready records, immutable evidence, and regulator-friendly reports for FIRS and external auditors. Features include a 2026-compliant tax engine, full Nigerian payroll system with progressive PAYE bands, world-class forensic audit capabilities (Benford's Law fraud detection, Z-Score anomaly analysis, 3-way matching, hash-chain immutable ledger), and NDPA 2023 security compliance with AES-256-GCM encryption. Built with 500+ API routes, 80+ database models, and 400+ automated tests.</w:t>
+        <w:t xml:space="preserve">• Built an enterprise Nigerian tax-compliance and forensic-audit platform spanning 500+ API routes and 400+ automated tests, featuring Benford's Law fraud detection and a hash-chain immutable ledger</w:t>
       </w:r>
     </w:p>
     <w:p>
@@ -1296,7 +1296,7 @@
           <w:szCs w:val="20"/>
           <w:rFonts w:ascii="Times New Roman" w:cs="Times New Roman" w:eastAsia="Times New Roman" w:hAnsi="Times New Roman"/>
         </w:rPr>
-        <w:t xml:space="preserve">• Tekvwa Analysis (v4.4.0, rebranded from TekVwarho Analysis) is a comprehensive statistical analysis platform with AI-powered reporting, migrated from Railway to Google Cloud Run (Cloud SQL, Secret Manager, Artifact Registry) with AI generation moved from the OpenAI API to Vertex AI (Gemini) authenticated via Application Default Credentials, eliminating any API key to store or rotate. Built around five core capabilities: an Excel-like data-entry grid for direct spreadsheet input, a deterministic auto-analysis engine that profiles uploaded data and recommends the statistically appropriate test with a plain-language rationale, plain-language interpretation panels (headline, key findings, caveats, glossary) on every one of 17 analysis pages, interactive drag/resize dashboards with per-chart pinning that persist per user, and AI reports that embed real chart images alongside Gemini-narrated analysis with a deterministic fallback so reports are never empty. Hardened app-wide login enforcement across every page and API call, and debugged a real data-type-detection bug that crashed the upload pipeline on fully-populated numeric columns, reproduced and fixed against a live 536,000-row dataset.</w:t>
+        <w:t xml:space="preserve">• Migrated a 17-module statistical analysis platform from Railway to Google Cloud Run and OpenAI to Vertex AI (Gemini via Application Default Credentials), shipping an auto-analysis recommendation engine, interactive drag/resize dashboards, and app-wide security hardening</w:t>
       </w:r>
     </w:p>
     <w:p>
@@ -1366,7 +1366,7 @@
           <w:szCs w:val="20"/>
           <w:rFonts w:ascii="Times New Roman" w:cs="Times New Roman" w:eastAsia="Times New Roman" w:hAnsi="Times New Roman"/>
         </w:rPr>
-        <w:t xml:space="preserve">• Professional AI career suite built with Kotlin Multiplatform, delivering native experiences for iOS, Android, and Web from a single codebase with Koin dependency injection and a clean data/domain/presentation architecture shared across all three targets. Powered by Gemini 2.0 Flash, it provides comprehensive job search optimization including ATS resume scoring with keyword gap analysis, AI-powered contextual resume rewriting using X-Y-Z impact framework, tailored cover letter generation, and full resume version control. Features tough AI recruiter mock interviews with STAR method coaching, Canadian salary intelligence with NOC code matching and negotiation strategies, and LinkedIn profile optimization. Built production-grade: encrypted on-device persistence (SQLDelight), offline-first support with automatic cross-device sync and conflict resolution, and observability via Firebase Crashlytics, Sentry, and Prometheus/Micrometer metrics on the Ktor backend. Built for the Canadian market with full PIPEDA compliance and Canadian data residency (Montreal), with subscription tiers (Free/Pro/Premium) via Stripe, Apple IAP, and Google Play Billing, plus enterprise SSO support (SAML, OIDC, Azure AD, Okta).</w:t>
+        <w:t xml:space="preserve">• Architected a Kotlin Multiplatform AI career suite (iOS, Android, Web) from one codebase with Koin DI, offline-first sync with conflict resolution, and Prometheus/Sentry observability, powered by Gemini 2.0 Flash</w:t>
       </w:r>
     </w:p>
     <w:p>
@@ -1436,7 +1436,7 @@
           <w:szCs w:val="20"/>
           <w:rFonts w:ascii="Times New Roman" w:cs="Times New Roman" w:eastAsia="Times New Roman" w:hAnsi="Times New Roman"/>
         </w:rPr>
-        <w:t xml:space="preserve">• An advanced AI-powered mentorship platform that connects professionals through intelligent matching, skill development, and interactive networking tools. Features include AI-powered smart matching for mentors/mentees based on compatible skills and goals, real-time messaging and WebRTC video calling, gamification elements with achievements and leveling, AI-generated career roadmaps, structured learning paths, and an analytics dashboard for tracking progress. Includes an AI Learning Hub with personalized tutoring, skill gap analysis, and smart recommendations. Features a complete video learning platform with course management, interactive quizzes, and progress tracking. Built with comprehensive admin/staff dashboards, audit logging, and support ticket system. Implements enterprise security including CSRF protection, rate limiting, secure sessions, and Helmet security headers.</w:t>
+        <w:t xml:space="preserve">• Engineered an AI-powered mentorship platform with intelligent matching, WebRTC video calling, and gamification, plus a full video-learning system with course management and progress tracking</w:t>
       </w:r>
     </w:p>
     <w:p>
@@ -1506,7 +1506,7 @@
           <w:szCs w:val="20"/>
           <w:rFonts w:ascii="Times New Roman" w:cs="Times New Roman" w:eastAsia="Times New Roman" w:hAnsi="Times New Roman"/>
         </w:rPr>
-        <w:t xml:space="preserve">• Web application designed to streamline legal document management and analysis. Provides features such as document generation, editing, and summarization, leveraging AI to assist users with legal research, contract creation, and risk analysis. The platform includes dashboards for activity tracking, quick actions, and recent documents, as well as collaboration tools with an AI chat assistant for insights and support.</w:t>
+        <w:t xml:space="preserve">• Developed an AI-powered legal document platform automating contract generation, drafting, and risk analysis, with an integrated AI chat assistant for legal research</w:t>
       </w:r>
     </w:p>
     <w:p>
@@ -1576,7 +1576,7 @@
           <w:szCs w:val="20"/>
           <w:rFonts w:ascii="Times New Roman" w:cs="Times New Roman" w:eastAsia="Times New Roman" w:hAnsi="Times New Roman"/>
         </w:rPr>
-        <w:t xml:space="preserve">• Nigerian property rental platform connecting landlords and tenants directly, eliminating middlemen to ensure transparency, security, and automation in rentals. Features ID verification, fraud detection, secure lease storage, and real-time communication. Landlords pay ₦10,000/year for unlimited listings and auto-generated legal agreements, while tenants pay ₦5,000/year for advanced search and agreement management.</w:t>
+        <w:t xml:space="preserve">• Launched a Nigerian property rental marketplace connecting landlords and tenants directly, automating ID verification, fraud detection, and legal agreement generation</w:t>
       </w:r>
     </w:p>
     <w:p>
@@ -1646,7 +1646,7 @@
           <w:szCs w:val="20"/>
           <w:rFonts w:ascii="Times New Roman" w:cs="Times New Roman" w:eastAsia="Times New Roman" w:hAnsi="Times New Roman"/>
         </w:rPr>
-        <w:t xml:space="preserve">• Designed a normalized PostgreSQL database (5 tables + 1 staging table, 3NF, indexed foreign keys) for a 500,000+ row UK e-commerce transaction dataset, then wrote 30 production-ready SQL queries covering customer segmentation (RFM, LTV, cohort retention), product performance and cross-sell analysis, temporal trends, and anomaly detection using window functions (RANK, LAG, SUM OVER, NTILE, PERCENTILE_CONT), CTEs, and statistical aggregation. Surfaced that £8.91M in revenue from 4,339 customers is 82% UK-concentrated, that the top 10% of customers drive 61% of revenue, and that sub-£5 budget products generate 71% of revenue despite being a volume rather than margin business. Went further than reporting results: audited the query outputs themselves and documented real data-quality findings, including a CURRENT_DATE bug that silently mislabeled 100% of customers as "Inactive" and a cohort query that only ever returned month zero — the kind of self-auditing that separates production analysis from a one-off script.</w:t>
+        <w:t xml:space="preserve">• Designed a normalized PostgreSQL schema and wrote 30 production SQL queries analyzing 500K+ e-commerce transactions, uncovering revenue concentration and segmentation insights while auditing and documenting real bugs in the analysis itself</w:t>
       </w:r>
     </w:p>
     <w:p>
@@ -1716,7 +1716,7 @@
           <w:szCs w:val="20"/>
           <w:rFonts w:ascii="Times New Roman" w:cs="Times New Roman" w:eastAsia="Times New Roman" w:hAnsi="Times New Roman"/>
         </w:rPr>
-        <w:t xml:space="preserve">• Engineered a raw, unstructured municipal housing dataset of 56,636 rows into a verified, stakeholder-ready business intelligence solution using advanced Excel. De-duplicated 168 exact-duplicate sales records, designed defensive null-value routing that classified 30,619 unvalued records as "N/A" instead of zero to prevent market-tier skew, and engineered derived time-dimension and boolean flag columns. Built a dynamic formula engine combining VLOOKUP, XLOOKUP, and INDEX/MATCH for record retrieval with SUMIFS/COUNTIFS/AVERAGEIFS for localized statistics, and replaced standard aggregations with SUBTOTAL and SUMPRODUCT logic so every metric recalculates safely under live filters. Delivered a BI dashboard with 9 pivot tables, 5 KPI indicators, and a slicer-driven 2x3 matrix chart layout. Uncovered $18.50B in verified transaction value across 56,468 sales — a $327,581 average against a $205,838 median sale price, flagging significant high-value outlier skew — progressing from 11,338 sales ($2.78B) in 2013 to a 16,794-sale, $6.71B peak in 2015 (52% dollar-volume growth) before cooling to 14,055 sales ($4.23B) in 2016. Also surfaced ~80% capital concentration in Nashville proper and an 8.6% vacant-property sale rate — insights translated into geographic allocation, seasonal listing timing, and risk-monitoring recommendations for stakeholders.</w:t>
+        <w:t xml:space="preserve">• Transformed 56,636 messy municipal housing records (2013-2016) into a verified $18.50B market analysis — surfacing a $327,581 average vs. $205,838 median sale price to flag outlier skew — via an Excel formula engine (VLOOKUP/XLOOKUP/SUMPRODUCT) and a 9-pivot-table KPI dashboard</w:t>
       </w:r>
     </w:p>
     <w:p>
@@ -1786,7 +1786,7 @@
           <w:szCs w:val="20"/>
           <w:rFonts w:ascii="Times New Roman" w:cs="Times New Roman" w:eastAsia="Times New Roman" w:hAnsi="Times New Roman"/>
         </w:rPr>
-        <w:t xml:space="preserve">• Comprehensive desktop and web application to streamline hospital operations with role-based access control. Features patient management, appointment scheduling, doctor management, and user administration. Includes both web interface (port 5140) and console mode with security features like password hashing, SQL injection prevention, and role-based permissions for administrators, doctors, receptionists, and nurses.</w:t>
+        <w:t xml:space="preserve">• Built a hospital management system with role-based access control across 4 staff roles, securing patient data with SHA-256 hashing and SQL-injection prevention</w:t>
       </w:r>
     </w:p>
     <w:p>
@@ -1856,7 +1856,7 @@
           <w:szCs w:val="20"/>
           <w:rFonts w:ascii="Times New Roman" w:cs="Times New Roman" w:eastAsia="Times New Roman" w:hAnsi="Times New Roman"/>
         </w:rPr>
-        <w:t xml:space="preserve">• Production-ready real estate analytics platform with 88.3% accuracy machine learning, combining real-time economic data for property valuations and market analysis across 49,551+ Canadian properties.</w:t>
+        <w:t xml:space="preserve">• Delivered a real estate analytics platform achieving 88.3% ML prediction accuracy across 49,551+ Canadian properties, integrating real-time economic data feeds</w:t>
       </w:r>
     </w:p>
     <w:p>
@@ -1926,7 +1926,7 @@
           <w:szCs w:val="20"/>
           <w:rFonts w:ascii="Times New Roman" w:cs="Times New Roman" w:eastAsia="Times New Roman" w:hAnsi="Times New Roman"/>
         </w:rPr>
-        <w:t xml:space="preserve">• Advanced AI-powered data analytics platform that transforms datasets into comprehensive, professional-grade analytical reports. Built with Flask and OpenAI GPT-4 Turbo, it combines statistical analysis (mean, median, mode, standard deviation, skewness, kurtosis, outlier detection), machine learning insights, correlation analysis, and natural language generation to produce executive-ready reports in DOCX and PDF formats. Features research objective-driven analysis, 5 professional visualizations with detailed interpretations, handles up to 100MB file uploads, supports CSV/XLSX/XLS/TSV formats, and delivers 15+ page comprehensive reports with AI-generated executive summaries, key findings, insights, and actionable recommendations.</w:t>
+        <w:t xml:space="preserve">• Built a GPT-4-powered analytics platform that transforms raw datasets into 15+ page executive reports, automating statistical analysis, outlier detection, and visualization generation</w:t>
       </w:r>
     </w:p>
     <w:p>
@@ -1996,7 +1996,7 @@
           <w:szCs w:val="20"/>
           <w:rFonts w:ascii="Times New Roman" w:cs="Times New Roman" w:eastAsia="Times New Roman" w:hAnsi="Times New Roman"/>
         </w:rPr>
-        <w:t xml:space="preserve">• Digital check-in and waiver system for Humber College's IGNITE facilities, automating student registration, time tracking, and staff oversight with real-time functionality and admin dashboard.</w:t>
+        <w:t xml:space="preserve">• Automated student check-in for Humber College's IGNITE facilities, replacing manual sign-in with real-time registration tracking and an admin dashboard</w:t>
       </w:r>
     </w:p>
     <w:p>
@@ -2066,7 +2066,7 @@
           <w:szCs w:val="20"/>
           <w:rFonts w:ascii="Times New Roman" w:cs="Times New Roman" w:eastAsia="Times New Roman" w:hAnsi="Times New Roman"/>
         </w:rPr>
-        <w:t xml:space="preserve">• Research-driven adaptive early-childhood learning platform for ages 2–8, blending cognitive science, early-years pedagogy, and game design. Features a multi-domain curriculum covering literacy (letter formation, phonemic awareness, reading fluency), numeracy (subitizing, counting, early arithmetic), and social-emotional learning. Uses Item Response Theory (Rasch Model) for real-time personalization maintaining ~75% success probability. Includes multi-sensory SVG stroke tracing, on-device offline speech recognition, narrative game worlds with mascot-guided progression, and a parent dashboard with progress tracking. COPPA and GDPR-K compliant with offline-first architecture for low-connectivity environments. Achieves 60 FPS across mobile and web.</w:t>
+        <w:t xml:space="preserve">• Designed an adaptive early-childhood learning platform (ages 2-8) applying Item Response Theory to personalize difficulty in real time, sustaining 60 FPS with offline speech recognition and COPPA/GDPR-K compliance</w:t>
       </w:r>
     </w:p>
     <w:p>

--- a/documents/Efe_Obukohwo_Portfolio.docx
+++ b/documents/Efe_Obukohwo_Portfolio.docx
@@ -426,7 +426,7 @@
           <w:szCs w:val="22"/>
           <w:rFonts w:ascii="Times New Roman" w:cs="Times New Roman" w:eastAsia="Times New Roman" w:hAnsi="Times New Roman"/>
         </w:rPr>
-        <w:t xml:space="preserve">Research Analyst</w:t>
+        <w:t xml:space="preserve">Research Analyst Intern</w:t>
       </w:r>
       <w:r>
         <w:rPr>

--- a/documents/Efe_Obukohwo_Portfolio.docx
+++ b/documents/Efe_Obukohwo_Portfolio.docx
@@ -1,6 +1,7 @@
 
 <file path=word/document.xml><?xml version="1.0" encoding="utf-8"?>
 <w:document xmlns:wpc="http://schemas.microsoft.com/office/word/2010/wordprocessingCanvas" xmlns:mc="http://schemas.openxmlformats.org/markup-compatibility/2006" xmlns:o="urn:schemas-microsoft-com:office:office" xmlns:r="http://schemas.openxmlformats.org/officeDocument/2006/relationships" xmlns:m="http://schemas.openxmlformats.org/officeDocument/2006/math" xmlns:v="urn:schemas-microsoft-com:vml" xmlns:wp14="http://schemas.microsoft.com/office/word/2010/wordprocessingDrawing" xmlns:wp="http://schemas.openxmlformats.org/drawingml/2006/wordprocessingDrawing" xmlns:w10="urn:schemas-microsoft-com:office:word" xmlns:w="http://schemas.openxmlformats.org/wordprocessingml/2006/main" xmlns:w14="http://schemas.microsoft.com/office/word/2010/wordml" xmlns:w15="http://schemas.microsoft.com/office/word/2012/wordml" xmlns:wpg="http://schemas.microsoft.com/office/word/2010/wordprocessingGroup" xmlns:wpi="http://schemas.microsoft.com/office/word/2010/wordprocessingInk" xmlns:wne="http://schemas.microsoft.com/office/word/2006/wordml" xmlns:wps="http://schemas.microsoft.com/office/word/2010/wordprocessingShape" xmlns:cx="http://schemas.microsoft.com/office/drawing/2014/chartex" xmlns:cx1="http://schemas.microsoft.com/office/drawing/2015/9/8/chartex" xmlns:cx2="http://schemas.microsoft.com/office/drawing/2015/10/21/chartex" xmlns:cx3="http://schemas.microsoft.com/office/drawing/2016/5/9/chartex" xmlns:cx4="http://schemas.microsoft.com/office/drawing/2016/5/10/chartex" xmlns:cx5="http://schemas.microsoft.com/office/drawing/2016/5/11/chartex" xmlns:cx6="http://schemas.microsoft.com/office/drawing/2016/5/12/chartex" xmlns:cx7="http://schemas.microsoft.com/office/drawing/2016/5/13/chartex" xmlns:cx8="http://schemas.microsoft.com/office/drawing/2016/5/14/chartex" xmlns:aink="http://schemas.microsoft.com/office/drawing/2016/ink" xmlns:am3d="http://schemas.microsoft.com/office/drawing/2017/model3d" xmlns:w16cex="http://schemas.microsoft.com/office/word/2018/wordml/cex" xmlns:w16cid="http://schemas.microsoft.com/office/word/2016/wordml/cid" xmlns:w16="http://schemas.microsoft.com/office/word/2018/wordml" xmlns:w16sdtdh="http://schemas.microsoft.com/office/word/2020/wordml/sdtdatahash" xmlns:w16se="http://schemas.microsoft.com/office/word/2015/wordml/symex" mc:Ignorable="w14 w15 wp14">
+  <w:background w:color="000000"/>
   <w:body>
     <w:p>
       <w:pPr>
@@ -11,9 +12,10 @@
         <w:rPr>
           <w:b/>
           <w:bCs/>
+          <w:color w:val="FFD700"/>
           <w:sz w:val="36"/>
           <w:szCs w:val="36"/>
-          <w:rFonts w:ascii="Times New Roman" w:cs="Times New Roman" w:eastAsia="Times New Roman" w:hAnsi="Times New Roman"/>
+          <w:rFonts w:ascii="Calibri" w:cs="Calibri" w:eastAsia="Calibri" w:hAnsi="Calibri"/>
         </w:rPr>
         <w:t xml:space="preserve">Efe Obukohwo</w:t>
       </w:r>
@@ -25,9 +27,10 @@
       </w:pPr>
       <w:r>
         <w:rPr>
+          <w:color w:val="FFFFFF"/>
           <w:sz w:val="24"/>
           <w:szCs w:val="24"/>
-          <w:rFonts w:ascii="Times New Roman" w:cs="Times New Roman" w:eastAsia="Times New Roman" w:hAnsi="Times New Roman"/>
+          <w:rFonts w:ascii="Calibri" w:cs="Calibri" w:eastAsia="Calibri" w:hAnsi="Calibri"/>
         </w:rPr>
         <w:t xml:space="preserve">Data Analyst | Business Intelligence &amp; Database Consultant</w:t>
       </w:r>
@@ -39,9 +42,10 @@
       </w:pPr>
       <w:r>
         <w:rPr>
-          <w:sz w:val="20"/>
-          <w:szCs w:val="20"/>
-          <w:rFonts w:ascii="Times New Roman" w:cs="Times New Roman" w:eastAsia="Times New Roman" w:hAnsi="Times New Roman"/>
+          <w:color w:val="CCCCCC"/>
+          <w:sz w:val="20"/>
+          <w:szCs w:val="20"/>
+          <w:rFonts w:ascii="Calibri" w:cs="Calibri" w:eastAsia="Calibri" w:hAnsi="Calibri"/>
         </w:rPr>
         <w:t xml:space="preserve">North York, Toronto, ON, Canada | +1 (905) 781-9825 | efe.obukohwo@outlook.com</w:t>
       </w:r>
@@ -49,16 +53,17 @@
     <w:p>
       <w:pPr>
         <w:pBdr>
-          <w:bottom w:val="single" w:color="000000" w:sz="12"/>
+          <w:bottom w:val="single" w:color="FFD700" w:sz="12"/>
         </w:pBdr>
         <w:spacing w:after="200"/>
         <w:jc w:val="center"/>
       </w:pPr>
       <w:r>
         <w:rPr>
+          <w:color w:val="FFD700"/>
           <w:sz w:val="18"/>
           <w:szCs w:val="18"/>
-          <w:rFonts w:ascii="Times New Roman" w:cs="Times New Roman" w:eastAsia="Times New Roman" w:hAnsi="Times New Roman"/>
+          <w:rFonts w:ascii="Calibri" w:cs="Calibri" w:eastAsia="Calibri" w:hAnsi="Calibri"/>
         </w:rPr>
         <w:t xml:space="preserve">Portfolio: efeobus.github.io/Efe-Obukohwo | LinkedIn: linkedin.com/in/efe-obukohwo | GitHub: github.com/EfeObus</w:t>
       </w:r>
@@ -66,7 +71,7 @@
     <w:p>
       <w:pPr>
         <w:pBdr>
-          <w:bottom w:val="single" w:color="000000" w:sz="6"/>
+          <w:bottom w:val="single" w:color="FFD700" w:sz="6"/>
         </w:pBdr>
         <w:spacing w:before="300" w:after="100"/>
       </w:pPr>
@@ -74,10 +79,11 @@
         <w:rPr>
           <w:b/>
           <w:bCs/>
+          <w:color w:val="FFD700"/>
           <w:sz w:val="26"/>
           <w:szCs w:val="26"/>
           <w:caps/>
-          <w:rFonts w:ascii="Times New Roman" w:cs="Times New Roman" w:eastAsia="Times New Roman" w:hAnsi="Times New Roman"/>
+          <w:rFonts w:ascii="Calibri" w:cs="Calibri" w:eastAsia="Calibri" w:hAnsi="Calibri"/>
         </w:rPr>
         <w:t xml:space="preserve">Professional Summary</w:t>
       </w:r>
@@ -88,9 +94,10 @@
       </w:pPr>
       <w:r>
         <w:rPr>
-          <w:sz w:val="22"/>
-          <w:szCs w:val="22"/>
-          <w:rFonts w:ascii="Times New Roman" w:cs="Times New Roman" w:eastAsia="Times New Roman" w:hAnsi="Times New Roman"/>
+          <w:color w:val="FFFFFF"/>
+          <w:sz w:val="22"/>
+          <w:szCs w:val="22"/>
+          <w:rFonts w:ascii="Calibri" w:cs="Calibri" w:eastAsia="Calibri" w:hAnsi="Calibri"/>
         </w:rPr>
         <w:t xml:space="preserve">Data Analyst with hands-on experience turning messy, high-volume datasets into stakeholder-ready business intelligence using advanced Excel, SQL, and Python. Engineered a 56,636-row municipal housing dataset into a verified $18.50B market analysis with a dynamic formula engine (VLOOKUP/XLOOKUP, SUMPRODUCT, 9 pivot tables) and a slicer-driven KPI dashboard. Background spans AML/fraud transaction monitoring (SQL, pivot tables, STR reporting), humanitarian database consulting (25% efficiency gains via Airtable/SQL optimization), and trend analysis with SPSS, Tableau, and Power BI. Also a full-stack developer at heart: completed a hands-on internship architecting a production Flask/MySQL real estate analytics platform (88.3% ML prediction accuracy, 20+ REST endpoints, Dockerized CI/CD), and independently designs, builds, and ships full-stack web and mobile projects end-to-end.</w:t>
       </w:r>
@@ -98,7 +105,7 @@
     <w:p>
       <w:pPr>
         <w:pBdr>
-          <w:bottom w:val="single" w:color="000000" w:sz="6"/>
+          <w:bottom w:val="single" w:color="FFD700" w:sz="6"/>
         </w:pBdr>
         <w:spacing w:before="300" w:after="100"/>
       </w:pPr>
@@ -106,31 +113,289 @@
         <w:rPr>
           <w:b/>
           <w:bCs/>
+          <w:color w:val="FFD700"/>
           <w:sz w:val="26"/>
           <w:szCs w:val="26"/>
           <w:caps/>
-          <w:rFonts w:ascii="Times New Roman" w:cs="Times New Roman" w:eastAsia="Times New Roman" w:hAnsi="Times New Roman"/>
+          <w:rFonts w:ascii="Calibri" w:cs="Calibri" w:eastAsia="Calibri" w:hAnsi="Calibri"/>
         </w:rPr>
         <w:t xml:space="preserve">Core Competencies</w:t>
       </w:r>
     </w:p>
     <w:p>
       <w:pPr>
-        <w:spacing w:after="200"/>
-      </w:pPr>
-      <w:r>
-        <w:rPr>
-          <w:sz w:val="20"/>
-          <w:szCs w:val="20"/>
-          <w:rFonts w:ascii="Times New Roman" w:cs="Times New Roman" w:eastAsia="Times New Roman" w:hAnsi="Times New Roman"/>
-        </w:rPr>
-        <w:t xml:space="preserve">Python • JavaScript • TypeScript • Kotlin • HTML5 • CSS3 • SQL • Java • React • Zustand • Tailwind CSS • Bootstrap • Vite • Responsive Design • Flask • FastAPI • Node.js • Express.js • Ktor • RESTful APIs • JWT • Plaid API • Docker • Git • Kotlin Multiplatform • Compose Multiplatform • Capacitor (Android/iOS) • SQLDelight • Koin (DI) • Biometric Auth • Push Notifications (FCM/APNs) • Google Cloud Run • Cloud SQL • Secret Manager • AWS • GitHub Actions (CI/CD) • Firebase • Prometheus/Micrometer • Sentry • Scikit-learn • XGBoost • LightGBM • Random Forest • AutoML • OpenAI API • Gemini (Vertex AI) • Pandas • Tableau • Power BI • Excel • SPSS • Apache Spark • Apache Hive • PostgreSQL • MySQL • Oracle • SQLAlchemy • Sequelize • Drizzle ORM • Prisma • Airtable • Curriculum Design • Classroom Instruction • Data-Driven Instruction • Lesson-Plan Digitization • Student Coaching &amp; Mentorship • Instructional Technology</w:t>
+        <w:spacing w:before="100" w:after="40"/>
+      </w:pPr>
+      <w:r>
+        <w:rPr>
+          <w:b/>
+          <w:bCs/>
+          <w:color w:val="FFD700"/>
+          <w:sz w:val="20"/>
+          <w:szCs w:val="20"/>
+          <w:rFonts w:ascii="Calibri" w:cs="Calibri" w:eastAsia="Calibri" w:hAnsi="Calibri"/>
+        </w:rPr>
+        <w:t xml:space="preserve">Programming Languages</w:t>
+      </w:r>
+    </w:p>
+    <w:p>
+      <w:pPr>
+        <w:spacing w:after="100"/>
+      </w:pPr>
+      <w:r>
+        <w:rPr>
+          <w:color w:val="FFFFFF"/>
+          <w:sz w:val="19"/>
+          <w:szCs w:val="19"/>
+          <w:rFonts w:ascii="Calibri" w:cs="Calibri" w:eastAsia="Calibri" w:hAnsi="Calibri"/>
+        </w:rPr>
+        <w:t xml:space="preserve">Python • JavaScript • TypeScript • Kotlin • HTML5 • CSS3 • SQL • Java</w:t>
+      </w:r>
+    </w:p>
+    <w:p>
+      <w:pPr>
+        <w:spacing w:before="100" w:after="40"/>
+      </w:pPr>
+      <w:r>
+        <w:rPr>
+          <w:b/>
+          <w:bCs/>
+          <w:color w:val="FFD700"/>
+          <w:sz w:val="20"/>
+          <w:szCs w:val="20"/>
+          <w:rFonts w:ascii="Calibri" w:cs="Calibri" w:eastAsia="Calibri" w:hAnsi="Calibri"/>
+        </w:rPr>
+        <w:t xml:space="preserve">Frontend Technologies</w:t>
+      </w:r>
+    </w:p>
+    <w:p>
+      <w:pPr>
+        <w:spacing w:after="100"/>
+      </w:pPr>
+      <w:r>
+        <w:rPr>
+          <w:color w:val="FFFFFF"/>
+          <w:sz w:val="19"/>
+          <w:szCs w:val="19"/>
+          <w:rFonts w:ascii="Calibri" w:cs="Calibri" w:eastAsia="Calibri" w:hAnsi="Calibri"/>
+        </w:rPr>
+        <w:t xml:space="preserve">React • Zustand • Tailwind CSS • Bootstrap • Vite • Responsive Design</w:t>
+      </w:r>
+    </w:p>
+    <w:p>
+      <w:pPr>
+        <w:spacing w:before="100" w:after="40"/>
+      </w:pPr>
+      <w:r>
+        <w:rPr>
+          <w:b/>
+          <w:bCs/>
+          <w:color w:val="FFD700"/>
+          <w:sz w:val="20"/>
+          <w:szCs w:val="20"/>
+          <w:rFonts w:ascii="Calibri" w:cs="Calibri" w:eastAsia="Calibri" w:hAnsi="Calibri"/>
+        </w:rPr>
+        <w:t xml:space="preserve">Backend &amp; APIs</w:t>
+      </w:r>
+    </w:p>
+    <w:p>
+      <w:pPr>
+        <w:spacing w:after="100"/>
+      </w:pPr>
+      <w:r>
+        <w:rPr>
+          <w:color w:val="FFFFFF"/>
+          <w:sz w:val="19"/>
+          <w:szCs w:val="19"/>
+          <w:rFonts w:ascii="Calibri" w:cs="Calibri" w:eastAsia="Calibri" w:hAnsi="Calibri"/>
+        </w:rPr>
+        <w:t xml:space="preserve">Flask • FastAPI • Node.js • Express.js • Ktor • RESTful APIs • JWT • Plaid API • Docker • Git</w:t>
+      </w:r>
+    </w:p>
+    <w:p>
+      <w:pPr>
+        <w:spacing w:before="100" w:after="40"/>
+      </w:pPr>
+      <w:r>
+        <w:rPr>
+          <w:b/>
+          <w:bCs/>
+          <w:color w:val="FFD700"/>
+          <w:sz w:val="20"/>
+          <w:szCs w:val="20"/>
+          <w:rFonts w:ascii="Calibri" w:cs="Calibri" w:eastAsia="Calibri" w:hAnsi="Calibri"/>
+        </w:rPr>
+        <w:t xml:space="preserve">Mobile Development</w:t>
+      </w:r>
+    </w:p>
+    <w:p>
+      <w:pPr>
+        <w:spacing w:after="100"/>
+      </w:pPr>
+      <w:r>
+        <w:rPr>
+          <w:color w:val="FFFFFF"/>
+          <w:sz w:val="19"/>
+          <w:szCs w:val="19"/>
+          <w:rFonts w:ascii="Calibri" w:cs="Calibri" w:eastAsia="Calibri" w:hAnsi="Calibri"/>
+        </w:rPr>
+        <w:t xml:space="preserve">Kotlin Multiplatform • Compose Multiplatform • Capacitor (Android/iOS) • SQLDelight • Koin (DI) • Biometric Auth • Push Notifications (FCM/APNs)</w:t>
+      </w:r>
+    </w:p>
+    <w:p>
+      <w:pPr>
+        <w:spacing w:before="100" w:after="40"/>
+      </w:pPr>
+      <w:r>
+        <w:rPr>
+          <w:b/>
+          <w:bCs/>
+          <w:color w:val="FFD700"/>
+          <w:sz w:val="20"/>
+          <w:szCs w:val="20"/>
+          <w:rFonts w:ascii="Calibri" w:cs="Calibri" w:eastAsia="Calibri" w:hAnsi="Calibri"/>
+        </w:rPr>
+        <w:t xml:space="preserve">Cloud &amp; DevOps</w:t>
+      </w:r>
+    </w:p>
+    <w:p>
+      <w:pPr>
+        <w:spacing w:after="100"/>
+      </w:pPr>
+      <w:r>
+        <w:rPr>
+          <w:color w:val="FFFFFF"/>
+          <w:sz w:val="19"/>
+          <w:szCs w:val="19"/>
+          <w:rFonts w:ascii="Calibri" w:cs="Calibri" w:eastAsia="Calibri" w:hAnsi="Calibri"/>
+        </w:rPr>
+        <w:t xml:space="preserve">Google Cloud Run • Cloud SQL • Secret Manager • AWS • GitHub Actions (CI/CD) • Firebase • Prometheus/Micrometer • Sentry</w:t>
+      </w:r>
+    </w:p>
+    <w:p>
+      <w:pPr>
+        <w:spacing w:before="100" w:after="40"/>
+      </w:pPr>
+      <w:r>
+        <w:rPr>
+          <w:b/>
+          <w:bCs/>
+          <w:color w:val="FFD700"/>
+          <w:sz w:val="20"/>
+          <w:szCs w:val="20"/>
+          <w:rFonts w:ascii="Calibri" w:cs="Calibri" w:eastAsia="Calibri" w:hAnsi="Calibri"/>
+        </w:rPr>
+        <w:t xml:space="preserve">Machine Learning &amp; AI</w:t>
+      </w:r>
+    </w:p>
+    <w:p>
+      <w:pPr>
+        <w:spacing w:after="100"/>
+      </w:pPr>
+      <w:r>
+        <w:rPr>
+          <w:color w:val="FFFFFF"/>
+          <w:sz w:val="19"/>
+          <w:szCs w:val="19"/>
+          <w:rFonts w:ascii="Calibri" w:cs="Calibri" w:eastAsia="Calibri" w:hAnsi="Calibri"/>
+        </w:rPr>
+        <w:t xml:space="preserve">Scikit-learn • XGBoost • LightGBM • Random Forest • AutoML • OpenAI API • Gemini (Vertex AI)</w:t>
+      </w:r>
+    </w:p>
+    <w:p>
+      <w:pPr>
+        <w:spacing w:before="100" w:after="40"/>
+      </w:pPr>
+      <w:r>
+        <w:rPr>
+          <w:b/>
+          <w:bCs/>
+          <w:color w:val="FFD700"/>
+          <w:sz w:val="20"/>
+          <w:szCs w:val="20"/>
+          <w:rFonts w:ascii="Calibri" w:cs="Calibri" w:eastAsia="Calibri" w:hAnsi="Calibri"/>
+        </w:rPr>
+        <w:t xml:space="preserve">Data Analysis &amp; Visualization</w:t>
+      </w:r>
+    </w:p>
+    <w:p>
+      <w:pPr>
+        <w:spacing w:after="100"/>
+      </w:pPr>
+      <w:r>
+        <w:rPr>
+          <w:color w:val="FFFFFF"/>
+          <w:sz w:val="19"/>
+          <w:szCs w:val="19"/>
+          <w:rFonts w:ascii="Calibri" w:cs="Calibri" w:eastAsia="Calibri" w:hAnsi="Calibri"/>
+        </w:rPr>
+        <w:t xml:space="preserve">Pandas • Tableau • Power BI • Excel • SPSS • Apache Spark • Apache Hive</w:t>
+      </w:r>
+    </w:p>
+    <w:p>
+      <w:pPr>
+        <w:spacing w:before="100" w:after="40"/>
+      </w:pPr>
+      <w:r>
+        <w:rPr>
+          <w:b/>
+          <w:bCs/>
+          <w:color w:val="FFD700"/>
+          <w:sz w:val="20"/>
+          <w:szCs w:val="20"/>
+          <w:rFonts w:ascii="Calibri" w:cs="Calibri" w:eastAsia="Calibri" w:hAnsi="Calibri"/>
+        </w:rPr>
+        <w:t xml:space="preserve">Databases &amp; ORMs</w:t>
+      </w:r>
+    </w:p>
+    <w:p>
+      <w:pPr>
+        <w:spacing w:after="100"/>
+      </w:pPr>
+      <w:r>
+        <w:rPr>
+          <w:color w:val="FFFFFF"/>
+          <w:sz w:val="19"/>
+          <w:szCs w:val="19"/>
+          <w:rFonts w:ascii="Calibri" w:cs="Calibri" w:eastAsia="Calibri" w:hAnsi="Calibri"/>
+        </w:rPr>
+        <w:t xml:space="preserve">PostgreSQL • MySQL • Oracle • SQLAlchemy • Sequelize • Drizzle ORM • Prisma • Airtable</w:t>
+      </w:r>
+    </w:p>
+    <w:p>
+      <w:pPr>
+        <w:spacing w:before="100" w:after="40"/>
+      </w:pPr>
+      <w:r>
+        <w:rPr>
+          <w:b/>
+          <w:bCs/>
+          <w:color w:val="FFD700"/>
+          <w:sz w:val="20"/>
+          <w:szCs w:val="20"/>
+          <w:rFonts w:ascii="Calibri" w:cs="Calibri" w:eastAsia="Calibri" w:hAnsi="Calibri"/>
+        </w:rPr>
+        <w:t xml:space="preserve">Teaching &amp; Education</w:t>
+      </w:r>
+    </w:p>
+    <w:p>
+      <w:pPr>
+        <w:spacing w:after="100"/>
+      </w:pPr>
+      <w:r>
+        <w:rPr>
+          <w:color w:val="FFFFFF"/>
+          <w:sz w:val="19"/>
+          <w:szCs w:val="19"/>
+          <w:rFonts w:ascii="Calibri" w:cs="Calibri" w:eastAsia="Calibri" w:hAnsi="Calibri"/>
+        </w:rPr>
+        <w:t xml:space="preserve">Curriculum Design • Classroom Instruction • Data-Driven Instruction • Lesson-Plan Digitization • Student Coaching &amp; Mentorship • Instructional Technology</w:t>
       </w:r>
     </w:p>
     <w:p>
       <w:pPr>
         <w:pBdr>
-          <w:bottom w:val="single" w:color="000000" w:sz="6"/>
+          <w:bottom w:val="single" w:color="FFD700" w:sz="6"/>
         </w:pBdr>
         <w:spacing w:before="300" w:after="100"/>
       </w:pPr>
@@ -138,10 +403,11 @@
         <w:rPr>
           <w:b/>
           <w:bCs/>
+          <w:color w:val="FFD700"/>
           <w:sz w:val="26"/>
           <w:szCs w:val="26"/>
           <w:caps/>
-          <w:rFonts w:ascii="Times New Roman" w:cs="Times New Roman" w:eastAsia="Times New Roman" w:hAnsi="Times New Roman"/>
+          <w:rFonts w:ascii="Calibri" w:cs="Calibri" w:eastAsia="Calibri" w:hAnsi="Calibri"/>
         </w:rPr>
         <w:t xml:space="preserve">Professional Experience</w:t>
       </w:r>
@@ -154,17 +420,19 @@
         <w:rPr>
           <w:b/>
           <w:bCs/>
-          <w:sz w:val="22"/>
-          <w:szCs w:val="22"/>
-          <w:rFonts w:ascii="Times New Roman" w:cs="Times New Roman" w:eastAsia="Times New Roman" w:hAnsi="Times New Roman"/>
+          <w:color w:val="FFFFFF"/>
+          <w:sz w:val="22"/>
+          <w:szCs w:val="22"/>
+          <w:rFonts w:ascii="Calibri" w:cs="Calibri" w:eastAsia="Calibri" w:hAnsi="Calibri"/>
         </w:rPr>
         <w:t xml:space="preserve">Full Stack Developer Intern</w:t>
       </w:r>
       <w:r>
         <w:rPr>
-          <w:sz w:val="22"/>
-          <w:szCs w:val="22"/>
-          <w:rFonts w:ascii="Times New Roman" w:cs="Times New Roman" w:eastAsia="Times New Roman" w:hAnsi="Times New Roman"/>
+          <w:color w:val="FFD700"/>
+          <w:sz w:val="22"/>
+          <w:szCs w:val="22"/>
+          <w:rFonts w:ascii="Calibri" w:cs="Calibri" w:eastAsia="Calibri" w:hAnsi="Calibri"/>
         </w:rPr>
         <w:t xml:space="preserve"> | Zodiac Tech Toronto</w:t>
       </w:r>
@@ -177,9 +445,10 @@
         <w:rPr>
           <w:i/>
           <w:iCs/>
-          <w:sz w:val="20"/>
-          <w:szCs w:val="20"/>
-          <w:rFonts w:ascii="Times New Roman" w:cs="Times New Roman" w:eastAsia="Times New Roman" w:hAnsi="Times New Roman"/>
+          <w:color w:val="CCCCCC"/>
+          <w:sz w:val="20"/>
+          <w:szCs w:val="20"/>
+          <w:rFonts w:ascii="Calibri" w:cs="Calibri" w:eastAsia="Calibri" w:hAnsi="Calibri"/>
         </w:rPr>
         <w:t xml:space="preserve">Toronto, ON | May 2025 – August 2025</w:t>
       </w:r>
@@ -191,9 +460,10 @@
       </w:pPr>
       <w:r>
         <w:rPr>
-          <w:sz w:val="20"/>
-          <w:szCs w:val="20"/>
-          <w:rFonts w:ascii="Times New Roman" w:cs="Times New Roman" w:eastAsia="Times New Roman" w:hAnsi="Times New Roman"/>
+          <w:color w:val="FFFFFF"/>
+          <w:sz w:val="20"/>
+          <w:szCs w:val="20"/>
+          <w:rFonts w:ascii="Calibri" w:cs="Calibri" w:eastAsia="Calibri" w:hAnsi="Calibri"/>
         </w:rPr>
         <w:t xml:space="preserve">• Architected an AI-powered real estate analytics platform processing 49,551+ Canadian properties, achieving 88.3% ML prediction accuracy with an ensemble of XGBoost, LightGBM, and Random Forest</w:t>
       </w:r>
@@ -205,9 +475,10 @@
       </w:pPr>
       <w:r>
         <w:rPr>
-          <w:sz w:val="20"/>
-          <w:szCs w:val="20"/>
-          <w:rFonts w:ascii="Times New Roman" w:cs="Times New Roman" w:eastAsia="Times New Roman" w:hAnsi="Times New Roman"/>
+          <w:color w:val="FFFFFF"/>
+          <w:sz w:val="20"/>
+          <w:szCs w:val="20"/>
+          <w:rFonts w:ascii="Calibri" w:cs="Calibri" w:eastAsia="Calibri" w:hAnsi="Calibri"/>
         </w:rPr>
         <w:t xml:space="preserve">• Led full-stack development of a production Flask application with MySQL and a 20+ endpoint REST API, shipping interactive property mapping and investment analytics</w:t>
       </w:r>
@@ -219,9 +490,10 @@
       </w:pPr>
       <w:r>
         <w:rPr>
-          <w:sz w:val="20"/>
-          <w:szCs w:val="20"/>
-          <w:rFonts w:ascii="Times New Roman" w:cs="Times New Roman" w:eastAsia="Times New Roman" w:hAnsi="Times New Roman"/>
+          <w:color w:val="FFFFFF"/>
+          <w:sz w:val="20"/>
+          <w:szCs w:val="20"/>
+          <w:rFonts w:ascii="Calibri" w:cs="Calibri" w:eastAsia="Calibri" w:hAnsi="Calibri"/>
         </w:rPr>
         <w:t xml:space="preserve">• Implemented a 5-tier API security system with ML-powered XSS/CSRF detection and behavioral analysis, achieving a 100% attack-prevention rate in testing</w:t>
       </w:r>
@@ -233,9 +505,10 @@
       </w:pPr>
       <w:r>
         <w:rPr>
-          <w:sz w:val="20"/>
-          <w:szCs w:val="20"/>
-          <w:rFonts w:ascii="Times New Roman" w:cs="Times New Roman" w:eastAsia="Times New Roman" w:hAnsi="Times New Roman"/>
+          <w:color w:val="FFFFFF"/>
+          <w:sz w:val="20"/>
+          <w:szCs w:val="20"/>
+          <w:rFonts w:ascii="Calibri" w:cs="Calibri" w:eastAsia="Calibri" w:hAnsi="Calibri"/>
         </w:rPr>
         <w:t xml:space="preserve">• Deployed a Dockerized CI/CD pipeline achieving 99.9% uptime, &lt;400ms API response times, and 85% test coverage while leading a team of 5 developers</w:t>
       </w:r>
@@ -248,17 +521,19 @@
         <w:rPr>
           <w:b/>
           <w:bCs/>
-          <w:sz w:val="22"/>
-          <w:szCs w:val="22"/>
-          <w:rFonts w:ascii="Times New Roman" w:cs="Times New Roman" w:eastAsia="Times New Roman" w:hAnsi="Times New Roman"/>
+          <w:color w:val="FFFFFF"/>
+          <w:sz w:val="22"/>
+          <w:szCs w:val="22"/>
+          <w:rFonts w:ascii="Calibri" w:cs="Calibri" w:eastAsia="Calibri" w:hAnsi="Calibri"/>
         </w:rPr>
         <w:t xml:space="preserve">Customer Service Representative</w:t>
       </w:r>
       <w:r>
         <w:rPr>
-          <w:sz w:val="22"/>
-          <w:szCs w:val="22"/>
-          <w:rFonts w:ascii="Times New Roman" w:cs="Times New Roman" w:eastAsia="Times New Roman" w:hAnsi="Times New Roman"/>
+          <w:color w:val="FFD700"/>
+          <w:sz w:val="22"/>
+          <w:szCs w:val="22"/>
+          <w:rFonts w:ascii="Calibri" w:cs="Calibri" w:eastAsia="Calibri" w:hAnsi="Calibri"/>
         </w:rPr>
         <w:t xml:space="preserve"> | IGNITE Student Life, Humber College</w:t>
       </w:r>
@@ -271,9 +546,10 @@
         <w:rPr>
           <w:i/>
           <w:iCs/>
-          <w:sz w:val="20"/>
-          <w:szCs w:val="20"/>
-          <w:rFonts w:ascii="Times New Roman" w:cs="Times New Roman" w:eastAsia="Times New Roman" w:hAnsi="Times New Roman"/>
+          <w:color w:val="CCCCCC"/>
+          <w:sz w:val="20"/>
+          <w:szCs w:val="20"/>
+          <w:rFonts w:ascii="Calibri" w:cs="Calibri" w:eastAsia="Calibri" w:hAnsi="Calibri"/>
         </w:rPr>
         <w:t xml:space="preserve">Toronto, ON | Aug 2024 – May 2025</w:t>
       </w:r>
@@ -285,9 +561,10 @@
       </w:pPr>
       <w:r>
         <w:rPr>
-          <w:sz w:val="20"/>
-          <w:szCs w:val="20"/>
-          <w:rFonts w:ascii="Times New Roman" w:cs="Times New Roman" w:eastAsia="Times New Roman" w:hAnsi="Times New Roman"/>
+          <w:color w:val="FFFFFF"/>
+          <w:sz w:val="20"/>
+          <w:szCs w:val="20"/>
+          <w:rFonts w:ascii="Calibri" w:cs="Calibri" w:eastAsia="Calibri" w:hAnsi="Calibri"/>
         </w:rPr>
         <w:t xml:space="preserve">• Automated a manual student registration and check-in workflow for the IGNITE Sleep Lounge, eliminating manual processing for 20,000+ students and cutting processing time by 90%</w:t>
       </w:r>
@@ -299,9 +576,10 @@
       </w:pPr>
       <w:r>
         <w:rPr>
-          <w:sz w:val="20"/>
-          <w:szCs w:val="20"/>
-          <w:rFonts w:ascii="Times New Roman" w:cs="Times New Roman" w:eastAsia="Times New Roman" w:hAnsi="Times New Roman"/>
+          <w:color w:val="FFFFFF"/>
+          <w:sz w:val="20"/>
+          <w:szCs w:val="20"/>
+          <w:rFonts w:ascii="Calibri" w:cs="Calibri" w:eastAsia="Calibri" w:hAnsi="Calibri"/>
         </w:rPr>
         <w:t xml:space="preserve">• Led root-cause analysis on the insurance opt-in process, redesigning the workflow to cut processing time by 15%</w:t>
       </w:r>
@@ -313,9 +591,10 @@
       </w:pPr>
       <w:r>
         <w:rPr>
-          <w:sz w:val="20"/>
-          <w:szCs w:val="20"/>
-          <w:rFonts w:ascii="Times New Roman" w:cs="Times New Roman" w:eastAsia="Times New Roman" w:hAnsi="Times New Roman"/>
+          <w:color w:val="FFFFFF"/>
+          <w:sz w:val="20"/>
+          <w:szCs w:val="20"/>
+          <w:rFonts w:ascii="Calibri" w:cs="Calibri" w:eastAsia="Calibri" w:hAnsi="Calibri"/>
         </w:rPr>
         <w:t xml:space="preserve">• Resolved billing issues and account discrepancies across a high volume of inbound student inquiries via phone, email, and live chat</w:t>
       </w:r>
@@ -328,17 +607,19 @@
         <w:rPr>
           <w:b/>
           <w:bCs/>
-          <w:sz w:val="22"/>
-          <w:szCs w:val="22"/>
-          <w:rFonts w:ascii="Times New Roman" w:cs="Times New Roman" w:eastAsia="Times New Roman" w:hAnsi="Times New Roman"/>
+          <w:color w:val="FFFFFF"/>
+          <w:sz w:val="22"/>
+          <w:szCs w:val="22"/>
+          <w:rFonts w:ascii="Calibri" w:cs="Calibri" w:eastAsia="Calibri" w:hAnsi="Calibri"/>
         </w:rPr>
         <w:t xml:space="preserve">Database Consultant</w:t>
       </w:r>
       <w:r>
         <w:rPr>
-          <w:sz w:val="22"/>
-          <w:szCs w:val="22"/>
-          <w:rFonts w:ascii="Times New Roman" w:cs="Times New Roman" w:eastAsia="Times New Roman" w:hAnsi="Times New Roman"/>
+          <w:color w:val="FFD700"/>
+          <w:sz w:val="22"/>
+          <w:szCs w:val="22"/>
+          <w:rFonts w:ascii="Calibri" w:cs="Calibri" w:eastAsia="Calibri" w:hAnsi="Calibri"/>
         </w:rPr>
         <w:t xml:space="preserve"> | Humanitarian Outcomes</w:t>
       </w:r>
@@ -351,9 +632,10 @@
         <w:rPr>
           <w:i/>
           <w:iCs/>
-          <w:sz w:val="20"/>
-          <w:szCs w:val="20"/>
-          <w:rFonts w:ascii="Times New Roman" w:cs="Times New Roman" w:eastAsia="Times New Roman" w:hAnsi="Times New Roman"/>
+          <w:color w:val="CCCCCC"/>
+          <w:sz w:val="20"/>
+          <w:szCs w:val="20"/>
+          <w:rFonts w:ascii="Calibri" w:cs="Calibri" w:eastAsia="Calibri" w:hAnsi="Calibri"/>
         </w:rPr>
         <w:t xml:space="preserve">Remote | May 2023 – Dec 2025</w:t>
       </w:r>
@@ -365,9 +647,10 @@
       </w:pPr>
       <w:r>
         <w:rPr>
-          <w:sz w:val="20"/>
-          <w:szCs w:val="20"/>
-          <w:rFonts w:ascii="Times New Roman" w:cs="Times New Roman" w:eastAsia="Times New Roman" w:hAnsi="Times New Roman"/>
+          <w:color w:val="FFFFFF"/>
+          <w:sz w:val="20"/>
+          <w:szCs w:val="20"/>
+          <w:rFonts w:ascii="Calibri" w:cs="Calibri" w:eastAsia="Calibri" w:hAnsi="Calibri"/>
         </w:rPr>
         <w:t xml:space="preserve">• Resolved data-integrity issues across the GDHO Airtable and database while designing optimized schemas with the team lead, driving a 25% increase in operational efficiency</w:t>
       </w:r>
@@ -379,9 +662,10 @@
       </w:pPr>
       <w:r>
         <w:rPr>
-          <w:sz w:val="20"/>
-          <w:szCs w:val="20"/>
-          <w:rFonts w:ascii="Times New Roman" w:cs="Times New Roman" w:eastAsia="Times New Roman" w:hAnsi="Times New Roman"/>
+          <w:color w:val="FFFFFF"/>
+          <w:sz w:val="20"/>
+          <w:szCs w:val="20"/>
+          <w:rFonts w:ascii="Calibri" w:cs="Calibri" w:eastAsia="Calibri" w:hAnsi="Calibri"/>
         </w:rPr>
         <w:t xml:space="preserve">• Conducted trend analysis using SPSS and SQL, then visualized findings in Tableau and Power BI to drive data-informed decisions for humanitarian stakeholders worldwide</w:t>
       </w:r>
@@ -393,9 +677,10 @@
       </w:pPr>
       <w:r>
         <w:rPr>
-          <w:sz w:val="20"/>
-          <w:szCs w:val="20"/>
-          <w:rFonts w:ascii="Times New Roman" w:cs="Times New Roman" w:eastAsia="Times New Roman" w:hAnsi="Times New Roman"/>
+          <w:color w:val="FFFFFF"/>
+          <w:sz w:val="20"/>
+          <w:szCs w:val="20"/>
+          <w:rFonts w:ascii="Calibri" w:cs="Calibri" w:eastAsia="Calibri" w:hAnsi="Calibri"/>
         </w:rPr>
         <w:t xml:space="preserve">• Built and segmented 1,200+ partner and audience lists using Airtable and SQL, increasing campaign engagement by 30%</w:t>
       </w:r>
@@ -407,9 +692,10 @@
       </w:pPr>
       <w:r>
         <w:rPr>
-          <w:sz w:val="20"/>
-          <w:szCs w:val="20"/>
-          <w:rFonts w:ascii="Times New Roman" w:cs="Times New Roman" w:eastAsia="Times New Roman" w:hAnsi="Times New Roman"/>
+          <w:color w:val="FFFFFF"/>
+          <w:sz w:val="20"/>
+          <w:szCs w:val="20"/>
+          <w:rFonts w:ascii="Calibri" w:cs="Calibri" w:eastAsia="Calibri" w:hAnsi="Calibri"/>
         </w:rPr>
         <w:t xml:space="preserve">• Qualified 350+ leads from events and surveys using structured frameworks, converting 120 into high-priority partnership opportunities</w:t>
       </w:r>
@@ -422,17 +708,19 @@
         <w:rPr>
           <w:b/>
           <w:bCs/>
-          <w:sz w:val="22"/>
-          <w:szCs w:val="22"/>
-          <w:rFonts w:ascii="Times New Roman" w:cs="Times New Roman" w:eastAsia="Times New Roman" w:hAnsi="Times New Roman"/>
+          <w:color w:val="FFFFFF"/>
+          <w:sz w:val="22"/>
+          <w:szCs w:val="22"/>
+          <w:rFonts w:ascii="Calibri" w:cs="Calibri" w:eastAsia="Calibri" w:hAnsi="Calibri"/>
         </w:rPr>
         <w:t xml:space="preserve">Research Analyst Intern</w:t>
       </w:r>
       <w:r>
         <w:rPr>
-          <w:sz w:val="22"/>
-          <w:szCs w:val="22"/>
-          <w:rFonts w:ascii="Times New Roman" w:cs="Times New Roman" w:eastAsia="Times New Roman" w:hAnsi="Times New Roman"/>
+          <w:color w:val="FFD700"/>
+          <w:sz w:val="22"/>
+          <w:szCs w:val="22"/>
+          <w:rFonts w:ascii="Calibri" w:cs="Calibri" w:eastAsia="Calibri" w:hAnsi="Calibri"/>
         </w:rPr>
         <w:t xml:space="preserve"> | Flip Foundation, Inc.</w:t>
       </w:r>
@@ -445,9 +733,10 @@
         <w:rPr>
           <w:i/>
           <w:iCs/>
-          <w:sz w:val="20"/>
-          <w:szCs w:val="20"/>
-          <w:rFonts w:ascii="Times New Roman" w:cs="Times New Roman" w:eastAsia="Times New Roman" w:hAnsi="Times New Roman"/>
+          <w:color w:val="CCCCCC"/>
+          <w:sz w:val="20"/>
+          <w:szCs w:val="20"/>
+          <w:rFonts w:ascii="Calibri" w:cs="Calibri" w:eastAsia="Calibri" w:hAnsi="Calibri"/>
         </w:rPr>
         <w:t xml:space="preserve">Canada | May 2023 – Aug 2023 (Concurrent)</w:t>
       </w:r>
@@ -459,9 +748,10 @@
       </w:pPr>
       <w:r>
         <w:rPr>
-          <w:sz w:val="20"/>
-          <w:szCs w:val="20"/>
-          <w:rFonts w:ascii="Times New Roman" w:cs="Times New Roman" w:eastAsia="Times New Roman" w:hAnsi="Times New Roman"/>
+          <w:color w:val="FFFFFF"/>
+          <w:sz w:val="20"/>
+          <w:szCs w:val="20"/>
+          <w:rFonts w:ascii="Calibri" w:cs="Calibri" w:eastAsia="Calibri" w:hAnsi="Calibri"/>
         </w:rPr>
         <w:t xml:space="preserve">• Conducted quantitative and qualitative analysis on leadership barriers among LGBTQ+ and BIPOC youth using SPSS, SQL, and Excel, then visualized findings in Power BI and Infogram for stakeholder presentations</w:t>
       </w:r>
@@ -473,9 +763,10 @@
       </w:pPr>
       <w:r>
         <w:rPr>
-          <w:sz w:val="20"/>
-          <w:szCs w:val="20"/>
-          <w:rFonts w:ascii="Times New Roman" w:cs="Times New Roman" w:eastAsia="Times New Roman" w:hAnsi="Times New Roman"/>
+          <w:color w:val="FFFFFF"/>
+          <w:sz w:val="20"/>
+          <w:szCs w:val="20"/>
+          <w:rFonts w:ascii="Calibri" w:cs="Calibri" w:eastAsia="Calibri" w:hAnsi="Calibri"/>
         </w:rPr>
         <w:t xml:space="preserve">• Authored research reports synthesizing key trends and statistical findings, presenting outcomes directly to stakeholders to guide data-driven program decisions</w:t>
       </w:r>
@@ -488,17 +779,19 @@
         <w:rPr>
           <w:b/>
           <w:bCs/>
-          <w:sz w:val="22"/>
-          <w:szCs w:val="22"/>
-          <w:rFonts w:ascii="Times New Roman" w:cs="Times New Roman" w:eastAsia="Times New Roman" w:hAnsi="Times New Roman"/>
+          <w:color w:val="FFFFFF"/>
+          <w:sz w:val="22"/>
+          <w:szCs w:val="22"/>
+          <w:rFonts w:ascii="Calibri" w:cs="Calibri" w:eastAsia="Calibri" w:hAnsi="Calibri"/>
         </w:rPr>
         <w:t xml:space="preserve">IT Department Lead</w:t>
       </w:r>
       <w:r>
         <w:rPr>
-          <w:sz w:val="22"/>
-          <w:szCs w:val="22"/>
-          <w:rFonts w:ascii="Times New Roman" w:cs="Times New Roman" w:eastAsia="Times New Roman" w:hAnsi="Times New Roman"/>
+          <w:color w:val="FFD700"/>
+          <w:sz w:val="22"/>
+          <w:szCs w:val="22"/>
+          <w:rFonts w:ascii="Calibri" w:cs="Calibri" w:eastAsia="Calibri" w:hAnsi="Calibri"/>
         </w:rPr>
         <w:t xml:space="preserve"> | Our Lady of Nigeria Secondary School</w:t>
       </w:r>
@@ -511,9 +804,10 @@
         <w:rPr>
           <w:i/>
           <w:iCs/>
-          <w:sz w:val="20"/>
-          <w:szCs w:val="20"/>
-          <w:rFonts w:ascii="Times New Roman" w:cs="Times New Roman" w:eastAsia="Times New Roman" w:hAnsi="Times New Roman"/>
+          <w:color w:val="CCCCCC"/>
+          <w:sz w:val="20"/>
+          <w:szCs w:val="20"/>
+          <w:rFonts w:ascii="Calibri" w:cs="Calibri" w:eastAsia="Calibri" w:hAnsi="Calibri"/>
         </w:rPr>
         <w:t xml:space="preserve">Oghara, Delta State, Nigeria | Jan 2021 – Aug 2021 (Full-time)</w:t>
       </w:r>
@@ -525,9 +819,10 @@
       </w:pPr>
       <w:r>
         <w:rPr>
-          <w:sz w:val="20"/>
-          <w:szCs w:val="20"/>
-          <w:rFonts w:ascii="Times New Roman" w:cs="Times New Roman" w:eastAsia="Times New Roman" w:hAnsi="Times New Roman"/>
+          <w:color w:val="FFFFFF"/>
+          <w:sz w:val="20"/>
+          <w:szCs w:val="20"/>
+          <w:rFonts w:ascii="Calibri" w:cs="Calibri" w:eastAsia="Calibri" w:hAnsi="Calibri"/>
         </w:rPr>
         <w:t xml:space="preserve">• Led a departmental initiative to digitize lesson-plan creation and approval through the school website, replacing a fully manual, paper-based process</w:t>
       </w:r>
@@ -539,9 +834,10 @@
       </w:pPr>
       <w:r>
         <w:rPr>
-          <w:sz w:val="20"/>
-          <w:szCs w:val="20"/>
-          <w:rFonts w:ascii="Times New Roman" w:cs="Times New Roman" w:eastAsia="Times New Roman" w:hAnsi="Times New Roman"/>
+          <w:color w:val="FFFFFF"/>
+          <w:sz w:val="20"/>
+          <w:szCs w:val="20"/>
+          <w:rFonts w:ascii="Calibri" w:cs="Calibri" w:eastAsia="Calibri" w:hAnsi="Calibri"/>
         </w:rPr>
         <w:t xml:space="preserve">• Streamlined lesson-plan review and approval turnaround for the department, increasing teacher collaboration and operational efficiency by 50%</w:t>
       </w:r>
@@ -554,17 +850,19 @@
         <w:rPr>
           <w:b/>
           <w:bCs/>
-          <w:sz w:val="22"/>
-          <w:szCs w:val="22"/>
-          <w:rFonts w:ascii="Times New Roman" w:cs="Times New Roman" w:eastAsia="Times New Roman" w:hAnsi="Times New Roman"/>
+          <w:color w:val="FFFFFF"/>
+          <w:sz w:val="22"/>
+          <w:szCs w:val="22"/>
+          <w:rFonts w:ascii="Calibri" w:cs="Calibri" w:eastAsia="Calibri" w:hAnsi="Calibri"/>
         </w:rPr>
         <w:t xml:space="preserve">Compliance Officer - AML/Fraud</w:t>
       </w:r>
       <w:r>
         <w:rPr>
-          <w:sz w:val="22"/>
-          <w:szCs w:val="22"/>
-          <w:rFonts w:ascii="Times New Roman" w:cs="Times New Roman" w:eastAsia="Times New Roman" w:hAnsi="Times New Roman"/>
+          <w:color w:val="FFD700"/>
+          <w:sz w:val="22"/>
+          <w:szCs w:val="22"/>
+          <w:rFonts w:ascii="Calibri" w:cs="Calibri" w:eastAsia="Calibri" w:hAnsi="Calibri"/>
         </w:rPr>
         <w:t xml:space="preserve"> | United Bank for Africa (UBA)</w:t>
       </w:r>
@@ -577,9 +875,10 @@
         <w:rPr>
           <w:i/>
           <w:iCs/>
-          <w:sz w:val="20"/>
-          <w:szCs w:val="20"/>
-          <w:rFonts w:ascii="Times New Roman" w:cs="Times New Roman" w:eastAsia="Times New Roman" w:hAnsi="Times New Roman"/>
+          <w:color w:val="CCCCCC"/>
+          <w:sz w:val="20"/>
+          <w:szCs w:val="20"/>
+          <w:rFonts w:ascii="Calibri" w:cs="Calibri" w:eastAsia="Calibri" w:hAnsi="Calibri"/>
         </w:rPr>
         <w:t xml:space="preserve">Sapele, Nigeria | Nov 2019 – Aug 2022 (Third-Party Contract, Full-Time)</w:t>
       </w:r>
@@ -591,9 +890,10 @@
       </w:pPr>
       <w:r>
         <w:rPr>
-          <w:sz w:val="20"/>
-          <w:szCs w:val="20"/>
-          <w:rFonts w:ascii="Times New Roman" w:cs="Times New Roman" w:eastAsia="Times New Roman" w:hAnsi="Times New Roman"/>
+          <w:color w:val="FFFFFF"/>
+          <w:sz w:val="20"/>
+          <w:szCs w:val="20"/>
+          <w:rFonts w:ascii="Calibri" w:cs="Calibri" w:eastAsia="Calibri" w:hAnsi="Calibri"/>
         </w:rPr>
         <w:t xml:space="preserve">• Monitored and analyzed daily transactions across a retail and corporate client portfolio, detecting and preventing money laundering, terrorist financing, and fraud</w:t>
       </w:r>
@@ -605,9 +905,10 @@
       </w:pPr>
       <w:r>
         <w:rPr>
-          <w:sz w:val="20"/>
-          <w:szCs w:val="20"/>
-          <w:rFonts w:ascii="Times New Roman" w:cs="Times New Roman" w:eastAsia="Times New Roman" w:hAnsi="Times New Roman"/>
+          <w:color w:val="FFFFFF"/>
+          <w:sz w:val="20"/>
+          <w:szCs w:val="20"/>
+          <w:rFonts w:ascii="Calibri" w:cs="Calibri" w:eastAsia="Calibri" w:hAnsi="Calibri"/>
         </w:rPr>
         <w:t xml:space="preserve">• Investigated 30+ system-generated alerts weekly using SQL queries and advanced Excel (VLOOKUP, Pivot Tables) to identify and escalate suspicious activity</w:t>
       </w:r>
@@ -619,9 +920,10 @@
       </w:pPr>
       <w:r>
         <w:rPr>
-          <w:sz w:val="20"/>
-          <w:szCs w:val="20"/>
-          <w:rFonts w:ascii="Times New Roman" w:cs="Times New Roman" w:eastAsia="Times New Roman" w:hAnsi="Times New Roman"/>
+          <w:color w:val="FFFFFF"/>
+          <w:sz w:val="20"/>
+          <w:szCs w:val="20"/>
+          <w:rFonts w:ascii="Calibri" w:cs="Calibri" w:eastAsia="Calibri" w:hAnsi="Calibri"/>
         </w:rPr>
         <w:t xml:space="preserve">• Conducted Customer Due Diligence (CDD) and Enhanced Due Diligence (EDD) for high-risk clients, ensuring full regulatory compliance</w:t>
       </w:r>
@@ -633,9 +935,10 @@
       </w:pPr>
       <w:r>
         <w:rPr>
-          <w:sz w:val="20"/>
-          <w:szCs w:val="20"/>
-          <w:rFonts w:ascii="Times New Roman" w:cs="Times New Roman" w:eastAsia="Times New Roman" w:hAnsi="Times New Roman"/>
+          <w:color w:val="FFFFFF"/>
+          <w:sz w:val="20"/>
+          <w:szCs w:val="20"/>
+          <w:rFonts w:ascii="Calibri" w:cs="Calibri" w:eastAsia="Calibri" w:hAnsi="Calibri"/>
         </w:rPr>
         <w:t xml:space="preserve">• Drafted Suspicious Transaction Reports (STRs) for the Nigerian Financial Intelligence Unit, contributing to a 10% increase in branch reporting accuracy</w:t>
       </w:r>
@@ -648,17 +951,19 @@
         <w:rPr>
           <w:b/>
           <w:bCs/>
-          <w:sz w:val="22"/>
-          <w:szCs w:val="22"/>
-          <w:rFonts w:ascii="Times New Roman" w:cs="Times New Roman" w:eastAsia="Times New Roman" w:hAnsi="Times New Roman"/>
+          <w:color w:val="FFFFFF"/>
+          <w:sz w:val="22"/>
+          <w:szCs w:val="22"/>
+          <w:rFonts w:ascii="Calibri" w:cs="Calibri" w:eastAsia="Calibri" w:hAnsi="Calibri"/>
         </w:rPr>
         <w:t xml:space="preserve">Data Processing Teacher</w:t>
       </w:r>
       <w:r>
         <w:rPr>
-          <w:sz w:val="22"/>
-          <w:szCs w:val="22"/>
-          <w:rFonts w:ascii="Times New Roman" w:cs="Times New Roman" w:eastAsia="Times New Roman" w:hAnsi="Times New Roman"/>
+          <w:color w:val="FFD700"/>
+          <w:sz w:val="22"/>
+          <w:szCs w:val="22"/>
+          <w:rFonts w:ascii="Calibri" w:cs="Calibri" w:eastAsia="Calibri" w:hAnsi="Calibri"/>
         </w:rPr>
         <w:t xml:space="preserve"> | Our Lady of Nigeria Secondary School</w:t>
       </w:r>
@@ -671,9 +976,10 @@
         <w:rPr>
           <w:i/>
           <w:iCs/>
-          <w:sz w:val="20"/>
-          <w:szCs w:val="20"/>
-          <w:rFonts w:ascii="Times New Roman" w:cs="Times New Roman" w:eastAsia="Times New Roman" w:hAnsi="Times New Roman"/>
+          <w:color w:val="CCCCCC"/>
+          <w:sz w:val="20"/>
+          <w:szCs w:val="20"/>
+          <w:rFonts w:ascii="Calibri" w:cs="Calibri" w:eastAsia="Calibri" w:hAnsi="Calibri"/>
         </w:rPr>
         <w:t xml:space="preserve">Oghara, Delta State, Nigeria | Sep 2019 – Aug 2021 (Full-time)</w:t>
       </w:r>
@@ -685,9 +991,10 @@
       </w:pPr>
       <w:r>
         <w:rPr>
-          <w:sz w:val="20"/>
-          <w:szCs w:val="20"/>
-          <w:rFonts w:ascii="Times New Roman" w:cs="Times New Roman" w:eastAsia="Times New Roman" w:hAnsi="Times New Roman"/>
+          <w:color w:val="FFFFFF"/>
+          <w:sz w:val="20"/>
+          <w:szCs w:val="20"/>
+          <w:rFonts w:ascii="Calibri" w:cs="Calibri" w:eastAsia="Calibri" w:hAnsi="Calibri"/>
         </w:rPr>
         <w:t xml:space="preserve">• Pioneered the school's transition from manual to digital result computation, improving grading accuracy and cutting processing time by 75%</w:t>
       </w:r>
@@ -699,9 +1006,10 @@
       </w:pPr>
       <w:r>
         <w:rPr>
-          <w:sz w:val="20"/>
-          <w:szCs w:val="20"/>
-          <w:rFonts w:ascii="Times New Roman" w:cs="Times New Roman" w:eastAsia="Times New Roman" w:hAnsi="Times New Roman"/>
+          <w:color w:val="FFFFFF"/>
+          <w:sz w:val="20"/>
+          <w:szCs w:val="20"/>
+          <w:rFonts w:ascii="Calibri" w:cs="Calibri" w:eastAsia="Calibri" w:hAnsi="Calibri"/>
         </w:rPr>
         <w:t xml:space="preserve">• Applied data-driven teaching strategies informed by student performance trends, lifting average student grades by 20%</w:t>
       </w:r>
@@ -714,17 +1022,19 @@
         <w:rPr>
           <w:b/>
           <w:bCs/>
-          <w:sz w:val="22"/>
-          <w:szCs w:val="22"/>
-          <w:rFonts w:ascii="Times New Roman" w:cs="Times New Roman" w:eastAsia="Times New Roman" w:hAnsi="Times New Roman"/>
+          <w:color w:val="FFFFFF"/>
+          <w:sz w:val="22"/>
+          <w:szCs w:val="22"/>
+          <w:rFonts w:ascii="Calibri" w:cs="Calibri" w:eastAsia="Calibri" w:hAnsi="Calibri"/>
         </w:rPr>
         <w:t xml:space="preserve">IT Support Specialist</w:t>
       </w:r>
       <w:r>
         <w:rPr>
-          <w:sz w:val="22"/>
-          <w:szCs w:val="22"/>
-          <w:rFonts w:ascii="Times New Roman" w:cs="Times New Roman" w:eastAsia="Times New Roman" w:hAnsi="Times New Roman"/>
+          <w:color w:val="FFD700"/>
+          <w:sz w:val="22"/>
+          <w:szCs w:val="22"/>
+          <w:rFonts w:ascii="Calibri" w:cs="Calibri" w:eastAsia="Calibri" w:hAnsi="Calibri"/>
         </w:rPr>
         <w:t xml:space="preserve"> | Delta State College of Education, Nigeria</w:t>
       </w:r>
@@ -737,9 +1047,10 @@
         <w:rPr>
           <w:i/>
           <w:iCs/>
-          <w:sz w:val="20"/>
-          <w:szCs w:val="20"/>
-          <w:rFonts w:ascii="Times New Roman" w:cs="Times New Roman" w:eastAsia="Times New Roman" w:hAnsi="Times New Roman"/>
+          <w:color w:val="CCCCCC"/>
+          <w:sz w:val="20"/>
+          <w:szCs w:val="20"/>
+          <w:rFonts w:ascii="Calibri" w:cs="Calibri" w:eastAsia="Calibri" w:hAnsi="Calibri"/>
         </w:rPr>
         <w:t xml:space="preserve">Mosogar, Nigeria | Nov 2017 – Oct 2019 (Part-time)</w:t>
       </w:r>
@@ -751,9 +1062,10 @@
       </w:pPr>
       <w:r>
         <w:rPr>
-          <w:sz w:val="20"/>
-          <w:szCs w:val="20"/>
-          <w:rFonts w:ascii="Times New Roman" w:cs="Times New Roman" w:eastAsia="Times New Roman" w:hAnsi="Times New Roman"/>
+          <w:color w:val="FFFFFF"/>
+          <w:sz w:val="20"/>
+          <w:szCs w:val="20"/>
+          <w:rFonts w:ascii="Calibri" w:cs="Calibri" w:eastAsia="Calibri" w:hAnsi="Calibri"/>
         </w:rPr>
         <w:t xml:space="preserve">• Led the installation and configuration of 40 workstations, ensuring optimal performance and 100% user satisfaction</w:t>
       </w:r>
@@ -765,9 +1077,10 @@
       </w:pPr>
       <w:r>
         <w:rPr>
-          <w:sz w:val="20"/>
-          <w:szCs w:val="20"/>
-          <w:rFonts w:ascii="Times New Roman" w:cs="Times New Roman" w:eastAsia="Times New Roman" w:hAnsi="Times New Roman"/>
+          <w:color w:val="FFFFFF"/>
+          <w:sz w:val="20"/>
+          <w:szCs w:val="20"/>
+          <w:rFonts w:ascii="Calibri" w:cs="Calibri" w:eastAsia="Calibri" w:hAnsi="Calibri"/>
         </w:rPr>
         <w:t xml:space="preserve">• Resolved technical issues for 65+ end-users promptly and accurately while strengthening antivirus and cybersecurity protocols across all systems</w:t>
       </w:r>
@@ -779,9 +1092,10 @@
       </w:pPr>
       <w:r>
         <w:rPr>
-          <w:sz w:val="20"/>
-          <w:szCs w:val="20"/>
-          <w:rFonts w:ascii="Times New Roman" w:cs="Times New Roman" w:eastAsia="Times New Roman" w:hAnsi="Times New Roman"/>
+          <w:color w:val="FFFFFF"/>
+          <w:sz w:val="20"/>
+          <w:szCs w:val="20"/>
+          <w:rFonts w:ascii="Calibri" w:cs="Calibri" w:eastAsia="Calibri" w:hAnsi="Calibri"/>
         </w:rPr>
         <w:t xml:space="preserve">• Implemented a remote support system, streamlining registration and payment assistance for students</w:t>
       </w:r>
@@ -794,17 +1108,19 @@
         <w:rPr>
           <w:b/>
           <w:bCs/>
-          <w:sz w:val="22"/>
-          <w:szCs w:val="22"/>
-          <w:rFonts w:ascii="Times New Roman" w:cs="Times New Roman" w:eastAsia="Times New Roman" w:hAnsi="Times New Roman"/>
+          <w:color w:val="FFFFFF"/>
+          <w:sz w:val="22"/>
+          <w:szCs w:val="22"/>
+          <w:rFonts w:ascii="Calibri" w:cs="Calibri" w:eastAsia="Calibri" w:hAnsi="Calibri"/>
         </w:rPr>
         <w:t xml:space="preserve">Computer Science Teacher</w:t>
       </w:r>
       <w:r>
         <w:rPr>
-          <w:sz w:val="22"/>
-          <w:szCs w:val="22"/>
-          <w:rFonts w:ascii="Times New Roman" w:cs="Times New Roman" w:eastAsia="Times New Roman" w:hAnsi="Times New Roman"/>
+          <w:color w:val="FFD700"/>
+          <w:sz w:val="22"/>
+          <w:szCs w:val="22"/>
+          <w:rFonts w:ascii="Calibri" w:cs="Calibri" w:eastAsia="Calibri" w:hAnsi="Calibri"/>
         </w:rPr>
         <w:t xml:space="preserve"> | Mosogar Model Secondary School</w:t>
       </w:r>
@@ -817,9 +1133,10 @@
         <w:rPr>
           <w:i/>
           <w:iCs/>
-          <w:sz w:val="20"/>
-          <w:szCs w:val="20"/>
-          <w:rFonts w:ascii="Times New Roman" w:cs="Times New Roman" w:eastAsia="Times New Roman" w:hAnsi="Times New Roman"/>
+          <w:color w:val="CCCCCC"/>
+          <w:sz w:val="20"/>
+          <w:szCs w:val="20"/>
+          <w:rFonts w:ascii="Calibri" w:cs="Calibri" w:eastAsia="Calibri" w:hAnsi="Calibri"/>
         </w:rPr>
         <w:t xml:space="preserve">Mosogar, Delta State, Nigeria | Sep 2016 – Aug 2018 (Part-time)</w:t>
       </w:r>
@@ -831,9 +1148,10 @@
       </w:pPr>
       <w:r>
         <w:rPr>
-          <w:sz w:val="20"/>
-          <w:szCs w:val="20"/>
-          <w:rFonts w:ascii="Times New Roman" w:cs="Times New Roman" w:eastAsia="Times New Roman" w:hAnsi="Times New Roman"/>
+          <w:color w:val="FFFFFF"/>
+          <w:sz w:val="20"/>
+          <w:szCs w:val="20"/>
+          <w:rFonts w:ascii="Calibri" w:cs="Calibri" w:eastAsia="Calibri" w:hAnsi="Calibri"/>
         </w:rPr>
         <w:t xml:space="preserve">• Designed and delivered a project-based computer science curriculum aligned with industry trends, driving a 30% increase in STEM extracurricular enrollment</w:t>
       </w:r>
@@ -845,9 +1163,10 @@
       </w:pPr>
       <w:r>
         <w:rPr>
-          <w:sz w:val="20"/>
-          <w:szCs w:val="20"/>
-          <w:rFonts w:ascii="Times New Roman" w:cs="Times New Roman" w:eastAsia="Times New Roman" w:hAnsi="Times New Roman"/>
+          <w:color w:val="FFFFFF"/>
+          <w:sz w:val="20"/>
+          <w:szCs w:val="20"/>
+          <w:rFonts w:ascii="Calibri" w:cs="Calibri" w:eastAsia="Calibri" w:hAnsi="Calibri"/>
         </w:rPr>
         <w:t xml:space="preserve">• Coached the school's coding team through a competitive programming curriculum, leading them to a first-place win at a regional competition</w:t>
       </w:r>
@@ -855,7 +1174,7 @@
     <w:p>
       <w:pPr>
         <w:pBdr>
-          <w:bottom w:val="single" w:color="000000" w:sz="6"/>
+          <w:bottom w:val="single" w:color="FFD700" w:sz="6"/>
         </w:pBdr>
         <w:spacing w:before="300" w:after="100"/>
       </w:pPr>
@@ -863,10 +1182,11 @@
         <w:rPr>
           <w:b/>
           <w:bCs/>
+          <w:color w:val="FFD700"/>
           <w:sz w:val="26"/>
           <w:szCs w:val="26"/>
           <w:caps/>
-          <w:rFonts w:ascii="Times New Roman" w:cs="Times New Roman" w:eastAsia="Times New Roman" w:hAnsi="Times New Roman"/>
+          <w:rFonts w:ascii="Calibri" w:cs="Calibri" w:eastAsia="Calibri" w:hAnsi="Calibri"/>
         </w:rPr>
         <w:t xml:space="preserve">Education</w:t>
       </w:r>
@@ -879,9 +1199,10 @@
         <w:rPr>
           <w:b/>
           <w:bCs/>
-          <w:sz w:val="22"/>
-          <w:szCs w:val="22"/>
-          <w:rFonts w:ascii="Times New Roman" w:cs="Times New Roman" w:eastAsia="Times New Roman" w:hAnsi="Times New Roman"/>
+          <w:color w:val="FFFFFF"/>
+          <w:sz w:val="22"/>
+          <w:szCs w:val="22"/>
+          <w:rFonts w:ascii="Calibri" w:cs="Calibri" w:eastAsia="Calibri" w:hAnsi="Calibri"/>
         </w:rPr>
         <w:t xml:space="preserve">Ontario Graduate Certificate, Information Technology Solutions</w:t>
       </w:r>
@@ -891,9 +1212,10 @@
         <w:rPr>
           <w:i/>
           <w:iCs/>
-          <w:sz w:val="20"/>
-          <w:szCs w:val="20"/>
-          <w:rFonts w:ascii="Times New Roman" w:cs="Times New Roman" w:eastAsia="Times New Roman" w:hAnsi="Times New Roman"/>
+          <w:color w:val="FFD700"/>
+          <w:sz w:val="20"/>
+          <w:szCs w:val="20"/>
+          <w:rFonts w:ascii="Calibri" w:cs="Calibri" w:eastAsia="Calibri" w:hAnsi="Calibri"/>
         </w:rPr>
         <w:t xml:space="preserve">Humber College, Toronto, ON | Jan 2024 – Aug 2025</w:t>
       </w:r>
@@ -904,9 +1226,10 @@
       </w:pPr>
       <w:r>
         <w:rPr>
-          <w:sz w:val="20"/>
-          <w:szCs w:val="20"/>
-          <w:rFonts w:ascii="Times New Roman" w:cs="Times New Roman" w:eastAsia="Times New Roman" w:hAnsi="Times New Roman"/>
+          <w:color w:val="CCCCCC"/>
+          <w:sz w:val="20"/>
+          <w:szCs w:val="20"/>
+          <w:rFonts w:ascii="Calibri" w:cs="Calibri" w:eastAsia="Calibri" w:hAnsi="Calibri"/>
         </w:rPr>
         <w:t xml:space="preserve">GPA: 86.5%</w:t>
       </w:r>
@@ -919,9 +1242,10 @@
         <w:rPr>
           <w:b/>
           <w:bCs/>
-          <w:sz w:val="22"/>
-          <w:szCs w:val="22"/>
-          <w:rFonts w:ascii="Times New Roman" w:cs="Times New Roman" w:eastAsia="Times New Roman" w:hAnsi="Times New Roman"/>
+          <w:color w:val="FFFFFF"/>
+          <w:sz w:val="22"/>
+          <w:szCs w:val="22"/>
+          <w:rFonts w:ascii="Calibri" w:cs="Calibri" w:eastAsia="Calibri" w:hAnsi="Calibri"/>
         </w:rPr>
         <w:t xml:space="preserve">Ontario Graduate Certificate, Research Analyst</w:t>
       </w:r>
@@ -931,9 +1255,10 @@
         <w:rPr>
           <w:i/>
           <w:iCs/>
-          <w:sz w:val="20"/>
-          <w:szCs w:val="20"/>
-          <w:rFonts w:ascii="Times New Roman" w:cs="Times New Roman" w:eastAsia="Times New Roman" w:hAnsi="Times New Roman"/>
+          <w:color w:val="FFD700"/>
+          <w:sz w:val="20"/>
+          <w:szCs w:val="20"/>
+          <w:rFonts w:ascii="Calibri" w:cs="Calibri" w:eastAsia="Calibri" w:hAnsi="Calibri"/>
         </w:rPr>
         <w:t xml:space="preserve">Humber College, Toronto, ON | May 2022 – Aug 2023</w:t>
       </w:r>
@@ -944,9 +1269,10 @@
       </w:pPr>
       <w:r>
         <w:rPr>
-          <w:sz w:val="20"/>
-          <w:szCs w:val="20"/>
-          <w:rFonts w:ascii="Times New Roman" w:cs="Times New Roman" w:eastAsia="Times New Roman" w:hAnsi="Times New Roman"/>
+          <w:color w:val="CCCCCC"/>
+          <w:sz w:val="20"/>
+          <w:szCs w:val="20"/>
+          <w:rFonts w:ascii="Calibri" w:cs="Calibri" w:eastAsia="Calibri" w:hAnsi="Calibri"/>
         </w:rPr>
         <w:t xml:space="preserve">GPA: 85.6% | consecutive Dean's Honors List Award</w:t>
       </w:r>
@@ -959,9 +1285,10 @@
         <w:rPr>
           <w:b/>
           <w:bCs/>
-          <w:sz w:val="22"/>
-          <w:szCs w:val="22"/>
-          <w:rFonts w:ascii="Times New Roman" w:cs="Times New Roman" w:eastAsia="Times New Roman" w:hAnsi="Times New Roman"/>
+          <w:color w:val="FFFFFF"/>
+          <w:sz w:val="22"/>
+          <w:szCs w:val="22"/>
+          <w:rFonts w:ascii="Calibri" w:cs="Calibri" w:eastAsia="Calibri" w:hAnsi="Calibri"/>
         </w:rPr>
         <w:t xml:space="preserve">Bachelor of Science, Computer Science</w:t>
       </w:r>
@@ -971,9 +1298,10 @@
         <w:rPr>
           <w:i/>
           <w:iCs/>
-          <w:sz w:val="20"/>
-          <w:szCs w:val="20"/>
-          <w:rFonts w:ascii="Times New Roman" w:cs="Times New Roman" w:eastAsia="Times New Roman" w:hAnsi="Times New Roman"/>
+          <w:color w:val="FFD700"/>
+          <w:sz w:val="20"/>
+          <w:szCs w:val="20"/>
+          <w:rFonts w:ascii="Calibri" w:cs="Calibri" w:eastAsia="Calibri" w:hAnsi="Calibri"/>
         </w:rPr>
         <w:t xml:space="preserve">Delta State University, Abraka, Nigeria | Dec 2016 – Oct 2019</w:t>
       </w:r>
@@ -984,9 +1312,10 @@
       </w:pPr>
       <w:r>
         <w:rPr>
-          <w:sz w:val="20"/>
-          <w:szCs w:val="20"/>
-          <w:rFonts w:ascii="Times New Roman" w:cs="Times New Roman" w:eastAsia="Times New Roman" w:hAnsi="Times New Roman"/>
+          <w:color w:val="CCCCCC"/>
+          <w:sz w:val="20"/>
+          <w:szCs w:val="20"/>
+          <w:rFonts w:ascii="Calibri" w:cs="Calibri" w:eastAsia="Calibri" w:hAnsi="Calibri"/>
         </w:rPr>
         <w:t xml:space="preserve">GPA: 3.75 in a 5-point grading system</w:t>
       </w:r>
@@ -999,9 +1328,10 @@
         <w:rPr>
           <w:b/>
           <w:bCs/>
-          <w:sz w:val="22"/>
-          <w:szCs w:val="22"/>
-          <w:rFonts w:ascii="Times New Roman" w:cs="Times New Roman" w:eastAsia="Times New Roman" w:hAnsi="Times New Roman"/>
+          <w:color w:val="FFFFFF"/>
+          <w:sz w:val="22"/>
+          <w:szCs w:val="22"/>
+          <w:rFonts w:ascii="Calibri" w:cs="Calibri" w:eastAsia="Calibri" w:hAnsi="Calibri"/>
         </w:rPr>
         <w:t xml:space="preserve">National Certificate in Education, Computer Science and Physics</w:t>
       </w:r>
@@ -1011,9 +1341,10 @@
         <w:rPr>
           <w:i/>
           <w:iCs/>
-          <w:sz w:val="20"/>
-          <w:szCs w:val="20"/>
-          <w:rFonts w:ascii="Times New Roman" w:cs="Times New Roman" w:eastAsia="Times New Roman" w:hAnsi="Times New Roman"/>
+          <w:color w:val="FFD700"/>
+          <w:sz w:val="20"/>
+          <w:szCs w:val="20"/>
+          <w:rFonts w:ascii="Calibri" w:cs="Calibri" w:eastAsia="Calibri" w:hAnsi="Calibri"/>
         </w:rPr>
         <w:t xml:space="preserve">Delta State College Of Education, Mosogar, Nigeria | Dec 2013 – Nov 2016</w:t>
       </w:r>
@@ -1024,9 +1355,10 @@
       </w:pPr>
       <w:r>
         <w:rPr>
-          <w:sz w:val="20"/>
-          <w:szCs w:val="20"/>
-          <w:rFonts w:ascii="Times New Roman" w:cs="Times New Roman" w:eastAsia="Times New Roman" w:hAnsi="Times New Roman"/>
+          <w:color w:val="CCCCCC"/>
+          <w:sz w:val="20"/>
+          <w:szCs w:val="20"/>
+          <w:rFonts w:ascii="Calibri" w:cs="Calibri" w:eastAsia="Calibri" w:hAnsi="Calibri"/>
         </w:rPr>
         <w:t xml:space="preserve">GPA: 3.92 in a 5-point grading system</w:t>
       </w:r>
@@ -1034,7 +1366,7 @@
     <w:p>
       <w:pPr>
         <w:pBdr>
-          <w:bottom w:val="single" w:color="000000" w:sz="6"/>
+          <w:bottom w:val="single" w:color="FFD700" w:sz="6"/>
         </w:pBdr>
         <w:spacing w:before="300" w:after="100"/>
       </w:pPr>
@@ -1042,10 +1374,11 @@
         <w:rPr>
           <w:b/>
           <w:bCs/>
+          <w:color w:val="FFD700"/>
           <w:sz w:val="26"/>
           <w:szCs w:val="26"/>
           <w:caps/>
-          <w:rFonts w:ascii="Times New Roman" w:cs="Times New Roman" w:eastAsia="Times New Roman" w:hAnsi="Times New Roman"/>
+          <w:rFonts w:ascii="Calibri" w:cs="Calibri" w:eastAsia="Calibri" w:hAnsi="Calibri"/>
         </w:rPr>
         <w:t xml:space="preserve">Portfolio Projects</w:t>
       </w:r>
@@ -1058,9 +1391,10 @@
         <w:rPr>
           <w:b/>
           <w:bCs/>
-          <w:sz w:val="22"/>
-          <w:szCs w:val="22"/>
-          <w:rFonts w:ascii="Times New Roman" w:cs="Times New Roman" w:eastAsia="Times New Roman" w:hAnsi="Times New Roman"/>
+          <w:color w:val="FFFFFF"/>
+          <w:sz w:val="22"/>
+          <w:szCs w:val="22"/>
+          <w:rFonts w:ascii="Calibri" w:cs="Calibri" w:eastAsia="Calibri" w:hAnsi="Calibri"/>
         </w:rPr>
         <w:t xml:space="preserve">TEKVWA Money</w:t>
       </w:r>
@@ -1068,9 +1402,10 @@
         <w:rPr>
           <w:i/>
           <w:iCs/>
-          <w:sz w:val="20"/>
-          <w:szCs w:val="20"/>
-          <w:rFonts w:ascii="Times New Roman" w:cs="Times New Roman" w:eastAsia="Times New Roman" w:hAnsi="Times New Roman"/>
+          <w:color w:val="CCCCCC"/>
+          <w:sz w:val="20"/>
+          <w:szCs w:val="20"/>
+          <w:rFonts w:ascii="Calibri" w:cs="Calibri" w:eastAsia="Calibri" w:hAnsi="Calibri"/>
         </w:rPr>
         <w:t xml:space="preserve"> (April 2026 – Present)</w:t>
       </w:r>
@@ -1082,9 +1417,10 @@
       </w:pPr>
       <w:r>
         <w:rPr>
-          <w:sz w:val="20"/>
-          <w:szCs w:val="20"/>
-          <w:rFonts w:ascii="Times New Roman" w:cs="Times New Roman" w:eastAsia="Times New Roman" w:hAnsi="Times New Roman"/>
+          <w:color w:val="FFFFFF"/>
+          <w:sz w:val="20"/>
+          <w:szCs w:val="20"/>
+          <w:rFonts w:ascii="Calibri" w:cs="Calibri" w:eastAsia="Calibri" w:hAnsi="Calibri"/>
         </w:rPr>
         <w:t xml:space="preserve">• Built and launched a full-stack personal finance platform (web, Android, iOS) from a single Capacitor/React codebase, integrating live Plaid bank-linking, Gemini AI-narrated insights, and automated statement import across 24+ Canadian banks</w:t>
       </w:r>
@@ -1096,10 +1432,10 @@
       </w:pPr>
       <w:r>
         <w:rPr>
-          <w:color w:val="0066CC"/>
+          <w:color w:val="FFD700"/>
           <w:sz w:val="18"/>
           <w:szCs w:val="18"/>
-          <w:rFonts w:ascii="Times New Roman" w:cs="Times New Roman" w:eastAsia="Times New Roman" w:hAnsi="Times New Roman"/>
+          <w:rFonts w:ascii="Calibri" w:cs="Calibri" w:eastAsia="Calibri" w:hAnsi="Calibri"/>
         </w:rPr>
         <w:t xml:space="preserve">  Live: https://tekvwamoney.com/ | GitHub: https://github.com/EfeObus/Tekvwa-Money</w:t>
       </w:r>
@@ -1113,9 +1449,10 @@
         <w:rPr>
           <w:i/>
           <w:iCs/>
+          <w:color w:val="CCCCCC"/>
           <w:sz w:val="18"/>
           <w:szCs w:val="18"/>
-          <w:rFonts w:ascii="Times New Roman" w:cs="Times New Roman" w:eastAsia="Times New Roman" w:hAnsi="Times New Roman"/>
+          <w:rFonts w:ascii="Calibri" w:cs="Calibri" w:eastAsia="Calibri" w:hAnsi="Calibri"/>
         </w:rPr>
         <w:t xml:space="preserve">  Technologies: React, Express.js, PostgreSQL, Zustand, Tailwind CSS, Capacitor (Android/iOS), Plaid API, Gemini (Vertex AI), Firebase Cloud Messaging</w:t>
       </w:r>
@@ -1128,9 +1465,10 @@
         <w:rPr>
           <w:b/>
           <w:bCs/>
-          <w:sz w:val="22"/>
-          <w:szCs w:val="22"/>
-          <w:rFonts w:ascii="Times New Roman" w:cs="Times New Roman" w:eastAsia="Times New Roman" w:hAnsi="Times New Roman"/>
+          <w:color w:val="FFFFFF"/>
+          <w:sz w:val="22"/>
+          <w:szCs w:val="22"/>
+          <w:rFonts w:ascii="Calibri" w:cs="Calibri" w:eastAsia="Calibri" w:hAnsi="Calibri"/>
         </w:rPr>
         <w:t xml:space="preserve">TekVwa Life</w:t>
       </w:r>
@@ -1138,9 +1476,10 @@
         <w:rPr>
           <w:i/>
           <w:iCs/>
-          <w:sz w:val="20"/>
-          <w:szCs w:val="20"/>
-          <w:rFonts w:ascii="Times New Roman" w:cs="Times New Roman" w:eastAsia="Times New Roman" w:hAnsi="Times New Roman"/>
+          <w:color w:val="CCCCCC"/>
+          <w:sz w:val="20"/>
+          <w:szCs w:val="20"/>
+          <w:rFonts w:ascii="Calibri" w:cs="Calibri" w:eastAsia="Calibri" w:hAnsi="Calibri"/>
         </w:rPr>
         <w:t xml:space="preserve"> (Dec 2025 – Present)</w:t>
       </w:r>
@@ -1152,9 +1491,10 @@
       </w:pPr>
       <w:r>
         <w:rPr>
-          <w:sz w:val="20"/>
-          <w:szCs w:val="20"/>
-          <w:rFonts w:ascii="Times New Roman" w:cs="Times New Roman" w:eastAsia="Times New Roman" w:hAnsi="Times New Roman"/>
+          <w:color w:val="FFFFFF"/>
+          <w:sz w:val="20"/>
+          <w:szCs w:val="20"/>
+          <w:rFonts w:ascii="Calibri" w:cs="Calibri" w:eastAsia="Calibri" w:hAnsi="Calibri"/>
         </w:rPr>
         <w:t xml:space="preserve">• Built a digital autobiography and legacy-preservation platform around a 28-chapter framework, with enterprise-grade security, Canadian data residency, and professional PDF/DOCX export</w:t>
       </w:r>
@@ -1166,10 +1506,10 @@
       </w:pPr>
       <w:r>
         <w:rPr>
-          <w:color w:val="0066CC"/>
+          <w:color w:val="FFD700"/>
           <w:sz w:val="18"/>
           <w:szCs w:val="18"/>
-          <w:rFonts w:ascii="Times New Roman" w:cs="Times New Roman" w:eastAsia="Times New Roman" w:hAnsi="Times New Roman"/>
+          <w:rFonts w:ascii="Calibri" w:cs="Calibri" w:eastAsia="Calibri" w:hAnsi="Calibri"/>
         </w:rPr>
         <w:t xml:space="preserve">  Live: https://tekvwa-life-production.up.railway.app/ | GitHub: https://github.com/EfeObus/TekVwa-Life</w:t>
       </w:r>
@@ -1183,9 +1523,10 @@
         <w:rPr>
           <w:i/>
           <w:iCs/>
+          <w:color w:val="CCCCCC"/>
           <w:sz w:val="18"/>
           <w:szCs w:val="18"/>
-          <w:rFonts w:ascii="Times New Roman" w:cs="Times New Roman" w:eastAsia="Times New Roman" w:hAnsi="Times New Roman"/>
+          <w:rFonts w:ascii="Calibri" w:cs="Calibri" w:eastAsia="Calibri" w:hAnsi="Calibri"/>
         </w:rPr>
         <w:t xml:space="preserve">  Technologies: Node.js, Express.js, PostgreSQL (AWS RDS), Prisma ORM, React, Material UI, JWT Authentication</w:t>
       </w:r>
@@ -1198,9 +1539,10 @@
         <w:rPr>
           <w:b/>
           <w:bCs/>
-          <w:sz w:val="22"/>
-          <w:szCs w:val="22"/>
-          <w:rFonts w:ascii="Times New Roman" w:cs="Times New Roman" w:eastAsia="Times New Roman" w:hAnsi="Times New Roman"/>
+          <w:color w:val="FFFFFF"/>
+          <w:sz w:val="22"/>
+          <w:szCs w:val="22"/>
+          <w:rFonts w:ascii="Calibri" w:cs="Calibri" w:eastAsia="Calibri" w:hAnsi="Calibri"/>
         </w:rPr>
         <w:t xml:space="preserve">TekVwarho ProAudit</w:t>
       </w:r>
@@ -1208,9 +1550,10 @@
         <w:rPr>
           <w:i/>
           <w:iCs/>
-          <w:sz w:val="20"/>
-          <w:szCs w:val="20"/>
-          <w:rFonts w:ascii="Times New Roman" w:cs="Times New Roman" w:eastAsia="Times New Roman" w:hAnsi="Times New Roman"/>
+          <w:color w:val="CCCCCC"/>
+          <w:sz w:val="20"/>
+          <w:szCs w:val="20"/>
+          <w:rFonts w:ascii="Calibri" w:cs="Calibri" w:eastAsia="Calibri" w:hAnsi="Calibri"/>
         </w:rPr>
         <w:t xml:space="preserve"> (Oct 2025 – Present)</w:t>
       </w:r>
@@ -1222,9 +1565,10 @@
       </w:pPr>
       <w:r>
         <w:rPr>
-          <w:sz w:val="20"/>
-          <w:szCs w:val="20"/>
-          <w:rFonts w:ascii="Times New Roman" w:cs="Times New Roman" w:eastAsia="Times New Roman" w:hAnsi="Times New Roman"/>
+          <w:color w:val="FFFFFF"/>
+          <w:sz w:val="20"/>
+          <w:szCs w:val="20"/>
+          <w:rFonts w:ascii="Calibri" w:cs="Calibri" w:eastAsia="Calibri" w:hAnsi="Calibri"/>
         </w:rPr>
         <w:t xml:space="preserve">• Built an enterprise Nigerian tax-compliance and forensic-audit platform spanning 500+ API routes and 400+ automated tests, featuring Benford's Law fraud detection and a hash-chain immutable ledger</w:t>
       </w:r>
@@ -1236,10 +1580,10 @@
       </w:pPr>
       <w:r>
         <w:rPr>
-          <w:color w:val="0066CC"/>
+          <w:color w:val="FFD700"/>
           <w:sz w:val="18"/>
           <w:szCs w:val="18"/>
-          <w:rFonts w:ascii="Times New Roman" w:cs="Times New Roman" w:eastAsia="Times New Roman" w:hAnsi="Times New Roman"/>
+          <w:rFonts w:ascii="Calibri" w:cs="Calibri" w:eastAsia="Calibri" w:hAnsi="Calibri"/>
         </w:rPr>
         <w:t xml:space="preserve">  Live: https://ingenious-emotion-production-c3c3.up.railway.app/ | GitHub: https://github.com/EfeObus/TekVwarho-ProAudit</w:t>
       </w:r>
@@ -1253,9 +1597,10 @@
         <w:rPr>
           <w:i/>
           <w:iCs/>
+          <w:color w:val="CCCCCC"/>
           <w:sz w:val="18"/>
           <w:szCs w:val="18"/>
-          <w:rFonts w:ascii="Times New Roman" w:cs="Times New Roman" w:eastAsia="Times New Roman" w:hAnsi="Times New Roman"/>
+          <w:rFonts w:ascii="Calibri" w:cs="Calibri" w:eastAsia="Calibri" w:hAnsi="Calibri"/>
         </w:rPr>
         <w:t xml:space="preserve">  Technologies: Python, FastAPI, PostgreSQL, SQLAlchemy, Alembic, HTMX, TailwindCSS, Celery, Redis, Cryptography</w:t>
       </w:r>
@@ -1268,9 +1613,10 @@
         <w:rPr>
           <w:b/>
           <w:bCs/>
-          <w:sz w:val="22"/>
-          <w:szCs w:val="22"/>
-          <w:rFonts w:ascii="Times New Roman" w:cs="Times New Roman" w:eastAsia="Times New Roman" w:hAnsi="Times New Roman"/>
+          <w:color w:val="FFFFFF"/>
+          <w:sz w:val="22"/>
+          <w:szCs w:val="22"/>
+          <w:rFonts w:ascii="Calibri" w:cs="Calibri" w:eastAsia="Calibri" w:hAnsi="Calibri"/>
         </w:rPr>
         <w:t xml:space="preserve">Tekvwa Analysis Platform</w:t>
       </w:r>
@@ -1278,9 +1624,10 @@
         <w:rPr>
           <w:i/>
           <w:iCs/>
-          <w:sz w:val="20"/>
-          <w:szCs w:val="20"/>
-          <w:rFonts w:ascii="Times New Roman" w:cs="Times New Roman" w:eastAsia="Times New Roman" w:hAnsi="Times New Roman"/>
+          <w:color w:val="CCCCCC"/>
+          <w:sz w:val="20"/>
+          <w:szCs w:val="20"/>
+          <w:rFonts w:ascii="Calibri" w:cs="Calibri" w:eastAsia="Calibri" w:hAnsi="Calibri"/>
         </w:rPr>
         <w:t xml:space="preserve"> (Jan 2025 – Present)</w:t>
       </w:r>
@@ -1292,9 +1639,10 @@
       </w:pPr>
       <w:r>
         <w:rPr>
-          <w:sz w:val="20"/>
-          <w:szCs w:val="20"/>
-          <w:rFonts w:ascii="Times New Roman" w:cs="Times New Roman" w:eastAsia="Times New Roman" w:hAnsi="Times New Roman"/>
+          <w:color w:val="FFFFFF"/>
+          <w:sz w:val="20"/>
+          <w:szCs w:val="20"/>
+          <w:rFonts w:ascii="Calibri" w:cs="Calibri" w:eastAsia="Calibri" w:hAnsi="Calibri"/>
         </w:rPr>
         <w:t xml:space="preserve">• Migrated a 17-module statistical analysis platform from Railway to Google Cloud Run and OpenAI to Vertex AI (Gemini via Application Default Credentials), shipping an auto-analysis recommendation engine, interactive drag/resize dashboards, and app-wide security hardening</w:t>
       </w:r>
@@ -1306,10 +1654,10 @@
       </w:pPr>
       <w:r>
         <w:rPr>
-          <w:color w:val="0066CC"/>
+          <w:color w:val="FFD700"/>
           <w:sz w:val="18"/>
           <w:szCs w:val="18"/>
-          <w:rFonts w:ascii="Times New Roman" w:cs="Times New Roman" w:eastAsia="Times New Roman" w:hAnsi="Times New Roman"/>
+          <w:rFonts w:ascii="Calibri" w:cs="Calibri" w:eastAsia="Calibri" w:hAnsi="Calibri"/>
         </w:rPr>
         <w:t xml:space="preserve">  Live: https://tekvwarho-analysis-551794668026.northamerica-northeast1.run.app/ | GitHub: https://github.com/EfeObus/TekVwarho-Analysis</w:t>
       </w:r>
@@ -1323,9 +1671,10 @@
         <w:rPr>
           <w:i/>
           <w:iCs/>
+          <w:color w:val="CCCCCC"/>
           <w:sz w:val="18"/>
           <w:szCs w:val="18"/>
-          <w:rFonts w:ascii="Times New Roman" w:cs="Times New Roman" w:eastAsia="Times New Roman" w:hAnsi="Times New Roman"/>
+          <w:rFonts w:ascii="Calibri" w:cs="Calibri" w:eastAsia="Calibri" w:hAnsi="Calibri"/>
         </w:rPr>
         <w:t xml:space="preserve">  Technologies: Flask, PostgreSQL, Google Cloud Run, Vertex AI (Gemini), Cloud SQL, Plotly.js, Bootstrap, Python</w:t>
       </w:r>
@@ -1338,9 +1687,10 @@
         <w:rPr>
           <w:b/>
           <w:bCs/>
-          <w:sz w:val="22"/>
-          <w:szCs w:val="22"/>
-          <w:rFonts w:ascii="Times New Roman" w:cs="Times New Roman" w:eastAsia="Times New Roman" w:hAnsi="Times New Roman"/>
+          <w:color w:val="FFFFFF"/>
+          <w:sz w:val="22"/>
+          <w:szCs w:val="22"/>
+          <w:rFonts w:ascii="Calibri" w:cs="Calibri" w:eastAsia="Calibri" w:hAnsi="Calibri"/>
         </w:rPr>
         <w:t xml:space="preserve">VwaTek Apply</w:t>
       </w:r>
@@ -1348,9 +1698,10 @@
         <w:rPr>
           <w:i/>
           <w:iCs/>
-          <w:sz w:val="20"/>
-          <w:szCs w:val="20"/>
-          <w:rFonts w:ascii="Times New Roman" w:cs="Times New Roman" w:eastAsia="Times New Roman" w:hAnsi="Times New Roman"/>
+          <w:color w:val="CCCCCC"/>
+          <w:sz w:val="20"/>
+          <w:szCs w:val="20"/>
+          <w:rFonts w:ascii="Calibri" w:cs="Calibri" w:eastAsia="Calibri" w:hAnsi="Calibri"/>
         </w:rPr>
         <w:t xml:space="preserve"> (Nov 2024 – Present)</w:t>
       </w:r>
@@ -1362,9 +1713,10 @@
       </w:pPr>
       <w:r>
         <w:rPr>
-          <w:sz w:val="20"/>
-          <w:szCs w:val="20"/>
-          <w:rFonts w:ascii="Times New Roman" w:cs="Times New Roman" w:eastAsia="Times New Roman" w:hAnsi="Times New Roman"/>
+          <w:color w:val="FFFFFF"/>
+          <w:sz w:val="20"/>
+          <w:szCs w:val="20"/>
+          <w:rFonts w:ascii="Calibri" w:cs="Calibri" w:eastAsia="Calibri" w:hAnsi="Calibri"/>
         </w:rPr>
         <w:t xml:space="preserve">• Architected a Kotlin Multiplatform AI career suite (iOS, Android, Web) from one codebase with Koin DI, offline-first sync with conflict resolution, and Prometheus/Sentry observability, powered by Gemini 2.0 Flash</w:t>
       </w:r>
@@ -1376,10 +1728,10 @@
       </w:pPr>
       <w:r>
         <w:rPr>
-          <w:color w:val="0066CC"/>
+          <w:color w:val="FFD700"/>
           <w:sz w:val="18"/>
           <w:szCs w:val="18"/>
-          <w:rFonts w:ascii="Times New Roman" w:cs="Times New Roman" w:eastAsia="Times New Roman" w:hAnsi="Times New Roman"/>
+          <w:rFonts w:ascii="Calibri" w:cs="Calibri" w:eastAsia="Calibri" w:hAnsi="Calibri"/>
         </w:rPr>
         <w:t xml:space="preserve">  Live: https://vwatek-apply-production.up.railway.app | GitHub: https://github.com/EfeObus/VwaTek-Apply</w:t>
       </w:r>
@@ -1393,9 +1745,10 @@
         <w:rPr>
           <w:i/>
           <w:iCs/>
+          <w:color w:val="CCCCCC"/>
           <w:sz w:val="18"/>
           <w:szCs w:val="18"/>
-          <w:rFonts w:ascii="Times New Roman" w:cs="Times New Roman" w:eastAsia="Times New Roman" w:hAnsi="Times New Roman"/>
+          <w:rFonts w:ascii="Calibri" w:cs="Calibri" w:eastAsia="Calibri" w:hAnsi="Calibri"/>
         </w:rPr>
         <w:t xml:space="preserve">  Technologies: Kotlin Multiplatform, Compose Multiplatform, Gemini 2.0 Flash, Ktor, Koin, PostgreSQL, SQLDelight, Firebase, Sentry, Stripe, Railway</w:t>
       </w:r>
@@ -1408,9 +1761,10 @@
         <w:rPr>
           <w:b/>
           <w:bCs/>
-          <w:sz w:val="22"/>
-          <w:szCs w:val="22"/>
-          <w:rFonts w:ascii="Times New Roman" w:cs="Times New Roman" w:eastAsia="Times New Roman" w:hAnsi="Times New Roman"/>
+          <w:color w:val="FFFFFF"/>
+          <w:sz w:val="22"/>
+          <w:szCs w:val="22"/>
+          <w:rFonts w:ascii="Calibri" w:cs="Calibri" w:eastAsia="Calibri" w:hAnsi="Calibri"/>
         </w:rPr>
         <w:t xml:space="preserve">JTOV Network</w:t>
       </w:r>
@@ -1418,9 +1772,10 @@
         <w:rPr>
           <w:i/>
           <w:iCs/>
-          <w:sz w:val="20"/>
-          <w:szCs w:val="20"/>
-          <w:rFonts w:ascii="Times New Roman" w:cs="Times New Roman" w:eastAsia="Times New Roman" w:hAnsi="Times New Roman"/>
+          <w:color w:val="CCCCCC"/>
+          <w:sz w:val="20"/>
+          <w:szCs w:val="20"/>
+          <w:rFonts w:ascii="Calibri" w:cs="Calibri" w:eastAsia="Calibri" w:hAnsi="Calibri"/>
         </w:rPr>
         <w:t xml:space="preserve"> (Jan 2024 – Present)</w:t>
       </w:r>
@@ -1432,9 +1787,10 @@
       </w:pPr>
       <w:r>
         <w:rPr>
-          <w:sz w:val="20"/>
-          <w:szCs w:val="20"/>
-          <w:rFonts w:ascii="Times New Roman" w:cs="Times New Roman" w:eastAsia="Times New Roman" w:hAnsi="Times New Roman"/>
+          <w:color w:val="FFFFFF"/>
+          <w:sz w:val="20"/>
+          <w:szCs w:val="20"/>
+          <w:rFonts w:ascii="Calibri" w:cs="Calibri" w:eastAsia="Calibri" w:hAnsi="Calibri"/>
         </w:rPr>
         <w:t xml:space="preserve">• Engineered an AI-powered mentorship platform with intelligent matching, WebRTC video calling, and gamification, plus a full video-learning system with course management and progress tracking</w:t>
       </w:r>
@@ -1446,10 +1802,10 @@
       </w:pPr>
       <w:r>
         <w:rPr>
-          <w:color w:val="0066CC"/>
+          <w:color w:val="FFD700"/>
           <w:sz w:val="18"/>
           <w:szCs w:val="18"/>
-          <w:rFonts w:ascii="Times New Roman" w:cs="Times New Roman" w:eastAsia="Times New Roman" w:hAnsi="Times New Roman"/>
+          <w:rFonts w:ascii="Calibri" w:cs="Calibri" w:eastAsia="Calibri" w:hAnsi="Calibri"/>
         </w:rPr>
         <w:t xml:space="preserve">  GitHub: https://github.com/EfeObus/JTOV-Network</w:t>
       </w:r>
@@ -1463,9 +1819,10 @@
         <w:rPr>
           <w:i/>
           <w:iCs/>
+          <w:color w:val="CCCCCC"/>
           <w:sz w:val="18"/>
           <w:szCs w:val="18"/>
-          <w:rFonts w:ascii="Times New Roman" w:cs="Times New Roman" w:eastAsia="Times New Roman" w:hAnsi="Times New Roman"/>
+          <w:rFonts w:ascii="Calibri" w:cs="Calibri" w:eastAsia="Calibri" w:hAnsi="Calibri"/>
         </w:rPr>
         <w:t xml:space="preserve">  Technologies: React, TypeScript, Node.js, Express.js, PostgreSQL, Drizzle ORM, WebSockets, WebRTC, OpenAI API, TailwindCSS, Framer Motion</w:t>
       </w:r>
@@ -1478,9 +1835,10 @@
         <w:rPr>
           <w:b/>
           <w:bCs/>
-          <w:sz w:val="22"/>
-          <w:szCs w:val="22"/>
-          <w:rFonts w:ascii="Times New Roman" w:cs="Times New Roman" w:eastAsia="Times New Roman" w:hAnsi="Times New Roman"/>
+          <w:color w:val="FFFFFF"/>
+          <w:sz w:val="22"/>
+          <w:szCs w:val="22"/>
+          <w:rFonts w:ascii="Calibri" w:cs="Calibri" w:eastAsia="Calibri" w:hAnsi="Calibri"/>
         </w:rPr>
         <w:t xml:space="preserve">Tekevwe LegalEagleAI</w:t>
       </w:r>
@@ -1488,9 +1846,10 @@
         <w:rPr>
           <w:i/>
           <w:iCs/>
-          <w:sz w:val="20"/>
-          <w:szCs w:val="20"/>
-          <w:rFonts w:ascii="Times New Roman" w:cs="Times New Roman" w:eastAsia="Times New Roman" w:hAnsi="Times New Roman"/>
+          <w:color w:val="CCCCCC"/>
+          <w:sz w:val="20"/>
+          <w:szCs w:val="20"/>
+          <w:rFonts w:ascii="Calibri" w:cs="Calibri" w:eastAsia="Calibri" w:hAnsi="Calibri"/>
         </w:rPr>
         <w:t xml:space="preserve"> (Nov 2022 – Present)</w:t>
       </w:r>
@@ -1502,9 +1861,10 @@
       </w:pPr>
       <w:r>
         <w:rPr>
-          <w:sz w:val="20"/>
-          <w:szCs w:val="20"/>
-          <w:rFonts w:ascii="Times New Roman" w:cs="Times New Roman" w:eastAsia="Times New Roman" w:hAnsi="Times New Roman"/>
+          <w:color w:val="FFFFFF"/>
+          <w:sz w:val="20"/>
+          <w:szCs w:val="20"/>
+          <w:rFonts w:ascii="Calibri" w:cs="Calibri" w:eastAsia="Calibri" w:hAnsi="Calibri"/>
         </w:rPr>
         <w:t xml:space="preserve">• Developed an AI-powered legal document platform automating contract generation, drafting, and risk analysis, with an integrated AI chat assistant for legal research</w:t>
       </w:r>
@@ -1516,10 +1876,10 @@
       </w:pPr>
       <w:r>
         <w:rPr>
-          <w:color w:val="0066CC"/>
+          <w:color w:val="FFD700"/>
           <w:sz w:val="18"/>
           <w:szCs w:val="18"/>
-          <w:rFonts w:ascii="Times New Roman" w:cs="Times New Roman" w:eastAsia="Times New Roman" w:hAnsi="Times New Roman"/>
+          <w:rFonts w:ascii="Calibri" w:cs="Calibri" w:eastAsia="Calibri" w:hAnsi="Calibri"/>
         </w:rPr>
         <w:t xml:space="preserve">  GitHub: https://github.com/EfeObus/LegalEagleAI</w:t>
       </w:r>
@@ -1533,9 +1893,10 @@
         <w:rPr>
           <w:i/>
           <w:iCs/>
+          <w:color w:val="CCCCCC"/>
           <w:sz w:val="18"/>
           <w:szCs w:val="18"/>
-          <w:rFonts w:ascii="Times New Roman" w:cs="Times New Roman" w:eastAsia="Times New Roman" w:hAnsi="Times New Roman"/>
+          <w:rFonts w:ascii="Calibri" w:cs="Calibri" w:eastAsia="Calibri" w:hAnsi="Calibri"/>
         </w:rPr>
         <w:t xml:space="preserve">  Technologies: React, TypeScript, Vite, Tailwind CSS, Node.js, PostgreSQL, OpenAI API, Drizzle ORM</w:t>
       </w:r>
@@ -1548,9 +1909,10 @@
         <w:rPr>
           <w:b/>
           <w:bCs/>
-          <w:sz w:val="22"/>
-          <w:szCs w:val="22"/>
-          <w:rFonts w:ascii="Times New Roman" w:cs="Times New Roman" w:eastAsia="Times New Roman" w:hAnsi="Times New Roman"/>
+          <w:color w:val="FFFFFF"/>
+          <w:sz w:val="22"/>
+          <w:szCs w:val="22"/>
+          <w:rFonts w:ascii="Calibri" w:cs="Calibri" w:eastAsia="Calibri" w:hAnsi="Calibri"/>
         </w:rPr>
         <w:t xml:space="preserve">TekVwarho Properties</w:t>
       </w:r>
@@ -1558,9 +1920,10 @@
         <w:rPr>
           <w:i/>
           <w:iCs/>
-          <w:sz w:val="20"/>
-          <w:szCs w:val="20"/>
-          <w:rFonts w:ascii="Times New Roman" w:cs="Times New Roman" w:eastAsia="Times New Roman" w:hAnsi="Times New Roman"/>
+          <w:color w:val="CCCCCC"/>
+          <w:sz w:val="20"/>
+          <w:szCs w:val="20"/>
+          <w:rFonts w:ascii="Calibri" w:cs="Calibri" w:eastAsia="Calibri" w:hAnsi="Calibri"/>
         </w:rPr>
         <w:t xml:space="preserve"> (Feb 2022 – Present)</w:t>
       </w:r>
@@ -1572,9 +1935,10 @@
       </w:pPr>
       <w:r>
         <w:rPr>
-          <w:sz w:val="20"/>
-          <w:szCs w:val="20"/>
-          <w:rFonts w:ascii="Times New Roman" w:cs="Times New Roman" w:eastAsia="Times New Roman" w:hAnsi="Times New Roman"/>
+          <w:color w:val="FFFFFF"/>
+          <w:sz w:val="20"/>
+          <w:szCs w:val="20"/>
+          <w:rFonts w:ascii="Calibri" w:cs="Calibri" w:eastAsia="Calibri" w:hAnsi="Calibri"/>
         </w:rPr>
         <w:t xml:space="preserve">• Launched a Nigerian property rental marketplace connecting landlords and tenants directly, automating ID verification, fraud detection, and legal agreement generation</w:t>
       </w:r>
@@ -1586,10 +1950,10 @@
       </w:pPr>
       <w:r>
         <w:rPr>
-          <w:color w:val="0066CC"/>
+          <w:color w:val="FFD700"/>
           <w:sz w:val="18"/>
           <w:szCs w:val="18"/>
-          <w:rFonts w:ascii="Times New Roman" w:cs="Times New Roman" w:eastAsia="Times New Roman" w:hAnsi="Times New Roman"/>
+          <w:rFonts w:ascii="Calibri" w:cs="Calibri" w:eastAsia="Calibri" w:hAnsi="Calibri"/>
         </w:rPr>
         <w:t xml:space="preserve">  Live: https://tekvwarho-properties-production.up.railway.app/ | GitHub: https://github.com/EfeObus/TekVwarho-Properties</w:t>
       </w:r>
@@ -1603,9 +1967,10 @@
         <w:rPr>
           <w:i/>
           <w:iCs/>
+          <w:color w:val="CCCCCC"/>
           <w:sz w:val="18"/>
           <w:szCs w:val="18"/>
-          <w:rFonts w:ascii="Times New Roman" w:cs="Times New Roman" w:eastAsia="Times New Roman" w:hAnsi="Times New Roman"/>
+          <w:rFonts w:ascii="Calibri" w:cs="Calibri" w:eastAsia="Calibri" w:hAnsi="Calibri"/>
         </w:rPr>
         <w:t xml:space="preserve">  Technologies: HTML5, CSS3, JavaScript, Node.js, Express.js, PostgreSQL, Paystack, WebSocket</w:t>
       </w:r>
@@ -1618,9 +1983,10 @@
         <w:rPr>
           <w:b/>
           <w:bCs/>
-          <w:sz w:val="22"/>
-          <w:szCs w:val="22"/>
-          <w:rFonts w:ascii="Times New Roman" w:cs="Times New Roman" w:eastAsia="Times New Roman" w:hAnsi="Times New Roman"/>
+          <w:color w:val="FFFFFF"/>
+          <w:sz w:val="22"/>
+          <w:szCs w:val="22"/>
+          <w:rFonts w:ascii="Calibri" w:cs="Calibri" w:eastAsia="Calibri" w:hAnsi="Calibri"/>
         </w:rPr>
         <w:t xml:space="preserve">Online Retail SQL Analysis</w:t>
       </w:r>
@@ -1628,9 +1994,10 @@
         <w:rPr>
           <w:i/>
           <w:iCs/>
-          <w:sz w:val="20"/>
-          <w:szCs w:val="20"/>
-          <w:rFonts w:ascii="Times New Roman" w:cs="Times New Roman" w:eastAsia="Times New Roman" w:hAnsi="Times New Roman"/>
+          <w:color w:val="CCCCCC"/>
+          <w:sz w:val="20"/>
+          <w:szCs w:val="20"/>
+          <w:rFonts w:ascii="Calibri" w:cs="Calibri" w:eastAsia="Calibri" w:hAnsi="Calibri"/>
         </w:rPr>
         <w:t xml:space="preserve"> (Jul 2026)</w:t>
       </w:r>
@@ -1642,9 +2009,10 @@
       </w:pPr>
       <w:r>
         <w:rPr>
-          <w:sz w:val="20"/>
-          <w:szCs w:val="20"/>
-          <w:rFonts w:ascii="Times New Roman" w:cs="Times New Roman" w:eastAsia="Times New Roman" w:hAnsi="Times New Roman"/>
+          <w:color w:val="FFFFFF"/>
+          <w:sz w:val="20"/>
+          <w:szCs w:val="20"/>
+          <w:rFonts w:ascii="Calibri" w:cs="Calibri" w:eastAsia="Calibri" w:hAnsi="Calibri"/>
         </w:rPr>
         <w:t xml:space="preserve">• Designed a normalized PostgreSQL schema and wrote 30 production SQL queries analyzing 500K+ e-commerce transactions, uncovering revenue concentration and segmentation insights while auditing and documenting real bugs in the analysis itself</w:t>
       </w:r>
@@ -1656,10 +2024,10 @@
       </w:pPr>
       <w:r>
         <w:rPr>
-          <w:color w:val="0066CC"/>
+          <w:color w:val="FFD700"/>
           <w:sz w:val="18"/>
           <w:szCs w:val="18"/>
-          <w:rFonts w:ascii="Times New Roman" w:cs="Times New Roman" w:eastAsia="Times New Roman" w:hAnsi="Times New Roman"/>
+          <w:rFonts w:ascii="Calibri" w:cs="Calibri" w:eastAsia="Calibri" w:hAnsi="Calibri"/>
         </w:rPr>
         <w:t xml:space="preserve">  GitHub: https://github.com/EfeObus/Online-Retail-SQL-Analysis</w:t>
       </w:r>
@@ -1673,9 +2041,10 @@
         <w:rPr>
           <w:i/>
           <w:iCs/>
+          <w:color w:val="CCCCCC"/>
           <w:sz w:val="18"/>
           <w:szCs w:val="18"/>
-          <w:rFonts w:ascii="Times New Roman" w:cs="Times New Roman" w:eastAsia="Times New Roman" w:hAnsi="Times New Roman"/>
+          <w:rFonts w:ascii="Calibri" w:cs="Calibri" w:eastAsia="Calibri" w:hAnsi="Calibri"/>
         </w:rPr>
         <w:t xml:space="preserve">  Technologies: PostgreSQL, SQL, Window Functions, CTEs, RFM Segmentation, Cohort Analysis, Database Design</w:t>
       </w:r>
@@ -1688,9 +2057,10 @@
         <w:rPr>
           <w:b/>
           <w:bCs/>
-          <w:sz w:val="22"/>
-          <w:szCs w:val="22"/>
-          <w:rFonts w:ascii="Times New Roman" w:cs="Times New Roman" w:eastAsia="Times New Roman" w:hAnsi="Times New Roman"/>
+          <w:color w:val="FFFFFF"/>
+          <w:sz w:val="22"/>
+          <w:szCs w:val="22"/>
+          <w:rFonts w:ascii="Calibri" w:cs="Calibri" w:eastAsia="Calibri" w:hAnsi="Calibri"/>
         </w:rPr>
         <w:t xml:space="preserve">Nashville Housing Market Analysis</w:t>
       </w:r>
@@ -1698,9 +2068,10 @@
         <w:rPr>
           <w:i/>
           <w:iCs/>
-          <w:sz w:val="20"/>
-          <w:szCs w:val="20"/>
-          <w:rFonts w:ascii="Times New Roman" w:cs="Times New Roman" w:eastAsia="Times New Roman" w:hAnsi="Times New Roman"/>
+          <w:color w:val="CCCCCC"/>
+          <w:sz w:val="20"/>
+          <w:szCs w:val="20"/>
+          <w:rFonts w:ascii="Calibri" w:cs="Calibri" w:eastAsia="Calibri" w:hAnsi="Calibri"/>
         </w:rPr>
         <w:t xml:space="preserve"> (Jul 2026)</w:t>
       </w:r>
@@ -1712,9 +2083,10 @@
       </w:pPr>
       <w:r>
         <w:rPr>
-          <w:sz w:val="20"/>
-          <w:szCs w:val="20"/>
-          <w:rFonts w:ascii="Times New Roman" w:cs="Times New Roman" w:eastAsia="Times New Roman" w:hAnsi="Times New Roman"/>
+          <w:color w:val="FFFFFF"/>
+          <w:sz w:val="20"/>
+          <w:szCs w:val="20"/>
+          <w:rFonts w:ascii="Calibri" w:cs="Calibri" w:eastAsia="Calibri" w:hAnsi="Calibri"/>
         </w:rPr>
         <w:t xml:space="preserve">• Transformed 56,636 messy municipal housing records (2013-2016) into a verified $18.50B market analysis — surfacing a $327,581 average vs. $205,838 median sale price to flag outlier skew — via an Excel formula engine (VLOOKUP/XLOOKUP/SUMPRODUCT) and a 9-pivot-table KPI dashboard</w:t>
       </w:r>
@@ -1726,10 +2098,10 @@
       </w:pPr>
       <w:r>
         <w:rPr>
-          <w:color w:val="0066CC"/>
+          <w:color w:val="FFD700"/>
           <w:sz w:val="18"/>
           <w:szCs w:val="18"/>
-          <w:rFonts w:ascii="Times New Roman" w:cs="Times New Roman" w:eastAsia="Times New Roman" w:hAnsi="Times New Roman"/>
+          <w:rFonts w:ascii="Calibri" w:cs="Calibri" w:eastAsia="Calibri" w:hAnsi="Calibri"/>
         </w:rPr>
         <w:t xml:space="preserve">  GitHub: https://github.com/EfeObus/Nashville-Housing</w:t>
       </w:r>
@@ -1743,9 +2115,10 @@
         <w:rPr>
           <w:i/>
           <w:iCs/>
+          <w:color w:val="CCCCCC"/>
           <w:sz w:val="18"/>
           <w:szCs w:val="18"/>
-          <w:rFonts w:ascii="Times New Roman" w:cs="Times New Roman" w:eastAsia="Times New Roman" w:hAnsi="Times New Roman"/>
+          <w:rFonts w:ascii="Calibri" w:cs="Calibri" w:eastAsia="Calibri" w:hAnsi="Calibri"/>
         </w:rPr>
         <w:t xml:space="preserve">  Technologies: Microsoft Excel, VLOOKUP/XLOOKUP, INDEX/MATCH, Pivot Tables, SUMPRODUCT, Data Cleaning, Business Intelligence</w:t>
       </w:r>
@@ -1758,9 +2131,10 @@
         <w:rPr>
           <w:b/>
           <w:bCs/>
-          <w:sz w:val="22"/>
-          <w:szCs w:val="22"/>
-          <w:rFonts w:ascii="Times New Roman" w:cs="Times New Roman" w:eastAsia="Times New Roman" w:hAnsi="Times New Roman"/>
+          <w:color w:val="FFFFFF"/>
+          <w:sz w:val="22"/>
+          <w:szCs w:val="22"/>
+          <w:rFonts w:ascii="Calibri" w:cs="Calibri" w:eastAsia="Calibri" w:hAnsi="Calibri"/>
         </w:rPr>
         <w:t xml:space="preserve">Agho Hospital Management System</w:t>
       </w:r>
@@ -1768,9 +2142,10 @@
         <w:rPr>
           <w:i/>
           <w:iCs/>
-          <w:sz w:val="20"/>
-          <w:szCs w:val="20"/>
-          <w:rFonts w:ascii="Times New Roman" w:cs="Times New Roman" w:eastAsia="Times New Roman" w:hAnsi="Times New Roman"/>
+          <w:color w:val="CCCCCC"/>
+          <w:sz w:val="20"/>
+          <w:szCs w:val="20"/>
+          <w:rFonts w:ascii="Calibri" w:cs="Calibri" w:eastAsia="Calibri" w:hAnsi="Calibri"/>
         </w:rPr>
         <w:t xml:space="preserve"> (2025)</w:t>
       </w:r>
@@ -1782,9 +2157,10 @@
       </w:pPr>
       <w:r>
         <w:rPr>
-          <w:sz w:val="20"/>
-          <w:szCs w:val="20"/>
-          <w:rFonts w:ascii="Times New Roman" w:cs="Times New Roman" w:eastAsia="Times New Roman" w:hAnsi="Times New Roman"/>
+          <w:color w:val="FFFFFF"/>
+          <w:sz w:val="20"/>
+          <w:szCs w:val="20"/>
+          <w:rFonts w:ascii="Calibri" w:cs="Calibri" w:eastAsia="Calibri" w:hAnsi="Calibri"/>
         </w:rPr>
         <w:t xml:space="preserve">• Built a hospital management system with role-based access control across 4 staff roles, securing patient data with SHA-256 hashing and SQL-injection prevention</w:t>
       </w:r>
@@ -1796,10 +2172,10 @@
       </w:pPr>
       <w:r>
         <w:rPr>
-          <w:color w:val="0066CC"/>
+          <w:color w:val="FFD700"/>
           <w:sz w:val="18"/>
           <w:szCs w:val="18"/>
-          <w:rFonts w:ascii="Times New Roman" w:cs="Times New Roman" w:eastAsia="Times New Roman" w:hAnsi="Times New Roman"/>
+          <w:rFonts w:ascii="Calibri" w:cs="Calibri" w:eastAsia="Calibri" w:hAnsi="Calibri"/>
         </w:rPr>
         <w:t xml:space="preserve">  GitHub: https://github.com/EfeObus/Agho-Hospital-Management</w:t>
       </w:r>
@@ -1813,9 +2189,10 @@
         <w:rPr>
           <w:i/>
           <w:iCs/>
+          <w:color w:val="CCCCCC"/>
           <w:sz w:val="18"/>
           <w:szCs w:val="18"/>
-          <w:rFonts w:ascii="Times New Roman" w:cs="Times New Roman" w:eastAsia="Times New Roman" w:hAnsi="Times New Roman"/>
+          <w:rFonts w:ascii="Calibri" w:cs="Calibri" w:eastAsia="Calibri" w:hAnsi="Calibri"/>
         </w:rPr>
         <w:t xml:space="preserve">  Technologies: Java, Java Swing, PostgreSQL, JDBC, SHA-256, Web Server</w:t>
       </w:r>
@@ -1828,9 +2205,10 @@
         <w:rPr>
           <w:b/>
           <w:bCs/>
-          <w:sz w:val="22"/>
-          <w:szCs w:val="22"/>
-          <w:rFonts w:ascii="Times New Roman" w:cs="Times New Roman" w:eastAsia="Times New Roman" w:hAnsi="Times New Roman"/>
+          <w:color w:val="FFFFFF"/>
+          <w:sz w:val="22"/>
+          <w:szCs w:val="22"/>
+          <w:rFonts w:ascii="Calibri" w:cs="Calibri" w:eastAsia="Calibri" w:hAnsi="Calibri"/>
         </w:rPr>
         <w:t xml:space="preserve">Zodiac Real Estate AI</w:t>
       </w:r>
@@ -1838,9 +2216,10 @@
         <w:rPr>
           <w:i/>
           <w:iCs/>
-          <w:sz w:val="20"/>
-          <w:szCs w:val="20"/>
-          <w:rFonts w:ascii="Times New Roman" w:cs="Times New Roman" w:eastAsia="Times New Roman" w:hAnsi="Times New Roman"/>
+          <w:color w:val="CCCCCC"/>
+          <w:sz w:val="20"/>
+          <w:szCs w:val="20"/>
+          <w:rFonts w:ascii="Calibri" w:cs="Calibri" w:eastAsia="Calibri" w:hAnsi="Calibri"/>
         </w:rPr>
         <w:t xml:space="preserve"> (May 2025 – Aug 2025)</w:t>
       </w:r>
@@ -1852,9 +2231,10 @@
       </w:pPr>
       <w:r>
         <w:rPr>
-          <w:sz w:val="20"/>
-          <w:szCs w:val="20"/>
-          <w:rFonts w:ascii="Times New Roman" w:cs="Times New Roman" w:eastAsia="Times New Roman" w:hAnsi="Times New Roman"/>
+          <w:color w:val="FFFFFF"/>
+          <w:sz w:val="20"/>
+          <w:szCs w:val="20"/>
+          <w:rFonts w:ascii="Calibri" w:cs="Calibri" w:eastAsia="Calibri" w:hAnsi="Calibri"/>
         </w:rPr>
         <w:t xml:space="preserve">• Delivered a real estate analytics platform achieving 88.3% ML prediction accuracy across 49,551+ Canadian properties, integrating real-time economic data feeds</w:t>
       </w:r>
@@ -1866,10 +2246,10 @@
       </w:pPr>
       <w:r>
         <w:rPr>
-          <w:color w:val="0066CC"/>
+          <w:color w:val="FFD700"/>
           <w:sz w:val="18"/>
           <w:szCs w:val="18"/>
-          <w:rFonts w:ascii="Times New Roman" w:cs="Times New Roman" w:eastAsia="Times New Roman" w:hAnsi="Times New Roman"/>
+          <w:rFonts w:ascii="Calibri" w:cs="Calibri" w:eastAsia="Calibri" w:hAnsi="Calibri"/>
         </w:rPr>
         <w:t xml:space="preserve">  GitHub: https://github.com/EfeObus/NextProperty</w:t>
       </w:r>
@@ -1883,9 +2263,10 @@
         <w:rPr>
           <w:i/>
           <w:iCs/>
+          <w:color w:val="CCCCCC"/>
           <w:sz w:val="18"/>
           <w:szCs w:val="18"/>
-          <w:rFonts w:ascii="Times New Roman" w:cs="Times New Roman" w:eastAsia="Times New Roman" w:hAnsi="Times New Roman"/>
+          <w:rFonts w:ascii="Calibri" w:cs="Calibri" w:eastAsia="Calibri" w:hAnsi="Calibri"/>
         </w:rPr>
         <w:t xml:space="preserve">  Technologies: Python, Flask, MySQL, Scikit-learn, XGBoost, Docker, JavaScript</w:t>
       </w:r>
@@ -1898,9 +2279,10 @@
         <w:rPr>
           <w:b/>
           <w:bCs/>
-          <w:sz w:val="22"/>
-          <w:szCs w:val="22"/>
-          <w:rFonts w:ascii="Times New Roman" w:cs="Times New Roman" w:eastAsia="Times New Roman" w:hAnsi="Times New Roman"/>
+          <w:color w:val="FFFFFF"/>
+          <w:sz w:val="22"/>
+          <w:szCs w:val="22"/>
+          <w:rFonts w:ascii="Calibri" w:cs="Calibri" w:eastAsia="Calibri" w:hAnsi="Calibri"/>
         </w:rPr>
         <w:t xml:space="preserve">TK Reports - AI-Powered Data Analysis</w:t>
       </w:r>
@@ -1908,9 +2290,10 @@
         <w:rPr>
           <w:i/>
           <w:iCs/>
-          <w:sz w:val="20"/>
-          <w:szCs w:val="20"/>
-          <w:rFonts w:ascii="Times New Roman" w:cs="Times New Roman" w:eastAsia="Times New Roman" w:hAnsi="Times New Roman"/>
+          <w:color w:val="CCCCCC"/>
+          <w:sz w:val="20"/>
+          <w:szCs w:val="20"/>
+          <w:rFonts w:ascii="Calibri" w:cs="Calibri" w:eastAsia="Calibri" w:hAnsi="Calibri"/>
         </w:rPr>
         <w:t xml:space="preserve"> (Oct 2024)</w:t>
       </w:r>
@@ -1922,9 +2305,10 @@
       </w:pPr>
       <w:r>
         <w:rPr>
-          <w:sz w:val="20"/>
-          <w:szCs w:val="20"/>
-          <w:rFonts w:ascii="Times New Roman" w:cs="Times New Roman" w:eastAsia="Times New Roman" w:hAnsi="Times New Roman"/>
+          <w:color w:val="FFFFFF"/>
+          <w:sz w:val="20"/>
+          <w:szCs w:val="20"/>
+          <w:rFonts w:ascii="Calibri" w:cs="Calibri" w:eastAsia="Calibri" w:hAnsi="Calibri"/>
         </w:rPr>
         <w:t xml:space="preserve">• Built a GPT-4-powered analytics platform that transforms raw datasets into 15+ page executive reports, automating statistical analysis, outlier detection, and visualization generation</w:t>
       </w:r>
@@ -1936,10 +2320,10 @@
       </w:pPr>
       <w:r>
         <w:rPr>
-          <w:color w:val="0066CC"/>
+          <w:color w:val="FFD700"/>
           <w:sz w:val="18"/>
           <w:szCs w:val="18"/>
-          <w:rFonts w:ascii="Times New Roman" w:cs="Times New Roman" w:eastAsia="Times New Roman" w:hAnsi="Times New Roman"/>
+          <w:rFonts w:ascii="Calibri" w:cs="Calibri" w:eastAsia="Calibri" w:hAnsi="Calibri"/>
         </w:rPr>
         <w:t xml:space="preserve">  GitHub: https://github.com/EfeObus/TK-Reports</w:t>
       </w:r>
@@ -1953,9 +2337,10 @@
         <w:rPr>
           <w:i/>
           <w:iCs/>
+          <w:color w:val="CCCCCC"/>
           <w:sz w:val="18"/>
           <w:szCs w:val="18"/>
-          <w:rFonts w:ascii="Times New Roman" w:cs="Times New Roman" w:eastAsia="Times New Roman" w:hAnsi="Times New Roman"/>
+          <w:rFonts w:ascii="Calibri" w:cs="Calibri" w:eastAsia="Calibri" w:hAnsi="Calibri"/>
         </w:rPr>
         <w:t xml:space="preserve">  Technologies: Python, Flask, OpenAI GPT-4, Pandas, NumPy, SciPy, Matplotlib, Seaborn</w:t>
       </w:r>
@@ -1968,9 +2353,10 @@
         <w:rPr>
           <w:b/>
           <w:bCs/>
-          <w:sz w:val="22"/>
-          <w:szCs w:val="22"/>
-          <w:rFonts w:ascii="Times New Roman" w:cs="Times New Roman" w:eastAsia="Times New Roman" w:hAnsi="Times New Roman"/>
+          <w:color w:val="FFFFFF"/>
+          <w:sz w:val="22"/>
+          <w:szCs w:val="22"/>
+          <w:rFonts w:ascii="Calibri" w:cs="Calibri" w:eastAsia="Calibri" w:hAnsi="Calibri"/>
         </w:rPr>
         <w:t xml:space="preserve">IGNITE Sleep Lounge Automation</w:t>
       </w:r>
@@ -1978,9 +2364,10 @@
         <w:rPr>
           <w:i/>
           <w:iCs/>
-          <w:sz w:val="20"/>
-          <w:szCs w:val="20"/>
-          <w:rFonts w:ascii="Times New Roman" w:cs="Times New Roman" w:eastAsia="Times New Roman" w:hAnsi="Times New Roman"/>
+          <w:color w:val="CCCCCC"/>
+          <w:sz w:val="20"/>
+          <w:szCs w:val="20"/>
+          <w:rFonts w:ascii="Calibri" w:cs="Calibri" w:eastAsia="Calibri" w:hAnsi="Calibri"/>
         </w:rPr>
         <w:t xml:space="preserve"> (Sep 2024 – May 2025)</w:t>
       </w:r>
@@ -1992,9 +2379,10 @@
       </w:pPr>
       <w:r>
         <w:rPr>
-          <w:sz w:val="20"/>
-          <w:szCs w:val="20"/>
-          <w:rFonts w:ascii="Times New Roman" w:cs="Times New Roman" w:eastAsia="Times New Roman" w:hAnsi="Times New Roman"/>
+          <w:color w:val="FFFFFF"/>
+          <w:sz w:val="20"/>
+          <w:szCs w:val="20"/>
+          <w:rFonts w:ascii="Calibri" w:cs="Calibri" w:eastAsia="Calibri" w:hAnsi="Calibri"/>
         </w:rPr>
         <w:t xml:space="preserve">• Automated student check-in for Humber College's IGNITE facilities, replacing manual sign-in with real-time registration tracking and an admin dashboard</w:t>
       </w:r>
@@ -2006,10 +2394,10 @@
       </w:pPr>
       <w:r>
         <w:rPr>
-          <w:color w:val="0066CC"/>
+          <w:color w:val="FFD700"/>
           <w:sz w:val="18"/>
           <w:szCs w:val="18"/>
-          <w:rFonts w:ascii="Times New Roman" w:cs="Times New Roman" w:eastAsia="Times New Roman" w:hAnsi="Times New Roman"/>
+          <w:rFonts w:ascii="Calibri" w:cs="Calibri" w:eastAsia="Calibri" w:hAnsi="Calibri"/>
         </w:rPr>
         <w:t xml:space="preserve">  GitHub: https://github.com/EfeObus/IGNITE-Sleep-Lounge-and-Zenzone</w:t>
       </w:r>
@@ -2023,9 +2411,10 @@
         <w:rPr>
           <w:i/>
           <w:iCs/>
+          <w:color w:val="CCCCCC"/>
           <w:sz w:val="18"/>
           <w:szCs w:val="18"/>
-          <w:rFonts w:ascii="Times New Roman" w:cs="Times New Roman" w:eastAsia="Times New Roman" w:hAnsi="Times New Roman"/>
+          <w:rFonts w:ascii="Calibri" w:cs="Calibri" w:eastAsia="Calibri" w:hAnsi="Calibri"/>
         </w:rPr>
         <w:t xml:space="preserve">  Technologies: Node.js, Express, PostgreSQL, JavaScript, JWT, HTML/CSS</w:t>
       </w:r>
@@ -2038,9 +2427,10 @@
         <w:rPr>
           <w:b/>
           <w:bCs/>
-          <w:sz w:val="22"/>
-          <w:szCs w:val="22"/>
-          <w:rFonts w:ascii="Times New Roman" w:cs="Times New Roman" w:eastAsia="Times New Roman" w:hAnsi="Times New Roman"/>
+          <w:color w:val="FFFFFF"/>
+          <w:sz w:val="22"/>
+          <w:szCs w:val="22"/>
+          <w:rFonts w:ascii="Calibri" w:cs="Calibri" w:eastAsia="Calibri" w:hAnsi="Calibri"/>
         </w:rPr>
         <w:t xml:space="preserve">WonderWorld Learning Adventure</w:t>
       </w:r>
@@ -2048,9 +2438,10 @@
         <w:rPr>
           <w:i/>
           <w:iCs/>
-          <w:sz w:val="20"/>
-          <w:szCs w:val="20"/>
-          <w:rFonts w:ascii="Times New Roman" w:cs="Times New Roman" w:eastAsia="Times New Roman" w:hAnsi="Times New Roman"/>
+          <w:color w:val="CCCCCC"/>
+          <w:sz w:val="20"/>
+          <w:szCs w:val="20"/>
+          <w:rFonts w:ascii="Calibri" w:cs="Calibri" w:eastAsia="Calibri" w:hAnsi="Calibri"/>
         </w:rPr>
         <w:t xml:space="preserve"> (Jan 2023 – Nov 2023)</w:t>
       </w:r>
@@ -2062,9 +2453,10 @@
       </w:pPr>
       <w:r>
         <w:rPr>
-          <w:sz w:val="20"/>
-          <w:szCs w:val="20"/>
-          <w:rFonts w:ascii="Times New Roman" w:cs="Times New Roman" w:eastAsia="Times New Roman" w:hAnsi="Times New Roman"/>
+          <w:color w:val="FFFFFF"/>
+          <w:sz w:val="20"/>
+          <w:szCs w:val="20"/>
+          <w:rFonts w:ascii="Calibri" w:cs="Calibri" w:eastAsia="Calibri" w:hAnsi="Calibri"/>
         </w:rPr>
         <w:t xml:space="preserve">• Designed an adaptive early-childhood learning platform (ages 2-8) applying Item Response Theory to personalize difficulty in real time, sustaining 60 FPS with offline speech recognition and COPPA/GDPR-K compliance</w:t>
       </w:r>
@@ -2076,10 +2468,10 @@
       </w:pPr>
       <w:r>
         <w:rPr>
-          <w:color w:val="0066CC"/>
+          <w:color w:val="FFD700"/>
           <w:sz w:val="18"/>
           <w:szCs w:val="18"/>
-          <w:rFonts w:ascii="Times New Roman" w:cs="Times New Roman" w:eastAsia="Times New Roman" w:hAnsi="Times New Roman"/>
+          <w:rFonts w:ascii="Calibri" w:cs="Calibri" w:eastAsia="Calibri" w:hAnsi="Calibri"/>
         </w:rPr>
         <w:t xml:space="preserve">  GitHub: https://github.com/EfeObus/WonderWorld-Learning-Adventure</w:t>
       </w:r>
@@ -2093,9 +2485,10 @@
         <w:rPr>
           <w:i/>
           <w:iCs/>
+          <w:color w:val="CCCCCC"/>
           <w:sz w:val="18"/>
           <w:szCs w:val="18"/>
-          <w:rFonts w:ascii="Times New Roman" w:cs="Times New Roman" w:eastAsia="Times New Roman" w:hAnsi="Times New Roman"/>
+          <w:rFonts w:ascii="Calibri" w:cs="Calibri" w:eastAsia="Calibri" w:hAnsi="Calibri"/>
         </w:rPr>
         <w:t xml:space="preserve">  Technologies: Flutter, Dart, Flame Engine, Python, FastAPI, PostgreSQL, Redis, NumPy, Speech-to-Text, Adaptive Learning</w:t>
       </w:r>
@@ -2103,7 +2496,7 @@
     <w:p>
       <w:pPr>
         <w:pBdr>
-          <w:bottom w:val="single" w:color="000000" w:sz="6"/>
+          <w:bottom w:val="single" w:color="FFD700" w:sz="6"/>
         </w:pBdr>
         <w:spacing w:before="300" w:after="100"/>
       </w:pPr>
@@ -2111,10 +2504,11 @@
         <w:rPr>
           <w:b/>
           <w:bCs/>
+          <w:color w:val="FFD700"/>
           <w:sz w:val="26"/>
           <w:szCs w:val="26"/>
           <w:caps/>
-          <w:rFonts w:ascii="Times New Roman" w:cs="Times New Roman" w:eastAsia="Times New Roman" w:hAnsi="Times New Roman"/>
+          <w:rFonts w:ascii="Calibri" w:cs="Calibri" w:eastAsia="Calibri" w:hAnsi="Calibri"/>
         </w:rPr>
         <w:t xml:space="preserve">Certifications</w:t>
       </w:r>
@@ -2127,17 +2521,19 @@
         <w:rPr>
           <w:b/>
           <w:bCs/>
-          <w:sz w:val="20"/>
-          <w:szCs w:val="20"/>
-          <w:rFonts w:ascii="Times New Roman" w:cs="Times New Roman" w:eastAsia="Times New Roman" w:hAnsi="Times New Roman"/>
+          <w:color w:val="FFFFFF"/>
+          <w:sz w:val="20"/>
+          <w:szCs w:val="20"/>
+          <w:rFonts w:ascii="Calibri" w:cs="Calibri" w:eastAsia="Calibri" w:hAnsi="Calibri"/>
         </w:rPr>
         <w:t xml:space="preserve">• Programming Foundations: Fundamentals</w:t>
       </w:r>
       <w:r>
         <w:rPr>
-          <w:sz w:val="20"/>
-          <w:szCs w:val="20"/>
-          <w:rFonts w:ascii="Times New Roman" w:cs="Times New Roman" w:eastAsia="Times New Roman" w:hAnsi="Times New Roman"/>
+          <w:color w:val="CCCCCC"/>
+          <w:sz w:val="20"/>
+          <w:szCs w:val="20"/>
+          <w:rFonts w:ascii="Calibri" w:cs="Calibri" w:eastAsia="Calibri" w:hAnsi="Calibri"/>
         </w:rPr>
         <w:t xml:space="preserve"> - LinkedIn Learning (Jan 2025)</w:t>
       </w:r>
@@ -2150,17 +2546,19 @@
         <w:rPr>
           <w:b/>
           <w:bCs/>
-          <w:sz w:val="20"/>
-          <w:szCs w:val="20"/>
-          <w:rFonts w:ascii="Times New Roman" w:cs="Times New Roman" w:eastAsia="Times New Roman" w:hAnsi="Times New Roman"/>
+          <w:color w:val="FFFFFF"/>
+          <w:sz w:val="20"/>
+          <w:szCs w:val="20"/>
+          <w:rFonts w:ascii="Calibri" w:cs="Calibri" w:eastAsia="Calibri" w:hAnsi="Calibri"/>
         </w:rPr>
         <w:t xml:space="preserve">• Customer Service: Working in a Customer Contact Center</w:t>
       </w:r>
       <w:r>
         <w:rPr>
-          <w:sz w:val="20"/>
-          <w:szCs w:val="20"/>
-          <w:rFonts w:ascii="Times New Roman" w:cs="Times New Roman" w:eastAsia="Times New Roman" w:hAnsi="Times New Roman"/>
+          <w:color w:val="CCCCCC"/>
+          <w:sz w:val="20"/>
+          <w:szCs w:val="20"/>
+          <w:rFonts w:ascii="Calibri" w:cs="Calibri" w:eastAsia="Calibri" w:hAnsi="Calibri"/>
         </w:rPr>
         <w:t xml:space="preserve"> - LinkedIn Learning (Apr 2023)</w:t>
       </w:r>
@@ -2173,17 +2571,19 @@
         <w:rPr>
           <w:b/>
           <w:bCs/>
-          <w:sz w:val="20"/>
-          <w:szCs w:val="20"/>
-          <w:rFonts w:ascii="Times New Roman" w:cs="Times New Roman" w:eastAsia="Times New Roman" w:hAnsi="Times New Roman"/>
+          <w:color w:val="FFFFFF"/>
+          <w:sz w:val="20"/>
+          <w:szCs w:val="20"/>
+          <w:rFonts w:ascii="Calibri" w:cs="Calibri" w:eastAsia="Calibri" w:hAnsi="Calibri"/>
         </w:rPr>
         <w:t xml:space="preserve">• Phone-Based Customer Service</w:t>
       </w:r>
       <w:r>
         <w:rPr>
-          <w:sz w:val="20"/>
-          <w:szCs w:val="20"/>
-          <w:rFonts w:ascii="Times New Roman" w:cs="Times New Roman" w:eastAsia="Times New Roman" w:hAnsi="Times New Roman"/>
+          <w:color w:val="CCCCCC"/>
+          <w:sz w:val="20"/>
+          <w:szCs w:val="20"/>
+          <w:rFonts w:ascii="Calibri" w:cs="Calibri" w:eastAsia="Calibri" w:hAnsi="Calibri"/>
         </w:rPr>
         <w:t xml:space="preserve"> - LinkedIn Learning (Apr 2023)</w:t>
       </w:r>
@@ -2196,17 +2596,19 @@
         <w:rPr>
           <w:b/>
           <w:bCs/>
-          <w:sz w:val="20"/>
-          <w:szCs w:val="20"/>
-          <w:rFonts w:ascii="Times New Roman" w:cs="Times New Roman" w:eastAsia="Times New Roman" w:hAnsi="Times New Roman"/>
+          <w:color w:val="FFFFFF"/>
+          <w:sz w:val="20"/>
+          <w:szCs w:val="20"/>
+          <w:rFonts w:ascii="Calibri" w:cs="Calibri" w:eastAsia="Calibri" w:hAnsi="Calibri"/>
         </w:rPr>
         <w:t xml:space="preserve">• Learning C++</w:t>
       </w:r>
       <w:r>
         <w:rPr>
-          <w:sz w:val="20"/>
-          <w:szCs w:val="20"/>
-          <w:rFonts w:ascii="Times New Roman" w:cs="Times New Roman" w:eastAsia="Times New Roman" w:hAnsi="Times New Roman"/>
+          <w:color w:val="CCCCCC"/>
+          <w:sz w:val="20"/>
+          <w:szCs w:val="20"/>
+          <w:rFonts w:ascii="Calibri" w:cs="Calibri" w:eastAsia="Calibri" w:hAnsi="Calibri"/>
         </w:rPr>
         <w:t xml:space="preserve"> - LinkedIn Learning (Mar 2023)</w:t>
       </w:r>
@@ -2219,17 +2621,19 @@
         <w:rPr>
           <w:b/>
           <w:bCs/>
-          <w:sz w:val="20"/>
-          <w:szCs w:val="20"/>
-          <w:rFonts w:ascii="Times New Roman" w:cs="Times New Roman" w:eastAsia="Times New Roman" w:hAnsi="Times New Roman"/>
+          <w:color w:val="FFFFFF"/>
+          <w:sz w:val="20"/>
+          <w:szCs w:val="20"/>
+          <w:rFonts w:ascii="Calibri" w:cs="Calibri" w:eastAsia="Calibri" w:hAnsi="Calibri"/>
         </w:rPr>
         <w:t xml:space="preserve">• NVivo 2018 Essential Training</w:t>
       </w:r>
       <w:r>
         <w:rPr>
-          <w:sz w:val="20"/>
-          <w:szCs w:val="20"/>
-          <w:rFonts w:ascii="Times New Roman" w:cs="Times New Roman" w:eastAsia="Times New Roman" w:hAnsi="Times New Roman"/>
+          <w:color w:val="CCCCCC"/>
+          <w:sz w:val="20"/>
+          <w:szCs w:val="20"/>
+          <w:rFonts w:ascii="Calibri" w:cs="Calibri" w:eastAsia="Calibri" w:hAnsi="Calibri"/>
         </w:rPr>
         <w:t xml:space="preserve"> - LinkedIn Learning (Feb 2023)</w:t>
       </w:r>
@@ -2242,17 +2646,19 @@
         <w:rPr>
           <w:b/>
           <w:bCs/>
-          <w:sz w:val="20"/>
-          <w:szCs w:val="20"/>
-          <w:rFonts w:ascii="Times New Roman" w:cs="Times New Roman" w:eastAsia="Times New Roman" w:hAnsi="Times New Roman"/>
+          <w:color w:val="FFFFFF"/>
+          <w:sz w:val="20"/>
+          <w:szCs w:val="20"/>
+          <w:rFonts w:ascii="Calibri" w:cs="Calibri" w:eastAsia="Calibri" w:hAnsi="Calibri"/>
         </w:rPr>
         <w:t xml:space="preserve">• Hands-On Introduction SQL</w:t>
       </w:r>
       <w:r>
         <w:rPr>
-          <w:sz w:val="20"/>
-          <w:szCs w:val="20"/>
-          <w:rFonts w:ascii="Times New Roman" w:cs="Times New Roman" w:eastAsia="Times New Roman" w:hAnsi="Times New Roman"/>
+          <w:color w:val="CCCCCC"/>
+          <w:sz w:val="20"/>
+          <w:szCs w:val="20"/>
+          <w:rFonts w:ascii="Calibri" w:cs="Calibri" w:eastAsia="Calibri" w:hAnsi="Calibri"/>
         </w:rPr>
         <w:t xml:space="preserve"> - LinkedIn Learning (Dec 2022)</w:t>
       </w:r>
@@ -2265,17 +2671,19 @@
         <w:rPr>
           <w:b/>
           <w:bCs/>
-          <w:sz w:val="20"/>
-          <w:szCs w:val="20"/>
-          <w:rFonts w:ascii="Times New Roman" w:cs="Times New Roman" w:eastAsia="Times New Roman" w:hAnsi="Times New Roman"/>
+          <w:color w:val="FFFFFF"/>
+          <w:sz w:val="20"/>
+          <w:szCs w:val="20"/>
+          <w:rFonts w:ascii="Calibri" w:cs="Calibri" w:eastAsia="Calibri" w:hAnsi="Calibri"/>
         </w:rPr>
         <w:t xml:space="preserve">• Intermediate SQL for Data Scientists</w:t>
       </w:r>
       <w:r>
         <w:rPr>
-          <w:sz w:val="20"/>
-          <w:szCs w:val="20"/>
-          <w:rFonts w:ascii="Times New Roman" w:cs="Times New Roman" w:eastAsia="Times New Roman" w:hAnsi="Times New Roman"/>
+          <w:color w:val="CCCCCC"/>
+          <w:sz w:val="20"/>
+          <w:szCs w:val="20"/>
+          <w:rFonts w:ascii="Calibri" w:cs="Calibri" w:eastAsia="Calibri" w:hAnsi="Calibri"/>
         </w:rPr>
         <w:t xml:space="preserve"> - LinkedIn Learning (Dec 2022)</w:t>
       </w:r>
@@ -2288,17 +2696,19 @@
         <w:rPr>
           <w:b/>
           <w:bCs/>
-          <w:sz w:val="20"/>
-          <w:szCs w:val="20"/>
-          <w:rFonts w:ascii="Times New Roman" w:cs="Times New Roman" w:eastAsia="Times New Roman" w:hAnsi="Times New Roman"/>
+          <w:color w:val="FFFFFF"/>
+          <w:sz w:val="20"/>
+          <w:szCs w:val="20"/>
+          <w:rFonts w:ascii="Calibri" w:cs="Calibri" w:eastAsia="Calibri" w:hAnsi="Calibri"/>
         </w:rPr>
         <w:t xml:space="preserve">• TCPS 2: Core 2022 Certificate</w:t>
       </w:r>
       <w:r>
         <w:rPr>
-          <w:sz w:val="20"/>
-          <w:szCs w:val="20"/>
-          <w:rFonts w:ascii="Times New Roman" w:cs="Times New Roman" w:eastAsia="Times New Roman" w:hAnsi="Times New Roman"/>
+          <w:color w:val="CCCCCC"/>
+          <w:sz w:val="20"/>
+          <w:szCs w:val="20"/>
+          <w:rFonts w:ascii="Calibri" w:cs="Calibri" w:eastAsia="Calibri" w:hAnsi="Calibri"/>
         </w:rPr>
         <w:t xml:space="preserve"> - Panel on Research and Ethics Canada (May 2022)</w:t>
       </w:r>
@@ -2311,17 +2721,19 @@
         <w:rPr>
           <w:b/>
           <w:bCs/>
-          <w:sz w:val="20"/>
-          <w:szCs w:val="20"/>
-          <w:rFonts w:ascii="Times New Roman" w:cs="Times New Roman" w:eastAsia="Times New Roman" w:hAnsi="Times New Roman"/>
+          <w:color w:val="FFFFFF"/>
+          <w:sz w:val="20"/>
+          <w:szCs w:val="20"/>
+          <w:rFonts w:ascii="Calibri" w:cs="Calibri" w:eastAsia="Calibri" w:hAnsi="Calibri"/>
         </w:rPr>
         <w:t xml:space="preserve">• Jobberman Soft-Skills Training</w:t>
       </w:r>
       <w:r>
         <w:rPr>
-          <w:sz w:val="20"/>
-          <w:szCs w:val="20"/>
-          <w:rFonts w:ascii="Times New Roman" w:cs="Times New Roman" w:eastAsia="Times New Roman" w:hAnsi="Times New Roman"/>
+          <w:color w:val="CCCCCC"/>
+          <w:sz w:val="20"/>
+          <w:szCs w:val="20"/>
+          <w:rFonts w:ascii="Calibri" w:cs="Calibri" w:eastAsia="Calibri" w:hAnsi="Calibri"/>
         </w:rPr>
         <w:t xml:space="preserve"> - Jobberman (Mar 2022)</w:t>
       </w:r>
@@ -2329,7 +2741,7 @@
     <w:p>
       <w:pPr>
         <w:pBdr>
-          <w:bottom w:val="single" w:color="000000" w:sz="6"/>
+          <w:bottom w:val="single" w:color="FFD700" w:sz="6"/>
         </w:pBdr>
         <w:spacing w:before="300" w:after="100"/>
       </w:pPr>
@@ -2337,10 +2749,11 @@
         <w:rPr>
           <w:b/>
           <w:bCs/>
+          <w:color w:val="FFD700"/>
           <w:sz w:val="26"/>
           <w:szCs w:val="26"/>
           <w:caps/>
-          <w:rFonts w:ascii="Times New Roman" w:cs="Times New Roman" w:eastAsia="Times New Roman" w:hAnsi="Times New Roman"/>
+          <w:rFonts w:ascii="Calibri" w:cs="Calibri" w:eastAsia="Calibri" w:hAnsi="Calibri"/>
         </w:rPr>
         <w:t xml:space="preserve">Key Achievements</w:t>
       </w:r>
@@ -2351,63 +2764,68 @@
       </w:pPr>
       <w:r>
         <w:rPr>
-          <w:sz w:val="20"/>
-          <w:szCs w:val="20"/>
-          <w:rFonts w:ascii="Times New Roman" w:cs="Times New Roman" w:eastAsia="Times New Roman" w:hAnsi="Times New Roman"/>
-        </w:rPr>
-        <w:t xml:space="preserve">• Achieved 88.3% ML prediction accuracy in real estate analytics platform processing 49,551+ properties</w:t>
-      </w:r>
-    </w:p>
-    <w:p>
-      <w:pPr>
-        <w:spacing w:after="50"/>
-      </w:pPr>
-      <w:r>
-        <w:rPr>
-          <w:sz w:val="20"/>
-          <w:szCs w:val="20"/>
-          <w:rFonts w:ascii="Times New Roman" w:cs="Times New Roman" w:eastAsia="Times New Roman" w:hAnsi="Times New Roman"/>
-        </w:rPr>
-        <w:t xml:space="preserve">• Improved database system efficiency by 25% through optimization and error resolution strategies</w:t>
-      </w:r>
-    </w:p>
-    <w:p>
-      <w:pPr>
-        <w:spacing w:after="50"/>
-      </w:pPr>
-      <w:r>
-        <w:rPr>
-          <w:sz w:val="20"/>
-          <w:szCs w:val="20"/>
-          <w:rFonts w:ascii="Times New Roman" w:cs="Times New Roman" w:eastAsia="Times New Roman" w:hAnsi="Times New Roman"/>
-        </w:rPr>
-        <w:t xml:space="preserve">• Deployed scalable infrastructure with 99.9% uptime and &lt;400ms API response times</w:t>
-      </w:r>
-    </w:p>
-    <w:p>
-      <w:pPr>
-        <w:spacing w:after="50"/>
-      </w:pPr>
-      <w:r>
-        <w:rPr>
-          <w:sz w:val="20"/>
-          <w:szCs w:val="20"/>
-          <w:rFonts w:ascii="Times New Roman" w:cs="Times New Roman" w:eastAsia="Times New Roman" w:hAnsi="Times New Roman"/>
-        </w:rPr>
-        <w:t xml:space="preserve">• Consecutive Dean's Honors List Award with 85.6% cumulative GPA in Research Analyst program</w:t>
-      </w:r>
-    </w:p>
-    <w:p>
-      <w:pPr>
-        <w:spacing w:after="50"/>
-      </w:pPr>
-      <w:r>
-        <w:rPr>
-          <w:sz w:val="20"/>
-          <w:szCs w:val="20"/>
-          <w:rFonts w:ascii="Times New Roman" w:cs="Times New Roman" w:eastAsia="Times New Roman" w:hAnsi="Times New Roman"/>
-        </w:rPr>
-        <w:t xml:space="preserve">• Led installation and configuration of 40 workstations with 100% user satisfaction</w:t>
+          <w:color w:val="FFFFFF"/>
+          <w:sz w:val="20"/>
+          <w:szCs w:val="20"/>
+          <w:rFonts w:ascii="Calibri" w:cs="Calibri" w:eastAsia="Calibri" w:hAnsi="Calibri"/>
+        </w:rPr>
+        <w:t xml:space="preserve">★ Achieved 88.3% ML prediction accuracy in real estate analytics platform processing 49,551+ properties</w:t>
+      </w:r>
+    </w:p>
+    <w:p>
+      <w:pPr>
+        <w:spacing w:after="50"/>
+      </w:pPr>
+      <w:r>
+        <w:rPr>
+          <w:color w:val="FFFFFF"/>
+          <w:sz w:val="20"/>
+          <w:szCs w:val="20"/>
+          <w:rFonts w:ascii="Calibri" w:cs="Calibri" w:eastAsia="Calibri" w:hAnsi="Calibri"/>
+        </w:rPr>
+        <w:t xml:space="preserve">★ Improved database system efficiency by 25% through optimization and error resolution strategies</w:t>
+      </w:r>
+    </w:p>
+    <w:p>
+      <w:pPr>
+        <w:spacing w:after="50"/>
+      </w:pPr>
+      <w:r>
+        <w:rPr>
+          <w:color w:val="FFFFFF"/>
+          <w:sz w:val="20"/>
+          <w:szCs w:val="20"/>
+          <w:rFonts w:ascii="Calibri" w:cs="Calibri" w:eastAsia="Calibri" w:hAnsi="Calibri"/>
+        </w:rPr>
+        <w:t xml:space="preserve">★ Deployed scalable infrastructure with 99.9% uptime and &lt;400ms API response times</w:t>
+      </w:r>
+    </w:p>
+    <w:p>
+      <w:pPr>
+        <w:spacing w:after="50"/>
+      </w:pPr>
+      <w:r>
+        <w:rPr>
+          <w:color w:val="FFFFFF"/>
+          <w:sz w:val="20"/>
+          <w:szCs w:val="20"/>
+          <w:rFonts w:ascii="Calibri" w:cs="Calibri" w:eastAsia="Calibri" w:hAnsi="Calibri"/>
+        </w:rPr>
+        <w:t xml:space="preserve">★ Consecutive Dean's Honors List Award with 85.6% cumulative GPA in Research Analyst program</w:t>
+      </w:r>
+    </w:p>
+    <w:p>
+      <w:pPr>
+        <w:spacing w:after="50"/>
+      </w:pPr>
+      <w:r>
+        <w:rPr>
+          <w:color w:val="FFFFFF"/>
+          <w:sz w:val="20"/>
+          <w:szCs w:val="20"/>
+          <w:rFonts w:ascii="Calibri" w:cs="Calibri" w:eastAsia="Calibri" w:hAnsi="Calibri"/>
+        </w:rPr>
+        <w:t xml:space="preserve">★ Led installation and configuration of 40 workstations with 100% user satisfaction</w:t>
       </w:r>
     </w:p>
     <w:sectPr>

--- a/documents/Efe_Obukohwo_Portfolio.docx
+++ b/documents/Efe_Obukohwo_Portfolio.docx
@@ -1973,6 +1973,80 @@
           <w:rFonts w:ascii="Calibri" w:cs="Calibri" w:eastAsia="Calibri" w:hAnsi="Calibri"/>
         </w:rPr>
         <w:t xml:space="preserve">  Technologies: HTML5, CSS3, JavaScript, Node.js, Express.js, PostgreSQL, Paystack, WebSocket</w:t>
+      </w:r>
+    </w:p>
+    <w:p>
+      <w:pPr>
+        <w:spacing w:before="150"/>
+      </w:pPr>
+      <w:r>
+        <w:rPr>
+          <w:b/>
+          <w:bCs/>
+          <w:color w:val="FFFFFF"/>
+          <w:sz w:val="22"/>
+          <w:szCs w:val="22"/>
+          <w:rFonts w:ascii="Calibri" w:cs="Calibri" w:eastAsia="Calibri" w:hAnsi="Calibri"/>
+        </w:rPr>
+        <w:t xml:space="preserve">Northwind Traders Tableau Analysis</w:t>
+      </w:r>
+      <w:r>
+        <w:rPr>
+          <w:i/>
+          <w:iCs/>
+          <w:color w:val="CCCCCC"/>
+          <w:sz w:val="20"/>
+          <w:szCs w:val="20"/>
+          <w:rFonts w:ascii="Calibri" w:cs="Calibri" w:eastAsia="Calibri" w:hAnsi="Calibri"/>
+        </w:rPr>
+        <w:t xml:space="preserve"> (Jul 2026)</w:t>
+      </w:r>
+    </w:p>
+    <w:p>
+      <w:pPr>
+        <w:spacing w:after="50"/>
+        <w:ind w:left="360"/>
+      </w:pPr>
+      <w:r>
+        <w:rPr>
+          <w:color w:val="FFFFFF"/>
+          <w:sz w:val="20"/>
+          <w:szCs w:val="20"/>
+          <w:rFonts w:ascii="Calibri" w:cs="Calibri" w:eastAsia="Calibri" w:hAnsi="Calibri"/>
+        </w:rPr>
+        <w:t xml:space="preserve">• Analyzed 3 years of Northwind Traders sales data (2013-2015) across 21 countries in Tableau, surfacing $1.35M revenue, 25.6% customer-concentration risk in the top 3 accounts, and seasonal demand peaks via a parameter-driven interactive dashboard</w:t>
+      </w:r>
+    </w:p>
+    <w:p>
+      <w:pPr>
+        <w:spacing w:after="50"/>
+        <w:ind w:left="360"/>
+      </w:pPr>
+      <w:r>
+        <w:rPr>
+          <w:color w:val="FFD700"/>
+          <w:sz w:val="18"/>
+          <w:szCs w:val="18"/>
+          <w:rFonts w:ascii="Calibri" w:cs="Calibri" w:eastAsia="Calibri" w:hAnsi="Calibri"/>
+        </w:rPr>
+        <w:t xml:space="preserve">  Live: https://public.tableau.com/app/profile/efe.obukohwo2950/viz/EfeObukohwoNorthwindTraders/NorthWindTradersDashboard | GitHub: https://github.com/EfeObus/North-Wind-Traders-Tableau-Analysis</w:t>
+      </w:r>
+    </w:p>
+    <w:p>
+      <w:pPr>
+        <w:spacing w:after="100"/>
+        <w:ind w:left="360"/>
+      </w:pPr>
+      <w:r>
+        <w:rPr>
+          <w:i/>
+          <w:iCs/>
+          <w:color w:val="CCCCCC"/>
+          <w:sz w:val="18"/>
+          <w:szCs w:val="18"/>
+          <w:rFonts w:ascii="Calibri" w:cs="Calibri" w:eastAsia="Calibri" w:hAnsi="Calibri"/>
+        </w:rPr>
+        <w:t xml:space="preserve">  Technologies: Tableau, Tableau Public, Data Visualization, Business Intelligence, Data Modeling, Dashboard Design</w:t>
       </w:r>
     </w:p>
     <w:p>

--- a/documents/Efe_Obukohwo_Portfolio.docx
+++ b/documents/Efe_Obukohwo_Portfolio.docx
@@ -1988,6 +1988,376 @@
           <w:szCs w:val="22"/>
           <w:rFonts w:ascii="Calibri" w:cs="Calibri" w:eastAsia="Calibri" w:hAnsi="Calibri"/>
         </w:rPr>
+        <w:t xml:space="preserve">Online Retail SQL Analysis</w:t>
+      </w:r>
+      <w:r>
+        <w:rPr>
+          <w:i/>
+          <w:iCs/>
+          <w:color w:val="CCCCCC"/>
+          <w:sz w:val="20"/>
+          <w:szCs w:val="20"/>
+          <w:rFonts w:ascii="Calibri" w:cs="Calibri" w:eastAsia="Calibri" w:hAnsi="Calibri"/>
+        </w:rPr>
+        <w:t xml:space="preserve"> (Jul 2026)</w:t>
+      </w:r>
+    </w:p>
+    <w:p>
+      <w:pPr>
+        <w:spacing w:after="50"/>
+        <w:ind w:left="360"/>
+      </w:pPr>
+      <w:r>
+        <w:rPr>
+          <w:color w:val="FFFFFF"/>
+          <w:sz w:val="20"/>
+          <w:szCs w:val="20"/>
+          <w:rFonts w:ascii="Calibri" w:cs="Calibri" w:eastAsia="Calibri" w:hAnsi="Calibri"/>
+        </w:rPr>
+        <w:t xml:space="preserve">• Designed a normalized PostgreSQL schema and wrote 30 production SQL queries analyzing 500K+ e-commerce transactions, uncovering revenue concentration and segmentation insights while auditing and documenting real bugs in the analysis itself</w:t>
+      </w:r>
+    </w:p>
+    <w:p>
+      <w:pPr>
+        <w:spacing w:after="50"/>
+        <w:ind w:left="360"/>
+      </w:pPr>
+      <w:r>
+        <w:rPr>
+          <w:color w:val="FFD700"/>
+          <w:sz w:val="18"/>
+          <w:szCs w:val="18"/>
+          <w:rFonts w:ascii="Calibri" w:cs="Calibri" w:eastAsia="Calibri" w:hAnsi="Calibri"/>
+        </w:rPr>
+        <w:t xml:space="preserve">  GitHub: https://github.com/EfeObus/Online-Retail-SQL-Analysis</w:t>
+      </w:r>
+    </w:p>
+    <w:p>
+      <w:pPr>
+        <w:spacing w:after="100"/>
+        <w:ind w:left="360"/>
+      </w:pPr>
+      <w:r>
+        <w:rPr>
+          <w:i/>
+          <w:iCs/>
+          <w:color w:val="CCCCCC"/>
+          <w:sz w:val="18"/>
+          <w:szCs w:val="18"/>
+          <w:rFonts w:ascii="Calibri" w:cs="Calibri" w:eastAsia="Calibri" w:hAnsi="Calibri"/>
+        </w:rPr>
+        <w:t xml:space="preserve">  Technologies: PostgreSQL, SQL, Window Functions, CTEs, RFM Segmentation, Cohort Analysis, Database Design</w:t>
+      </w:r>
+    </w:p>
+    <w:p>
+      <w:pPr>
+        <w:spacing w:before="150"/>
+      </w:pPr>
+      <w:r>
+        <w:rPr>
+          <w:b/>
+          <w:bCs/>
+          <w:color w:val="FFFFFF"/>
+          <w:sz w:val="22"/>
+          <w:szCs w:val="22"/>
+          <w:rFonts w:ascii="Calibri" w:cs="Calibri" w:eastAsia="Calibri" w:hAnsi="Calibri"/>
+        </w:rPr>
+        <w:t xml:space="preserve">Nashville Housing Market Analysis</w:t>
+      </w:r>
+      <w:r>
+        <w:rPr>
+          <w:i/>
+          <w:iCs/>
+          <w:color w:val="CCCCCC"/>
+          <w:sz w:val="20"/>
+          <w:szCs w:val="20"/>
+          <w:rFonts w:ascii="Calibri" w:cs="Calibri" w:eastAsia="Calibri" w:hAnsi="Calibri"/>
+        </w:rPr>
+        <w:t xml:space="preserve"> (Jul 2026)</w:t>
+      </w:r>
+    </w:p>
+    <w:p>
+      <w:pPr>
+        <w:spacing w:after="50"/>
+        <w:ind w:left="360"/>
+      </w:pPr>
+      <w:r>
+        <w:rPr>
+          <w:color w:val="FFFFFF"/>
+          <w:sz w:val="20"/>
+          <w:szCs w:val="20"/>
+          <w:rFonts w:ascii="Calibri" w:cs="Calibri" w:eastAsia="Calibri" w:hAnsi="Calibri"/>
+        </w:rPr>
+        <w:t xml:space="preserve">• Transformed 56,636 messy municipal housing records (2013-2016) into a verified $18.50B market analysis — surfacing a $327,581 average vs. $205,838 median sale price to flag outlier skew — via an Excel formula engine (VLOOKUP/XLOOKUP/SUMPRODUCT) and a 9-pivot-table KPI dashboard</w:t>
+      </w:r>
+    </w:p>
+    <w:p>
+      <w:pPr>
+        <w:spacing w:after="50"/>
+        <w:ind w:left="360"/>
+      </w:pPr>
+      <w:r>
+        <w:rPr>
+          <w:color w:val="FFD700"/>
+          <w:sz w:val="18"/>
+          <w:szCs w:val="18"/>
+          <w:rFonts w:ascii="Calibri" w:cs="Calibri" w:eastAsia="Calibri" w:hAnsi="Calibri"/>
+        </w:rPr>
+        <w:t xml:space="preserve">  GitHub: https://github.com/EfeObus/Nashville-Housing</w:t>
+      </w:r>
+    </w:p>
+    <w:p>
+      <w:pPr>
+        <w:spacing w:after="100"/>
+        <w:ind w:left="360"/>
+      </w:pPr>
+      <w:r>
+        <w:rPr>
+          <w:i/>
+          <w:iCs/>
+          <w:color w:val="CCCCCC"/>
+          <w:sz w:val="18"/>
+          <w:szCs w:val="18"/>
+          <w:rFonts w:ascii="Calibri" w:cs="Calibri" w:eastAsia="Calibri" w:hAnsi="Calibri"/>
+        </w:rPr>
+        <w:t xml:space="preserve">  Technologies: Microsoft Excel, VLOOKUP/XLOOKUP, INDEX/MATCH, Pivot Tables, SUMPRODUCT, Data Cleaning, Business Intelligence</w:t>
+      </w:r>
+    </w:p>
+    <w:p>
+      <w:pPr>
+        <w:spacing w:before="150"/>
+      </w:pPr>
+      <w:r>
+        <w:rPr>
+          <w:b/>
+          <w:bCs/>
+          <w:color w:val="FFFFFF"/>
+          <w:sz w:val="22"/>
+          <w:szCs w:val="22"/>
+          <w:rFonts w:ascii="Calibri" w:cs="Calibri" w:eastAsia="Calibri" w:hAnsi="Calibri"/>
+        </w:rPr>
+        <w:t xml:space="preserve">GDHO Dataset Analysis</w:t>
+      </w:r>
+      <w:r>
+        <w:rPr>
+          <w:i/>
+          <w:iCs/>
+          <w:color w:val="CCCCCC"/>
+          <w:sz w:val="20"/>
+          <w:szCs w:val="20"/>
+          <w:rFonts w:ascii="Calibri" w:cs="Calibri" w:eastAsia="Calibri" w:hAnsi="Calibri"/>
+        </w:rPr>
+        <w:t xml:space="preserve"> (Nov 2025)</w:t>
+      </w:r>
+    </w:p>
+    <w:p>
+      <w:pPr>
+        <w:spacing w:after="50"/>
+        <w:ind w:left="360"/>
+      </w:pPr>
+      <w:r>
+        <w:rPr>
+          <w:color w:val="FFFFFF"/>
+          <w:sz w:val="20"/>
+          <w:szCs w:val="20"/>
+          <w:rFonts w:ascii="Calibri" w:cs="Calibri" w:eastAsia="Calibri" w:hAnsi="Calibri"/>
+        </w:rPr>
+        <w:t xml:space="preserve">• Cleaned and analyzed 125,125 org-year rows covering 7,301 humanitarian organizations (GDHO 2025, 2006-2024), surfacing a 6,780x median-budget gap between national NGOs and UN agencies, then built a LightGBM budget estimator (0.796 held-out R², org-grouped train/test split) with an honest audit of its own imputation limitations</w:t>
+      </w:r>
+    </w:p>
+    <w:p>
+      <w:pPr>
+        <w:spacing w:after="50"/>
+        <w:ind w:left="360"/>
+      </w:pPr>
+      <w:r>
+        <w:rPr>
+          <w:color w:val="FFD700"/>
+          <w:sz w:val="18"/>
+          <w:szCs w:val="18"/>
+          <w:rFonts w:ascii="Calibri" w:cs="Calibri" w:eastAsia="Calibri" w:hAnsi="Calibri"/>
+        </w:rPr>
+        <w:t xml:space="preserve">  GitHub: https://github.com/EfeObus/Global-Database-of-Humanitarian-Organizations-Analysis</w:t>
+      </w:r>
+    </w:p>
+    <w:p>
+      <w:pPr>
+        <w:spacing w:after="100"/>
+        <w:ind w:left="360"/>
+      </w:pPr>
+      <w:r>
+        <w:rPr>
+          <w:i/>
+          <w:iCs/>
+          <w:color w:val="CCCCCC"/>
+          <w:sz w:val="18"/>
+          <w:szCs w:val="18"/>
+          <w:rFonts w:ascii="Calibri" w:cs="Calibri" w:eastAsia="Calibri" w:hAnsi="Calibri"/>
+        </w:rPr>
+        <w:t xml:space="preserve">  Technologies: Python, Pandas, NumPy, Scikit-learn, LightGBM, Matplotlib, Feature Engineering, Data Cleaning</w:t>
+      </w:r>
+    </w:p>
+    <w:p>
+      <w:pPr>
+        <w:spacing w:before="150"/>
+      </w:pPr>
+      <w:r>
+        <w:rPr>
+          <w:b/>
+          <w:bCs/>
+          <w:color w:val="FFFFFF"/>
+          <w:sz w:val="22"/>
+          <w:szCs w:val="22"/>
+          <w:rFonts w:ascii="Calibri" w:cs="Calibri" w:eastAsia="Calibri" w:hAnsi="Calibri"/>
+        </w:rPr>
+        <w:t xml:space="preserve">Agho Hospital Management System</w:t>
+      </w:r>
+      <w:r>
+        <w:rPr>
+          <w:i/>
+          <w:iCs/>
+          <w:color w:val="CCCCCC"/>
+          <w:sz w:val="20"/>
+          <w:szCs w:val="20"/>
+          <w:rFonts w:ascii="Calibri" w:cs="Calibri" w:eastAsia="Calibri" w:hAnsi="Calibri"/>
+        </w:rPr>
+        <w:t xml:space="preserve"> (2025)</w:t>
+      </w:r>
+    </w:p>
+    <w:p>
+      <w:pPr>
+        <w:spacing w:after="50"/>
+        <w:ind w:left="360"/>
+      </w:pPr>
+      <w:r>
+        <w:rPr>
+          <w:color w:val="FFFFFF"/>
+          <w:sz w:val="20"/>
+          <w:szCs w:val="20"/>
+          <w:rFonts w:ascii="Calibri" w:cs="Calibri" w:eastAsia="Calibri" w:hAnsi="Calibri"/>
+        </w:rPr>
+        <w:t xml:space="preserve">• Built a hospital management system with role-based access control across 4 staff roles, securing patient data with SHA-256 hashing and SQL-injection prevention</w:t>
+      </w:r>
+    </w:p>
+    <w:p>
+      <w:pPr>
+        <w:spacing w:after="50"/>
+        <w:ind w:left="360"/>
+      </w:pPr>
+      <w:r>
+        <w:rPr>
+          <w:color w:val="FFD700"/>
+          <w:sz w:val="18"/>
+          <w:szCs w:val="18"/>
+          <w:rFonts w:ascii="Calibri" w:cs="Calibri" w:eastAsia="Calibri" w:hAnsi="Calibri"/>
+        </w:rPr>
+        <w:t xml:space="preserve">  GitHub: https://github.com/EfeObus/Agho-Hospital-Management</w:t>
+      </w:r>
+    </w:p>
+    <w:p>
+      <w:pPr>
+        <w:spacing w:after="100"/>
+        <w:ind w:left="360"/>
+      </w:pPr>
+      <w:r>
+        <w:rPr>
+          <w:i/>
+          <w:iCs/>
+          <w:color w:val="CCCCCC"/>
+          <w:sz w:val="18"/>
+          <w:szCs w:val="18"/>
+          <w:rFonts w:ascii="Calibri" w:cs="Calibri" w:eastAsia="Calibri" w:hAnsi="Calibri"/>
+        </w:rPr>
+        <w:t xml:space="preserve">  Technologies: Java, Java Swing, PostgreSQL, JDBC, SHA-256, Web Server</w:t>
+      </w:r>
+    </w:p>
+    <w:p>
+      <w:pPr>
+        <w:spacing w:before="150"/>
+      </w:pPr>
+      <w:r>
+        <w:rPr>
+          <w:b/>
+          <w:bCs/>
+          <w:color w:val="FFFFFF"/>
+          <w:sz w:val="22"/>
+          <w:szCs w:val="22"/>
+          <w:rFonts w:ascii="Calibri" w:cs="Calibri" w:eastAsia="Calibri" w:hAnsi="Calibri"/>
+        </w:rPr>
+        <w:t xml:space="preserve">Zodiac Real Estate AI</w:t>
+      </w:r>
+      <w:r>
+        <w:rPr>
+          <w:i/>
+          <w:iCs/>
+          <w:color w:val="CCCCCC"/>
+          <w:sz w:val="20"/>
+          <w:szCs w:val="20"/>
+          <w:rFonts w:ascii="Calibri" w:cs="Calibri" w:eastAsia="Calibri" w:hAnsi="Calibri"/>
+        </w:rPr>
+        <w:t xml:space="preserve"> (May 2025 – Aug 2025)</w:t>
+      </w:r>
+    </w:p>
+    <w:p>
+      <w:pPr>
+        <w:spacing w:after="50"/>
+        <w:ind w:left="360"/>
+      </w:pPr>
+      <w:r>
+        <w:rPr>
+          <w:color w:val="FFFFFF"/>
+          <w:sz w:val="20"/>
+          <w:szCs w:val="20"/>
+          <w:rFonts w:ascii="Calibri" w:cs="Calibri" w:eastAsia="Calibri" w:hAnsi="Calibri"/>
+        </w:rPr>
+        <w:t xml:space="preserve">• Delivered a real estate analytics platform achieving 88.3% ML prediction accuracy across 49,551+ Canadian properties, integrating real-time economic data feeds</w:t>
+      </w:r>
+    </w:p>
+    <w:p>
+      <w:pPr>
+        <w:spacing w:after="50"/>
+        <w:ind w:left="360"/>
+      </w:pPr>
+      <w:r>
+        <w:rPr>
+          <w:color w:val="FFD700"/>
+          <w:sz w:val="18"/>
+          <w:szCs w:val="18"/>
+          <w:rFonts w:ascii="Calibri" w:cs="Calibri" w:eastAsia="Calibri" w:hAnsi="Calibri"/>
+        </w:rPr>
+        <w:t xml:space="preserve">  GitHub: https://github.com/EfeObus/NextProperty</w:t>
+      </w:r>
+    </w:p>
+    <w:p>
+      <w:pPr>
+        <w:spacing w:after="100"/>
+        <w:ind w:left="360"/>
+      </w:pPr>
+      <w:r>
+        <w:rPr>
+          <w:i/>
+          <w:iCs/>
+          <w:color w:val="CCCCCC"/>
+          <w:sz w:val="18"/>
+          <w:szCs w:val="18"/>
+          <w:rFonts w:ascii="Calibri" w:cs="Calibri" w:eastAsia="Calibri" w:hAnsi="Calibri"/>
+        </w:rPr>
+        <w:t xml:space="preserve">  Technologies: Python, Flask, MySQL, Scikit-learn, XGBoost, Docker, JavaScript</w:t>
+      </w:r>
+    </w:p>
+    <w:p>
+      <w:pPr>
+        <w:spacing w:before="150"/>
+      </w:pPr>
+      <w:r>
+        <w:rPr>
+          <w:b/>
+          <w:bCs/>
+          <w:color w:val="FFFFFF"/>
+          <w:sz w:val="22"/>
+          <w:szCs w:val="22"/>
+          <w:rFonts w:ascii="Calibri" w:cs="Calibri" w:eastAsia="Calibri" w:hAnsi="Calibri"/>
+        </w:rPr>
         <w:t xml:space="preserve">Northwind Traders Tableau Analysis</w:t>
       </w:r>
       <w:r>
@@ -1999,7 +2369,7 @@
           <w:szCs w:val="20"/>
           <w:rFonts w:ascii="Calibri" w:cs="Calibri" w:eastAsia="Calibri" w:hAnsi="Calibri"/>
         </w:rPr>
-        <w:t xml:space="preserve"> (Jul 2026)</w:t>
+        <w:t xml:space="preserve"> (Apr 2025)</w:t>
       </w:r>
     </w:p>
     <w:p>
@@ -2047,302 +2417,6 @@
           <w:rFonts w:ascii="Calibri" w:cs="Calibri" w:eastAsia="Calibri" w:hAnsi="Calibri"/>
         </w:rPr>
         <w:t xml:space="preserve">  Technologies: Tableau, Tableau Public, Data Visualization, Business Intelligence, Data Modeling, Dashboard Design</w:t>
-      </w:r>
-    </w:p>
-    <w:p>
-      <w:pPr>
-        <w:spacing w:before="150"/>
-      </w:pPr>
-      <w:r>
-        <w:rPr>
-          <w:b/>
-          <w:bCs/>
-          <w:color w:val="FFFFFF"/>
-          <w:sz w:val="22"/>
-          <w:szCs w:val="22"/>
-          <w:rFonts w:ascii="Calibri" w:cs="Calibri" w:eastAsia="Calibri" w:hAnsi="Calibri"/>
-        </w:rPr>
-        <w:t xml:space="preserve">Online Retail SQL Analysis</w:t>
-      </w:r>
-      <w:r>
-        <w:rPr>
-          <w:i/>
-          <w:iCs/>
-          <w:color w:val="CCCCCC"/>
-          <w:sz w:val="20"/>
-          <w:szCs w:val="20"/>
-          <w:rFonts w:ascii="Calibri" w:cs="Calibri" w:eastAsia="Calibri" w:hAnsi="Calibri"/>
-        </w:rPr>
-        <w:t xml:space="preserve"> (Jul 2026)</w:t>
-      </w:r>
-    </w:p>
-    <w:p>
-      <w:pPr>
-        <w:spacing w:after="50"/>
-        <w:ind w:left="360"/>
-      </w:pPr>
-      <w:r>
-        <w:rPr>
-          <w:color w:val="FFFFFF"/>
-          <w:sz w:val="20"/>
-          <w:szCs w:val="20"/>
-          <w:rFonts w:ascii="Calibri" w:cs="Calibri" w:eastAsia="Calibri" w:hAnsi="Calibri"/>
-        </w:rPr>
-        <w:t xml:space="preserve">• Designed a normalized PostgreSQL schema and wrote 30 production SQL queries analyzing 500K+ e-commerce transactions, uncovering revenue concentration and segmentation insights while auditing and documenting real bugs in the analysis itself</w:t>
-      </w:r>
-    </w:p>
-    <w:p>
-      <w:pPr>
-        <w:spacing w:after="50"/>
-        <w:ind w:left="360"/>
-      </w:pPr>
-      <w:r>
-        <w:rPr>
-          <w:color w:val="FFD700"/>
-          <w:sz w:val="18"/>
-          <w:szCs w:val="18"/>
-          <w:rFonts w:ascii="Calibri" w:cs="Calibri" w:eastAsia="Calibri" w:hAnsi="Calibri"/>
-        </w:rPr>
-        <w:t xml:space="preserve">  GitHub: https://github.com/EfeObus/Online-Retail-SQL-Analysis</w:t>
-      </w:r>
-    </w:p>
-    <w:p>
-      <w:pPr>
-        <w:spacing w:after="100"/>
-        <w:ind w:left="360"/>
-      </w:pPr>
-      <w:r>
-        <w:rPr>
-          <w:i/>
-          <w:iCs/>
-          <w:color w:val="CCCCCC"/>
-          <w:sz w:val="18"/>
-          <w:szCs w:val="18"/>
-          <w:rFonts w:ascii="Calibri" w:cs="Calibri" w:eastAsia="Calibri" w:hAnsi="Calibri"/>
-        </w:rPr>
-        <w:t xml:space="preserve">  Technologies: PostgreSQL, SQL, Window Functions, CTEs, RFM Segmentation, Cohort Analysis, Database Design</w:t>
-      </w:r>
-    </w:p>
-    <w:p>
-      <w:pPr>
-        <w:spacing w:before="150"/>
-      </w:pPr>
-      <w:r>
-        <w:rPr>
-          <w:b/>
-          <w:bCs/>
-          <w:color w:val="FFFFFF"/>
-          <w:sz w:val="22"/>
-          <w:szCs w:val="22"/>
-          <w:rFonts w:ascii="Calibri" w:cs="Calibri" w:eastAsia="Calibri" w:hAnsi="Calibri"/>
-        </w:rPr>
-        <w:t xml:space="preserve">Nashville Housing Market Analysis</w:t>
-      </w:r>
-      <w:r>
-        <w:rPr>
-          <w:i/>
-          <w:iCs/>
-          <w:color w:val="CCCCCC"/>
-          <w:sz w:val="20"/>
-          <w:szCs w:val="20"/>
-          <w:rFonts w:ascii="Calibri" w:cs="Calibri" w:eastAsia="Calibri" w:hAnsi="Calibri"/>
-        </w:rPr>
-        <w:t xml:space="preserve"> (Jul 2026)</w:t>
-      </w:r>
-    </w:p>
-    <w:p>
-      <w:pPr>
-        <w:spacing w:after="50"/>
-        <w:ind w:left="360"/>
-      </w:pPr>
-      <w:r>
-        <w:rPr>
-          <w:color w:val="FFFFFF"/>
-          <w:sz w:val="20"/>
-          <w:szCs w:val="20"/>
-          <w:rFonts w:ascii="Calibri" w:cs="Calibri" w:eastAsia="Calibri" w:hAnsi="Calibri"/>
-        </w:rPr>
-        <w:t xml:space="preserve">• Transformed 56,636 messy municipal housing records (2013-2016) into a verified $18.50B market analysis — surfacing a $327,581 average vs. $205,838 median sale price to flag outlier skew — via an Excel formula engine (VLOOKUP/XLOOKUP/SUMPRODUCT) and a 9-pivot-table KPI dashboard</w:t>
-      </w:r>
-    </w:p>
-    <w:p>
-      <w:pPr>
-        <w:spacing w:after="50"/>
-        <w:ind w:left="360"/>
-      </w:pPr>
-      <w:r>
-        <w:rPr>
-          <w:color w:val="FFD700"/>
-          <w:sz w:val="18"/>
-          <w:szCs w:val="18"/>
-          <w:rFonts w:ascii="Calibri" w:cs="Calibri" w:eastAsia="Calibri" w:hAnsi="Calibri"/>
-        </w:rPr>
-        <w:t xml:space="preserve">  GitHub: https://github.com/EfeObus/Nashville-Housing</w:t>
-      </w:r>
-    </w:p>
-    <w:p>
-      <w:pPr>
-        <w:spacing w:after="100"/>
-        <w:ind w:left="360"/>
-      </w:pPr>
-      <w:r>
-        <w:rPr>
-          <w:i/>
-          <w:iCs/>
-          <w:color w:val="CCCCCC"/>
-          <w:sz w:val="18"/>
-          <w:szCs w:val="18"/>
-          <w:rFonts w:ascii="Calibri" w:cs="Calibri" w:eastAsia="Calibri" w:hAnsi="Calibri"/>
-        </w:rPr>
-        <w:t xml:space="preserve">  Technologies: Microsoft Excel, VLOOKUP/XLOOKUP, INDEX/MATCH, Pivot Tables, SUMPRODUCT, Data Cleaning, Business Intelligence</w:t>
-      </w:r>
-    </w:p>
-    <w:p>
-      <w:pPr>
-        <w:spacing w:before="150"/>
-      </w:pPr>
-      <w:r>
-        <w:rPr>
-          <w:b/>
-          <w:bCs/>
-          <w:color w:val="FFFFFF"/>
-          <w:sz w:val="22"/>
-          <w:szCs w:val="22"/>
-          <w:rFonts w:ascii="Calibri" w:cs="Calibri" w:eastAsia="Calibri" w:hAnsi="Calibri"/>
-        </w:rPr>
-        <w:t xml:space="preserve">Agho Hospital Management System</w:t>
-      </w:r>
-      <w:r>
-        <w:rPr>
-          <w:i/>
-          <w:iCs/>
-          <w:color w:val="CCCCCC"/>
-          <w:sz w:val="20"/>
-          <w:szCs w:val="20"/>
-          <w:rFonts w:ascii="Calibri" w:cs="Calibri" w:eastAsia="Calibri" w:hAnsi="Calibri"/>
-        </w:rPr>
-        <w:t xml:space="preserve"> (2025)</w:t>
-      </w:r>
-    </w:p>
-    <w:p>
-      <w:pPr>
-        <w:spacing w:after="50"/>
-        <w:ind w:left="360"/>
-      </w:pPr>
-      <w:r>
-        <w:rPr>
-          <w:color w:val="FFFFFF"/>
-          <w:sz w:val="20"/>
-          <w:szCs w:val="20"/>
-          <w:rFonts w:ascii="Calibri" w:cs="Calibri" w:eastAsia="Calibri" w:hAnsi="Calibri"/>
-        </w:rPr>
-        <w:t xml:space="preserve">• Built a hospital management system with role-based access control across 4 staff roles, securing patient data with SHA-256 hashing and SQL-injection prevention</w:t>
-      </w:r>
-    </w:p>
-    <w:p>
-      <w:pPr>
-        <w:spacing w:after="50"/>
-        <w:ind w:left="360"/>
-      </w:pPr>
-      <w:r>
-        <w:rPr>
-          <w:color w:val="FFD700"/>
-          <w:sz w:val="18"/>
-          <w:szCs w:val="18"/>
-          <w:rFonts w:ascii="Calibri" w:cs="Calibri" w:eastAsia="Calibri" w:hAnsi="Calibri"/>
-        </w:rPr>
-        <w:t xml:space="preserve">  GitHub: https://github.com/EfeObus/Agho-Hospital-Management</w:t>
-      </w:r>
-    </w:p>
-    <w:p>
-      <w:pPr>
-        <w:spacing w:after="100"/>
-        <w:ind w:left="360"/>
-      </w:pPr>
-      <w:r>
-        <w:rPr>
-          <w:i/>
-          <w:iCs/>
-          <w:color w:val="CCCCCC"/>
-          <w:sz w:val="18"/>
-          <w:szCs w:val="18"/>
-          <w:rFonts w:ascii="Calibri" w:cs="Calibri" w:eastAsia="Calibri" w:hAnsi="Calibri"/>
-        </w:rPr>
-        <w:t xml:space="preserve">  Technologies: Java, Java Swing, PostgreSQL, JDBC, SHA-256, Web Server</w:t>
-      </w:r>
-    </w:p>
-    <w:p>
-      <w:pPr>
-        <w:spacing w:before="150"/>
-      </w:pPr>
-      <w:r>
-        <w:rPr>
-          <w:b/>
-          <w:bCs/>
-          <w:color w:val="FFFFFF"/>
-          <w:sz w:val="22"/>
-          <w:szCs w:val="22"/>
-          <w:rFonts w:ascii="Calibri" w:cs="Calibri" w:eastAsia="Calibri" w:hAnsi="Calibri"/>
-        </w:rPr>
-        <w:t xml:space="preserve">Zodiac Real Estate AI</w:t>
-      </w:r>
-      <w:r>
-        <w:rPr>
-          <w:i/>
-          <w:iCs/>
-          <w:color w:val="CCCCCC"/>
-          <w:sz w:val="20"/>
-          <w:szCs w:val="20"/>
-          <w:rFonts w:ascii="Calibri" w:cs="Calibri" w:eastAsia="Calibri" w:hAnsi="Calibri"/>
-        </w:rPr>
-        <w:t xml:space="preserve"> (May 2025 – Aug 2025)</w:t>
-      </w:r>
-    </w:p>
-    <w:p>
-      <w:pPr>
-        <w:spacing w:after="50"/>
-        <w:ind w:left="360"/>
-      </w:pPr>
-      <w:r>
-        <w:rPr>
-          <w:color w:val="FFFFFF"/>
-          <w:sz w:val="20"/>
-          <w:szCs w:val="20"/>
-          <w:rFonts w:ascii="Calibri" w:cs="Calibri" w:eastAsia="Calibri" w:hAnsi="Calibri"/>
-        </w:rPr>
-        <w:t xml:space="preserve">• Delivered a real estate analytics platform achieving 88.3% ML prediction accuracy across 49,551+ Canadian properties, integrating real-time economic data feeds</w:t>
-      </w:r>
-    </w:p>
-    <w:p>
-      <w:pPr>
-        <w:spacing w:after="50"/>
-        <w:ind w:left="360"/>
-      </w:pPr>
-      <w:r>
-        <w:rPr>
-          <w:color w:val="FFD700"/>
-          <w:sz w:val="18"/>
-          <w:szCs w:val="18"/>
-          <w:rFonts w:ascii="Calibri" w:cs="Calibri" w:eastAsia="Calibri" w:hAnsi="Calibri"/>
-        </w:rPr>
-        <w:t xml:space="preserve">  GitHub: https://github.com/EfeObus/NextProperty</w:t>
-      </w:r>
-    </w:p>
-    <w:p>
-      <w:pPr>
-        <w:spacing w:after="100"/>
-        <w:ind w:left="360"/>
-      </w:pPr>
-      <w:r>
-        <w:rPr>
-          <w:i/>
-          <w:iCs/>
-          <w:color w:val="CCCCCC"/>
-          <w:sz w:val="18"/>
-          <w:szCs w:val="18"/>
-          <w:rFonts w:ascii="Calibri" w:cs="Calibri" w:eastAsia="Calibri" w:hAnsi="Calibri"/>
-        </w:rPr>
-        <w:t xml:space="preserve">  Technologies: Python, Flask, MySQL, Scikit-learn, XGBoost, Docker, JavaScript</w:t>
       </w:r>
     </w:p>
     <w:p>

--- a/documents/Efe_Obukohwo_Portfolio.docx
+++ b/documents/Efe_Obukohwo_Portfolio.docx
@@ -2639,6 +2639,80 @@
           <w:rFonts w:ascii="Calibri" w:cs="Calibri" w:eastAsia="Calibri" w:hAnsi="Calibri"/>
         </w:rPr>
         <w:t xml:space="preserve">  Technologies: Flutter, Dart, Flame Engine, Python, FastAPI, PostgreSQL, Redis, NumPy, Speech-to-Text, Adaptive Learning</w:t>
+      </w:r>
+    </w:p>
+    <w:p>
+      <w:pPr>
+        <w:spacing w:before="150"/>
+      </w:pPr>
+      <w:r>
+        <w:rPr>
+          <w:b/>
+          <w:bCs/>
+          <w:color w:val="FFFFFF"/>
+          <w:sz w:val="22"/>
+          <w:szCs w:val="22"/>
+          <w:rFonts w:ascii="Calibri" w:cs="Calibri" w:eastAsia="Calibri" w:hAnsi="Calibri"/>
+        </w:rPr>
+        <w:t xml:space="preserve">Superstore Sales Analysis</w:t>
+      </w:r>
+      <w:r>
+        <w:rPr>
+          <w:i/>
+          <w:iCs/>
+          <w:color w:val="CCCCCC"/>
+          <w:sz w:val="20"/>
+          <w:szCs w:val="20"/>
+          <w:rFonts w:ascii="Calibri" w:cs="Calibri" w:eastAsia="Calibri" w:hAnsi="Calibri"/>
+        </w:rPr>
+        <w:t xml:space="preserve"> (Apr 2023)</w:t>
+      </w:r>
+    </w:p>
+    <w:p>
+      <w:pPr>
+        <w:spacing w:after="50"/>
+        <w:ind w:left="360"/>
+      </w:pPr>
+      <w:r>
+        <w:rPr>
+          <w:color w:val="FFFFFF"/>
+          <w:sz w:val="20"/>
+          <w:szCs w:val="20"/>
+          <w:rFonts w:ascii="Calibri" w:cs="Calibri" w:eastAsia="Calibri" w:hAnsi="Calibri"/>
+        </w:rPr>
+        <w:t xml:space="preserve">• Analyzed 9,994 Superstore order lines (2014-2017), finding an 18.7% loss-making order rate driven by deep discounting (-0.86 margin correlation) and a $17,725 loss-making Tables sub-category, then built a Prophet vs. SARIMA sales forecast (20.7% MAPE) projecting 6.2% revenue growth over the next 12 months</w:t>
+      </w:r>
+    </w:p>
+    <w:p>
+      <w:pPr>
+        <w:spacing w:after="50"/>
+        <w:ind w:left="360"/>
+      </w:pPr>
+      <w:r>
+        <w:rPr>
+          <w:color w:val="FFD700"/>
+          <w:sz w:val="18"/>
+          <w:szCs w:val="18"/>
+          <w:rFonts w:ascii="Calibri" w:cs="Calibri" w:eastAsia="Calibri" w:hAnsi="Calibri"/>
+        </w:rPr>
+        <w:t xml:space="preserve">  GitHub: https://github.com/EfeObus/Superstore-Sales-Prediction</w:t>
+      </w:r>
+    </w:p>
+    <w:p>
+      <w:pPr>
+        <w:spacing w:after="100"/>
+        <w:ind w:left="360"/>
+      </w:pPr>
+      <w:r>
+        <w:rPr>
+          <w:i/>
+          <w:iCs/>
+          <w:color w:val="CCCCCC"/>
+          <w:sz w:val="18"/>
+          <w:szCs w:val="18"/>
+          <w:rFonts w:ascii="Calibri" w:cs="Calibri" w:eastAsia="Calibri" w:hAnsi="Calibri"/>
+        </w:rPr>
+        <w:t xml:space="preserve">  Technologies: Python, Pandas, Prophet, SARIMA, Matplotlib, Time Series Forecasting, Statistical Analysis</w:t>
       </w:r>
     </w:p>
     <w:p>

--- a/documents/Efe_Obukohwo_Portfolio.docx
+++ b/documents/Efe_Obukohwo_Portfolio.docx
@@ -495,22 +495,22 @@
           <w:szCs w:val="20"/>
           <w:rFonts w:ascii="Calibri" w:cs="Calibri" w:eastAsia="Calibri" w:hAnsi="Calibri"/>
         </w:rPr>
-        <w:t xml:space="preserve">• Implemented a 5-tier API security system with ML-powered XSS/CSRF detection and behavioral analysis, achieving a 100% attack-prevention rate in testing</w:t>
-      </w:r>
-    </w:p>
-    <w:p>
-      <w:pPr>
-        <w:spacing w:after="50"/>
-        <w:ind w:left="360"/>
-      </w:pPr>
-      <w:r>
-        <w:rPr>
-          <w:color w:val="FFFFFF"/>
-          <w:sz w:val="20"/>
-          <w:szCs w:val="20"/>
-          <w:rFonts w:ascii="Calibri" w:cs="Calibri" w:eastAsia="Calibri" w:hAnsi="Calibri"/>
-        </w:rPr>
-        <w:t xml:space="preserve">• Deployed a Dockerized CI/CD pipeline achieving 99.9% uptime, &lt;400ms API response times, and 85% test coverage while leading a team of 5 developers</w:t>
+        <w:t xml:space="preserve">• Implemented a 5-tier API security system with ML-powered XSS/CSRF detection and behavioral analysis, achieving a 100% attack-prevention rate in internal penetration testing</w:t>
+      </w:r>
+    </w:p>
+    <w:p>
+      <w:pPr>
+        <w:spacing w:after="50"/>
+        <w:ind w:left="360"/>
+      </w:pPr>
+      <w:r>
+        <w:rPr>
+          <w:color w:val="FFFFFF"/>
+          <w:sz w:val="20"/>
+          <w:szCs w:val="20"/>
+          <w:rFonts w:ascii="Calibri" w:cs="Calibri" w:eastAsia="Calibri" w:hAnsi="Calibri"/>
+        </w:rPr>
+        <w:t xml:space="preserve">• Deployed a Dockerized CI/CD pipeline achieving 99.9% staging uptime, &lt;400ms API response times, and 85% test coverage while leading a team of 5 developers</w:t>
       </w:r>
     </w:p>
     <w:p>
@@ -1067,7 +1067,7 @@
           <w:szCs w:val="20"/>
           <w:rFonts w:ascii="Calibri" w:cs="Calibri" w:eastAsia="Calibri" w:hAnsi="Calibri"/>
         </w:rPr>
-        <w:t xml:space="preserve">• Led the installation and configuration of 40 workstations, ensuring optimal performance and 100% user satisfaction</w:t>
+        <w:t xml:space="preserve">• Led the installation and configuration of 40 workstations, ensuring optimal performance with zero reported issues post-installation</w:t>
       </w:r>
     </w:p>
     <w:p>
@@ -3019,7 +3019,7 @@
           <w:szCs w:val="20"/>
           <w:rFonts w:ascii="Calibri" w:cs="Calibri" w:eastAsia="Calibri" w:hAnsi="Calibri"/>
         </w:rPr>
-        <w:t xml:space="preserve">★ Deployed scalable infrastructure with 99.9% uptime and &lt;400ms API response times</w:t>
+        <w:t xml:space="preserve">★ Deployed scalable infrastructure with 99.9% staging uptime and &lt;400ms API response times</w:t>
       </w:r>
     </w:p>
     <w:p>
@@ -3047,7 +3047,7 @@
           <w:szCs w:val="20"/>
           <w:rFonts w:ascii="Calibri" w:cs="Calibri" w:eastAsia="Calibri" w:hAnsi="Calibri"/>
         </w:rPr>
-        <w:t xml:space="preserve">★ Led installation and configuration of 40 workstations with 100% user satisfaction</w:t>
+        <w:t xml:space="preserve">★ Led installation and configuration of 40 workstations with zero reported post-installation issues</w:t>
       </w:r>
     </w:p>
     <w:sectPr>

--- a/documents/Efe_Obukohwo_Portfolio.docx
+++ b/documents/Efe_Obukohwo_Portfolio.docx
@@ -15,6 +15,7 @@
           <w:color w:val="FFD700"/>
           <w:sz w:val="36"/>
           <w:szCs w:val="36"/>
+          <w:caps/>
           <w:rFonts w:ascii="Calibri" w:cs="Calibri" w:eastAsia="Calibri" w:hAnsi="Calibri"/>
         </w:rPr>
         <w:t xml:space="preserve">Efe Obukohwo</w:t>
@@ -42,12 +43,63 @@
       </w:pPr>
       <w:r>
         <w:rPr>
-          <w:color w:val="CCCCCC"/>
-          <w:sz w:val="20"/>
-          <w:szCs w:val="20"/>
-          <w:rFonts w:ascii="Calibri" w:cs="Calibri" w:eastAsia="Calibri" w:hAnsi="Calibri"/>
-        </w:rPr>
-        <w:t xml:space="preserve">North York, Toronto, ON, Canada | +1 (905) 781-9825 | efe.obukohwo@outlook.com</w:t>
+          <w:b/>
+          <w:bCs/>
+          <w:color w:val="CCCCCC"/>
+          <w:sz w:val="20"/>
+          <w:szCs w:val="20"/>
+          <w:rFonts w:ascii="Calibri" w:cs="Calibri" w:eastAsia="Calibri" w:hAnsi="Calibri"/>
+        </w:rPr>
+        <w:t xml:space="preserve">Email: </w:t>
+      </w:r>
+      <w:r>
+        <w:rPr>
+          <w:color w:val="CCCCCC"/>
+          <w:sz w:val="20"/>
+          <w:szCs w:val="20"/>
+          <w:rFonts w:ascii="Calibri" w:cs="Calibri" w:eastAsia="Calibri" w:hAnsi="Calibri"/>
+        </w:rPr>
+        <w:t xml:space="preserve">efe.obukohwo@outlook.com    </w:t>
+      </w:r>
+      <w:r>
+        <w:rPr>
+          <w:b/>
+          <w:bCs/>
+          <w:color w:val="CCCCCC"/>
+          <w:sz w:val="20"/>
+          <w:szCs w:val="20"/>
+          <w:rFonts w:ascii="Calibri" w:cs="Calibri" w:eastAsia="Calibri" w:hAnsi="Calibri"/>
+        </w:rPr>
+        <w:t xml:space="preserve">Phone: </w:t>
+      </w:r>
+      <w:r>
+        <w:rPr>
+          <w:color w:val="CCCCCC"/>
+          <w:sz w:val="20"/>
+          <w:szCs w:val="20"/>
+          <w:rFonts w:ascii="Calibri" w:cs="Calibri" w:eastAsia="Calibri" w:hAnsi="Calibri"/>
+        </w:rPr>
+        <w:t xml:space="preserve">+1 (905) 781-9825    </w:t>
+      </w:r>
+      <w:r>
+        <w:rPr>
+          <w:b/>
+          <w:bCs/>
+          <w:color w:val="CCCCCC"/>
+          <w:sz w:val="20"/>
+          <w:szCs w:val="20"/>
+          <w:rFonts w:ascii="Calibri" w:cs="Calibri" w:eastAsia="Calibri" w:hAnsi="Calibri"/>
+        </w:rPr>
+        <w:t xml:space="preserve">Address: </w:t>
+      </w:r>
+      <w:r>
+        <w:rPr>
+          <w:color w:val="CCCCCC"/>
+          <w:sz w:val="20"/>
+          <w:szCs w:val="20"/>
+          <w:rFonts w:ascii="Calibri" w:cs="Calibri" w:eastAsia="Calibri" w:hAnsi="Calibri"/>
+        </w:rPr>
+        <w:t xml:space="preserve">North York, Toronto, ON, Canada</w:t>
       </w:r>
     </w:p>
     <w:p>
@@ -414,7 +466,10 @@
     </w:p>
     <w:p>
       <w:pPr>
-        <w:spacing w:before="150"/>
+        <w:tabs>
+          <w:tab w:val="right" w:pos="10800"/>
+        </w:tabs>
+        <w:spacing w:before="150" w:after="20"/>
       </w:pPr>
       <w:r>
         <w:rPr>
@@ -427,95 +482,193 @@
         </w:rPr>
         <w:t xml:space="preserve">Full Stack Developer Intern</w:t>
       </w:r>
-      <w:r>
-        <w:rPr>
-          <w:color w:val="FFD700"/>
+      <w:tab/>
+      <w:r>
+        <w:rPr>
+          <w:i/>
+          <w:iCs/>
+          <w:color w:val="CCCCCC"/>
+          <w:sz w:val="20"/>
+          <w:szCs w:val="20"/>
+          <w:rFonts w:ascii="Calibri" w:cs="Calibri" w:eastAsia="Calibri" w:hAnsi="Calibri"/>
+        </w:rPr>
+        <w:t xml:space="preserve">May 2025 – August 2025</w:t>
+      </w:r>
+    </w:p>
+    <w:p>
+      <w:pPr>
+        <w:spacing w:after="100"/>
+      </w:pPr>
+      <w:r>
+        <w:rPr>
+          <w:b/>
+          <w:bCs/>
+          <w:color w:val="FFD700"/>
+          <w:sz w:val="20"/>
+          <w:szCs w:val="20"/>
+          <w:rFonts w:ascii="Calibri" w:cs="Calibri" w:eastAsia="Calibri" w:hAnsi="Calibri"/>
+        </w:rPr>
+        <w:t xml:space="preserve">Zodiac Tech Toronto — Toronto, ON</w:t>
+      </w:r>
+    </w:p>
+    <w:p>
+      <w:pPr>
+        <w:spacing w:after="50"/>
+        <w:ind w:left="360"/>
+      </w:pPr>
+      <w:r>
+        <w:rPr>
+          <w:color w:val="FFFFFF"/>
+          <w:sz w:val="20"/>
+          <w:szCs w:val="20"/>
+          <w:rFonts w:ascii="Calibri" w:cs="Calibri" w:eastAsia="Calibri" w:hAnsi="Calibri"/>
+        </w:rPr>
+        <w:t xml:space="preserve">• Architected an AI-powered real estate analytics platform processing 49,551+ Canadian properties, achieving 88.3% ML prediction accuracy with an ensemble of XGBoost, LightGBM, and Random Forest</w:t>
+      </w:r>
+    </w:p>
+    <w:p>
+      <w:pPr>
+        <w:spacing w:after="50"/>
+        <w:ind w:left="360"/>
+      </w:pPr>
+      <w:r>
+        <w:rPr>
+          <w:color w:val="FFFFFF"/>
+          <w:sz w:val="20"/>
+          <w:szCs w:val="20"/>
+          <w:rFonts w:ascii="Calibri" w:cs="Calibri" w:eastAsia="Calibri" w:hAnsi="Calibri"/>
+        </w:rPr>
+        <w:t xml:space="preserve">• Led full-stack development of a production Flask application with MySQL and a 20+ endpoint REST API, shipping interactive property mapping and investment analytics</w:t>
+      </w:r>
+    </w:p>
+    <w:p>
+      <w:pPr>
+        <w:spacing w:after="50"/>
+        <w:ind w:left="360"/>
+      </w:pPr>
+      <w:r>
+        <w:rPr>
+          <w:color w:val="FFFFFF"/>
+          <w:sz w:val="20"/>
+          <w:szCs w:val="20"/>
+          <w:rFonts w:ascii="Calibri" w:cs="Calibri" w:eastAsia="Calibri" w:hAnsi="Calibri"/>
+        </w:rPr>
+        <w:t xml:space="preserve">• Implemented a 5-tier API security system with ML-powered XSS/CSRF detection and behavioral analysis, achieving a 100% attack-prevention rate in internal penetration testing</w:t>
+      </w:r>
+    </w:p>
+    <w:p>
+      <w:pPr>
+        <w:spacing w:after="50"/>
+        <w:ind w:left="360"/>
+      </w:pPr>
+      <w:r>
+        <w:rPr>
+          <w:color w:val="FFFFFF"/>
+          <w:sz w:val="20"/>
+          <w:szCs w:val="20"/>
+          <w:rFonts w:ascii="Calibri" w:cs="Calibri" w:eastAsia="Calibri" w:hAnsi="Calibri"/>
+        </w:rPr>
+        <w:t xml:space="preserve">• Deployed a Dockerized CI/CD pipeline achieving 99.9% staging uptime, &lt;400ms API response times, and 85% test coverage while leading a team of 5 developers</w:t>
+      </w:r>
+    </w:p>
+    <w:p>
+      <w:pPr>
+        <w:tabs>
+          <w:tab w:val="right" w:pos="10800"/>
+        </w:tabs>
+        <w:spacing w:before="150" w:after="20"/>
+      </w:pPr>
+      <w:r>
+        <w:rPr>
+          <w:b/>
+          <w:bCs/>
+          <w:color w:val="FFFFFF"/>
           <w:sz w:val="22"/>
           <w:szCs w:val="22"/>
           <w:rFonts w:ascii="Calibri" w:cs="Calibri" w:eastAsia="Calibri" w:hAnsi="Calibri"/>
         </w:rPr>
-        <w:t xml:space="preserve"> | Zodiac Tech Toronto</w:t>
-      </w:r>
-    </w:p>
-    <w:p>
-      <w:pPr>
-        <w:spacing w:after="100"/>
-      </w:pPr>
-      <w:r>
-        <w:rPr>
-          <w:i/>
-          <w:iCs/>
-          <w:color w:val="CCCCCC"/>
-          <w:sz w:val="20"/>
-          <w:szCs w:val="20"/>
-          <w:rFonts w:ascii="Calibri" w:cs="Calibri" w:eastAsia="Calibri" w:hAnsi="Calibri"/>
-        </w:rPr>
-        <w:t xml:space="preserve">Toronto, ON | May 2025 – August 2025</w:t>
-      </w:r>
-    </w:p>
-    <w:p>
-      <w:pPr>
-        <w:spacing w:after="50"/>
-        <w:ind w:left="360"/>
-      </w:pPr>
-      <w:r>
-        <w:rPr>
-          <w:color w:val="FFFFFF"/>
-          <w:sz w:val="20"/>
-          <w:szCs w:val="20"/>
-          <w:rFonts w:ascii="Calibri" w:cs="Calibri" w:eastAsia="Calibri" w:hAnsi="Calibri"/>
-        </w:rPr>
-        <w:t xml:space="preserve">• Architected an AI-powered real estate analytics platform processing 49,551+ Canadian properties, achieving 88.3% ML prediction accuracy with an ensemble of XGBoost, LightGBM, and Random Forest</w:t>
-      </w:r>
-    </w:p>
-    <w:p>
-      <w:pPr>
-        <w:spacing w:after="50"/>
-        <w:ind w:left="360"/>
-      </w:pPr>
-      <w:r>
-        <w:rPr>
-          <w:color w:val="FFFFFF"/>
-          <w:sz w:val="20"/>
-          <w:szCs w:val="20"/>
-          <w:rFonts w:ascii="Calibri" w:cs="Calibri" w:eastAsia="Calibri" w:hAnsi="Calibri"/>
-        </w:rPr>
-        <w:t xml:space="preserve">• Led full-stack development of a production Flask application with MySQL and a 20+ endpoint REST API, shipping interactive property mapping and investment analytics</w:t>
-      </w:r>
-    </w:p>
-    <w:p>
-      <w:pPr>
-        <w:spacing w:after="50"/>
-        <w:ind w:left="360"/>
-      </w:pPr>
-      <w:r>
-        <w:rPr>
-          <w:color w:val="FFFFFF"/>
-          <w:sz w:val="20"/>
-          <w:szCs w:val="20"/>
-          <w:rFonts w:ascii="Calibri" w:cs="Calibri" w:eastAsia="Calibri" w:hAnsi="Calibri"/>
-        </w:rPr>
-        <w:t xml:space="preserve">• Implemented a 5-tier API security system with ML-powered XSS/CSRF detection and behavioral analysis, achieving a 100% attack-prevention rate in internal penetration testing</w:t>
-      </w:r>
-    </w:p>
-    <w:p>
-      <w:pPr>
-        <w:spacing w:after="50"/>
-        <w:ind w:left="360"/>
-      </w:pPr>
-      <w:r>
-        <w:rPr>
-          <w:color w:val="FFFFFF"/>
-          <w:sz w:val="20"/>
-          <w:szCs w:val="20"/>
-          <w:rFonts w:ascii="Calibri" w:cs="Calibri" w:eastAsia="Calibri" w:hAnsi="Calibri"/>
-        </w:rPr>
-        <w:t xml:space="preserve">• Deployed a Dockerized CI/CD pipeline achieving 99.9% staging uptime, &lt;400ms API response times, and 85% test coverage while leading a team of 5 developers</w:t>
-      </w:r>
-    </w:p>
-    <w:p>
-      <w:pPr>
-        <w:spacing w:before="150"/>
+        <w:t xml:space="preserve">Customer Service Representative</w:t>
+      </w:r>
+      <w:tab/>
+      <w:r>
+        <w:rPr>
+          <w:i/>
+          <w:iCs/>
+          <w:color w:val="CCCCCC"/>
+          <w:sz w:val="20"/>
+          <w:szCs w:val="20"/>
+          <w:rFonts w:ascii="Calibri" w:cs="Calibri" w:eastAsia="Calibri" w:hAnsi="Calibri"/>
+        </w:rPr>
+        <w:t xml:space="preserve">Aug 2024 – May 2025</w:t>
+      </w:r>
+    </w:p>
+    <w:p>
+      <w:pPr>
+        <w:spacing w:after="100"/>
+      </w:pPr>
+      <w:r>
+        <w:rPr>
+          <w:b/>
+          <w:bCs/>
+          <w:color w:val="FFD700"/>
+          <w:sz w:val="20"/>
+          <w:szCs w:val="20"/>
+          <w:rFonts w:ascii="Calibri" w:cs="Calibri" w:eastAsia="Calibri" w:hAnsi="Calibri"/>
+        </w:rPr>
+        <w:t xml:space="preserve">IGNITE Student Life, Humber College — Toronto, ON</w:t>
+      </w:r>
+    </w:p>
+    <w:p>
+      <w:pPr>
+        <w:spacing w:after="50"/>
+        <w:ind w:left="360"/>
+      </w:pPr>
+      <w:r>
+        <w:rPr>
+          <w:color w:val="FFFFFF"/>
+          <w:sz w:val="20"/>
+          <w:szCs w:val="20"/>
+          <w:rFonts w:ascii="Calibri" w:cs="Calibri" w:eastAsia="Calibri" w:hAnsi="Calibri"/>
+        </w:rPr>
+        <w:t xml:space="preserve">• Automated a manual student registration and check-in workflow for the IGNITE Sleep Lounge, eliminating manual processing for 20,000+ students and cutting processing time by 90%</w:t>
+      </w:r>
+    </w:p>
+    <w:p>
+      <w:pPr>
+        <w:spacing w:after="50"/>
+        <w:ind w:left="360"/>
+      </w:pPr>
+      <w:r>
+        <w:rPr>
+          <w:color w:val="FFFFFF"/>
+          <w:sz w:val="20"/>
+          <w:szCs w:val="20"/>
+          <w:rFonts w:ascii="Calibri" w:cs="Calibri" w:eastAsia="Calibri" w:hAnsi="Calibri"/>
+        </w:rPr>
+        <w:t xml:space="preserve">• Led root-cause analysis on the insurance opt-in process, redesigning the workflow to cut processing time by 15%</w:t>
+      </w:r>
+    </w:p>
+    <w:p>
+      <w:pPr>
+        <w:spacing w:after="50"/>
+        <w:ind w:left="360"/>
+      </w:pPr>
+      <w:r>
+        <w:rPr>
+          <w:color w:val="FFFFFF"/>
+          <w:sz w:val="20"/>
+          <w:szCs w:val="20"/>
+          <w:rFonts w:ascii="Calibri" w:cs="Calibri" w:eastAsia="Calibri" w:hAnsi="Calibri"/>
+        </w:rPr>
+        <w:t xml:space="preserve">• Resolved billing issues and account discrepancies across a high volume of inbound student inquiries via phone, email, and live chat</w:t>
+      </w:r>
+    </w:p>
+    <w:p>
+      <w:pPr>
+        <w:tabs>
+          <w:tab w:val="right" w:pos="10800"/>
+        </w:tabs>
+        <w:spacing w:before="150" w:after="20"/>
       </w:pPr>
       <w:r>
         <w:rPr>
@@ -526,82 +679,180 @@
           <w:szCs w:val="22"/>
           <w:rFonts w:ascii="Calibri" w:cs="Calibri" w:eastAsia="Calibri" w:hAnsi="Calibri"/>
         </w:rPr>
-        <w:t xml:space="preserve">Customer Service Representative</w:t>
-      </w:r>
-      <w:r>
-        <w:rPr>
-          <w:color w:val="FFD700"/>
+        <w:t xml:space="preserve">Database Consultant</w:t>
+      </w:r>
+      <w:tab/>
+      <w:r>
+        <w:rPr>
+          <w:i/>
+          <w:iCs/>
+          <w:color w:val="CCCCCC"/>
+          <w:sz w:val="20"/>
+          <w:szCs w:val="20"/>
+          <w:rFonts w:ascii="Calibri" w:cs="Calibri" w:eastAsia="Calibri" w:hAnsi="Calibri"/>
+        </w:rPr>
+        <w:t xml:space="preserve">May 2023 – Dec 2025</w:t>
+      </w:r>
+    </w:p>
+    <w:p>
+      <w:pPr>
+        <w:spacing w:after="100"/>
+      </w:pPr>
+      <w:r>
+        <w:rPr>
+          <w:b/>
+          <w:bCs/>
+          <w:color w:val="FFD700"/>
+          <w:sz w:val="20"/>
+          <w:szCs w:val="20"/>
+          <w:rFonts w:ascii="Calibri" w:cs="Calibri" w:eastAsia="Calibri" w:hAnsi="Calibri"/>
+        </w:rPr>
+        <w:t xml:space="preserve">Humanitarian Outcomes — Remote</w:t>
+      </w:r>
+    </w:p>
+    <w:p>
+      <w:pPr>
+        <w:spacing w:after="50"/>
+        <w:ind w:left="360"/>
+      </w:pPr>
+      <w:r>
+        <w:rPr>
+          <w:color w:val="FFFFFF"/>
+          <w:sz w:val="20"/>
+          <w:szCs w:val="20"/>
+          <w:rFonts w:ascii="Calibri" w:cs="Calibri" w:eastAsia="Calibri" w:hAnsi="Calibri"/>
+        </w:rPr>
+        <w:t xml:space="preserve">• Resolved data-integrity issues across the GDHO Airtable and database while designing optimized schemas with the team lead, driving a 25% increase in operational efficiency</w:t>
+      </w:r>
+    </w:p>
+    <w:p>
+      <w:pPr>
+        <w:spacing w:after="50"/>
+        <w:ind w:left="360"/>
+      </w:pPr>
+      <w:r>
+        <w:rPr>
+          <w:color w:val="FFFFFF"/>
+          <w:sz w:val="20"/>
+          <w:szCs w:val="20"/>
+          <w:rFonts w:ascii="Calibri" w:cs="Calibri" w:eastAsia="Calibri" w:hAnsi="Calibri"/>
+        </w:rPr>
+        <w:t xml:space="preserve">• Conducted trend analysis using SPSS and SQL, then visualized findings in Tableau and Power BI to drive data-informed decisions for humanitarian stakeholders worldwide</w:t>
+      </w:r>
+    </w:p>
+    <w:p>
+      <w:pPr>
+        <w:spacing w:after="50"/>
+        <w:ind w:left="360"/>
+      </w:pPr>
+      <w:r>
+        <w:rPr>
+          <w:color w:val="FFFFFF"/>
+          <w:sz w:val="20"/>
+          <w:szCs w:val="20"/>
+          <w:rFonts w:ascii="Calibri" w:cs="Calibri" w:eastAsia="Calibri" w:hAnsi="Calibri"/>
+        </w:rPr>
+        <w:t xml:space="preserve">• Built and segmented 1,200+ partner and audience lists using Airtable and SQL, increasing campaign engagement by 30%</w:t>
+      </w:r>
+    </w:p>
+    <w:p>
+      <w:pPr>
+        <w:spacing w:after="50"/>
+        <w:ind w:left="360"/>
+      </w:pPr>
+      <w:r>
+        <w:rPr>
+          <w:color w:val="FFFFFF"/>
+          <w:sz w:val="20"/>
+          <w:szCs w:val="20"/>
+          <w:rFonts w:ascii="Calibri" w:cs="Calibri" w:eastAsia="Calibri" w:hAnsi="Calibri"/>
+        </w:rPr>
+        <w:t xml:space="preserve">• Qualified 350+ leads from events and surveys using structured frameworks, converting 120 into high-priority partnership opportunities</w:t>
+      </w:r>
+    </w:p>
+    <w:p>
+      <w:pPr>
+        <w:tabs>
+          <w:tab w:val="right" w:pos="10800"/>
+        </w:tabs>
+        <w:spacing w:before="150" w:after="20"/>
+      </w:pPr>
+      <w:r>
+        <w:rPr>
+          <w:b/>
+          <w:bCs/>
+          <w:color w:val="FFFFFF"/>
           <w:sz w:val="22"/>
           <w:szCs w:val="22"/>
           <w:rFonts w:ascii="Calibri" w:cs="Calibri" w:eastAsia="Calibri" w:hAnsi="Calibri"/>
         </w:rPr>
-        <w:t xml:space="preserve"> | IGNITE Student Life, Humber College</w:t>
-      </w:r>
-    </w:p>
-    <w:p>
-      <w:pPr>
-        <w:spacing w:after="100"/>
-      </w:pPr>
-      <w:r>
-        <w:rPr>
-          <w:i/>
-          <w:iCs/>
-          <w:color w:val="CCCCCC"/>
-          <w:sz w:val="20"/>
-          <w:szCs w:val="20"/>
-          <w:rFonts w:ascii="Calibri" w:cs="Calibri" w:eastAsia="Calibri" w:hAnsi="Calibri"/>
-        </w:rPr>
-        <w:t xml:space="preserve">Toronto, ON | Aug 2024 – May 2025</w:t>
-      </w:r>
-    </w:p>
-    <w:p>
-      <w:pPr>
-        <w:spacing w:after="50"/>
-        <w:ind w:left="360"/>
-      </w:pPr>
-      <w:r>
-        <w:rPr>
-          <w:color w:val="FFFFFF"/>
-          <w:sz w:val="20"/>
-          <w:szCs w:val="20"/>
-          <w:rFonts w:ascii="Calibri" w:cs="Calibri" w:eastAsia="Calibri" w:hAnsi="Calibri"/>
-        </w:rPr>
-        <w:t xml:space="preserve">• Automated a manual student registration and check-in workflow for the IGNITE Sleep Lounge, eliminating manual processing for 20,000+ students and cutting processing time by 90%</w:t>
-      </w:r>
-    </w:p>
-    <w:p>
-      <w:pPr>
-        <w:spacing w:after="50"/>
-        <w:ind w:left="360"/>
-      </w:pPr>
-      <w:r>
-        <w:rPr>
-          <w:color w:val="FFFFFF"/>
-          <w:sz w:val="20"/>
-          <w:szCs w:val="20"/>
-          <w:rFonts w:ascii="Calibri" w:cs="Calibri" w:eastAsia="Calibri" w:hAnsi="Calibri"/>
-        </w:rPr>
-        <w:t xml:space="preserve">• Led root-cause analysis on the insurance opt-in process, redesigning the workflow to cut processing time by 15%</w:t>
-      </w:r>
-    </w:p>
-    <w:p>
-      <w:pPr>
-        <w:spacing w:after="50"/>
-        <w:ind w:left="360"/>
-      </w:pPr>
-      <w:r>
-        <w:rPr>
-          <w:color w:val="FFFFFF"/>
-          <w:sz w:val="20"/>
-          <w:szCs w:val="20"/>
-          <w:rFonts w:ascii="Calibri" w:cs="Calibri" w:eastAsia="Calibri" w:hAnsi="Calibri"/>
-        </w:rPr>
-        <w:t xml:space="preserve">• Resolved billing issues and account discrepancies across a high volume of inbound student inquiries via phone, email, and live chat</w:t>
-      </w:r>
-    </w:p>
-    <w:p>
-      <w:pPr>
-        <w:spacing w:before="150"/>
+        <w:t xml:space="preserve">Research Analyst Intern</w:t>
+      </w:r>
+      <w:tab/>
+      <w:r>
+        <w:rPr>
+          <w:i/>
+          <w:iCs/>
+          <w:color w:val="CCCCCC"/>
+          <w:sz w:val="20"/>
+          <w:szCs w:val="20"/>
+          <w:rFonts w:ascii="Calibri" w:cs="Calibri" w:eastAsia="Calibri" w:hAnsi="Calibri"/>
+        </w:rPr>
+        <w:t xml:space="preserve">May 2023 – Aug 2023 (Concurrent)</w:t>
+      </w:r>
+    </w:p>
+    <w:p>
+      <w:pPr>
+        <w:spacing w:after="100"/>
+      </w:pPr>
+      <w:r>
+        <w:rPr>
+          <w:b/>
+          <w:bCs/>
+          <w:color w:val="FFD700"/>
+          <w:sz w:val="20"/>
+          <w:szCs w:val="20"/>
+          <w:rFonts w:ascii="Calibri" w:cs="Calibri" w:eastAsia="Calibri" w:hAnsi="Calibri"/>
+        </w:rPr>
+        <w:t xml:space="preserve">Flip Foundation, Inc. — Canada</w:t>
+      </w:r>
+    </w:p>
+    <w:p>
+      <w:pPr>
+        <w:spacing w:after="50"/>
+        <w:ind w:left="360"/>
+      </w:pPr>
+      <w:r>
+        <w:rPr>
+          <w:color w:val="FFFFFF"/>
+          <w:sz w:val="20"/>
+          <w:szCs w:val="20"/>
+          <w:rFonts w:ascii="Calibri" w:cs="Calibri" w:eastAsia="Calibri" w:hAnsi="Calibri"/>
+        </w:rPr>
+        <w:t xml:space="preserve">• Conducted quantitative and qualitative analysis on leadership barriers among LGBTQ+ and BIPOC youth using SPSS, SQL, and Excel, then visualized findings in Power BI and Infogram for stakeholder presentations</w:t>
+      </w:r>
+    </w:p>
+    <w:p>
+      <w:pPr>
+        <w:spacing w:after="50"/>
+        <w:ind w:left="360"/>
+      </w:pPr>
+      <w:r>
+        <w:rPr>
+          <w:color w:val="FFFFFF"/>
+          <w:sz w:val="20"/>
+          <w:szCs w:val="20"/>
+          <w:rFonts w:ascii="Calibri" w:cs="Calibri" w:eastAsia="Calibri" w:hAnsi="Calibri"/>
+        </w:rPr>
+        <w:t xml:space="preserve">• Authored research reports synthesizing key trends and statistical findings, presenting outcomes directly to stakeholders to guide data-driven program decisions</w:t>
+      </w:r>
+    </w:p>
+    <w:p>
+      <w:pPr>
+        <w:tabs>
+          <w:tab w:val="right" w:pos="10800"/>
+        </w:tabs>
+        <w:spacing w:before="150" w:after="20"/>
       </w:pPr>
       <w:r>
         <w:rPr>
@@ -612,97 +863,180 @@
           <w:szCs w:val="22"/>
           <w:rFonts w:ascii="Calibri" w:cs="Calibri" w:eastAsia="Calibri" w:hAnsi="Calibri"/>
         </w:rPr>
-        <w:t xml:space="preserve">Database Consultant</w:t>
-      </w:r>
-      <w:r>
-        <w:rPr>
-          <w:color w:val="FFD700"/>
+        <w:t xml:space="preserve">IT Department Lead</w:t>
+      </w:r>
+      <w:tab/>
+      <w:r>
+        <w:rPr>
+          <w:i/>
+          <w:iCs/>
+          <w:color w:val="CCCCCC"/>
+          <w:sz w:val="20"/>
+          <w:szCs w:val="20"/>
+          <w:rFonts w:ascii="Calibri" w:cs="Calibri" w:eastAsia="Calibri" w:hAnsi="Calibri"/>
+        </w:rPr>
+        <w:t xml:space="preserve">Jan 2021 – Aug 2021 (Full-time)</w:t>
+      </w:r>
+    </w:p>
+    <w:p>
+      <w:pPr>
+        <w:spacing w:after="100"/>
+      </w:pPr>
+      <w:r>
+        <w:rPr>
+          <w:b/>
+          <w:bCs/>
+          <w:color w:val="FFD700"/>
+          <w:sz w:val="20"/>
+          <w:szCs w:val="20"/>
+          <w:rFonts w:ascii="Calibri" w:cs="Calibri" w:eastAsia="Calibri" w:hAnsi="Calibri"/>
+        </w:rPr>
+        <w:t xml:space="preserve">Our Lady of Nigeria Secondary School — Oghara, Delta State, Nigeria</w:t>
+      </w:r>
+    </w:p>
+    <w:p>
+      <w:pPr>
+        <w:spacing w:after="50"/>
+        <w:ind w:left="360"/>
+      </w:pPr>
+      <w:r>
+        <w:rPr>
+          <w:color w:val="FFFFFF"/>
+          <w:sz w:val="20"/>
+          <w:szCs w:val="20"/>
+          <w:rFonts w:ascii="Calibri" w:cs="Calibri" w:eastAsia="Calibri" w:hAnsi="Calibri"/>
+        </w:rPr>
+        <w:t xml:space="preserve">• Led a departmental initiative to digitize lesson-plan creation and approval through the school website, replacing a fully manual, paper-based process</w:t>
+      </w:r>
+    </w:p>
+    <w:p>
+      <w:pPr>
+        <w:spacing w:after="50"/>
+        <w:ind w:left="360"/>
+      </w:pPr>
+      <w:r>
+        <w:rPr>
+          <w:color w:val="FFFFFF"/>
+          <w:sz w:val="20"/>
+          <w:szCs w:val="20"/>
+          <w:rFonts w:ascii="Calibri" w:cs="Calibri" w:eastAsia="Calibri" w:hAnsi="Calibri"/>
+        </w:rPr>
+        <w:t xml:space="preserve">• Streamlined lesson-plan review and approval turnaround for the department, increasing teacher collaboration and operational efficiency by 50%</w:t>
+      </w:r>
+    </w:p>
+    <w:p>
+      <w:pPr>
+        <w:tabs>
+          <w:tab w:val="right" w:pos="10800"/>
+        </w:tabs>
+        <w:spacing w:before="150" w:after="20"/>
+      </w:pPr>
+      <w:r>
+        <w:rPr>
+          <w:b/>
+          <w:bCs/>
+          <w:color w:val="FFFFFF"/>
           <w:sz w:val="22"/>
           <w:szCs w:val="22"/>
           <w:rFonts w:ascii="Calibri" w:cs="Calibri" w:eastAsia="Calibri" w:hAnsi="Calibri"/>
         </w:rPr>
-        <w:t xml:space="preserve"> | Humanitarian Outcomes</w:t>
-      </w:r>
-    </w:p>
-    <w:p>
-      <w:pPr>
-        <w:spacing w:after="100"/>
-      </w:pPr>
-      <w:r>
-        <w:rPr>
-          <w:i/>
-          <w:iCs/>
-          <w:color w:val="CCCCCC"/>
-          <w:sz w:val="20"/>
-          <w:szCs w:val="20"/>
-          <w:rFonts w:ascii="Calibri" w:cs="Calibri" w:eastAsia="Calibri" w:hAnsi="Calibri"/>
-        </w:rPr>
-        <w:t xml:space="preserve">Remote | May 2023 – Dec 2025</w:t>
-      </w:r>
-    </w:p>
-    <w:p>
-      <w:pPr>
-        <w:spacing w:after="50"/>
-        <w:ind w:left="360"/>
-      </w:pPr>
-      <w:r>
-        <w:rPr>
-          <w:color w:val="FFFFFF"/>
-          <w:sz w:val="20"/>
-          <w:szCs w:val="20"/>
-          <w:rFonts w:ascii="Calibri" w:cs="Calibri" w:eastAsia="Calibri" w:hAnsi="Calibri"/>
-        </w:rPr>
-        <w:t xml:space="preserve">• Resolved data-integrity issues across the GDHO Airtable and database while designing optimized schemas with the team lead, driving a 25% increase in operational efficiency</w:t>
-      </w:r>
-    </w:p>
-    <w:p>
-      <w:pPr>
-        <w:spacing w:after="50"/>
-        <w:ind w:left="360"/>
-      </w:pPr>
-      <w:r>
-        <w:rPr>
-          <w:color w:val="FFFFFF"/>
-          <w:sz w:val="20"/>
-          <w:szCs w:val="20"/>
-          <w:rFonts w:ascii="Calibri" w:cs="Calibri" w:eastAsia="Calibri" w:hAnsi="Calibri"/>
-        </w:rPr>
-        <w:t xml:space="preserve">• Conducted trend analysis using SPSS and SQL, then visualized findings in Tableau and Power BI to drive data-informed decisions for humanitarian stakeholders worldwide</w:t>
-      </w:r>
-    </w:p>
-    <w:p>
-      <w:pPr>
-        <w:spacing w:after="50"/>
-        <w:ind w:left="360"/>
-      </w:pPr>
-      <w:r>
-        <w:rPr>
-          <w:color w:val="FFFFFF"/>
-          <w:sz w:val="20"/>
-          <w:szCs w:val="20"/>
-          <w:rFonts w:ascii="Calibri" w:cs="Calibri" w:eastAsia="Calibri" w:hAnsi="Calibri"/>
-        </w:rPr>
-        <w:t xml:space="preserve">• Built and segmented 1,200+ partner and audience lists using Airtable and SQL, increasing campaign engagement by 30%</w:t>
-      </w:r>
-    </w:p>
-    <w:p>
-      <w:pPr>
-        <w:spacing w:after="50"/>
-        <w:ind w:left="360"/>
-      </w:pPr>
-      <w:r>
-        <w:rPr>
-          <w:color w:val="FFFFFF"/>
-          <w:sz w:val="20"/>
-          <w:szCs w:val="20"/>
-          <w:rFonts w:ascii="Calibri" w:cs="Calibri" w:eastAsia="Calibri" w:hAnsi="Calibri"/>
-        </w:rPr>
-        <w:t xml:space="preserve">• Qualified 350+ leads from events and surveys using structured frameworks, converting 120 into high-priority partnership opportunities</w:t>
-      </w:r>
-    </w:p>
-    <w:p>
-      <w:pPr>
-        <w:spacing w:before="150"/>
+        <w:t xml:space="preserve">Compliance Officer - AML/Fraud</w:t>
+      </w:r>
+      <w:tab/>
+      <w:r>
+        <w:rPr>
+          <w:i/>
+          <w:iCs/>
+          <w:color w:val="CCCCCC"/>
+          <w:sz w:val="20"/>
+          <w:szCs w:val="20"/>
+          <w:rFonts w:ascii="Calibri" w:cs="Calibri" w:eastAsia="Calibri" w:hAnsi="Calibri"/>
+        </w:rPr>
+        <w:t xml:space="preserve">Nov 2019 – Aug 2022 (Third-Party Contract, Full-Time)</w:t>
+      </w:r>
+    </w:p>
+    <w:p>
+      <w:pPr>
+        <w:spacing w:after="100"/>
+      </w:pPr>
+      <w:r>
+        <w:rPr>
+          <w:b/>
+          <w:bCs/>
+          <w:color w:val="FFD700"/>
+          <w:sz w:val="20"/>
+          <w:szCs w:val="20"/>
+          <w:rFonts w:ascii="Calibri" w:cs="Calibri" w:eastAsia="Calibri" w:hAnsi="Calibri"/>
+        </w:rPr>
+        <w:t xml:space="preserve">United Bank for Africa (UBA) — Sapele, Nigeria</w:t>
+      </w:r>
+    </w:p>
+    <w:p>
+      <w:pPr>
+        <w:spacing w:after="50"/>
+        <w:ind w:left="360"/>
+      </w:pPr>
+      <w:r>
+        <w:rPr>
+          <w:color w:val="FFFFFF"/>
+          <w:sz w:val="20"/>
+          <w:szCs w:val="20"/>
+          <w:rFonts w:ascii="Calibri" w:cs="Calibri" w:eastAsia="Calibri" w:hAnsi="Calibri"/>
+        </w:rPr>
+        <w:t xml:space="preserve">• Monitored and analyzed daily transactions across a retail and corporate client portfolio, detecting and preventing money laundering, terrorist financing, and fraud</w:t>
+      </w:r>
+    </w:p>
+    <w:p>
+      <w:pPr>
+        <w:spacing w:after="50"/>
+        <w:ind w:left="360"/>
+      </w:pPr>
+      <w:r>
+        <w:rPr>
+          <w:color w:val="FFFFFF"/>
+          <w:sz w:val="20"/>
+          <w:szCs w:val="20"/>
+          <w:rFonts w:ascii="Calibri" w:cs="Calibri" w:eastAsia="Calibri" w:hAnsi="Calibri"/>
+        </w:rPr>
+        <w:t xml:space="preserve">• Investigated 30+ system-generated alerts weekly using SQL queries and advanced Excel (VLOOKUP, Pivot Tables) to identify and escalate suspicious activity</w:t>
+      </w:r>
+    </w:p>
+    <w:p>
+      <w:pPr>
+        <w:spacing w:after="50"/>
+        <w:ind w:left="360"/>
+      </w:pPr>
+      <w:r>
+        <w:rPr>
+          <w:color w:val="FFFFFF"/>
+          <w:sz w:val="20"/>
+          <w:szCs w:val="20"/>
+          <w:rFonts w:ascii="Calibri" w:cs="Calibri" w:eastAsia="Calibri" w:hAnsi="Calibri"/>
+        </w:rPr>
+        <w:t xml:space="preserve">• Conducted Customer Due Diligence (CDD) and Enhanced Due Diligence (EDD) for high-risk clients, ensuring full regulatory compliance</w:t>
+      </w:r>
+    </w:p>
+    <w:p>
+      <w:pPr>
+        <w:spacing w:after="50"/>
+        <w:ind w:left="360"/>
+      </w:pPr>
+      <w:r>
+        <w:rPr>
+          <w:color w:val="FFFFFF"/>
+          <w:sz w:val="20"/>
+          <w:szCs w:val="20"/>
+          <w:rFonts w:ascii="Calibri" w:cs="Calibri" w:eastAsia="Calibri" w:hAnsi="Calibri"/>
+        </w:rPr>
+        <w:t xml:space="preserve">• Drafted Suspicious Transaction Reports (STRs) for the Nigerian Financial Intelligence Unit, contributing to a 10% increase in branch reporting accuracy</w:t>
+      </w:r>
+    </w:p>
+    <w:p>
+      <w:pPr>
+        <w:tabs>
+          <w:tab w:val="right" w:pos="10800"/>
+        </w:tabs>
+        <w:spacing w:before="150" w:after="20"/>
       </w:pPr>
       <w:r>
         <w:rPr>
@@ -713,67 +1047,165 @@
           <w:szCs w:val="22"/>
           <w:rFonts w:ascii="Calibri" w:cs="Calibri" w:eastAsia="Calibri" w:hAnsi="Calibri"/>
         </w:rPr>
-        <w:t xml:space="preserve">Research Analyst Intern</w:t>
-      </w:r>
-      <w:r>
-        <w:rPr>
-          <w:color w:val="FFD700"/>
+        <w:t xml:space="preserve">Data Processing Teacher</w:t>
+      </w:r>
+      <w:tab/>
+      <w:r>
+        <w:rPr>
+          <w:i/>
+          <w:iCs/>
+          <w:color w:val="CCCCCC"/>
+          <w:sz w:val="20"/>
+          <w:szCs w:val="20"/>
+          <w:rFonts w:ascii="Calibri" w:cs="Calibri" w:eastAsia="Calibri" w:hAnsi="Calibri"/>
+        </w:rPr>
+        <w:t xml:space="preserve">Sep 2019 – Aug 2021 (Full-time)</w:t>
+      </w:r>
+    </w:p>
+    <w:p>
+      <w:pPr>
+        <w:spacing w:after="100"/>
+      </w:pPr>
+      <w:r>
+        <w:rPr>
+          <w:b/>
+          <w:bCs/>
+          <w:color w:val="FFD700"/>
+          <w:sz w:val="20"/>
+          <w:szCs w:val="20"/>
+          <w:rFonts w:ascii="Calibri" w:cs="Calibri" w:eastAsia="Calibri" w:hAnsi="Calibri"/>
+        </w:rPr>
+        <w:t xml:space="preserve">Our Lady of Nigeria Secondary School — Oghara, Delta State, Nigeria</w:t>
+      </w:r>
+    </w:p>
+    <w:p>
+      <w:pPr>
+        <w:spacing w:after="50"/>
+        <w:ind w:left="360"/>
+      </w:pPr>
+      <w:r>
+        <w:rPr>
+          <w:color w:val="FFFFFF"/>
+          <w:sz w:val="20"/>
+          <w:szCs w:val="20"/>
+          <w:rFonts w:ascii="Calibri" w:cs="Calibri" w:eastAsia="Calibri" w:hAnsi="Calibri"/>
+        </w:rPr>
+        <w:t xml:space="preserve">• Pioneered the school's transition from manual to digital result computation, improving grading accuracy and cutting processing time by 75%</w:t>
+      </w:r>
+    </w:p>
+    <w:p>
+      <w:pPr>
+        <w:spacing w:after="50"/>
+        <w:ind w:left="360"/>
+      </w:pPr>
+      <w:r>
+        <w:rPr>
+          <w:color w:val="FFFFFF"/>
+          <w:sz w:val="20"/>
+          <w:szCs w:val="20"/>
+          <w:rFonts w:ascii="Calibri" w:cs="Calibri" w:eastAsia="Calibri" w:hAnsi="Calibri"/>
+        </w:rPr>
+        <w:t xml:space="preserve">• Applied data-driven teaching strategies informed by student performance trends, lifting average student grades by 20%</w:t>
+      </w:r>
+    </w:p>
+    <w:p>
+      <w:pPr>
+        <w:tabs>
+          <w:tab w:val="right" w:pos="10800"/>
+        </w:tabs>
+        <w:spacing w:before="150" w:after="20"/>
+      </w:pPr>
+      <w:r>
+        <w:rPr>
+          <w:b/>
+          <w:bCs/>
+          <w:color w:val="FFFFFF"/>
           <w:sz w:val="22"/>
           <w:szCs w:val="22"/>
           <w:rFonts w:ascii="Calibri" w:cs="Calibri" w:eastAsia="Calibri" w:hAnsi="Calibri"/>
         </w:rPr>
-        <w:t xml:space="preserve"> | Flip Foundation, Inc.</w:t>
-      </w:r>
-    </w:p>
-    <w:p>
-      <w:pPr>
-        <w:spacing w:after="100"/>
-      </w:pPr>
-      <w:r>
-        <w:rPr>
-          <w:i/>
-          <w:iCs/>
-          <w:color w:val="CCCCCC"/>
-          <w:sz w:val="20"/>
-          <w:szCs w:val="20"/>
-          <w:rFonts w:ascii="Calibri" w:cs="Calibri" w:eastAsia="Calibri" w:hAnsi="Calibri"/>
-        </w:rPr>
-        <w:t xml:space="preserve">Canada | May 2023 – Aug 2023 (Concurrent)</w:t>
-      </w:r>
-    </w:p>
-    <w:p>
-      <w:pPr>
-        <w:spacing w:after="50"/>
-        <w:ind w:left="360"/>
-      </w:pPr>
-      <w:r>
-        <w:rPr>
-          <w:color w:val="FFFFFF"/>
-          <w:sz w:val="20"/>
-          <w:szCs w:val="20"/>
-          <w:rFonts w:ascii="Calibri" w:cs="Calibri" w:eastAsia="Calibri" w:hAnsi="Calibri"/>
-        </w:rPr>
-        <w:t xml:space="preserve">• Conducted quantitative and qualitative analysis on leadership barriers among LGBTQ+ and BIPOC youth using SPSS, SQL, and Excel, then visualized findings in Power BI and Infogram for stakeholder presentations</w:t>
-      </w:r>
-    </w:p>
-    <w:p>
-      <w:pPr>
-        <w:spacing w:after="50"/>
-        <w:ind w:left="360"/>
-      </w:pPr>
-      <w:r>
-        <w:rPr>
-          <w:color w:val="FFFFFF"/>
-          <w:sz w:val="20"/>
-          <w:szCs w:val="20"/>
-          <w:rFonts w:ascii="Calibri" w:cs="Calibri" w:eastAsia="Calibri" w:hAnsi="Calibri"/>
-        </w:rPr>
-        <w:t xml:space="preserve">• Authored research reports synthesizing key trends and statistical findings, presenting outcomes directly to stakeholders to guide data-driven program decisions</w:t>
-      </w:r>
-    </w:p>
-    <w:p>
-      <w:pPr>
-        <w:spacing w:before="150"/>
+        <w:t xml:space="preserve">IT Support Specialist</w:t>
+      </w:r>
+      <w:tab/>
+      <w:r>
+        <w:rPr>
+          <w:i/>
+          <w:iCs/>
+          <w:color w:val="CCCCCC"/>
+          <w:sz w:val="20"/>
+          <w:szCs w:val="20"/>
+          <w:rFonts w:ascii="Calibri" w:cs="Calibri" w:eastAsia="Calibri" w:hAnsi="Calibri"/>
+        </w:rPr>
+        <w:t xml:space="preserve">Nov 2017 – Oct 2019 (Part-time)</w:t>
+      </w:r>
+    </w:p>
+    <w:p>
+      <w:pPr>
+        <w:spacing w:after="100"/>
+      </w:pPr>
+      <w:r>
+        <w:rPr>
+          <w:b/>
+          <w:bCs/>
+          <w:color w:val="FFD700"/>
+          <w:sz w:val="20"/>
+          <w:szCs w:val="20"/>
+          <w:rFonts w:ascii="Calibri" w:cs="Calibri" w:eastAsia="Calibri" w:hAnsi="Calibri"/>
+        </w:rPr>
+        <w:t xml:space="preserve">Delta State College of Education, Nigeria — Mosogar, Nigeria</w:t>
+      </w:r>
+    </w:p>
+    <w:p>
+      <w:pPr>
+        <w:spacing w:after="50"/>
+        <w:ind w:left="360"/>
+      </w:pPr>
+      <w:r>
+        <w:rPr>
+          <w:color w:val="FFFFFF"/>
+          <w:sz w:val="20"/>
+          <w:szCs w:val="20"/>
+          <w:rFonts w:ascii="Calibri" w:cs="Calibri" w:eastAsia="Calibri" w:hAnsi="Calibri"/>
+        </w:rPr>
+        <w:t xml:space="preserve">• Led the installation and configuration of 40 workstations, ensuring optimal performance with zero reported issues post-installation</w:t>
+      </w:r>
+    </w:p>
+    <w:p>
+      <w:pPr>
+        <w:spacing w:after="50"/>
+        <w:ind w:left="360"/>
+      </w:pPr>
+      <w:r>
+        <w:rPr>
+          <w:color w:val="FFFFFF"/>
+          <w:sz w:val="20"/>
+          <w:szCs w:val="20"/>
+          <w:rFonts w:ascii="Calibri" w:cs="Calibri" w:eastAsia="Calibri" w:hAnsi="Calibri"/>
+        </w:rPr>
+        <w:t xml:space="preserve">• Resolved technical issues for 65+ end-users promptly and accurately while strengthening antivirus and cybersecurity protocols across all systems</w:t>
+      </w:r>
+    </w:p>
+    <w:p>
+      <w:pPr>
+        <w:spacing w:after="50"/>
+        <w:ind w:left="360"/>
+      </w:pPr>
+      <w:r>
+        <w:rPr>
+          <w:color w:val="FFFFFF"/>
+          <w:sz w:val="20"/>
+          <w:szCs w:val="20"/>
+          <w:rFonts w:ascii="Calibri" w:cs="Calibri" w:eastAsia="Calibri" w:hAnsi="Calibri"/>
+        </w:rPr>
+        <w:t xml:space="preserve">• Implemented a remote support system, streamlining registration and payment assistance for students</w:t>
+      </w:r>
+    </w:p>
+    <w:p>
+      <w:pPr>
+        <w:tabs>
+          <w:tab w:val="right" w:pos="10800"/>
+        </w:tabs>
+        <w:spacing w:before="150" w:after="20"/>
       </w:pPr>
       <w:r>
         <w:rPr>
@@ -784,361 +1216,35 @@
           <w:szCs w:val="22"/>
           <w:rFonts w:ascii="Calibri" w:cs="Calibri" w:eastAsia="Calibri" w:hAnsi="Calibri"/>
         </w:rPr>
-        <w:t xml:space="preserve">IT Department Lead</w:t>
-      </w:r>
-      <w:r>
-        <w:rPr>
-          <w:color w:val="FFD700"/>
-          <w:sz w:val="22"/>
-          <w:szCs w:val="22"/>
-          <w:rFonts w:ascii="Calibri" w:cs="Calibri" w:eastAsia="Calibri" w:hAnsi="Calibri"/>
-        </w:rPr>
-        <w:t xml:space="preserve"> | Our Lady of Nigeria Secondary School</w:t>
-      </w:r>
-    </w:p>
-    <w:p>
-      <w:pPr>
-        <w:spacing w:after="100"/>
-      </w:pPr>
-      <w:r>
-        <w:rPr>
-          <w:i/>
-          <w:iCs/>
-          <w:color w:val="CCCCCC"/>
-          <w:sz w:val="20"/>
-          <w:szCs w:val="20"/>
-          <w:rFonts w:ascii="Calibri" w:cs="Calibri" w:eastAsia="Calibri" w:hAnsi="Calibri"/>
-        </w:rPr>
-        <w:t xml:space="preserve">Oghara, Delta State, Nigeria | Jan 2021 – Aug 2021 (Full-time)</w:t>
-      </w:r>
-    </w:p>
-    <w:p>
-      <w:pPr>
-        <w:spacing w:after="50"/>
-        <w:ind w:left="360"/>
-      </w:pPr>
-      <w:r>
-        <w:rPr>
-          <w:color w:val="FFFFFF"/>
-          <w:sz w:val="20"/>
-          <w:szCs w:val="20"/>
-          <w:rFonts w:ascii="Calibri" w:cs="Calibri" w:eastAsia="Calibri" w:hAnsi="Calibri"/>
-        </w:rPr>
-        <w:t xml:space="preserve">• Led a departmental initiative to digitize lesson-plan creation and approval through the school website, replacing a fully manual, paper-based process</w:t>
-      </w:r>
-    </w:p>
-    <w:p>
-      <w:pPr>
-        <w:spacing w:after="50"/>
-        <w:ind w:left="360"/>
-      </w:pPr>
-      <w:r>
-        <w:rPr>
-          <w:color w:val="FFFFFF"/>
-          <w:sz w:val="20"/>
-          <w:szCs w:val="20"/>
-          <w:rFonts w:ascii="Calibri" w:cs="Calibri" w:eastAsia="Calibri" w:hAnsi="Calibri"/>
-        </w:rPr>
-        <w:t xml:space="preserve">• Streamlined lesson-plan review and approval turnaround for the department, increasing teacher collaboration and operational efficiency by 50%</w:t>
-      </w:r>
-    </w:p>
-    <w:p>
-      <w:pPr>
-        <w:spacing w:before="150"/>
-      </w:pPr>
-      <w:r>
-        <w:rPr>
-          <w:b/>
-          <w:bCs/>
-          <w:color w:val="FFFFFF"/>
-          <w:sz w:val="22"/>
-          <w:szCs w:val="22"/>
-          <w:rFonts w:ascii="Calibri" w:cs="Calibri" w:eastAsia="Calibri" w:hAnsi="Calibri"/>
-        </w:rPr>
-        <w:t xml:space="preserve">Compliance Officer - AML/Fraud</w:t>
-      </w:r>
-      <w:r>
-        <w:rPr>
-          <w:color w:val="FFD700"/>
-          <w:sz w:val="22"/>
-          <w:szCs w:val="22"/>
-          <w:rFonts w:ascii="Calibri" w:cs="Calibri" w:eastAsia="Calibri" w:hAnsi="Calibri"/>
-        </w:rPr>
-        <w:t xml:space="preserve"> | United Bank for Africa (UBA)</w:t>
-      </w:r>
-    </w:p>
-    <w:p>
-      <w:pPr>
-        <w:spacing w:after="100"/>
-      </w:pPr>
-      <w:r>
-        <w:rPr>
-          <w:i/>
-          <w:iCs/>
-          <w:color w:val="CCCCCC"/>
-          <w:sz w:val="20"/>
-          <w:szCs w:val="20"/>
-          <w:rFonts w:ascii="Calibri" w:cs="Calibri" w:eastAsia="Calibri" w:hAnsi="Calibri"/>
-        </w:rPr>
-        <w:t xml:space="preserve">Sapele, Nigeria | Nov 2019 – Aug 2022 (Third-Party Contract, Full-Time)</w:t>
-      </w:r>
-    </w:p>
-    <w:p>
-      <w:pPr>
-        <w:spacing w:after="50"/>
-        <w:ind w:left="360"/>
-      </w:pPr>
-      <w:r>
-        <w:rPr>
-          <w:color w:val="FFFFFF"/>
-          <w:sz w:val="20"/>
-          <w:szCs w:val="20"/>
-          <w:rFonts w:ascii="Calibri" w:cs="Calibri" w:eastAsia="Calibri" w:hAnsi="Calibri"/>
-        </w:rPr>
-        <w:t xml:space="preserve">• Monitored and analyzed daily transactions across a retail and corporate client portfolio, detecting and preventing money laundering, terrorist financing, and fraud</w:t>
-      </w:r>
-    </w:p>
-    <w:p>
-      <w:pPr>
-        <w:spacing w:after="50"/>
-        <w:ind w:left="360"/>
-      </w:pPr>
-      <w:r>
-        <w:rPr>
-          <w:color w:val="FFFFFF"/>
-          <w:sz w:val="20"/>
-          <w:szCs w:val="20"/>
-          <w:rFonts w:ascii="Calibri" w:cs="Calibri" w:eastAsia="Calibri" w:hAnsi="Calibri"/>
-        </w:rPr>
-        <w:t xml:space="preserve">• Investigated 30+ system-generated alerts weekly using SQL queries and advanced Excel (VLOOKUP, Pivot Tables) to identify and escalate suspicious activity</w:t>
-      </w:r>
-    </w:p>
-    <w:p>
-      <w:pPr>
-        <w:spacing w:after="50"/>
-        <w:ind w:left="360"/>
-      </w:pPr>
-      <w:r>
-        <w:rPr>
-          <w:color w:val="FFFFFF"/>
-          <w:sz w:val="20"/>
-          <w:szCs w:val="20"/>
-          <w:rFonts w:ascii="Calibri" w:cs="Calibri" w:eastAsia="Calibri" w:hAnsi="Calibri"/>
-        </w:rPr>
-        <w:t xml:space="preserve">• Conducted Customer Due Diligence (CDD) and Enhanced Due Diligence (EDD) for high-risk clients, ensuring full regulatory compliance</w:t>
-      </w:r>
-    </w:p>
-    <w:p>
-      <w:pPr>
-        <w:spacing w:after="50"/>
-        <w:ind w:left="360"/>
-      </w:pPr>
-      <w:r>
-        <w:rPr>
-          <w:color w:val="FFFFFF"/>
-          <w:sz w:val="20"/>
-          <w:szCs w:val="20"/>
-          <w:rFonts w:ascii="Calibri" w:cs="Calibri" w:eastAsia="Calibri" w:hAnsi="Calibri"/>
-        </w:rPr>
-        <w:t xml:space="preserve">• Drafted Suspicious Transaction Reports (STRs) for the Nigerian Financial Intelligence Unit, contributing to a 10% increase in branch reporting accuracy</w:t>
-      </w:r>
-    </w:p>
-    <w:p>
-      <w:pPr>
-        <w:spacing w:before="150"/>
-      </w:pPr>
-      <w:r>
-        <w:rPr>
-          <w:b/>
-          <w:bCs/>
-          <w:color w:val="FFFFFF"/>
-          <w:sz w:val="22"/>
-          <w:szCs w:val="22"/>
-          <w:rFonts w:ascii="Calibri" w:cs="Calibri" w:eastAsia="Calibri" w:hAnsi="Calibri"/>
-        </w:rPr>
-        <w:t xml:space="preserve">Data Processing Teacher</w:t>
-      </w:r>
-      <w:r>
-        <w:rPr>
-          <w:color w:val="FFD700"/>
-          <w:sz w:val="22"/>
-          <w:szCs w:val="22"/>
-          <w:rFonts w:ascii="Calibri" w:cs="Calibri" w:eastAsia="Calibri" w:hAnsi="Calibri"/>
-        </w:rPr>
-        <w:t xml:space="preserve"> | Our Lady of Nigeria Secondary School</w:t>
-      </w:r>
-    </w:p>
-    <w:p>
-      <w:pPr>
-        <w:spacing w:after="100"/>
-      </w:pPr>
-      <w:r>
-        <w:rPr>
-          <w:i/>
-          <w:iCs/>
-          <w:color w:val="CCCCCC"/>
-          <w:sz w:val="20"/>
-          <w:szCs w:val="20"/>
-          <w:rFonts w:ascii="Calibri" w:cs="Calibri" w:eastAsia="Calibri" w:hAnsi="Calibri"/>
-        </w:rPr>
-        <w:t xml:space="preserve">Oghara, Delta State, Nigeria | Sep 2019 – Aug 2021 (Full-time)</w:t>
-      </w:r>
-    </w:p>
-    <w:p>
-      <w:pPr>
-        <w:spacing w:after="50"/>
-        <w:ind w:left="360"/>
-      </w:pPr>
-      <w:r>
-        <w:rPr>
-          <w:color w:val="FFFFFF"/>
-          <w:sz w:val="20"/>
-          <w:szCs w:val="20"/>
-          <w:rFonts w:ascii="Calibri" w:cs="Calibri" w:eastAsia="Calibri" w:hAnsi="Calibri"/>
-        </w:rPr>
-        <w:t xml:space="preserve">• Pioneered the school's transition from manual to digital result computation, improving grading accuracy and cutting processing time by 75%</w:t>
-      </w:r>
-    </w:p>
-    <w:p>
-      <w:pPr>
-        <w:spacing w:after="50"/>
-        <w:ind w:left="360"/>
-      </w:pPr>
-      <w:r>
-        <w:rPr>
-          <w:color w:val="FFFFFF"/>
-          <w:sz w:val="20"/>
-          <w:szCs w:val="20"/>
-          <w:rFonts w:ascii="Calibri" w:cs="Calibri" w:eastAsia="Calibri" w:hAnsi="Calibri"/>
-        </w:rPr>
-        <w:t xml:space="preserve">• Applied data-driven teaching strategies informed by student performance trends, lifting average student grades by 20%</w:t>
-      </w:r>
-    </w:p>
-    <w:p>
-      <w:pPr>
-        <w:spacing w:before="150"/>
-      </w:pPr>
-      <w:r>
-        <w:rPr>
-          <w:b/>
-          <w:bCs/>
-          <w:color w:val="FFFFFF"/>
-          <w:sz w:val="22"/>
-          <w:szCs w:val="22"/>
-          <w:rFonts w:ascii="Calibri" w:cs="Calibri" w:eastAsia="Calibri" w:hAnsi="Calibri"/>
-        </w:rPr>
-        <w:t xml:space="preserve">IT Support Specialist</w:t>
-      </w:r>
-      <w:r>
-        <w:rPr>
-          <w:color w:val="FFD700"/>
-          <w:sz w:val="22"/>
-          <w:szCs w:val="22"/>
-          <w:rFonts w:ascii="Calibri" w:cs="Calibri" w:eastAsia="Calibri" w:hAnsi="Calibri"/>
-        </w:rPr>
-        <w:t xml:space="preserve"> | Delta State College of Education, Nigeria</w:t>
-      </w:r>
-    </w:p>
-    <w:p>
-      <w:pPr>
-        <w:spacing w:after="100"/>
-      </w:pPr>
-      <w:r>
-        <w:rPr>
-          <w:i/>
-          <w:iCs/>
-          <w:color w:val="CCCCCC"/>
-          <w:sz w:val="20"/>
-          <w:szCs w:val="20"/>
-          <w:rFonts w:ascii="Calibri" w:cs="Calibri" w:eastAsia="Calibri" w:hAnsi="Calibri"/>
-        </w:rPr>
-        <w:t xml:space="preserve">Mosogar, Nigeria | Nov 2017 – Oct 2019 (Part-time)</w:t>
-      </w:r>
-    </w:p>
-    <w:p>
-      <w:pPr>
-        <w:spacing w:after="50"/>
-        <w:ind w:left="360"/>
-      </w:pPr>
-      <w:r>
-        <w:rPr>
-          <w:color w:val="FFFFFF"/>
-          <w:sz w:val="20"/>
-          <w:szCs w:val="20"/>
-          <w:rFonts w:ascii="Calibri" w:cs="Calibri" w:eastAsia="Calibri" w:hAnsi="Calibri"/>
-        </w:rPr>
-        <w:t xml:space="preserve">• Led the installation and configuration of 40 workstations, ensuring optimal performance with zero reported issues post-installation</w:t>
-      </w:r>
-    </w:p>
-    <w:p>
-      <w:pPr>
-        <w:spacing w:after="50"/>
-        <w:ind w:left="360"/>
-      </w:pPr>
-      <w:r>
-        <w:rPr>
-          <w:color w:val="FFFFFF"/>
-          <w:sz w:val="20"/>
-          <w:szCs w:val="20"/>
-          <w:rFonts w:ascii="Calibri" w:cs="Calibri" w:eastAsia="Calibri" w:hAnsi="Calibri"/>
-        </w:rPr>
-        <w:t xml:space="preserve">• Resolved technical issues for 65+ end-users promptly and accurately while strengthening antivirus and cybersecurity protocols across all systems</w:t>
-      </w:r>
-    </w:p>
-    <w:p>
-      <w:pPr>
-        <w:spacing w:after="50"/>
-        <w:ind w:left="360"/>
-      </w:pPr>
-      <w:r>
-        <w:rPr>
-          <w:color w:val="FFFFFF"/>
-          <w:sz w:val="20"/>
-          <w:szCs w:val="20"/>
-          <w:rFonts w:ascii="Calibri" w:cs="Calibri" w:eastAsia="Calibri" w:hAnsi="Calibri"/>
-        </w:rPr>
-        <w:t xml:space="preserve">• Implemented a remote support system, streamlining registration and payment assistance for students</w:t>
-      </w:r>
-    </w:p>
-    <w:p>
-      <w:pPr>
-        <w:spacing w:before="150"/>
-      </w:pPr>
-      <w:r>
-        <w:rPr>
-          <w:b/>
-          <w:bCs/>
-          <w:color w:val="FFFFFF"/>
-          <w:sz w:val="22"/>
-          <w:szCs w:val="22"/>
-          <w:rFonts w:ascii="Calibri" w:cs="Calibri" w:eastAsia="Calibri" w:hAnsi="Calibri"/>
-        </w:rPr>
         <w:t xml:space="preserve">Computer Science Teacher</w:t>
       </w:r>
-      <w:r>
-        <w:rPr>
-          <w:color w:val="FFD700"/>
-          <w:sz w:val="22"/>
-          <w:szCs w:val="22"/>
-          <w:rFonts w:ascii="Calibri" w:cs="Calibri" w:eastAsia="Calibri" w:hAnsi="Calibri"/>
-        </w:rPr>
-        <w:t xml:space="preserve"> | Mosogar Model Secondary School</w:t>
-      </w:r>
-    </w:p>
-    <w:p>
-      <w:pPr>
-        <w:spacing w:after="100"/>
-      </w:pPr>
-      <w:r>
-        <w:rPr>
-          <w:i/>
-          <w:iCs/>
-          <w:color w:val="CCCCCC"/>
-          <w:sz w:val="20"/>
-          <w:szCs w:val="20"/>
-          <w:rFonts w:ascii="Calibri" w:cs="Calibri" w:eastAsia="Calibri" w:hAnsi="Calibri"/>
-        </w:rPr>
-        <w:t xml:space="preserve">Mosogar, Delta State, Nigeria | Sep 2016 – Aug 2018 (Part-time)</w:t>
+      <w:tab/>
+      <w:r>
+        <w:rPr>
+          <w:i/>
+          <w:iCs/>
+          <w:color w:val="CCCCCC"/>
+          <w:sz w:val="20"/>
+          <w:szCs w:val="20"/>
+          <w:rFonts w:ascii="Calibri" w:cs="Calibri" w:eastAsia="Calibri" w:hAnsi="Calibri"/>
+        </w:rPr>
+        <w:t xml:space="preserve">Sep 2016 – Aug 2018 (Part-time)</w:t>
+      </w:r>
+    </w:p>
+    <w:p>
+      <w:pPr>
+        <w:spacing w:after="100"/>
+      </w:pPr>
+      <w:r>
+        <w:rPr>
+          <w:b/>
+          <w:bCs/>
+          <w:color w:val="FFD700"/>
+          <w:sz w:val="20"/>
+          <w:szCs w:val="20"/>
+          <w:rFonts w:ascii="Calibri" w:cs="Calibri" w:eastAsia="Calibri" w:hAnsi="Calibri"/>
+        </w:rPr>
+        <w:t xml:space="preserve">Mosogar Model Secondary School — Mosogar, Delta State, Nigeria</w:t>
       </w:r>
     </w:p>
     <w:p>
@@ -1193,7 +1299,10 @@
     </w:p>
     <w:p>
       <w:pPr>
-        <w:spacing w:before="150"/>
+        <w:tabs>
+          <w:tab w:val="right" w:pos="10800"/>
+        </w:tabs>
+        <w:spacing w:before="150" w:after="20"/>
       </w:pPr>
       <w:r>
         <w:rPr>
@@ -1206,18 +1315,30 @@
         </w:rPr>
         <w:t xml:space="preserve">Ontario Graduate Certificate, Information Technology Solutions</w:t>
       </w:r>
-    </w:p>
-    <w:p>
-      <w:r>
-        <w:rPr>
-          <w:i/>
-          <w:iCs/>
-          <w:color w:val="FFD700"/>
-          <w:sz w:val="20"/>
-          <w:szCs w:val="20"/>
-          <w:rFonts w:ascii="Calibri" w:cs="Calibri" w:eastAsia="Calibri" w:hAnsi="Calibri"/>
-        </w:rPr>
-        <w:t xml:space="preserve">Humber College, Toronto, ON | Jan 2024 – Aug 2025</w:t>
+      <w:tab/>
+      <w:r>
+        <w:rPr>
+          <w:i/>
+          <w:iCs/>
+          <w:color w:val="CCCCCC"/>
+          <w:sz w:val="20"/>
+          <w:szCs w:val="20"/>
+          <w:rFonts w:ascii="Calibri" w:cs="Calibri" w:eastAsia="Calibri" w:hAnsi="Calibri"/>
+        </w:rPr>
+        <w:t xml:space="preserve">Jan 2024 – Aug 2025</w:t>
+      </w:r>
+    </w:p>
+    <w:p>
+      <w:r>
+        <w:rPr>
+          <w:b/>
+          <w:bCs/>
+          <w:color w:val="FFD700"/>
+          <w:sz w:val="20"/>
+          <w:szCs w:val="20"/>
+          <w:rFonts w:ascii="Calibri" w:cs="Calibri" w:eastAsia="Calibri" w:hAnsi="Calibri"/>
+        </w:rPr>
+        <w:t xml:space="preserve">Humber College, Toronto, ON</w:t>
       </w:r>
     </w:p>
     <w:p>
@@ -1236,7 +1357,10 @@
     </w:p>
     <w:p>
       <w:pPr>
-        <w:spacing w:before="150"/>
+        <w:tabs>
+          <w:tab w:val="right" w:pos="10800"/>
+        </w:tabs>
+        <w:spacing w:before="150" w:after="20"/>
       </w:pPr>
       <w:r>
         <w:rPr>
@@ -1249,18 +1373,30 @@
         </w:rPr>
         <w:t xml:space="preserve">Ontario Graduate Certificate, Research Analyst</w:t>
       </w:r>
-    </w:p>
-    <w:p>
-      <w:r>
-        <w:rPr>
-          <w:i/>
-          <w:iCs/>
-          <w:color w:val="FFD700"/>
-          <w:sz w:val="20"/>
-          <w:szCs w:val="20"/>
-          <w:rFonts w:ascii="Calibri" w:cs="Calibri" w:eastAsia="Calibri" w:hAnsi="Calibri"/>
-        </w:rPr>
-        <w:t xml:space="preserve">Humber College, Toronto, ON | May 2022 – Aug 2023</w:t>
+      <w:tab/>
+      <w:r>
+        <w:rPr>
+          <w:i/>
+          <w:iCs/>
+          <w:color w:val="CCCCCC"/>
+          <w:sz w:val="20"/>
+          <w:szCs w:val="20"/>
+          <w:rFonts w:ascii="Calibri" w:cs="Calibri" w:eastAsia="Calibri" w:hAnsi="Calibri"/>
+        </w:rPr>
+        <w:t xml:space="preserve">May 2022 – Aug 2023</w:t>
+      </w:r>
+    </w:p>
+    <w:p>
+      <w:r>
+        <w:rPr>
+          <w:b/>
+          <w:bCs/>
+          <w:color w:val="FFD700"/>
+          <w:sz w:val="20"/>
+          <w:szCs w:val="20"/>
+          <w:rFonts w:ascii="Calibri" w:cs="Calibri" w:eastAsia="Calibri" w:hAnsi="Calibri"/>
+        </w:rPr>
+        <w:t xml:space="preserve">Humber College, Toronto, ON</w:t>
       </w:r>
     </w:p>
     <w:p>
@@ -1279,7 +1415,10 @@
     </w:p>
     <w:p>
       <w:pPr>
-        <w:spacing w:before="150"/>
+        <w:tabs>
+          <w:tab w:val="right" w:pos="10800"/>
+        </w:tabs>
+        <w:spacing w:before="150" w:after="20"/>
       </w:pPr>
       <w:r>
         <w:rPr>
@@ -1292,18 +1431,30 @@
         </w:rPr>
         <w:t xml:space="preserve">Bachelor of Science, Computer Science</w:t>
       </w:r>
-    </w:p>
-    <w:p>
-      <w:r>
-        <w:rPr>
-          <w:i/>
-          <w:iCs/>
-          <w:color w:val="FFD700"/>
-          <w:sz w:val="20"/>
-          <w:szCs w:val="20"/>
-          <w:rFonts w:ascii="Calibri" w:cs="Calibri" w:eastAsia="Calibri" w:hAnsi="Calibri"/>
-        </w:rPr>
-        <w:t xml:space="preserve">Delta State University, Abraka, Nigeria | Dec 2016 – Oct 2019</w:t>
+      <w:tab/>
+      <w:r>
+        <w:rPr>
+          <w:i/>
+          <w:iCs/>
+          <w:color w:val="CCCCCC"/>
+          <w:sz w:val="20"/>
+          <w:szCs w:val="20"/>
+          <w:rFonts w:ascii="Calibri" w:cs="Calibri" w:eastAsia="Calibri" w:hAnsi="Calibri"/>
+        </w:rPr>
+        <w:t xml:space="preserve">Dec 2016 – Oct 2019</w:t>
+      </w:r>
+    </w:p>
+    <w:p>
+      <w:r>
+        <w:rPr>
+          <w:b/>
+          <w:bCs/>
+          <w:color w:val="FFD700"/>
+          <w:sz w:val="20"/>
+          <w:szCs w:val="20"/>
+          <w:rFonts w:ascii="Calibri" w:cs="Calibri" w:eastAsia="Calibri" w:hAnsi="Calibri"/>
+        </w:rPr>
+        <w:t xml:space="preserve">Delta State University, Abraka, Nigeria</w:t>
       </w:r>
     </w:p>
     <w:p>
@@ -1322,7 +1473,10 @@
     </w:p>
     <w:p>
       <w:pPr>
-        <w:spacing w:before="150"/>
+        <w:tabs>
+          <w:tab w:val="right" w:pos="10800"/>
+        </w:tabs>
+        <w:spacing w:before="150" w:after="20"/>
       </w:pPr>
       <w:r>
         <w:rPr>
@@ -1335,18 +1489,30 @@
         </w:rPr>
         <w:t xml:space="preserve">National Certificate in Education, Computer Science and Physics</w:t>
       </w:r>
-    </w:p>
-    <w:p>
-      <w:r>
-        <w:rPr>
-          <w:i/>
-          <w:iCs/>
-          <w:color w:val="FFD700"/>
-          <w:sz w:val="20"/>
-          <w:szCs w:val="20"/>
-          <w:rFonts w:ascii="Calibri" w:cs="Calibri" w:eastAsia="Calibri" w:hAnsi="Calibri"/>
-        </w:rPr>
-        <w:t xml:space="preserve">Delta State College Of Education, Mosogar, Nigeria | Dec 2013 – Nov 2016</w:t>
+      <w:tab/>
+      <w:r>
+        <w:rPr>
+          <w:i/>
+          <w:iCs/>
+          <w:color w:val="CCCCCC"/>
+          <w:sz w:val="20"/>
+          <w:szCs w:val="20"/>
+          <w:rFonts w:ascii="Calibri" w:cs="Calibri" w:eastAsia="Calibri" w:hAnsi="Calibri"/>
+        </w:rPr>
+        <w:t xml:space="preserve">Dec 2013 – Nov 2016</w:t>
+      </w:r>
+    </w:p>
+    <w:p>
+      <w:r>
+        <w:rPr>
+          <w:b/>
+          <w:bCs/>
+          <w:color w:val="FFD700"/>
+          <w:sz w:val="20"/>
+          <w:szCs w:val="20"/>
+          <w:rFonts w:ascii="Calibri" w:cs="Calibri" w:eastAsia="Calibri" w:hAnsi="Calibri"/>
+        </w:rPr>
+        <w:t xml:space="preserve">Delta State College Of Education, Mosogar, Nigeria</w:t>
       </w:r>
     </w:p>
     <w:p>
@@ -1385,7 +1551,10 @@
     </w:p>
     <w:p>
       <w:pPr>
-        <w:spacing w:before="150"/>
+        <w:tabs>
+          <w:tab w:val="right" w:pos="10800"/>
+        </w:tabs>
+        <w:spacing w:before="150" w:after="20"/>
       </w:pPr>
       <w:r>
         <w:rPr>
@@ -1398,16 +1567,17 @@
         </w:rPr>
         <w:t xml:space="preserve">TEKVWA Money</w:t>
       </w:r>
-      <w:r>
-        <w:rPr>
-          <w:i/>
-          <w:iCs/>
-          <w:color w:val="CCCCCC"/>
-          <w:sz w:val="20"/>
-          <w:szCs w:val="20"/>
-          <w:rFonts w:ascii="Calibri" w:cs="Calibri" w:eastAsia="Calibri" w:hAnsi="Calibri"/>
-        </w:rPr>
-        <w:t xml:space="preserve"> (April 2026 – Present)</w:t>
+      <w:tab/>
+      <w:r>
+        <w:rPr>
+          <w:i/>
+          <w:iCs/>
+          <w:color w:val="CCCCCC"/>
+          <w:sz w:val="20"/>
+          <w:szCs w:val="20"/>
+          <w:rFonts w:ascii="Calibri" w:cs="Calibri" w:eastAsia="Calibri" w:hAnsi="Calibri"/>
+        </w:rPr>
+        <w:t xml:space="preserve">April 2026 – Present</w:t>
       </w:r>
     </w:p>
     <w:p>
@@ -1459,7 +1629,10 @@
     </w:p>
     <w:p>
       <w:pPr>
-        <w:spacing w:before="150"/>
+        <w:tabs>
+          <w:tab w:val="right" w:pos="10800"/>
+        </w:tabs>
+        <w:spacing w:before="150" w:after="20"/>
       </w:pPr>
       <w:r>
         <w:rPr>
@@ -1472,16 +1645,17 @@
         </w:rPr>
         <w:t xml:space="preserve">TekVwa Life</w:t>
       </w:r>
-      <w:r>
-        <w:rPr>
-          <w:i/>
-          <w:iCs/>
-          <w:color w:val="CCCCCC"/>
-          <w:sz w:val="20"/>
-          <w:szCs w:val="20"/>
-          <w:rFonts w:ascii="Calibri" w:cs="Calibri" w:eastAsia="Calibri" w:hAnsi="Calibri"/>
-        </w:rPr>
-        <w:t xml:space="preserve"> (Dec 2025 – Present)</w:t>
+      <w:tab/>
+      <w:r>
+        <w:rPr>
+          <w:i/>
+          <w:iCs/>
+          <w:color w:val="CCCCCC"/>
+          <w:sz w:val="20"/>
+          <w:szCs w:val="20"/>
+          <w:rFonts w:ascii="Calibri" w:cs="Calibri" w:eastAsia="Calibri" w:hAnsi="Calibri"/>
+        </w:rPr>
+        <w:t xml:space="preserve">Dec 2025 – Present</w:t>
       </w:r>
     </w:p>
     <w:p>
@@ -1533,7 +1707,10 @@
     </w:p>
     <w:p>
       <w:pPr>
-        <w:spacing w:before="150"/>
+        <w:tabs>
+          <w:tab w:val="right" w:pos="10800"/>
+        </w:tabs>
+        <w:spacing w:before="150" w:after="20"/>
       </w:pPr>
       <w:r>
         <w:rPr>
@@ -1546,16 +1723,17 @@
         </w:rPr>
         <w:t xml:space="preserve">TekVwarho ProAudit</w:t>
       </w:r>
-      <w:r>
-        <w:rPr>
-          <w:i/>
-          <w:iCs/>
-          <w:color w:val="CCCCCC"/>
-          <w:sz w:val="20"/>
-          <w:szCs w:val="20"/>
-          <w:rFonts w:ascii="Calibri" w:cs="Calibri" w:eastAsia="Calibri" w:hAnsi="Calibri"/>
-        </w:rPr>
-        <w:t xml:space="preserve"> (Oct 2025 – Present)</w:t>
+      <w:tab/>
+      <w:r>
+        <w:rPr>
+          <w:i/>
+          <w:iCs/>
+          <w:color w:val="CCCCCC"/>
+          <w:sz w:val="20"/>
+          <w:szCs w:val="20"/>
+          <w:rFonts w:ascii="Calibri" w:cs="Calibri" w:eastAsia="Calibri" w:hAnsi="Calibri"/>
+        </w:rPr>
+        <w:t xml:space="preserve">Oct 2025 – Present</w:t>
       </w:r>
     </w:p>
     <w:p>
@@ -1607,7 +1785,10 @@
     </w:p>
     <w:p>
       <w:pPr>
-        <w:spacing w:before="150"/>
+        <w:tabs>
+          <w:tab w:val="right" w:pos="10800"/>
+        </w:tabs>
+        <w:spacing w:before="150" w:after="20"/>
       </w:pPr>
       <w:r>
         <w:rPr>
@@ -1620,16 +1801,17 @@
         </w:rPr>
         <w:t xml:space="preserve">Tekvwa Analysis Platform</w:t>
       </w:r>
-      <w:r>
-        <w:rPr>
-          <w:i/>
-          <w:iCs/>
-          <w:color w:val="CCCCCC"/>
-          <w:sz w:val="20"/>
-          <w:szCs w:val="20"/>
-          <w:rFonts w:ascii="Calibri" w:cs="Calibri" w:eastAsia="Calibri" w:hAnsi="Calibri"/>
-        </w:rPr>
-        <w:t xml:space="preserve"> (Jan 2025 – Present)</w:t>
+      <w:tab/>
+      <w:r>
+        <w:rPr>
+          <w:i/>
+          <w:iCs/>
+          <w:color w:val="CCCCCC"/>
+          <w:sz w:val="20"/>
+          <w:szCs w:val="20"/>
+          <w:rFonts w:ascii="Calibri" w:cs="Calibri" w:eastAsia="Calibri" w:hAnsi="Calibri"/>
+        </w:rPr>
+        <w:t xml:space="preserve">Jan 2025 – Present</w:t>
       </w:r>
     </w:p>
     <w:p>
@@ -1681,7 +1863,10 @@
     </w:p>
     <w:p>
       <w:pPr>
-        <w:spacing w:before="150"/>
+        <w:tabs>
+          <w:tab w:val="right" w:pos="10800"/>
+        </w:tabs>
+        <w:spacing w:before="150" w:after="20"/>
       </w:pPr>
       <w:r>
         <w:rPr>
@@ -1694,16 +1879,17 @@
         </w:rPr>
         <w:t xml:space="preserve">VwaTek Apply</w:t>
       </w:r>
-      <w:r>
-        <w:rPr>
-          <w:i/>
-          <w:iCs/>
-          <w:color w:val="CCCCCC"/>
-          <w:sz w:val="20"/>
-          <w:szCs w:val="20"/>
-          <w:rFonts w:ascii="Calibri" w:cs="Calibri" w:eastAsia="Calibri" w:hAnsi="Calibri"/>
-        </w:rPr>
-        <w:t xml:space="preserve"> (Nov 2024 – Present)</w:t>
+      <w:tab/>
+      <w:r>
+        <w:rPr>
+          <w:i/>
+          <w:iCs/>
+          <w:color w:val="CCCCCC"/>
+          <w:sz w:val="20"/>
+          <w:szCs w:val="20"/>
+          <w:rFonts w:ascii="Calibri" w:cs="Calibri" w:eastAsia="Calibri" w:hAnsi="Calibri"/>
+        </w:rPr>
+        <w:t xml:space="preserve">Nov 2024 – Present</w:t>
       </w:r>
     </w:p>
     <w:p>
@@ -1755,7 +1941,10 @@
     </w:p>
     <w:p>
       <w:pPr>
-        <w:spacing w:before="150"/>
+        <w:tabs>
+          <w:tab w:val="right" w:pos="10800"/>
+        </w:tabs>
+        <w:spacing w:before="150" w:after="20"/>
       </w:pPr>
       <w:r>
         <w:rPr>
@@ -1768,16 +1957,17 @@
         </w:rPr>
         <w:t xml:space="preserve">JTOV Network</w:t>
       </w:r>
-      <w:r>
-        <w:rPr>
-          <w:i/>
-          <w:iCs/>
-          <w:color w:val="CCCCCC"/>
-          <w:sz w:val="20"/>
-          <w:szCs w:val="20"/>
-          <w:rFonts w:ascii="Calibri" w:cs="Calibri" w:eastAsia="Calibri" w:hAnsi="Calibri"/>
-        </w:rPr>
-        <w:t xml:space="preserve"> (Jan 2024 – Present)</w:t>
+      <w:tab/>
+      <w:r>
+        <w:rPr>
+          <w:i/>
+          <w:iCs/>
+          <w:color w:val="CCCCCC"/>
+          <w:sz w:val="20"/>
+          <w:szCs w:val="20"/>
+          <w:rFonts w:ascii="Calibri" w:cs="Calibri" w:eastAsia="Calibri" w:hAnsi="Calibri"/>
+        </w:rPr>
+        <w:t xml:space="preserve">Jan 2024 – Present</w:t>
       </w:r>
     </w:p>
     <w:p>
@@ -1829,7 +2019,10 @@
     </w:p>
     <w:p>
       <w:pPr>
-        <w:spacing w:before="150"/>
+        <w:tabs>
+          <w:tab w:val="right" w:pos="10800"/>
+        </w:tabs>
+        <w:spacing w:before="150" w:after="20"/>
       </w:pPr>
       <w:r>
         <w:rPr>
@@ -1842,16 +2035,17 @@
         </w:rPr>
         <w:t xml:space="preserve">Tekevwe LegalEagleAI</w:t>
       </w:r>
-      <w:r>
-        <w:rPr>
-          <w:i/>
-          <w:iCs/>
-          <w:color w:val="CCCCCC"/>
-          <w:sz w:val="20"/>
-          <w:szCs w:val="20"/>
-          <w:rFonts w:ascii="Calibri" w:cs="Calibri" w:eastAsia="Calibri" w:hAnsi="Calibri"/>
-        </w:rPr>
-        <w:t xml:space="preserve"> (Nov 2022 – Present)</w:t>
+      <w:tab/>
+      <w:r>
+        <w:rPr>
+          <w:i/>
+          <w:iCs/>
+          <w:color w:val="CCCCCC"/>
+          <w:sz w:val="20"/>
+          <w:szCs w:val="20"/>
+          <w:rFonts w:ascii="Calibri" w:cs="Calibri" w:eastAsia="Calibri" w:hAnsi="Calibri"/>
+        </w:rPr>
+        <w:t xml:space="preserve">Nov 2022 – Present</w:t>
       </w:r>
     </w:p>
     <w:p>
@@ -1903,7 +2097,10 @@
     </w:p>
     <w:p>
       <w:pPr>
-        <w:spacing w:before="150"/>
+        <w:tabs>
+          <w:tab w:val="right" w:pos="10800"/>
+        </w:tabs>
+        <w:spacing w:before="150" w:after="20"/>
       </w:pPr>
       <w:r>
         <w:rPr>
@@ -1916,16 +2113,17 @@
         </w:rPr>
         <w:t xml:space="preserve">TekVwarho Properties</w:t>
       </w:r>
-      <w:r>
-        <w:rPr>
-          <w:i/>
-          <w:iCs/>
-          <w:color w:val="CCCCCC"/>
-          <w:sz w:val="20"/>
-          <w:szCs w:val="20"/>
-          <w:rFonts w:ascii="Calibri" w:cs="Calibri" w:eastAsia="Calibri" w:hAnsi="Calibri"/>
-        </w:rPr>
-        <w:t xml:space="preserve"> (Feb 2022 – Present)</w:t>
+      <w:tab/>
+      <w:r>
+        <w:rPr>
+          <w:i/>
+          <w:iCs/>
+          <w:color w:val="CCCCCC"/>
+          <w:sz w:val="20"/>
+          <w:szCs w:val="20"/>
+          <w:rFonts w:ascii="Calibri" w:cs="Calibri" w:eastAsia="Calibri" w:hAnsi="Calibri"/>
+        </w:rPr>
+        <w:t xml:space="preserve">Feb 2022 – Present</w:t>
       </w:r>
     </w:p>
     <w:p>
@@ -1977,7 +2175,10 @@
     </w:p>
     <w:p>
       <w:pPr>
-        <w:spacing w:before="150"/>
+        <w:tabs>
+          <w:tab w:val="right" w:pos="10800"/>
+        </w:tabs>
+        <w:spacing w:before="150" w:after="20"/>
       </w:pPr>
       <w:r>
         <w:rPr>
@@ -1990,16 +2191,17 @@
         </w:rPr>
         <w:t xml:space="preserve">Online Retail SQL Analysis</w:t>
       </w:r>
-      <w:r>
-        <w:rPr>
-          <w:i/>
-          <w:iCs/>
-          <w:color w:val="CCCCCC"/>
-          <w:sz w:val="20"/>
-          <w:szCs w:val="20"/>
-          <w:rFonts w:ascii="Calibri" w:cs="Calibri" w:eastAsia="Calibri" w:hAnsi="Calibri"/>
-        </w:rPr>
-        <w:t xml:space="preserve"> (Jul 2026)</w:t>
+      <w:tab/>
+      <w:r>
+        <w:rPr>
+          <w:i/>
+          <w:iCs/>
+          <w:color w:val="CCCCCC"/>
+          <w:sz w:val="20"/>
+          <w:szCs w:val="20"/>
+          <w:rFonts w:ascii="Calibri" w:cs="Calibri" w:eastAsia="Calibri" w:hAnsi="Calibri"/>
+        </w:rPr>
+        <w:t xml:space="preserve">Jul 2026</w:t>
       </w:r>
     </w:p>
     <w:p>
@@ -2051,7 +2253,10 @@
     </w:p>
     <w:p>
       <w:pPr>
-        <w:spacing w:before="150"/>
+        <w:tabs>
+          <w:tab w:val="right" w:pos="10800"/>
+        </w:tabs>
+        <w:spacing w:before="150" w:after="20"/>
       </w:pPr>
       <w:r>
         <w:rPr>
@@ -2064,16 +2269,17 @@
         </w:rPr>
         <w:t xml:space="preserve">Nashville Housing Market Analysis</w:t>
       </w:r>
-      <w:r>
-        <w:rPr>
-          <w:i/>
-          <w:iCs/>
-          <w:color w:val="CCCCCC"/>
-          <w:sz w:val="20"/>
-          <w:szCs w:val="20"/>
-          <w:rFonts w:ascii="Calibri" w:cs="Calibri" w:eastAsia="Calibri" w:hAnsi="Calibri"/>
-        </w:rPr>
-        <w:t xml:space="preserve"> (Jul 2026)</w:t>
+      <w:tab/>
+      <w:r>
+        <w:rPr>
+          <w:i/>
+          <w:iCs/>
+          <w:color w:val="CCCCCC"/>
+          <w:sz w:val="20"/>
+          <w:szCs w:val="20"/>
+          <w:rFonts w:ascii="Calibri" w:cs="Calibri" w:eastAsia="Calibri" w:hAnsi="Calibri"/>
+        </w:rPr>
+        <w:t xml:space="preserve">Jul 2026</w:t>
       </w:r>
     </w:p>
     <w:p>
@@ -2125,7 +2331,10 @@
     </w:p>
     <w:p>
       <w:pPr>
-        <w:spacing w:before="150"/>
+        <w:tabs>
+          <w:tab w:val="right" w:pos="10800"/>
+        </w:tabs>
+        <w:spacing w:before="150" w:after="20"/>
       </w:pPr>
       <w:r>
         <w:rPr>
@@ -2138,16 +2347,17 @@
         </w:rPr>
         <w:t xml:space="preserve">GDHO Dataset Analysis</w:t>
       </w:r>
-      <w:r>
-        <w:rPr>
-          <w:i/>
-          <w:iCs/>
-          <w:color w:val="CCCCCC"/>
-          <w:sz w:val="20"/>
-          <w:szCs w:val="20"/>
-          <w:rFonts w:ascii="Calibri" w:cs="Calibri" w:eastAsia="Calibri" w:hAnsi="Calibri"/>
-        </w:rPr>
-        <w:t xml:space="preserve"> (Nov 2025)</w:t>
+      <w:tab/>
+      <w:r>
+        <w:rPr>
+          <w:i/>
+          <w:iCs/>
+          <w:color w:val="CCCCCC"/>
+          <w:sz w:val="20"/>
+          <w:szCs w:val="20"/>
+          <w:rFonts w:ascii="Calibri" w:cs="Calibri" w:eastAsia="Calibri" w:hAnsi="Calibri"/>
+        </w:rPr>
+        <w:t xml:space="preserve">Nov 2025</w:t>
       </w:r>
     </w:p>
     <w:p>
@@ -2199,7 +2409,10 @@
     </w:p>
     <w:p>
       <w:pPr>
-        <w:spacing w:before="150"/>
+        <w:tabs>
+          <w:tab w:val="right" w:pos="10800"/>
+        </w:tabs>
+        <w:spacing w:before="150" w:after="20"/>
       </w:pPr>
       <w:r>
         <w:rPr>
@@ -2212,16 +2425,17 @@
         </w:rPr>
         <w:t xml:space="preserve">Agho Hospital Management System</w:t>
       </w:r>
-      <w:r>
-        <w:rPr>
-          <w:i/>
-          <w:iCs/>
-          <w:color w:val="CCCCCC"/>
-          <w:sz w:val="20"/>
-          <w:szCs w:val="20"/>
-          <w:rFonts w:ascii="Calibri" w:cs="Calibri" w:eastAsia="Calibri" w:hAnsi="Calibri"/>
-        </w:rPr>
-        <w:t xml:space="preserve"> (2025)</w:t>
+      <w:tab/>
+      <w:r>
+        <w:rPr>
+          <w:i/>
+          <w:iCs/>
+          <w:color w:val="CCCCCC"/>
+          <w:sz w:val="20"/>
+          <w:szCs w:val="20"/>
+          <w:rFonts w:ascii="Calibri" w:cs="Calibri" w:eastAsia="Calibri" w:hAnsi="Calibri"/>
+        </w:rPr>
+        <w:t xml:space="preserve">2025</w:t>
       </w:r>
     </w:p>
     <w:p>
@@ -2273,7 +2487,10 @@
     </w:p>
     <w:p>
       <w:pPr>
-        <w:spacing w:before="150"/>
+        <w:tabs>
+          <w:tab w:val="right" w:pos="10800"/>
+        </w:tabs>
+        <w:spacing w:before="150" w:after="20"/>
       </w:pPr>
       <w:r>
         <w:rPr>
@@ -2286,16 +2503,17 @@
         </w:rPr>
         <w:t xml:space="preserve">Zodiac Real Estate AI</w:t>
       </w:r>
-      <w:r>
-        <w:rPr>
-          <w:i/>
-          <w:iCs/>
-          <w:color w:val="CCCCCC"/>
-          <w:sz w:val="20"/>
-          <w:szCs w:val="20"/>
-          <w:rFonts w:ascii="Calibri" w:cs="Calibri" w:eastAsia="Calibri" w:hAnsi="Calibri"/>
-        </w:rPr>
-        <w:t xml:space="preserve"> (May 2025 – Aug 2025)</w:t>
+      <w:tab/>
+      <w:r>
+        <w:rPr>
+          <w:i/>
+          <w:iCs/>
+          <w:color w:val="CCCCCC"/>
+          <w:sz w:val="20"/>
+          <w:szCs w:val="20"/>
+          <w:rFonts w:ascii="Calibri" w:cs="Calibri" w:eastAsia="Calibri" w:hAnsi="Calibri"/>
+        </w:rPr>
+        <w:t xml:space="preserve">May 2025 – Aug 2025</w:t>
       </w:r>
     </w:p>
     <w:p>
@@ -2347,7 +2565,10 @@
     </w:p>
     <w:p>
       <w:pPr>
-        <w:spacing w:before="150"/>
+        <w:tabs>
+          <w:tab w:val="right" w:pos="10800"/>
+        </w:tabs>
+        <w:spacing w:before="150" w:after="20"/>
       </w:pPr>
       <w:r>
         <w:rPr>
@@ -2360,16 +2581,17 @@
         </w:rPr>
         <w:t xml:space="preserve">Northwind Traders Tableau Analysis</w:t>
       </w:r>
-      <w:r>
-        <w:rPr>
-          <w:i/>
-          <w:iCs/>
-          <w:color w:val="CCCCCC"/>
-          <w:sz w:val="20"/>
-          <w:szCs w:val="20"/>
-          <w:rFonts w:ascii="Calibri" w:cs="Calibri" w:eastAsia="Calibri" w:hAnsi="Calibri"/>
-        </w:rPr>
-        <w:t xml:space="preserve"> (Apr 2025)</w:t>
+      <w:tab/>
+      <w:r>
+        <w:rPr>
+          <w:i/>
+          <w:iCs/>
+          <w:color w:val="CCCCCC"/>
+          <w:sz w:val="20"/>
+          <w:szCs w:val="20"/>
+          <w:rFonts w:ascii="Calibri" w:cs="Calibri" w:eastAsia="Calibri" w:hAnsi="Calibri"/>
+        </w:rPr>
+        <w:t xml:space="preserve">Apr 2025</w:t>
       </w:r>
     </w:p>
     <w:p>
@@ -2421,7 +2643,10 @@
     </w:p>
     <w:p>
       <w:pPr>
-        <w:spacing w:before="150"/>
+        <w:tabs>
+          <w:tab w:val="right" w:pos="10800"/>
+        </w:tabs>
+        <w:spacing w:before="150" w:after="20"/>
       </w:pPr>
       <w:r>
         <w:rPr>
@@ -2434,16 +2659,17 @@
         </w:rPr>
         <w:t xml:space="preserve">TK Reports - AI-Powered Data Analysis</w:t>
       </w:r>
-      <w:r>
-        <w:rPr>
-          <w:i/>
-          <w:iCs/>
-          <w:color w:val="CCCCCC"/>
-          <w:sz w:val="20"/>
-          <w:szCs w:val="20"/>
-          <w:rFonts w:ascii="Calibri" w:cs="Calibri" w:eastAsia="Calibri" w:hAnsi="Calibri"/>
-        </w:rPr>
-        <w:t xml:space="preserve"> (Oct 2024)</w:t>
+      <w:tab/>
+      <w:r>
+        <w:rPr>
+          <w:i/>
+          <w:iCs/>
+          <w:color w:val="CCCCCC"/>
+          <w:sz w:val="20"/>
+          <w:szCs w:val="20"/>
+          <w:rFonts w:ascii="Calibri" w:cs="Calibri" w:eastAsia="Calibri" w:hAnsi="Calibri"/>
+        </w:rPr>
+        <w:t xml:space="preserve">Oct 2024</w:t>
       </w:r>
     </w:p>
     <w:p>
@@ -2495,7 +2721,10 @@
     </w:p>
     <w:p>
       <w:pPr>
-        <w:spacing w:before="150"/>
+        <w:tabs>
+          <w:tab w:val="right" w:pos="10800"/>
+        </w:tabs>
+        <w:spacing w:before="150" w:after="20"/>
       </w:pPr>
       <w:r>
         <w:rPr>
@@ -2508,16 +2737,17 @@
         </w:rPr>
         <w:t xml:space="preserve">IGNITE Sleep Lounge Automation</w:t>
       </w:r>
-      <w:r>
-        <w:rPr>
-          <w:i/>
-          <w:iCs/>
-          <w:color w:val="CCCCCC"/>
-          <w:sz w:val="20"/>
-          <w:szCs w:val="20"/>
-          <w:rFonts w:ascii="Calibri" w:cs="Calibri" w:eastAsia="Calibri" w:hAnsi="Calibri"/>
-        </w:rPr>
-        <w:t xml:space="preserve"> (Sep 2024 – May 2025)</w:t>
+      <w:tab/>
+      <w:r>
+        <w:rPr>
+          <w:i/>
+          <w:iCs/>
+          <w:color w:val="CCCCCC"/>
+          <w:sz w:val="20"/>
+          <w:szCs w:val="20"/>
+          <w:rFonts w:ascii="Calibri" w:cs="Calibri" w:eastAsia="Calibri" w:hAnsi="Calibri"/>
+        </w:rPr>
+        <w:t xml:space="preserve">Sep 2024 – May 2025</w:t>
       </w:r>
     </w:p>
     <w:p>
@@ -2569,7 +2799,10 @@
     </w:p>
     <w:p>
       <w:pPr>
-        <w:spacing w:before="150"/>
+        <w:tabs>
+          <w:tab w:val="right" w:pos="10800"/>
+        </w:tabs>
+        <w:spacing w:before="150" w:after="20"/>
       </w:pPr>
       <w:r>
         <w:rPr>
@@ -2582,16 +2815,17 @@
         </w:rPr>
         <w:t xml:space="preserve">WonderWorld Learning Adventure</w:t>
       </w:r>
-      <w:r>
-        <w:rPr>
-          <w:i/>
-          <w:iCs/>
-          <w:color w:val="CCCCCC"/>
-          <w:sz w:val="20"/>
-          <w:szCs w:val="20"/>
-          <w:rFonts w:ascii="Calibri" w:cs="Calibri" w:eastAsia="Calibri" w:hAnsi="Calibri"/>
-        </w:rPr>
-        <w:t xml:space="preserve"> (Jan 2023 – Nov 2023)</w:t>
+      <w:tab/>
+      <w:r>
+        <w:rPr>
+          <w:i/>
+          <w:iCs/>
+          <w:color w:val="CCCCCC"/>
+          <w:sz w:val="20"/>
+          <w:szCs w:val="20"/>
+          <w:rFonts w:ascii="Calibri" w:cs="Calibri" w:eastAsia="Calibri" w:hAnsi="Calibri"/>
+        </w:rPr>
+        <w:t xml:space="preserve">Jan 2023 – Nov 2023</w:t>
       </w:r>
     </w:p>
     <w:p>
@@ -2643,7 +2877,10 @@
     </w:p>
     <w:p>
       <w:pPr>
-        <w:spacing w:before="150"/>
+        <w:tabs>
+          <w:tab w:val="right" w:pos="10800"/>
+        </w:tabs>
+        <w:spacing w:before="150" w:after="20"/>
       </w:pPr>
       <w:r>
         <w:rPr>
@@ -2656,16 +2893,17 @@
         </w:rPr>
         <w:t xml:space="preserve">Superstore Sales Analysis</w:t>
       </w:r>
-      <w:r>
-        <w:rPr>
-          <w:i/>
-          <w:iCs/>
-          <w:color w:val="CCCCCC"/>
-          <w:sz w:val="20"/>
-          <w:szCs w:val="20"/>
-          <w:rFonts w:ascii="Calibri" w:cs="Calibri" w:eastAsia="Calibri" w:hAnsi="Calibri"/>
-        </w:rPr>
-        <w:t xml:space="preserve"> (Apr 2023)</w:t>
+      <w:tab/>
+      <w:r>
+        <w:rPr>
+          <w:i/>
+          <w:iCs/>
+          <w:color w:val="CCCCCC"/>
+          <w:sz w:val="20"/>
+          <w:szCs w:val="20"/>
+          <w:rFonts w:ascii="Calibri" w:cs="Calibri" w:eastAsia="Calibri" w:hAnsi="Calibri"/>
+        </w:rPr>
+        <w:t xml:space="preserve">Apr 2023</w:t>
       </w:r>
     </w:p>
     <w:p>

--- a/documents/Efe_Obukohwo_Portfolio.docx
+++ b/documents/Efe_Obukohwo_Portfolio.docx
@@ -151,7 +151,7 @@
           <w:szCs w:val="22"/>
           <w:rFonts w:ascii="Calibri" w:cs="Calibri" w:eastAsia="Calibri" w:hAnsi="Calibri"/>
         </w:rPr>
-        <w:t xml:space="preserve">Data Analyst with hands-on experience turning messy, high-volume datasets into stakeholder-ready business intelligence using advanced Excel, SQL, and Python. Engineered a 56,636-row municipal housing dataset into a verified $18.50B market analysis with a dynamic formula engine (VLOOKUP/XLOOKUP, SUMPRODUCT, 9 pivot tables) and a slicer-driven KPI dashboard. Background spans AML/fraud transaction monitoring (SQL, pivot tables, STR reporting), humanitarian database consulting (25% efficiency gains via Airtable/SQL optimization), and trend analysis with SPSS, Tableau, and Power BI. Also a full-stack developer at heart: completed a hands-on internship architecting a production Flask/MySQL real estate analytics platform (88.3% ML prediction accuracy, 20+ REST endpoints, Dockerized CI/CD), and independently designs, builds, and ships full-stack web and mobile projects end-to-end.</w:t>
+        <w:t xml:space="preserve">Data Analyst with 5+ years of experience turning messy, high-volume data into stakeholder-ready insight with SQL, Python, and advanced Excel. Background spans AML/fraud transaction monitoring at a commercial bank, database consulting for a global humanitarian research organization (a 25% efficiency gain through schema and data-integrity work), and research analysis in SPSS, Tableau, and Power BI. Recent work includes turning a 56,636-row municipal housing dataset into a verified $18.50B market analysis with a slicer-driven KPI dashboard, and modeling 500,000+ e-commerce transactions in PostgreSQL with 30 production SQL queries. Comfortable owning a dataset from raw extract to executive-ready visualization, with full-stack development skills to build the tools around it.</w:t>
       </w:r>
     </w:p>
     <w:p>
@@ -523,52 +523,52 @@
           <w:szCs w:val="20"/>
           <w:rFonts w:ascii="Calibri" w:cs="Calibri" w:eastAsia="Calibri" w:hAnsi="Calibri"/>
         </w:rPr>
-        <w:t xml:space="preserve">• Architected an AI-powered real estate analytics platform processing 49,551+ Canadian properties, achieving 88.3% ML prediction accuracy with an ensemble of XGBoost, LightGBM, and Random Forest</w:t>
-      </w:r>
-    </w:p>
-    <w:p>
-      <w:pPr>
-        <w:spacing w:after="50"/>
-        <w:ind w:left="360"/>
-      </w:pPr>
-      <w:r>
-        <w:rPr>
-          <w:color w:val="FFFFFF"/>
-          <w:sz w:val="20"/>
-          <w:szCs w:val="20"/>
-          <w:rFonts w:ascii="Calibri" w:cs="Calibri" w:eastAsia="Calibri" w:hAnsi="Calibri"/>
-        </w:rPr>
-        <w:t xml:space="preserve">• Led full-stack development of a production Flask application with MySQL and a 20+ endpoint REST API, shipping interactive property mapping and investment analytics</w:t>
-      </w:r>
-    </w:p>
-    <w:p>
-      <w:pPr>
-        <w:spacing w:after="50"/>
-        <w:ind w:left="360"/>
-      </w:pPr>
-      <w:r>
-        <w:rPr>
-          <w:color w:val="FFFFFF"/>
-          <w:sz w:val="20"/>
-          <w:szCs w:val="20"/>
-          <w:rFonts w:ascii="Calibri" w:cs="Calibri" w:eastAsia="Calibri" w:hAnsi="Calibri"/>
-        </w:rPr>
-        <w:t xml:space="preserve">• Implemented a 5-tier API security system with ML-powered XSS/CSRF detection and behavioral analysis, achieving a 100% attack-prevention rate in internal penetration testing</w:t>
-      </w:r>
-    </w:p>
-    <w:p>
-      <w:pPr>
-        <w:spacing w:after="50"/>
-        <w:ind w:left="360"/>
-      </w:pPr>
-      <w:r>
-        <w:rPr>
-          <w:color w:val="FFFFFF"/>
-          <w:sz w:val="20"/>
-          <w:szCs w:val="20"/>
-          <w:rFonts w:ascii="Calibri" w:cs="Calibri" w:eastAsia="Calibri" w:hAnsi="Calibri"/>
-        </w:rPr>
-        <w:t xml:space="preserve">• Deployed a Dockerized CI/CD pipeline achieving 99.9% staging uptime, &lt;400ms API response times, and 85% test coverage while leading a team of 5 developers</w:t>
+        <w:t xml:space="preserve">• Architected an AI-powered real estate analytics platform covering 49,551+ Canadian properties, reaching 88.3% prediction accuracy with an XGBoost, LightGBM, and Random Forest ensemble</w:t>
+      </w:r>
+    </w:p>
+    <w:p>
+      <w:pPr>
+        <w:spacing w:after="50"/>
+        <w:ind w:left="360"/>
+      </w:pPr>
+      <w:r>
+        <w:rPr>
+          <w:color w:val="FFFFFF"/>
+          <w:sz w:val="20"/>
+          <w:szCs w:val="20"/>
+          <w:rFonts w:ascii="Calibri" w:cs="Calibri" w:eastAsia="Calibri" w:hAnsi="Calibri"/>
+        </w:rPr>
+        <w:t xml:space="preserve">• Led full-stack development of a production Flask and MySQL application with a 20+ endpoint REST API, delivering interactive property mapping and investment analytics</w:t>
+      </w:r>
+    </w:p>
+    <w:p>
+      <w:pPr>
+        <w:spacing w:after="50"/>
+        <w:ind w:left="360"/>
+      </w:pPr>
+      <w:r>
+        <w:rPr>
+          <w:color w:val="FFFFFF"/>
+          <w:sz w:val="20"/>
+          <w:szCs w:val="20"/>
+          <w:rFonts w:ascii="Calibri" w:cs="Calibri" w:eastAsia="Calibri" w:hAnsi="Calibri"/>
+        </w:rPr>
+        <w:t xml:space="preserve">• Built a 5-tier API security layer combining ML-based XSS/CSRF detection with behavioral analysis, blocking 100% of attacks in internal penetration testing</w:t>
+      </w:r>
+    </w:p>
+    <w:p>
+      <w:pPr>
+        <w:spacing w:after="50"/>
+        <w:ind w:left="360"/>
+      </w:pPr>
+      <w:r>
+        <w:rPr>
+          <w:color w:val="FFFFFF"/>
+          <w:sz w:val="20"/>
+          <w:szCs w:val="20"/>
+          <w:rFonts w:ascii="Calibri" w:cs="Calibri" w:eastAsia="Calibri" w:hAnsi="Calibri"/>
+        </w:rPr>
+        <w:t xml:space="preserve">• Led a team of 5 interns in deploying a Dockerized CI/CD pipeline that sustained 99.9% staging uptime, sub-400ms API responses, and 85% test coverage</w:t>
       </w:r>
     </w:p>
     <w:p>
@@ -630,37 +630,37 @@
           <w:szCs w:val="20"/>
           <w:rFonts w:ascii="Calibri" w:cs="Calibri" w:eastAsia="Calibri" w:hAnsi="Calibri"/>
         </w:rPr>
-        <w:t xml:space="preserve">• Automated a manual student registration and check-in workflow for the IGNITE Sleep Lounge, eliminating manual processing for 20,000+ students and cutting processing time by 90%</w:t>
-      </w:r>
-    </w:p>
-    <w:p>
-      <w:pPr>
-        <w:spacing w:after="50"/>
-        <w:ind w:left="360"/>
-      </w:pPr>
-      <w:r>
-        <w:rPr>
-          <w:color w:val="FFFFFF"/>
-          <w:sz w:val="20"/>
-          <w:szCs w:val="20"/>
-          <w:rFonts w:ascii="Calibri" w:cs="Calibri" w:eastAsia="Calibri" w:hAnsi="Calibri"/>
-        </w:rPr>
-        <w:t xml:space="preserve">• Led root-cause analysis on the insurance opt-in process, redesigning the workflow to cut processing time by 15%</w:t>
-      </w:r>
-    </w:p>
-    <w:p>
-      <w:pPr>
-        <w:spacing w:after="50"/>
-        <w:ind w:left="360"/>
-      </w:pPr>
-      <w:r>
-        <w:rPr>
-          <w:color w:val="FFFFFF"/>
-          <w:sz w:val="20"/>
-          <w:szCs w:val="20"/>
-          <w:rFonts w:ascii="Calibri" w:cs="Calibri" w:eastAsia="Calibri" w:hAnsi="Calibri"/>
-        </w:rPr>
-        <w:t xml:space="preserve">• Resolved billing issues and account discrepancies across a high volume of inbound student inquiries via phone, email, and live chat</w:t>
+        <w:t xml:space="preserve">• Automated the IGNITE Sleep Lounge's manual registration and check-in workflow for 20,000+ students, eliminating manual processing and cutting processing time by 90%</w:t>
+      </w:r>
+    </w:p>
+    <w:p>
+      <w:pPr>
+        <w:spacing w:after="50"/>
+        <w:ind w:left="360"/>
+      </w:pPr>
+      <w:r>
+        <w:rPr>
+          <w:color w:val="FFFFFF"/>
+          <w:sz w:val="20"/>
+          <w:szCs w:val="20"/>
+          <w:rFonts w:ascii="Calibri" w:cs="Calibri" w:eastAsia="Calibri" w:hAnsi="Calibri"/>
+        </w:rPr>
+        <w:t xml:space="preserve">• Led a root-cause analysis of the student insurance opt-in process and redesigned the workflow, cutting processing time by 15%</w:t>
+      </w:r>
+    </w:p>
+    <w:p>
+      <w:pPr>
+        <w:spacing w:after="50"/>
+        <w:ind w:left="360"/>
+      </w:pPr>
+      <w:r>
+        <w:rPr>
+          <w:color w:val="FFFFFF"/>
+          <w:sz w:val="20"/>
+          <w:szCs w:val="20"/>
+          <w:rFonts w:ascii="Calibri" w:cs="Calibri" w:eastAsia="Calibri" w:hAnsi="Calibri"/>
+        </w:rPr>
+        <w:t xml:space="preserve">• Resolved billing issues and account discrepancies for a high volume of student inquiries across phone, email, and live chat</w:t>
       </w:r>
     </w:p>
     <w:p>
@@ -722,52 +722,52 @@
           <w:szCs w:val="20"/>
           <w:rFonts w:ascii="Calibri" w:cs="Calibri" w:eastAsia="Calibri" w:hAnsi="Calibri"/>
         </w:rPr>
-        <w:t xml:space="preserve">• Resolved data-integrity issues across the GDHO Airtable and database while designing optimized schemas with the team lead, driving a 25% increase in operational efficiency</w:t>
-      </w:r>
-    </w:p>
-    <w:p>
-      <w:pPr>
-        <w:spacing w:after="50"/>
-        <w:ind w:left="360"/>
-      </w:pPr>
-      <w:r>
-        <w:rPr>
-          <w:color w:val="FFFFFF"/>
-          <w:sz w:val="20"/>
-          <w:szCs w:val="20"/>
-          <w:rFonts w:ascii="Calibri" w:cs="Calibri" w:eastAsia="Calibri" w:hAnsi="Calibri"/>
-        </w:rPr>
-        <w:t xml:space="preserve">• Conducted trend analysis using SPSS and SQL, then visualized findings in Tableau and Power BI to drive data-informed decisions for humanitarian stakeholders worldwide</w:t>
-      </w:r>
-    </w:p>
-    <w:p>
-      <w:pPr>
-        <w:spacing w:after="50"/>
-        <w:ind w:left="360"/>
-      </w:pPr>
-      <w:r>
-        <w:rPr>
-          <w:color w:val="FFFFFF"/>
-          <w:sz w:val="20"/>
-          <w:szCs w:val="20"/>
-          <w:rFonts w:ascii="Calibri" w:cs="Calibri" w:eastAsia="Calibri" w:hAnsi="Calibri"/>
-        </w:rPr>
-        <w:t xml:space="preserve">• Built and segmented 1,200+ partner and audience lists using Airtable and SQL, increasing campaign engagement by 30%</w:t>
-      </w:r>
-    </w:p>
-    <w:p>
-      <w:pPr>
-        <w:spacing w:after="50"/>
-        <w:ind w:left="360"/>
-      </w:pPr>
-      <w:r>
-        <w:rPr>
-          <w:color w:val="FFFFFF"/>
-          <w:sz w:val="20"/>
-          <w:szCs w:val="20"/>
-          <w:rFonts w:ascii="Calibri" w:cs="Calibri" w:eastAsia="Calibri" w:hAnsi="Calibri"/>
-        </w:rPr>
-        <w:t xml:space="preserve">• Qualified 350+ leads from events and surveys using structured frameworks, converting 120 into high-priority partnership opportunities</w:t>
+        <w:t xml:space="preserve">• Fixed data-integrity issues across the GDHO Airtable base and database and co-designed optimized schemas with the team lead, increasing operational efficiency by 25%</w:t>
+      </w:r>
+    </w:p>
+    <w:p>
+      <w:pPr>
+        <w:spacing w:after="50"/>
+        <w:ind w:left="360"/>
+      </w:pPr>
+      <w:r>
+        <w:rPr>
+          <w:color w:val="FFFFFF"/>
+          <w:sz w:val="20"/>
+          <w:szCs w:val="20"/>
+          <w:rFonts w:ascii="Calibri" w:cs="Calibri" w:eastAsia="Calibri" w:hAnsi="Calibri"/>
+        </w:rPr>
+        <w:t xml:space="preserve">• Analyzed trends in SPSS and SQL and presented them in Tableau and Power BI visualizations that informed decisions for humanitarian stakeholders worldwide</w:t>
+      </w:r>
+    </w:p>
+    <w:p>
+      <w:pPr>
+        <w:spacing w:after="50"/>
+        <w:ind w:left="360"/>
+      </w:pPr>
+      <w:r>
+        <w:rPr>
+          <w:color w:val="FFFFFF"/>
+          <w:sz w:val="20"/>
+          <w:szCs w:val="20"/>
+          <w:rFonts w:ascii="Calibri" w:cs="Calibri" w:eastAsia="Calibri" w:hAnsi="Calibri"/>
+        </w:rPr>
+        <w:t xml:space="preserve">• Built and segmented 1,200+ partner and audience lists in Airtable and SQL, lifting campaign engagement by 30%</w:t>
+      </w:r>
+    </w:p>
+    <w:p>
+      <w:pPr>
+        <w:spacing w:after="50"/>
+        <w:ind w:left="360"/>
+      </w:pPr>
+      <w:r>
+        <w:rPr>
+          <w:color w:val="FFFFFF"/>
+          <w:sz w:val="20"/>
+          <w:szCs w:val="20"/>
+          <w:rFonts w:ascii="Calibri" w:cs="Calibri" w:eastAsia="Calibri" w:hAnsi="Calibri"/>
+        </w:rPr>
+        <w:t xml:space="preserve">• Qualified 350+ leads from events and surveys with structured frameworks and converted 120 into high-priority partnership opportunities</w:t>
       </w:r>
     </w:p>
     <w:p>
@@ -829,22 +829,22 @@
           <w:szCs w:val="20"/>
           <w:rFonts w:ascii="Calibri" w:cs="Calibri" w:eastAsia="Calibri" w:hAnsi="Calibri"/>
         </w:rPr>
-        <w:t xml:space="preserve">• Conducted quantitative and qualitative analysis on leadership barriers among LGBTQ+ and BIPOC youth using SPSS, SQL, and Excel, then visualized findings in Power BI and Infogram for stakeholder presentations</w:t>
-      </w:r>
-    </w:p>
-    <w:p>
-      <w:pPr>
-        <w:spacing w:after="50"/>
-        <w:ind w:left="360"/>
-      </w:pPr>
-      <w:r>
-        <w:rPr>
-          <w:color w:val="FFFFFF"/>
-          <w:sz w:val="20"/>
-          <w:szCs w:val="20"/>
-          <w:rFonts w:ascii="Calibri" w:cs="Calibri" w:eastAsia="Calibri" w:hAnsi="Calibri"/>
-        </w:rPr>
-        <w:t xml:space="preserve">• Authored research reports synthesizing key trends and statistical findings, presenting outcomes directly to stakeholders to guide data-driven program decisions</w:t>
+        <w:t xml:space="preserve">• Investigated leadership barriers facing LGBTQ+ and BIPOC youth through quantitative and qualitative analysis in SPSS, SQL, and Excel, visualizing findings in Power BI and Infogram for stakeholders</w:t>
+      </w:r>
+    </w:p>
+    <w:p>
+      <w:pPr>
+        <w:spacing w:after="50"/>
+        <w:ind w:left="360"/>
+      </w:pPr>
+      <w:r>
+        <w:rPr>
+          <w:color w:val="FFFFFF"/>
+          <w:sz w:val="20"/>
+          <w:szCs w:val="20"/>
+          <w:rFonts w:ascii="Calibri" w:cs="Calibri" w:eastAsia="Calibri" w:hAnsi="Calibri"/>
+        </w:rPr>
+        <w:t xml:space="preserve">• Wrote research reports synthesizing key trends and statistical findings and presented them directly to stakeholders to guide program decisions</w:t>
       </w:r>
     </w:p>
     <w:p>
@@ -906,22 +906,22 @@
           <w:szCs w:val="20"/>
           <w:rFonts w:ascii="Calibri" w:cs="Calibri" w:eastAsia="Calibri" w:hAnsi="Calibri"/>
         </w:rPr>
-        <w:t xml:space="preserve">• Led a departmental initiative to digitize lesson-plan creation and approval through the school website, replacing a fully manual, paper-based process</w:t>
-      </w:r>
-    </w:p>
-    <w:p>
-      <w:pPr>
-        <w:spacing w:after="50"/>
-        <w:ind w:left="360"/>
-      </w:pPr>
-      <w:r>
-        <w:rPr>
-          <w:color w:val="FFFFFF"/>
-          <w:sz w:val="20"/>
-          <w:szCs w:val="20"/>
-          <w:rFonts w:ascii="Calibri" w:cs="Calibri" w:eastAsia="Calibri" w:hAnsi="Calibri"/>
-        </w:rPr>
-        <w:t xml:space="preserve">• Streamlined lesson-plan review and approval turnaround for the department, increasing teacher collaboration and operational efficiency by 50%</w:t>
+        <w:t xml:space="preserve">• Led the department's move from paper-based to digital lesson-plan creation and approval through the school website</w:t>
+      </w:r>
+    </w:p>
+    <w:p>
+      <w:pPr>
+        <w:spacing w:after="50"/>
+        <w:ind w:left="360"/>
+      </w:pPr>
+      <w:r>
+        <w:rPr>
+          <w:color w:val="FFFFFF"/>
+          <w:sz w:val="20"/>
+          <w:szCs w:val="20"/>
+          <w:rFonts w:ascii="Calibri" w:cs="Calibri" w:eastAsia="Calibri" w:hAnsi="Calibri"/>
+        </w:rPr>
+        <w:t xml:space="preserve">• Shortened lesson-plan review and approval turnaround, increasing teacher collaboration and departmental efficiency by 50%</w:t>
       </w:r>
     </w:p>
     <w:p>
@@ -983,52 +983,52 @@
           <w:szCs w:val="20"/>
           <w:rFonts w:ascii="Calibri" w:cs="Calibri" w:eastAsia="Calibri" w:hAnsi="Calibri"/>
         </w:rPr>
-        <w:t xml:space="preserve">• Monitored and analyzed daily transactions across a retail and corporate client portfolio, detecting and preventing money laundering, terrorist financing, and fraud</w:t>
-      </w:r>
-    </w:p>
-    <w:p>
-      <w:pPr>
-        <w:spacing w:after="50"/>
-        <w:ind w:left="360"/>
-      </w:pPr>
-      <w:r>
-        <w:rPr>
-          <w:color w:val="FFFFFF"/>
-          <w:sz w:val="20"/>
-          <w:szCs w:val="20"/>
-          <w:rFonts w:ascii="Calibri" w:cs="Calibri" w:eastAsia="Calibri" w:hAnsi="Calibri"/>
-        </w:rPr>
-        <w:t xml:space="preserve">• Investigated 30+ system-generated alerts weekly using SQL queries and advanced Excel (VLOOKUP, Pivot Tables) to identify and escalate suspicious activity</w:t>
-      </w:r>
-    </w:p>
-    <w:p>
-      <w:pPr>
-        <w:spacing w:after="50"/>
-        <w:ind w:left="360"/>
-      </w:pPr>
-      <w:r>
-        <w:rPr>
-          <w:color w:val="FFFFFF"/>
-          <w:sz w:val="20"/>
-          <w:szCs w:val="20"/>
-          <w:rFonts w:ascii="Calibri" w:cs="Calibri" w:eastAsia="Calibri" w:hAnsi="Calibri"/>
-        </w:rPr>
-        <w:t xml:space="preserve">• Conducted Customer Due Diligence (CDD) and Enhanced Due Diligence (EDD) for high-risk clients, ensuring full regulatory compliance</w:t>
-      </w:r>
-    </w:p>
-    <w:p>
-      <w:pPr>
-        <w:spacing w:after="50"/>
-        <w:ind w:left="360"/>
-      </w:pPr>
-      <w:r>
-        <w:rPr>
-          <w:color w:val="FFFFFF"/>
-          <w:sz w:val="20"/>
-          <w:szCs w:val="20"/>
-          <w:rFonts w:ascii="Calibri" w:cs="Calibri" w:eastAsia="Calibri" w:hAnsi="Calibri"/>
-        </w:rPr>
-        <w:t xml:space="preserve">• Drafted Suspicious Transaction Reports (STRs) for the Nigerian Financial Intelligence Unit, contributing to a 10% increase in branch reporting accuracy</w:t>
+        <w:t xml:space="preserve">• Monitored daily transactions across a retail and corporate client portfolio to detect and prevent money laundering, terrorist financing, and fraud</w:t>
+      </w:r>
+    </w:p>
+    <w:p>
+      <w:pPr>
+        <w:spacing w:after="50"/>
+        <w:ind w:left="360"/>
+      </w:pPr>
+      <w:r>
+        <w:rPr>
+          <w:color w:val="FFFFFF"/>
+          <w:sz w:val="20"/>
+          <w:szCs w:val="20"/>
+          <w:rFonts w:ascii="Calibri" w:cs="Calibri" w:eastAsia="Calibri" w:hAnsi="Calibri"/>
+        </w:rPr>
+        <w:t xml:space="preserve">• Investigated 30+ system-generated alerts weekly with SQL queries and advanced Excel (VLOOKUP, pivot tables), escalating suspicious activity</w:t>
+      </w:r>
+    </w:p>
+    <w:p>
+      <w:pPr>
+        <w:spacing w:after="50"/>
+        <w:ind w:left="360"/>
+      </w:pPr>
+      <w:r>
+        <w:rPr>
+          <w:color w:val="FFFFFF"/>
+          <w:sz w:val="20"/>
+          <w:szCs w:val="20"/>
+          <w:rFonts w:ascii="Calibri" w:cs="Calibri" w:eastAsia="Calibri" w:hAnsi="Calibri"/>
+        </w:rPr>
+        <w:t xml:space="preserve">• Performed Customer Due Diligence (CDD) and Enhanced Due Diligence (EDD) on high-risk clients to meet regulatory requirements</w:t>
+      </w:r>
+    </w:p>
+    <w:p>
+      <w:pPr>
+        <w:spacing w:after="50"/>
+        <w:ind w:left="360"/>
+      </w:pPr>
+      <w:r>
+        <w:rPr>
+          <w:color w:val="FFFFFF"/>
+          <w:sz w:val="20"/>
+          <w:szCs w:val="20"/>
+          <w:rFonts w:ascii="Calibri" w:cs="Calibri" w:eastAsia="Calibri" w:hAnsi="Calibri"/>
+        </w:rPr>
+        <w:t xml:space="preserve">• Drafted Suspicious Transaction Reports (STRs) for the Nigerian Financial Intelligence Unit, contributing to a 10% gain in branch reporting accuracy</w:t>
       </w:r>
     </w:p>
     <w:p>
@@ -1090,22 +1090,22 @@
           <w:szCs w:val="20"/>
           <w:rFonts w:ascii="Calibri" w:cs="Calibri" w:eastAsia="Calibri" w:hAnsi="Calibri"/>
         </w:rPr>
-        <w:t xml:space="preserve">• Pioneered the school's transition from manual to digital result computation, improving grading accuracy and cutting processing time by 75%</w:t>
-      </w:r>
-    </w:p>
-    <w:p>
-      <w:pPr>
-        <w:spacing w:after="50"/>
-        <w:ind w:left="360"/>
-      </w:pPr>
-      <w:r>
-        <w:rPr>
-          <w:color w:val="FFFFFF"/>
-          <w:sz w:val="20"/>
-          <w:szCs w:val="20"/>
-          <w:rFonts w:ascii="Calibri" w:cs="Calibri" w:eastAsia="Calibri" w:hAnsi="Calibri"/>
-        </w:rPr>
-        <w:t xml:space="preserve">• Applied data-driven teaching strategies informed by student performance trends, lifting average student grades by 20%</w:t>
+        <w:t xml:space="preserve">• Moved the school from manual to digital result computation, improving grading accuracy and cutting processing time by 75%</w:t>
+      </w:r>
+    </w:p>
+    <w:p>
+      <w:pPr>
+        <w:spacing w:after="50"/>
+        <w:ind w:left="360"/>
+      </w:pPr>
+      <w:r>
+        <w:rPr>
+          <w:color w:val="FFFFFF"/>
+          <w:sz w:val="20"/>
+          <w:szCs w:val="20"/>
+          <w:rFonts w:ascii="Calibri" w:cs="Calibri" w:eastAsia="Calibri" w:hAnsi="Calibri"/>
+        </w:rPr>
+        <w:t xml:space="preserve">• Used student performance trends to target teaching strategies, raising average student grades by 20%</w:t>
       </w:r>
     </w:p>
     <w:p>
@@ -1167,37 +1167,37 @@
           <w:szCs w:val="20"/>
           <w:rFonts w:ascii="Calibri" w:cs="Calibri" w:eastAsia="Calibri" w:hAnsi="Calibri"/>
         </w:rPr>
-        <w:t xml:space="preserve">• Led the installation and configuration of 40 workstations, ensuring optimal performance with zero reported issues post-installation</w:t>
-      </w:r>
-    </w:p>
-    <w:p>
-      <w:pPr>
-        <w:spacing w:after="50"/>
-        <w:ind w:left="360"/>
-      </w:pPr>
-      <w:r>
-        <w:rPr>
-          <w:color w:val="FFFFFF"/>
-          <w:sz w:val="20"/>
-          <w:szCs w:val="20"/>
-          <w:rFonts w:ascii="Calibri" w:cs="Calibri" w:eastAsia="Calibri" w:hAnsi="Calibri"/>
-        </w:rPr>
-        <w:t xml:space="preserve">• Resolved technical issues for 65+ end-users promptly and accurately while strengthening antivirus and cybersecurity protocols across all systems</w:t>
-      </w:r>
-    </w:p>
-    <w:p>
-      <w:pPr>
-        <w:spacing w:after="50"/>
-        <w:ind w:left="360"/>
-      </w:pPr>
-      <w:r>
-        <w:rPr>
-          <w:color w:val="FFFFFF"/>
-          <w:sz w:val="20"/>
-          <w:szCs w:val="20"/>
-          <w:rFonts w:ascii="Calibri" w:cs="Calibri" w:eastAsia="Calibri" w:hAnsi="Calibri"/>
-        </w:rPr>
-        <w:t xml:space="preserve">• Implemented a remote support system, streamlining registration and payment assistance for students</w:t>
+        <w:t xml:space="preserve">• Led the installation and configuration of 40 workstations, with zero issues reported after installation</w:t>
+      </w:r>
+    </w:p>
+    <w:p>
+      <w:pPr>
+        <w:spacing w:after="50"/>
+        <w:ind w:left="360"/>
+      </w:pPr>
+      <w:r>
+        <w:rPr>
+          <w:color w:val="FFFFFF"/>
+          <w:sz w:val="20"/>
+          <w:szCs w:val="20"/>
+          <w:rFonts w:ascii="Calibri" w:cs="Calibri" w:eastAsia="Calibri" w:hAnsi="Calibri"/>
+        </w:rPr>
+        <w:t xml:space="preserve">• Resolved technical issues for 65+ end users and strengthened antivirus and cybersecurity protections across all systems</w:t>
+      </w:r>
+    </w:p>
+    <w:p>
+      <w:pPr>
+        <w:spacing w:after="50"/>
+        <w:ind w:left="360"/>
+      </w:pPr>
+      <w:r>
+        <w:rPr>
+          <w:color w:val="FFFFFF"/>
+          <w:sz w:val="20"/>
+          <w:szCs w:val="20"/>
+          <w:rFonts w:ascii="Calibri" w:cs="Calibri" w:eastAsia="Calibri" w:hAnsi="Calibri"/>
+        </w:rPr>
+        <w:t xml:space="preserve">• Set up a remote support system that streamlined course registration and payment help for students</w:t>
       </w:r>
     </w:p>
     <w:p>
@@ -1259,22 +1259,22 @@
           <w:szCs w:val="20"/>
           <w:rFonts w:ascii="Calibri" w:cs="Calibri" w:eastAsia="Calibri" w:hAnsi="Calibri"/>
         </w:rPr>
-        <w:t xml:space="preserve">• Designed and delivered a project-based computer science curriculum aligned with industry trends, driving a 30% increase in STEM extracurricular enrollment</w:t>
-      </w:r>
-    </w:p>
-    <w:p>
-      <w:pPr>
-        <w:spacing w:after="50"/>
-        <w:ind w:left="360"/>
-      </w:pPr>
-      <w:r>
-        <w:rPr>
-          <w:color w:val="FFFFFF"/>
-          <w:sz w:val="20"/>
-          <w:szCs w:val="20"/>
-          <w:rFonts w:ascii="Calibri" w:cs="Calibri" w:eastAsia="Calibri" w:hAnsi="Calibri"/>
-        </w:rPr>
-        <w:t xml:space="preserve">• Coached the school's coding team through a competitive programming curriculum, leading them to a first-place win at a regional competition</w:t>
+        <w:t xml:space="preserve">• Designed and taught a project-based computer science curriculum aligned with industry trends, increasing STEM extracurricular enrollment by 30%</w:t>
+      </w:r>
+    </w:p>
+    <w:p>
+      <w:pPr>
+        <w:spacing w:after="50"/>
+        <w:ind w:left="360"/>
+      </w:pPr>
+      <w:r>
+        <w:rPr>
+          <w:color w:val="FFFFFF"/>
+          <w:sz w:val="20"/>
+          <w:szCs w:val="20"/>
+          <w:rFonts w:ascii="Calibri" w:cs="Calibri" w:eastAsia="Calibri" w:hAnsi="Calibri"/>
+        </w:rPr>
+        <w:t xml:space="preserve">• Coached the school's coding team through a competitive programming curriculum to first place at a regional competition</w:t>
       </w:r>
     </w:p>
     <w:p>
@@ -1352,7 +1352,7 @@
           <w:szCs w:val="20"/>
           <w:rFonts w:ascii="Calibri" w:cs="Calibri" w:eastAsia="Calibri" w:hAnsi="Calibri"/>
         </w:rPr>
-        <w:t xml:space="preserve">GPA: 86.5%</w:t>
+        <w:t xml:space="preserve">GPA: 86.5% | graduated with Honours</w:t>
       </w:r>
     </w:p>
     <w:p>
@@ -1468,7 +1468,7 @@
           <w:szCs w:val="20"/>
           <w:rFonts w:ascii="Calibri" w:cs="Calibri" w:eastAsia="Calibri" w:hAnsi="Calibri"/>
         </w:rPr>
-        <w:t xml:space="preserve">GPA: 3.75 in a 5-point grading system</w:t>
+        <w:t xml:space="preserve">GPA: 3.75 in a 5-point grading system | graduated with Second Class Upper Division honours</w:t>
       </w:r>
     </w:p>
     <w:p>
@@ -1592,39 +1592,39 @@
           <w:szCs w:val="20"/>
           <w:rFonts w:ascii="Calibri" w:cs="Calibri" w:eastAsia="Calibri" w:hAnsi="Calibri"/>
         </w:rPr>
-        <w:t xml:space="preserve">• Built and launched a full-stack personal finance platform (web, Android, iOS) from a single Capacitor/React codebase, integrating live Plaid bank-linking, Gemini AI-narrated insights, and automated statement import across 24+ Canadian banks</w:t>
-      </w:r>
-    </w:p>
-    <w:p>
-      <w:pPr>
-        <w:spacing w:after="50"/>
-        <w:ind w:left="360"/>
-      </w:pPr>
-      <w:r>
-        <w:rPr>
-          <w:color w:val="FFD700"/>
-          <w:sz w:val="18"/>
-          <w:szCs w:val="18"/>
-          <w:rFonts w:ascii="Calibri" w:cs="Calibri" w:eastAsia="Calibri" w:hAnsi="Calibri"/>
-        </w:rPr>
-        <w:t xml:space="preserve">  Live: https://tekvwamoney.com/ | GitHub: https://github.com/EfeObus/Tekvwa-Money</w:t>
-      </w:r>
-    </w:p>
-    <w:p>
-      <w:pPr>
-        <w:spacing w:after="100"/>
-        <w:ind w:left="360"/>
-      </w:pPr>
-      <w:r>
-        <w:rPr>
-          <w:i/>
-          <w:iCs/>
-          <w:color w:val="CCCCCC"/>
-          <w:sz w:val="18"/>
-          <w:szCs w:val="18"/>
-          <w:rFonts w:ascii="Calibri" w:cs="Calibri" w:eastAsia="Calibri" w:hAnsi="Calibri"/>
-        </w:rPr>
-        <w:t xml:space="preserve">  Technologies: React, Express.js, PostgreSQL, Zustand, Tailwind CSS, Capacitor (Android/iOS), Plaid API, Gemini (Vertex AI), Firebase Cloud Messaging</w:t>
+        <w:t xml:space="preserve">• Built and launched a full-stack personal finance platform (web, Android, iOS) live in Canada and Nigeria, with Plaid and Mono bank-linking, Gemini AI insights, home-screen widgets, and SOC 2-style security (mandatory MFA, device session control, tamper-evident audit logs)</w:t>
+      </w:r>
+    </w:p>
+    <w:p>
+      <w:pPr>
+        <w:spacing w:after="50"/>
+        <w:ind w:left="360"/>
+      </w:pPr>
+      <w:r>
+        <w:rPr>
+          <w:color w:val="FFD700"/>
+          <w:sz w:val="18"/>
+          <w:szCs w:val="18"/>
+          <w:rFonts w:ascii="Calibri" w:cs="Calibri" w:eastAsia="Calibri" w:hAnsi="Calibri"/>
+        </w:rPr>
+        <w:t xml:space="preserve">  Live: https://tekvwamoney.com/</w:t>
+      </w:r>
+    </w:p>
+    <w:p>
+      <w:pPr>
+        <w:spacing w:after="100"/>
+        <w:ind w:left="360"/>
+      </w:pPr>
+      <w:r>
+        <w:rPr>
+          <w:i/>
+          <w:iCs/>
+          <w:color w:val="CCCCCC"/>
+          <w:sz w:val="18"/>
+          <w:szCs w:val="18"/>
+          <w:rFonts w:ascii="Calibri" w:cs="Calibri" w:eastAsia="Calibri" w:hAnsi="Calibri"/>
+        </w:rPr>
+        <w:t xml:space="preserve">  Technologies: React, Express.js, PostgreSQL, Zustand, Tailwind CSS, Capacitor (Android/iOS), Plaid API, Mono API, Gemini (Vertex AI), Google Cloud, Firebase Cloud Messaging, Semgrep</w:t>
       </w:r>
     </w:p>
     <w:p>
@@ -1675,21 +1675,6 @@
     </w:p>
     <w:p>
       <w:pPr>
-        <w:spacing w:after="50"/>
-        <w:ind w:left="360"/>
-      </w:pPr>
-      <w:r>
-        <w:rPr>
-          <w:color w:val="FFD700"/>
-          <w:sz w:val="18"/>
-          <w:szCs w:val="18"/>
-          <w:rFonts w:ascii="Calibri" w:cs="Calibri" w:eastAsia="Calibri" w:hAnsi="Calibri"/>
-        </w:rPr>
-        <w:t xml:space="preserve">  Live: https://tekvwa-life-production.up.railway.app/ | GitHub: https://github.com/EfeObus/TekVwa-Life</w:t>
-      </w:r>
-    </w:p>
-    <w:p>
-      <w:pPr>
         <w:spacing w:after="100"/>
         <w:ind w:left="360"/>
       </w:pPr>
@@ -1721,7 +1706,7 @@
           <w:szCs w:val="22"/>
           <w:rFonts w:ascii="Calibri" w:cs="Calibri" w:eastAsia="Calibri" w:hAnsi="Calibri"/>
         </w:rPr>
-        <w:t xml:space="preserve">TekVwarho ProAudit</w:t>
+        <w:t xml:space="preserve">Tekvwa Pro Audit</w:t>
       </w:r>
       <w:tab/>
       <w:r>
@@ -1748,39 +1733,39 @@
           <w:szCs w:val="20"/>
           <w:rFonts w:ascii="Calibri" w:cs="Calibri" w:eastAsia="Calibri" w:hAnsi="Calibri"/>
         </w:rPr>
-        <w:t xml:space="preserve">• Built an enterprise Nigerian tax-compliance and forensic-audit platform spanning 500+ API routes and 400+ automated tests, featuring Benford's Law fraud detection and a hash-chain immutable ledger</w:t>
-      </w:r>
-    </w:p>
-    <w:p>
-      <w:pPr>
-        <w:spacing w:after="50"/>
-        <w:ind w:left="360"/>
-      </w:pPr>
-      <w:r>
-        <w:rPr>
-          <w:color w:val="FFD700"/>
-          <w:sz w:val="18"/>
-          <w:szCs w:val="18"/>
-          <w:rFonts w:ascii="Calibri" w:cs="Calibri" w:eastAsia="Calibri" w:hAnsi="Calibri"/>
-        </w:rPr>
-        <w:t xml:space="preserve">  Live: https://ingenious-emotion-production-c3c3.up.railway.app/ | GitHub: https://github.com/EfeObus/TekVwarho-ProAudit</w:t>
-      </w:r>
-    </w:p>
-    <w:p>
-      <w:pPr>
-        <w:spacing w:after="100"/>
-        <w:ind w:left="360"/>
-      </w:pPr>
-      <w:r>
-        <w:rPr>
-          <w:i/>
-          <w:iCs/>
-          <w:color w:val="CCCCCC"/>
-          <w:sz w:val="18"/>
-          <w:szCs w:val="18"/>
-          <w:rFonts w:ascii="Calibri" w:cs="Calibri" w:eastAsia="Calibri" w:hAnsi="Calibri"/>
-        </w:rPr>
-        <w:t xml:space="preserve">  Technologies: Python, FastAPI, PostgreSQL, SQLAlchemy, Alembic, HTMX, TailwindCSS, Celery, Redis, Cryptography</w:t>
+        <w:t xml:space="preserve">• Built a Nigerian tax compliance, payroll and forensic audit platform (Benford's Law, Z-score, 3-way matching), migrated it to Google Cloud, and closed cross-tenant access risk across 164 endpoints with a central access check and cross-tenant test suite</w:t>
+      </w:r>
+    </w:p>
+    <w:p>
+      <w:pPr>
+        <w:spacing w:after="50"/>
+        <w:ind w:left="360"/>
+      </w:pPr>
+      <w:r>
+        <w:rPr>
+          <w:color w:val="FFD700"/>
+          <w:sz w:val="18"/>
+          <w:szCs w:val="18"/>
+          <w:rFonts w:ascii="Calibri" w:cs="Calibri" w:eastAsia="Calibri" w:hAnsi="Calibri"/>
+        </w:rPr>
+        <w:t xml:space="preserve">  GitHub: https://github.com/EfeObus/Tekvwa-Pro-Audit</w:t>
+      </w:r>
+    </w:p>
+    <w:p>
+      <w:pPr>
+        <w:spacing w:after="100"/>
+        <w:ind w:left="360"/>
+      </w:pPr>
+      <w:r>
+        <w:rPr>
+          <w:i/>
+          <w:iCs/>
+          <w:color w:val="CCCCCC"/>
+          <w:sz w:val="18"/>
+          <w:szCs w:val="18"/>
+          <w:rFonts w:ascii="Calibri" w:cs="Calibri" w:eastAsia="Calibri" w:hAnsi="Calibri"/>
+        </w:rPr>
+        <w:t xml:space="preserve">  Technologies: Python, FastAPI, PostgreSQL, SQLAlchemy, Alembic, HTMX, TailwindCSS, Celery, Redis, Google Cloud Run, Cloud SQL, Paystack</w:t>
       </w:r>
     </w:p>
     <w:p>
@@ -1826,39 +1811,24 @@
           <w:szCs w:val="20"/>
           <w:rFonts w:ascii="Calibri" w:cs="Calibri" w:eastAsia="Calibri" w:hAnsi="Calibri"/>
         </w:rPr>
-        <w:t xml:space="preserve">• Migrated a 17-module statistical analysis platform from Railway to Google Cloud Run and OpenAI to Vertex AI (Gemini via Application Default Credentials), shipping an auto-analysis recommendation engine, interactive drag/resize dashboards, and app-wide security hardening</w:t>
-      </w:r>
-    </w:p>
-    <w:p>
-      <w:pPr>
-        <w:spacing w:after="50"/>
-        <w:ind w:left="360"/>
-      </w:pPr>
-      <w:r>
-        <w:rPr>
-          <w:color w:val="FFD700"/>
-          <w:sz w:val="18"/>
-          <w:szCs w:val="18"/>
-          <w:rFonts w:ascii="Calibri" w:cs="Calibri" w:eastAsia="Calibri" w:hAnsi="Calibri"/>
-        </w:rPr>
-        <w:t xml:space="preserve">  Live: https://tekvwarho-analysis-551794668026.northamerica-northeast1.run.app/ | GitHub: https://github.com/EfeObus/TekVwarho-Analysis</w:t>
-      </w:r>
-    </w:p>
-    <w:p>
-      <w:pPr>
-        <w:spacing w:after="100"/>
-        <w:ind w:left="360"/>
-      </w:pPr>
-      <w:r>
-        <w:rPr>
-          <w:i/>
-          <w:iCs/>
-          <w:color w:val="CCCCCC"/>
-          <w:sz w:val="18"/>
-          <w:szCs w:val="18"/>
-          <w:rFonts w:ascii="Calibri" w:cs="Calibri" w:eastAsia="Calibri" w:hAnsi="Calibri"/>
-        </w:rPr>
-        <w:t xml:space="preserve">  Technologies: Flask, PostgreSQL, Google Cloud Run, Vertex AI (Gemini), Cloud SQL, Plotly.js, Bootstrap, Python</w:t>
+        <w:t xml:space="preserve">• Built a guided statistical analysis platform (web and Windows/macOS desktop, v5.109) with an FDR-corrected analysis-intelligence engine, executive PDF/Word/PowerPoint reports, warehouse connectors (Snowflake, BigQuery, Redshift), Python and R SDKs, and team workspaces with SSO and MFA</w:t>
+      </w:r>
+    </w:p>
+    <w:p>
+      <w:pPr>
+        <w:spacing w:after="100"/>
+        <w:ind w:left="360"/>
+      </w:pPr>
+      <w:r>
+        <w:rPr>
+          <w:i/>
+          <w:iCs/>
+          <w:color w:val="CCCCCC"/>
+          <w:sz w:val="18"/>
+          <w:szCs w:val="18"/>
+          <w:rFonts w:ascii="Calibri" w:cs="Calibri" w:eastAsia="Calibri" w:hAnsi="Calibri"/>
+        </w:rPr>
+        <w:t xml:space="preserve">  Technologies: Python, Flask, PostgreSQL, Google Cloud Run, Cloud SQL, Vertex AI (Gemini), Redis, Plotly.js, Electron, Snowflake / BigQuery / Redshift connectors</w:t>
       </w:r>
     </w:p>
     <w:p>
@@ -1919,7 +1889,7 @@
           <w:szCs w:val="18"/>
           <w:rFonts w:ascii="Calibri" w:cs="Calibri" w:eastAsia="Calibri" w:hAnsi="Calibri"/>
         </w:rPr>
-        <w:t xml:space="preserve">  Live: https://vwatek-apply-production.up.railway.app | GitHub: https://github.com/EfeObus/VwaTek-Apply</w:t>
+        <w:t xml:space="preserve">  GitHub: https://github.com/EfeObus/VwaTek-Apply</w:t>
       </w:r>
     </w:p>
     <w:p>
@@ -1987,21 +1957,6 @@
     </w:p>
     <w:p>
       <w:pPr>
-        <w:spacing w:after="50"/>
-        <w:ind w:left="360"/>
-      </w:pPr>
-      <w:r>
-        <w:rPr>
-          <w:color w:val="FFD700"/>
-          <w:sz w:val="18"/>
-          <w:szCs w:val="18"/>
-          <w:rFonts w:ascii="Calibri" w:cs="Calibri" w:eastAsia="Calibri" w:hAnsi="Calibri"/>
-        </w:rPr>
-        <w:t xml:space="preserve">  GitHub: https://github.com/EfeObus/JTOV-Network</w:t>
-      </w:r>
-    </w:p>
-    <w:p>
-      <w:pPr>
         <w:spacing w:after="100"/>
         <w:ind w:left="360"/>
       </w:pPr>
@@ -2065,21 +2020,6 @@
     </w:p>
     <w:p>
       <w:pPr>
-        <w:spacing w:after="50"/>
-        <w:ind w:left="360"/>
-      </w:pPr>
-      <w:r>
-        <w:rPr>
-          <w:color w:val="FFD700"/>
-          <w:sz w:val="18"/>
-          <w:szCs w:val="18"/>
-          <w:rFonts w:ascii="Calibri" w:cs="Calibri" w:eastAsia="Calibri" w:hAnsi="Calibri"/>
-        </w:rPr>
-        <w:t xml:space="preserve">  GitHub: https://github.com/EfeObus/LegalEagleAI</w:t>
-      </w:r>
-    </w:p>
-    <w:p>
-      <w:pPr>
         <w:spacing w:after="100"/>
         <w:ind w:left="360"/>
       </w:pPr>
@@ -2111,7 +2051,7 @@
           <w:szCs w:val="22"/>
           <w:rFonts w:ascii="Calibri" w:cs="Calibri" w:eastAsia="Calibri" w:hAnsi="Calibri"/>
         </w:rPr>
-        <w:t xml:space="preserve">TekVwarho Properties</w:t>
+        <w:t xml:space="preserve">TekVwa Properties</w:t>
       </w:r>
       <w:tab/>
       <w:r>
@@ -2138,39 +2078,39 @@
           <w:szCs w:val="20"/>
           <w:rFonts w:ascii="Calibri" w:cs="Calibri" w:eastAsia="Calibri" w:hAnsi="Calibri"/>
         </w:rPr>
-        <w:t xml:space="preserve">• Launched a Nigerian property rental marketplace connecting landlords and tenants directly, automating ID verification, fraud detection, and legal agreement generation</w:t>
-      </w:r>
-    </w:p>
-    <w:p>
-      <w:pPr>
-        <w:spacing w:after="50"/>
-        <w:ind w:left="360"/>
-      </w:pPr>
-      <w:r>
-        <w:rPr>
-          <w:color w:val="FFD700"/>
-          <w:sz w:val="18"/>
-          <w:szCs w:val="18"/>
-          <w:rFonts w:ascii="Calibri" w:cs="Calibri" w:eastAsia="Calibri" w:hAnsi="Calibri"/>
-        </w:rPr>
-        <w:t xml:space="preserve">  Live: https://tekvwarho-properties-production.up.railway.app/ | GitHub: https://github.com/EfeObus/TekVwarho-Properties</w:t>
-      </w:r>
-    </w:p>
-    <w:p>
-      <w:pPr>
-        <w:spacing w:after="100"/>
-        <w:ind w:left="360"/>
-      </w:pPr>
-      <w:r>
-        <w:rPr>
-          <w:i/>
-          <w:iCs/>
-          <w:color w:val="CCCCCC"/>
-          <w:sz w:val="18"/>
-          <w:szCs w:val="18"/>
-          <w:rFonts w:ascii="Calibri" w:cs="Calibri" w:eastAsia="Calibri" w:hAnsi="Calibri"/>
-        </w:rPr>
-        <w:t xml:space="preserve">  Technologies: HTML5, CSS3, JavaScript, Node.js, Express.js, PostgreSQL, Paystack, WebSocket</w:t>
+        <w:t xml:space="preserve">• Built a Nigerian rental marketplace (web, Android, iOS) with NIN identity verification, proof-of-ownership gating, verified viewings, generated tenancy agreements and Paystack split payments, on Flask and Google Cloud</w:t>
+      </w:r>
+    </w:p>
+    <w:p>
+      <w:pPr>
+        <w:spacing w:after="50"/>
+        <w:ind w:left="360"/>
+      </w:pPr>
+      <w:r>
+        <w:rPr>
+          <w:color w:val="FFD700"/>
+          <w:sz w:val="18"/>
+          <w:szCs w:val="18"/>
+          <w:rFonts w:ascii="Calibri" w:cs="Calibri" w:eastAsia="Calibri" w:hAnsi="Calibri"/>
+        </w:rPr>
+        <w:t xml:space="preserve">  Live: https://tekvwaproperties.com/</w:t>
+      </w:r>
+    </w:p>
+    <w:p>
+      <w:pPr>
+        <w:spacing w:after="100"/>
+        <w:ind w:left="360"/>
+      </w:pPr>
+      <w:r>
+        <w:rPr>
+          <w:i/>
+          <w:iCs/>
+          <w:color w:val="CCCCCC"/>
+          <w:sz w:val="18"/>
+          <w:szCs w:val="18"/>
+          <w:rFonts w:ascii="Calibri" w:cs="Calibri" w:eastAsia="Calibri" w:hAnsi="Calibri"/>
+        </w:rPr>
+        <w:t xml:space="preserve">  Technologies: Python, Flask, PostgreSQL, SQLAlchemy, JavaScript, Capacitor (Android/iOS), Google Cloud Run, Cloud SQL, Firebase, Paystack, Dojah (NIN)</w:t>
       </w:r>
     </w:p>
     <w:p>
@@ -2189,7 +2129,7 @@
           <w:szCs w:val="22"/>
           <w:rFonts w:ascii="Calibri" w:cs="Calibri" w:eastAsia="Calibri" w:hAnsi="Calibri"/>
         </w:rPr>
-        <w:t xml:space="preserve">Online Retail SQL Analysis</w:t>
+        <w:t xml:space="preserve">VOP Trading</w:t>
       </w:r>
       <w:tab/>
       <w:r>
@@ -2201,54 +2141,54 @@
           <w:szCs w:val="20"/>
           <w:rFonts w:ascii="Calibri" w:cs="Calibri" w:eastAsia="Calibri" w:hAnsi="Calibri"/>
         </w:rPr>
-        <w:t xml:space="preserve">Jul 2026</w:t>
-      </w:r>
-    </w:p>
-    <w:p>
-      <w:pPr>
-        <w:spacing w:after="50"/>
-        <w:ind w:left="360"/>
-      </w:pPr>
-      <w:r>
-        <w:rPr>
-          <w:color w:val="FFFFFF"/>
-          <w:sz w:val="20"/>
-          <w:szCs w:val="20"/>
-          <w:rFonts w:ascii="Calibri" w:cs="Calibri" w:eastAsia="Calibri" w:hAnsi="Calibri"/>
-        </w:rPr>
-        <w:t xml:space="preserve">• Designed a normalized PostgreSQL schema and wrote 30 production SQL queries analyzing 500K+ e-commerce transactions, uncovering revenue concentration and segmentation insights while auditing and documenting real bugs in the analysis itself</w:t>
-      </w:r>
-    </w:p>
-    <w:p>
-      <w:pPr>
-        <w:spacing w:after="50"/>
-        <w:ind w:left="360"/>
-      </w:pPr>
-      <w:r>
-        <w:rPr>
-          <w:color w:val="FFD700"/>
-          <w:sz w:val="18"/>
-          <w:szCs w:val="18"/>
-          <w:rFonts w:ascii="Calibri" w:cs="Calibri" w:eastAsia="Calibri" w:hAnsi="Calibri"/>
-        </w:rPr>
-        <w:t xml:space="preserve">  GitHub: https://github.com/EfeObus/Online-Retail-SQL-Analysis</w:t>
-      </w:r>
-    </w:p>
-    <w:p>
-      <w:pPr>
-        <w:spacing w:after="100"/>
-        <w:ind w:left="360"/>
-      </w:pPr>
-      <w:r>
-        <w:rPr>
-          <w:i/>
-          <w:iCs/>
-          <w:color w:val="CCCCCC"/>
-          <w:sz w:val="18"/>
-          <w:szCs w:val="18"/>
-          <w:rFonts w:ascii="Calibri" w:cs="Calibri" w:eastAsia="Calibri" w:hAnsi="Calibri"/>
-        </w:rPr>
-        <w:t xml:space="preserve">  Technologies: PostgreSQL, SQL, Window Functions, CTEs, RFM Segmentation, Cohort Analysis, Database Design</w:t>
+        <w:t xml:space="preserve">Aug 2026</w:t>
+      </w:r>
+    </w:p>
+    <w:p>
+      <w:pPr>
+        <w:spacing w:after="50"/>
+        <w:ind w:left="360"/>
+      </w:pPr>
+      <w:r>
+        <w:rPr>
+          <w:color w:val="FFFFFF"/>
+          <w:sz w:val="20"/>
+          <w:szCs w:val="20"/>
+          <w:rFonts w:ascii="Calibri" w:cs="Calibri" w:eastAsia="Calibri" w:hAnsi="Calibri"/>
+        </w:rPr>
+        <w:t xml:space="preserve">• Integrated a stocks-and-crypto paper-trading platform: built the Next.js web app, Fastify session gateway and a REST-to-FIX adapter around open-source brokerage, FIX matching and trading-bot engines</w:t>
+      </w:r>
+    </w:p>
+    <w:p>
+      <w:pPr>
+        <w:spacing w:after="50"/>
+        <w:ind w:left="360"/>
+      </w:pPr>
+      <w:r>
+        <w:rPr>
+          <w:color w:val="FFD700"/>
+          <w:sz w:val="18"/>
+          <w:szCs w:val="18"/>
+          <w:rFonts w:ascii="Calibri" w:cs="Calibri" w:eastAsia="Calibri" w:hAnsi="Calibri"/>
+        </w:rPr>
+        <w:t xml:space="preserve">  GitHub: https://github.com/EfeObus/VopTrading</w:t>
+      </w:r>
+    </w:p>
+    <w:p>
+      <w:pPr>
+        <w:spacing w:after="100"/>
+        <w:ind w:left="360"/>
+      </w:pPr>
+      <w:r>
+        <w:rPr>
+          <w:i/>
+          <w:iCs/>
+          <w:color w:val="CCCCCC"/>
+          <w:sz w:val="18"/>
+          <w:szCs w:val="18"/>
+          <w:rFonts w:ascii="Calibri" w:cs="Calibri" w:eastAsia="Calibri" w:hAnsi="Calibri"/>
+        </w:rPr>
+        <w:t xml:space="preserve">  Technologies: Next.js, React, TypeScript, Fastify, .NET, QuickFIX/n (FIX protocol), Python, PostgreSQL, Docker</w:t>
       </w:r>
     </w:p>
     <w:p>
@@ -2267,7 +2207,7 @@
           <w:szCs w:val="22"/>
           <w:rFonts w:ascii="Calibri" w:cs="Calibri" w:eastAsia="Calibri" w:hAnsi="Calibri"/>
         </w:rPr>
-        <w:t xml:space="preserve">Nashville Housing Market Analysis</w:t>
+        <w:t xml:space="preserve">Efe Portfolio App</w:t>
       </w:r>
       <w:tab/>
       <w:r>
@@ -2279,54 +2219,54 @@
           <w:szCs w:val="20"/>
           <w:rFonts w:ascii="Calibri" w:cs="Calibri" w:eastAsia="Calibri" w:hAnsi="Calibri"/>
         </w:rPr>
-        <w:t xml:space="preserve">Jul 2026</w:t>
-      </w:r>
-    </w:p>
-    <w:p>
-      <w:pPr>
-        <w:spacing w:after="50"/>
-        <w:ind w:left="360"/>
-      </w:pPr>
-      <w:r>
-        <w:rPr>
-          <w:color w:val="FFFFFF"/>
-          <w:sz w:val="20"/>
-          <w:szCs w:val="20"/>
-          <w:rFonts w:ascii="Calibri" w:cs="Calibri" w:eastAsia="Calibri" w:hAnsi="Calibri"/>
-        </w:rPr>
-        <w:t xml:space="preserve">• Transformed 56,636 messy municipal housing records (2013-2016) into a verified $18.50B market analysis — surfacing a $327,581 average vs. $205,838 median sale price to flag outlier skew — via an Excel formula engine (VLOOKUP/XLOOKUP/SUMPRODUCT) and a 9-pivot-table KPI dashboard</w:t>
-      </w:r>
-    </w:p>
-    <w:p>
-      <w:pPr>
-        <w:spacing w:after="50"/>
-        <w:ind w:left="360"/>
-      </w:pPr>
-      <w:r>
-        <w:rPr>
-          <w:color w:val="FFD700"/>
-          <w:sz w:val="18"/>
-          <w:szCs w:val="18"/>
-          <w:rFonts w:ascii="Calibri" w:cs="Calibri" w:eastAsia="Calibri" w:hAnsi="Calibri"/>
-        </w:rPr>
-        <w:t xml:space="preserve">  GitHub: https://github.com/EfeObus/Nashville-Housing</w:t>
-      </w:r>
-    </w:p>
-    <w:p>
-      <w:pPr>
-        <w:spacing w:after="100"/>
-        <w:ind w:left="360"/>
-      </w:pPr>
-      <w:r>
-        <w:rPr>
-          <w:i/>
-          <w:iCs/>
-          <w:color w:val="CCCCCC"/>
-          <w:sz w:val="18"/>
-          <w:szCs w:val="18"/>
-          <w:rFonts w:ascii="Calibri" w:cs="Calibri" w:eastAsia="Calibri" w:hAnsi="Calibri"/>
-        </w:rPr>
-        <w:t xml:space="preserve">  Technologies: Microsoft Excel, VLOOKUP/XLOOKUP, INDEX/MATCH, Pivot Tables, SUMPRODUCT, Data Cleaning, Business Intelligence</w:t>
+        <w:t xml:space="preserve">Jul 2026 – Present</w:t>
+      </w:r>
+    </w:p>
+    <w:p>
+      <w:pPr>
+        <w:spacing w:after="50"/>
+        <w:ind w:left="360"/>
+      </w:pPr>
+      <w:r>
+        <w:rPr>
+          <w:color w:val="FFFFFF"/>
+          <w:sz w:val="20"/>
+          <w:szCs w:val="20"/>
+          <w:rFonts w:ascii="Calibri" w:cs="Calibri" w:eastAsia="Calibri" w:hAnsi="Calibri"/>
+        </w:rPr>
+        <w:t xml:space="preserve">• Built a React/TypeScript companion app for iOS and Android (Capacitor) that syncs live with this portfolio's published data, works offline, and opens role-specific resumes natively</w:t>
+      </w:r>
+    </w:p>
+    <w:p>
+      <w:pPr>
+        <w:spacing w:after="50"/>
+        <w:ind w:left="360"/>
+      </w:pPr>
+      <w:r>
+        <w:rPr>
+          <w:color w:val="FFD700"/>
+          <w:sz w:val="18"/>
+          <w:szCs w:val="18"/>
+          <w:rFonts w:ascii="Calibri" w:cs="Calibri" w:eastAsia="Calibri" w:hAnsi="Calibri"/>
+        </w:rPr>
+        <w:t xml:space="preserve">  GitHub: https://github.com/EfeObus/Efe-Obukohwo-Mobile</w:t>
+      </w:r>
+    </w:p>
+    <w:p>
+      <w:pPr>
+        <w:spacing w:after="100"/>
+        <w:ind w:left="360"/>
+      </w:pPr>
+      <w:r>
+        <w:rPr>
+          <w:i/>
+          <w:iCs/>
+          <w:color w:val="CCCCCC"/>
+          <w:sz w:val="18"/>
+          <w:szCs w:val="18"/>
+          <w:rFonts w:ascii="Calibri" w:cs="Calibri" w:eastAsia="Calibri" w:hAnsi="Calibri"/>
+        </w:rPr>
+        <w:t xml:space="preserve">  Technologies: React, TypeScript, Vite, Capacitor (Android/iOS), Capacitor Preferences, Oxlint</w:t>
       </w:r>
     </w:p>
     <w:p>
@@ -2345,7 +2285,7 @@
           <w:szCs w:val="22"/>
           <w:rFonts w:ascii="Calibri" w:cs="Calibri" w:eastAsia="Calibri" w:hAnsi="Calibri"/>
         </w:rPr>
-        <w:t xml:space="preserve">GDHO Dataset Analysis</w:t>
+        <w:t xml:space="preserve">NaijaVote (System Design)</w:t>
       </w:r>
       <w:tab/>
       <w:r>
@@ -2357,54 +2297,54 @@
           <w:szCs w:val="20"/>
           <w:rFonts w:ascii="Calibri" w:cs="Calibri" w:eastAsia="Calibri" w:hAnsi="Calibri"/>
         </w:rPr>
-        <w:t xml:space="preserve">Nov 2025</w:t>
-      </w:r>
-    </w:p>
-    <w:p>
-      <w:pPr>
-        <w:spacing w:after="50"/>
-        <w:ind w:left="360"/>
-      </w:pPr>
-      <w:r>
-        <w:rPr>
-          <w:color w:val="FFFFFF"/>
-          <w:sz w:val="20"/>
-          <w:szCs w:val="20"/>
-          <w:rFonts w:ascii="Calibri" w:cs="Calibri" w:eastAsia="Calibri" w:hAnsi="Calibri"/>
-        </w:rPr>
-        <w:t xml:space="preserve">• Cleaned and analyzed 125,125 org-year rows covering 7,301 humanitarian organizations (GDHO 2025, 2006-2024), surfacing a 6,780x median-budget gap between national NGOs and UN agencies, then built a LightGBM budget estimator (0.796 held-out R², org-grouped train/test split) with an honest audit of its own imputation limitations</w:t>
-      </w:r>
-    </w:p>
-    <w:p>
-      <w:pPr>
-        <w:spacing w:after="50"/>
-        <w:ind w:left="360"/>
-      </w:pPr>
-      <w:r>
-        <w:rPr>
-          <w:color w:val="FFD700"/>
-          <w:sz w:val="18"/>
-          <w:szCs w:val="18"/>
-          <w:rFonts w:ascii="Calibri" w:cs="Calibri" w:eastAsia="Calibri" w:hAnsi="Calibri"/>
-        </w:rPr>
-        <w:t xml:space="preserve">  GitHub: https://github.com/EfeObus/Global-Database-of-Humanitarian-Organizations-Analysis</w:t>
-      </w:r>
-    </w:p>
-    <w:p>
-      <w:pPr>
-        <w:spacing w:after="100"/>
-        <w:ind w:left="360"/>
-      </w:pPr>
-      <w:r>
-        <w:rPr>
-          <w:i/>
-          <w:iCs/>
-          <w:color w:val="CCCCCC"/>
-          <w:sz w:val="18"/>
-          <w:szCs w:val="18"/>
-          <w:rFonts w:ascii="Calibri" w:cs="Calibri" w:eastAsia="Calibri" w:hAnsi="Calibri"/>
-        </w:rPr>
-        <w:t xml:space="preserve">  Technologies: Python, Pandas, NumPy, Scikit-learn, LightGBM, Matplotlib, Feature Engineering, Data Cleaning</w:t>
+        <w:t xml:space="preserve">Jul 2026</w:t>
+      </w:r>
+    </w:p>
+    <w:p>
+      <w:pPr>
+        <w:spacing w:after="50"/>
+        <w:ind w:left="360"/>
+      </w:pPr>
+      <w:r>
+        <w:rPr>
+          <w:color w:val="FFFFFF"/>
+          <w:sz w:val="20"/>
+          <w:szCs w:val="20"/>
+          <w:rFonts w:ascii="Calibri" w:cs="Calibri" w:eastAsia="Calibri" w:hAnsi="Calibri"/>
+        </w:rPr>
+        <w:t xml:space="preserve">• Wrote a full system design for a hybrid online and polling-unit e-voting system for Nigeria, covering cryptography (mix-net, threshold HSM keys), identity, auditability and a threat model</w:t>
+      </w:r>
+    </w:p>
+    <w:p>
+      <w:pPr>
+        <w:spacing w:after="50"/>
+        <w:ind w:left="360"/>
+      </w:pPr>
+      <w:r>
+        <w:rPr>
+          <w:color w:val="FFD700"/>
+          <w:sz w:val="18"/>
+          <w:szCs w:val="18"/>
+          <w:rFonts w:ascii="Calibri" w:cs="Calibri" w:eastAsia="Calibri" w:hAnsi="Calibri"/>
+        </w:rPr>
+        <w:t xml:space="preserve">  GitHub: https://github.com/EfeObus/NaijaVote</w:t>
+      </w:r>
+    </w:p>
+    <w:p>
+      <w:pPr>
+        <w:spacing w:after="100"/>
+        <w:ind w:left="360"/>
+      </w:pPr>
+      <w:r>
+        <w:rPr>
+          <w:i/>
+          <w:iCs/>
+          <w:color w:val="CCCCCC"/>
+          <w:sz w:val="18"/>
+          <w:szCs w:val="18"/>
+          <w:rFonts w:ascii="Calibri" w:cs="Calibri" w:eastAsia="Calibri" w:hAnsi="Calibri"/>
+        </w:rPr>
+        <w:t xml:space="preserve">  Technologies: System Design, Threat Modeling, Applied Cryptography, Rust, Go, gRPC / mTLS</w:t>
       </w:r>
     </w:p>
     <w:p>
@@ -2423,7 +2363,7 @@
           <w:szCs w:val="22"/>
           <w:rFonts w:ascii="Calibri" w:cs="Calibri" w:eastAsia="Calibri" w:hAnsi="Calibri"/>
         </w:rPr>
-        <w:t xml:space="preserve">Agho Hospital Management System</w:t>
+        <w:t xml:space="preserve">Tekvwa Mortgage AI</w:t>
       </w:r>
       <w:tab/>
       <w:r>
@@ -2435,54 +2375,54 @@
           <w:szCs w:val="20"/>
           <w:rFonts w:ascii="Calibri" w:cs="Calibri" w:eastAsia="Calibri" w:hAnsi="Calibri"/>
         </w:rPr>
-        <w:t xml:space="preserve">2025</w:t>
-      </w:r>
-    </w:p>
-    <w:p>
-      <w:pPr>
-        <w:spacing w:after="50"/>
-        <w:ind w:left="360"/>
-      </w:pPr>
-      <w:r>
-        <w:rPr>
-          <w:color w:val="FFFFFF"/>
-          <w:sz w:val="20"/>
-          <w:szCs w:val="20"/>
-          <w:rFonts w:ascii="Calibri" w:cs="Calibri" w:eastAsia="Calibri" w:hAnsi="Calibri"/>
-        </w:rPr>
-        <w:t xml:space="preserve">• Built a hospital management system with role-based access control across 4 staff roles, securing patient data with SHA-256 hashing and SQL-injection prevention</w:t>
-      </w:r>
-    </w:p>
-    <w:p>
-      <w:pPr>
-        <w:spacing w:after="50"/>
-        <w:ind w:left="360"/>
-      </w:pPr>
-      <w:r>
-        <w:rPr>
-          <w:color w:val="FFD700"/>
-          <w:sz w:val="18"/>
-          <w:szCs w:val="18"/>
-          <w:rFonts w:ascii="Calibri" w:cs="Calibri" w:eastAsia="Calibri" w:hAnsi="Calibri"/>
-        </w:rPr>
-        <w:t xml:space="preserve">  GitHub: https://github.com/EfeObus/Agho-Hospital-Management</w:t>
-      </w:r>
-    </w:p>
-    <w:p>
-      <w:pPr>
-        <w:spacing w:after="100"/>
-        <w:ind w:left="360"/>
-      </w:pPr>
-      <w:r>
-        <w:rPr>
-          <w:i/>
-          <w:iCs/>
-          <w:color w:val="CCCCCC"/>
-          <w:sz w:val="18"/>
-          <w:szCs w:val="18"/>
-          <w:rFonts w:ascii="Calibri" w:cs="Calibri" w:eastAsia="Calibri" w:hAnsi="Calibri"/>
-        </w:rPr>
-        <w:t xml:space="preserve">  Technologies: Java, Java Swing, PostgreSQL, JDBC, SHA-256, Web Server</w:t>
+        <w:t xml:space="preserve">Mar 2026</w:t>
+      </w:r>
+    </w:p>
+    <w:p>
+      <w:pPr>
+        <w:spacing w:after="50"/>
+        <w:ind w:left="360"/>
+      </w:pPr>
+      <w:r>
+        <w:rPr>
+          <w:color w:val="FFFFFF"/>
+          <w:sz w:val="20"/>
+          <w:szCs w:val="20"/>
+          <w:rFonts w:ascii="Calibri" w:cs="Calibri" w:eastAsia="Calibri" w:hAnsi="Calibri"/>
+        </w:rPr>
+        <w:t xml:space="preserve">• Built a FastAPI mortgage risk platform on Freddie Mac loan data with multi-target default models, SHAP explanations, OSFI B-20 stress testing, Fairlearn bias checks and portfolio risk metrics</w:t>
+      </w:r>
+    </w:p>
+    <w:p>
+      <w:pPr>
+        <w:spacing w:after="50"/>
+        <w:ind w:left="360"/>
+      </w:pPr>
+      <w:r>
+        <w:rPr>
+          <w:color w:val="FFD700"/>
+          <w:sz w:val="18"/>
+          <w:szCs w:val="18"/>
+          <w:rFonts w:ascii="Calibri" w:cs="Calibri" w:eastAsia="Calibri" w:hAnsi="Calibri"/>
+        </w:rPr>
+        <w:t xml:space="preserve">  GitHub: https://github.com/EfeObus/Tekvwa-Mortgage-AI</w:t>
+      </w:r>
+    </w:p>
+    <w:p>
+      <w:pPr>
+        <w:spacing w:after="100"/>
+        <w:ind w:left="360"/>
+      </w:pPr>
+      <w:r>
+        <w:rPr>
+          <w:i/>
+          <w:iCs/>
+          <w:color w:val="CCCCCC"/>
+          <w:sz w:val="18"/>
+          <w:szCs w:val="18"/>
+          <w:rFonts w:ascii="Calibri" w:cs="Calibri" w:eastAsia="Calibri" w:hAnsi="Calibri"/>
+        </w:rPr>
+        <w:t xml:space="preserve">  Technologies: Python, FastAPI, PostgreSQL, LightGBM, XGBoost, scikit-learn, SHAP, Fairlearn</w:t>
       </w:r>
     </w:p>
     <w:p>
@@ -2501,6 +2441,396 @@
           <w:szCs w:val="22"/>
           <w:rFonts w:ascii="Calibri" w:cs="Calibri" w:eastAsia="Calibri" w:hAnsi="Calibri"/>
         </w:rPr>
+        <w:t xml:space="preserve">Tekvwa IT Solutions Website</w:t>
+      </w:r>
+      <w:tab/>
+      <w:r>
+        <w:rPr>
+          <w:i/>
+          <w:iCs/>
+          <w:color w:val="CCCCCC"/>
+          <w:sz w:val="20"/>
+          <w:szCs w:val="20"/>
+          <w:rFonts w:ascii="Calibri" w:cs="Calibri" w:eastAsia="Calibri" w:hAnsi="Calibri"/>
+        </w:rPr>
+        <w:t xml:space="preserve">Jan 2026 – Present</w:t>
+      </w:r>
+    </w:p>
+    <w:p>
+      <w:pPr>
+        <w:spacing w:after="50"/>
+        <w:ind w:left="360"/>
+      </w:pPr>
+      <w:r>
+        <w:rPr>
+          <w:color w:val="FFFFFF"/>
+          <w:sz w:val="20"/>
+          <w:szCs w:val="20"/>
+          <w:rFonts w:ascii="Calibri" w:cs="Calibri" w:eastAsia="Calibri" w:hAnsi="Calibri"/>
+        </w:rPr>
+        <w:t xml:space="preserve">• Built my company's website and internal operations platform: live chat, consultation booking, staff and payroll management, helpdesk, compliance tracking and audit logs on Node.js and PostgreSQL</w:t>
+      </w:r>
+    </w:p>
+    <w:p>
+      <w:pPr>
+        <w:spacing w:after="50"/>
+        <w:ind w:left="360"/>
+      </w:pPr>
+      <w:r>
+        <w:rPr>
+          <w:color w:val="FFD700"/>
+          <w:sz w:val="18"/>
+          <w:szCs w:val="18"/>
+          <w:rFonts w:ascii="Calibri" w:cs="Calibri" w:eastAsia="Calibri" w:hAnsi="Calibri"/>
+        </w:rPr>
+        <w:t xml:space="preserve">  GitHub: https://github.com/EfeObus/Tekvwarho-IT-Solutions-Ltd</w:t>
+      </w:r>
+    </w:p>
+    <w:p>
+      <w:pPr>
+        <w:spacing w:after="100"/>
+        <w:ind w:left="360"/>
+      </w:pPr>
+      <w:r>
+        <w:rPr>
+          <w:i/>
+          <w:iCs/>
+          <w:color w:val="CCCCCC"/>
+          <w:sz w:val="18"/>
+          <w:szCs w:val="18"/>
+          <w:rFonts w:ascii="Calibri" w:cs="Calibri" w:eastAsia="Calibri" w:hAnsi="Calibri"/>
+        </w:rPr>
+        <w:t xml:space="preserve">  Technologies: Node.js, Express.js, PostgreSQL, WebSocket, JavaScript, JWT, Docker, Google Cloud Storage</w:t>
+      </w:r>
+    </w:p>
+    <w:p>
+      <w:pPr>
+        <w:tabs>
+          <w:tab w:val="right" w:pos="10800"/>
+        </w:tabs>
+        <w:spacing w:before="150" w:after="20"/>
+      </w:pPr>
+      <w:r>
+        <w:rPr>
+          <w:b/>
+          <w:bCs/>
+          <w:color w:val="FFFFFF"/>
+          <w:sz w:val="22"/>
+          <w:szCs w:val="22"/>
+          <w:rFonts w:ascii="Calibri" w:cs="Calibri" w:eastAsia="Calibri" w:hAnsi="Calibri"/>
+        </w:rPr>
+        <w:t xml:space="preserve">Online Retail SQL Analysis</w:t>
+      </w:r>
+      <w:tab/>
+      <w:r>
+        <w:rPr>
+          <w:i/>
+          <w:iCs/>
+          <w:color w:val="CCCCCC"/>
+          <w:sz w:val="20"/>
+          <w:szCs w:val="20"/>
+          <w:rFonts w:ascii="Calibri" w:cs="Calibri" w:eastAsia="Calibri" w:hAnsi="Calibri"/>
+        </w:rPr>
+        <w:t xml:space="preserve">Jul 2026</w:t>
+      </w:r>
+    </w:p>
+    <w:p>
+      <w:pPr>
+        <w:spacing w:after="50"/>
+        <w:ind w:left="360"/>
+      </w:pPr>
+      <w:r>
+        <w:rPr>
+          <w:color w:val="FFFFFF"/>
+          <w:sz w:val="20"/>
+          <w:szCs w:val="20"/>
+          <w:rFonts w:ascii="Calibri" w:cs="Calibri" w:eastAsia="Calibri" w:hAnsi="Calibri"/>
+        </w:rPr>
+        <w:t xml:space="preserve">• Designed a normalized PostgreSQL schema and wrote 30 production SQL queries analyzing 500K+ e-commerce transactions, uncovering revenue concentration and segmentation insights while auditing and documenting real bugs in the analysis itself</w:t>
+      </w:r>
+    </w:p>
+    <w:p>
+      <w:pPr>
+        <w:spacing w:after="50"/>
+        <w:ind w:left="360"/>
+      </w:pPr>
+      <w:r>
+        <w:rPr>
+          <w:color w:val="FFD700"/>
+          <w:sz w:val="18"/>
+          <w:szCs w:val="18"/>
+          <w:rFonts w:ascii="Calibri" w:cs="Calibri" w:eastAsia="Calibri" w:hAnsi="Calibri"/>
+        </w:rPr>
+        <w:t xml:space="preserve">  GitHub: https://github.com/EfeObus/Online-Retail-SQL-Analysis</w:t>
+      </w:r>
+    </w:p>
+    <w:p>
+      <w:pPr>
+        <w:spacing w:after="100"/>
+        <w:ind w:left="360"/>
+      </w:pPr>
+      <w:r>
+        <w:rPr>
+          <w:i/>
+          <w:iCs/>
+          <w:color w:val="CCCCCC"/>
+          <w:sz w:val="18"/>
+          <w:szCs w:val="18"/>
+          <w:rFonts w:ascii="Calibri" w:cs="Calibri" w:eastAsia="Calibri" w:hAnsi="Calibri"/>
+        </w:rPr>
+        <w:t xml:space="preserve">  Technologies: PostgreSQL, SQL, Window Functions, CTEs, RFM Segmentation, Cohort Analysis, Database Design</w:t>
+      </w:r>
+    </w:p>
+    <w:p>
+      <w:pPr>
+        <w:tabs>
+          <w:tab w:val="right" w:pos="10800"/>
+        </w:tabs>
+        <w:spacing w:before="150" w:after="20"/>
+      </w:pPr>
+      <w:r>
+        <w:rPr>
+          <w:b/>
+          <w:bCs/>
+          <w:color w:val="FFFFFF"/>
+          <w:sz w:val="22"/>
+          <w:szCs w:val="22"/>
+          <w:rFonts w:ascii="Calibri" w:cs="Calibri" w:eastAsia="Calibri" w:hAnsi="Calibri"/>
+        </w:rPr>
+        <w:t xml:space="preserve">Nashville Housing Market Analysis</w:t>
+      </w:r>
+      <w:tab/>
+      <w:r>
+        <w:rPr>
+          <w:i/>
+          <w:iCs/>
+          <w:color w:val="CCCCCC"/>
+          <w:sz w:val="20"/>
+          <w:szCs w:val="20"/>
+          <w:rFonts w:ascii="Calibri" w:cs="Calibri" w:eastAsia="Calibri" w:hAnsi="Calibri"/>
+        </w:rPr>
+        <w:t xml:space="preserve">Jul 2026</w:t>
+      </w:r>
+    </w:p>
+    <w:p>
+      <w:pPr>
+        <w:spacing w:after="50"/>
+        <w:ind w:left="360"/>
+      </w:pPr>
+      <w:r>
+        <w:rPr>
+          <w:color w:val="FFFFFF"/>
+          <w:sz w:val="20"/>
+          <w:szCs w:val="20"/>
+          <w:rFonts w:ascii="Calibri" w:cs="Calibri" w:eastAsia="Calibri" w:hAnsi="Calibri"/>
+        </w:rPr>
+        <w:t xml:space="preserve">• Transformed 56,636 messy municipal housing records (2013-2016) into a verified $18.50B market analysis — surfacing a $327,581 average vs. $205,838 median sale price to flag outlier skew — via an Excel formula engine (VLOOKUP/XLOOKUP/SUMPRODUCT) and a 9-pivot-table KPI dashboard</w:t>
+      </w:r>
+    </w:p>
+    <w:p>
+      <w:pPr>
+        <w:spacing w:after="50"/>
+        <w:ind w:left="360"/>
+      </w:pPr>
+      <w:r>
+        <w:rPr>
+          <w:color w:val="FFD700"/>
+          <w:sz w:val="18"/>
+          <w:szCs w:val="18"/>
+          <w:rFonts w:ascii="Calibri" w:cs="Calibri" w:eastAsia="Calibri" w:hAnsi="Calibri"/>
+        </w:rPr>
+        <w:t xml:space="preserve">  GitHub: https://github.com/EfeObus/Nashville-Housing</w:t>
+      </w:r>
+    </w:p>
+    <w:p>
+      <w:pPr>
+        <w:spacing w:after="100"/>
+        <w:ind w:left="360"/>
+      </w:pPr>
+      <w:r>
+        <w:rPr>
+          <w:i/>
+          <w:iCs/>
+          <w:color w:val="CCCCCC"/>
+          <w:sz w:val="18"/>
+          <w:szCs w:val="18"/>
+          <w:rFonts w:ascii="Calibri" w:cs="Calibri" w:eastAsia="Calibri" w:hAnsi="Calibri"/>
+        </w:rPr>
+        <w:t xml:space="preserve">  Technologies: Microsoft Excel, VLOOKUP/XLOOKUP, INDEX/MATCH, Pivot Tables, SUMPRODUCT, Data Cleaning, Business Intelligence</w:t>
+      </w:r>
+    </w:p>
+    <w:p>
+      <w:pPr>
+        <w:tabs>
+          <w:tab w:val="right" w:pos="10800"/>
+        </w:tabs>
+        <w:spacing w:before="150" w:after="20"/>
+      </w:pPr>
+      <w:r>
+        <w:rPr>
+          <w:b/>
+          <w:bCs/>
+          <w:color w:val="FFFFFF"/>
+          <w:sz w:val="22"/>
+          <w:szCs w:val="22"/>
+          <w:rFonts w:ascii="Calibri" w:cs="Calibri" w:eastAsia="Calibri" w:hAnsi="Calibri"/>
+        </w:rPr>
+        <w:t xml:space="preserve">GDHO Dataset Analysis</w:t>
+      </w:r>
+      <w:tab/>
+      <w:r>
+        <w:rPr>
+          <w:i/>
+          <w:iCs/>
+          <w:color w:val="CCCCCC"/>
+          <w:sz w:val="20"/>
+          <w:szCs w:val="20"/>
+          <w:rFonts w:ascii="Calibri" w:cs="Calibri" w:eastAsia="Calibri" w:hAnsi="Calibri"/>
+        </w:rPr>
+        <w:t xml:space="preserve">Nov 2025</w:t>
+      </w:r>
+    </w:p>
+    <w:p>
+      <w:pPr>
+        <w:spacing w:after="50"/>
+        <w:ind w:left="360"/>
+      </w:pPr>
+      <w:r>
+        <w:rPr>
+          <w:color w:val="FFFFFF"/>
+          <w:sz w:val="20"/>
+          <w:szCs w:val="20"/>
+          <w:rFonts w:ascii="Calibri" w:cs="Calibri" w:eastAsia="Calibri" w:hAnsi="Calibri"/>
+        </w:rPr>
+        <w:t xml:space="preserve">• Cleaned and analyzed 125,125 org-year rows covering 7,301 humanitarian organizations (GDHO 2025, 2006-2024), surfacing a 6,780x median-budget gap between national NGOs and UN agencies, then built a LightGBM budget estimator (0.796 held-out R², org-grouped train/test split) with an honest audit of its own imputation limitations</w:t>
+      </w:r>
+    </w:p>
+    <w:p>
+      <w:pPr>
+        <w:spacing w:after="50"/>
+        <w:ind w:left="360"/>
+      </w:pPr>
+      <w:r>
+        <w:rPr>
+          <w:color w:val="FFD700"/>
+          <w:sz w:val="18"/>
+          <w:szCs w:val="18"/>
+          <w:rFonts w:ascii="Calibri" w:cs="Calibri" w:eastAsia="Calibri" w:hAnsi="Calibri"/>
+        </w:rPr>
+        <w:t xml:space="preserve">  GitHub: https://github.com/EfeObus/Global-Database-of-Humanitarian-Organizations-Analysis</w:t>
+      </w:r>
+    </w:p>
+    <w:p>
+      <w:pPr>
+        <w:spacing w:after="100"/>
+        <w:ind w:left="360"/>
+      </w:pPr>
+      <w:r>
+        <w:rPr>
+          <w:i/>
+          <w:iCs/>
+          <w:color w:val="CCCCCC"/>
+          <w:sz w:val="18"/>
+          <w:szCs w:val="18"/>
+          <w:rFonts w:ascii="Calibri" w:cs="Calibri" w:eastAsia="Calibri" w:hAnsi="Calibri"/>
+        </w:rPr>
+        <w:t xml:space="preserve">  Technologies: Python, Pandas, NumPy, Scikit-learn, LightGBM, Matplotlib, Feature Engineering, Data Cleaning</w:t>
+      </w:r>
+    </w:p>
+    <w:p>
+      <w:pPr>
+        <w:tabs>
+          <w:tab w:val="right" w:pos="10800"/>
+        </w:tabs>
+        <w:spacing w:before="150" w:after="20"/>
+      </w:pPr>
+      <w:r>
+        <w:rPr>
+          <w:b/>
+          <w:bCs/>
+          <w:color w:val="FFFFFF"/>
+          <w:sz w:val="22"/>
+          <w:szCs w:val="22"/>
+          <w:rFonts w:ascii="Calibri" w:cs="Calibri" w:eastAsia="Calibri" w:hAnsi="Calibri"/>
+        </w:rPr>
+        <w:t xml:space="preserve">Agho Hospital Management System</w:t>
+      </w:r>
+      <w:tab/>
+      <w:r>
+        <w:rPr>
+          <w:i/>
+          <w:iCs/>
+          <w:color w:val="CCCCCC"/>
+          <w:sz w:val="20"/>
+          <w:szCs w:val="20"/>
+          <w:rFonts w:ascii="Calibri" w:cs="Calibri" w:eastAsia="Calibri" w:hAnsi="Calibri"/>
+        </w:rPr>
+        <w:t xml:space="preserve">2025</w:t>
+      </w:r>
+    </w:p>
+    <w:p>
+      <w:pPr>
+        <w:spacing w:after="50"/>
+        <w:ind w:left="360"/>
+      </w:pPr>
+      <w:r>
+        <w:rPr>
+          <w:color w:val="FFFFFF"/>
+          <w:sz w:val="20"/>
+          <w:szCs w:val="20"/>
+          <w:rFonts w:ascii="Calibri" w:cs="Calibri" w:eastAsia="Calibri" w:hAnsi="Calibri"/>
+        </w:rPr>
+        <w:t xml:space="preserve">• Built a hospital management system with role-based access control across 4 staff roles, securing patient data with SHA-256 hashing and SQL-injection prevention</w:t>
+      </w:r>
+    </w:p>
+    <w:p>
+      <w:pPr>
+        <w:spacing w:after="50"/>
+        <w:ind w:left="360"/>
+      </w:pPr>
+      <w:r>
+        <w:rPr>
+          <w:color w:val="FFD700"/>
+          <w:sz w:val="18"/>
+          <w:szCs w:val="18"/>
+          <w:rFonts w:ascii="Calibri" w:cs="Calibri" w:eastAsia="Calibri" w:hAnsi="Calibri"/>
+        </w:rPr>
+        <w:t xml:space="preserve">  GitHub: https://github.com/EfeObus/Agho-Hospital-Management</w:t>
+      </w:r>
+    </w:p>
+    <w:p>
+      <w:pPr>
+        <w:spacing w:after="100"/>
+        <w:ind w:left="360"/>
+      </w:pPr>
+      <w:r>
+        <w:rPr>
+          <w:i/>
+          <w:iCs/>
+          <w:color w:val="CCCCCC"/>
+          <w:sz w:val="18"/>
+          <w:szCs w:val="18"/>
+          <w:rFonts w:ascii="Calibri" w:cs="Calibri" w:eastAsia="Calibri" w:hAnsi="Calibri"/>
+        </w:rPr>
+        <w:t xml:space="preserve">  Technologies: Java, Java Swing, PostgreSQL, JDBC, SHA-256, Web Server</w:t>
+      </w:r>
+    </w:p>
+    <w:p>
+      <w:pPr>
+        <w:tabs>
+          <w:tab w:val="right" w:pos="10800"/>
+        </w:tabs>
+        <w:spacing w:before="150" w:after="20"/>
+      </w:pPr>
+      <w:r>
+        <w:rPr>
+          <w:b/>
+          <w:bCs/>
+          <w:color w:val="FFFFFF"/>
+          <w:sz w:val="22"/>
+          <w:szCs w:val="22"/>
+          <w:rFonts w:ascii="Calibri" w:cs="Calibri" w:eastAsia="Calibri" w:hAnsi="Calibri"/>
+        </w:rPr>
         <w:t xml:space="preserve">Zodiac Real Estate AI</w:t>
       </w:r>
       <w:tab/>
@@ -2529,21 +2859,6 @@
           <w:rFonts w:ascii="Calibri" w:cs="Calibri" w:eastAsia="Calibri" w:hAnsi="Calibri"/>
         </w:rPr>
         <w:t xml:space="preserve">• Delivered a real estate analytics platform achieving 88.3% ML prediction accuracy across 49,551+ Canadian properties, integrating real-time economic data feeds</w:t>
-      </w:r>
-    </w:p>
-    <w:p>
-      <w:pPr>
-        <w:spacing w:after="50"/>
-        <w:ind w:left="360"/>
-      </w:pPr>
-      <w:r>
-        <w:rPr>
-          <w:color w:val="FFD700"/>
-          <w:sz w:val="18"/>
-          <w:szCs w:val="18"/>
-          <w:rFonts w:ascii="Calibri" w:cs="Calibri" w:eastAsia="Calibri" w:hAnsi="Calibri"/>
-        </w:rPr>
-        <w:t xml:space="preserve">  GitHub: https://github.com/EfeObus/NextProperty</w:t>
       </w:r>
     </w:p>
     <w:p>
